--- a/09_documentation/final_doc.docx
+++ b/09_documentation/final_doc.docx
@@ -1408,7 +1408,27 @@
           <w:lang w:eastAsia="en-DE"/>
           <w14:ligatures w14:val="none"/>
         </w:rPr>
-        <w:t>The continuous growth of urban traffic demand has increased congestion, travel delays, fuel consumption, and accident risks at road intersections. Traditional intersection control methods, particularly traffic light systems, rely on predefined signaling strategies that are often unable to adapt efficiently to dynamic traffic conditions. As cities move toward intelligent transportation infrastructures, more advanced traffic management approaches are required to improve traffic flow, safety, and resource utilization.</w:t>
+        <w:t xml:space="preserve">The continuous growth of urban traffic demand has increased congestion, travel delays, fuel consumption, and accident risks at road intersections. Traditional intersection control methods, particularly traffic light systems, rely on predefined </w:t>
+      </w:r>
+      <w:proofErr w:type="spellStart"/>
+      <w:r>
+        <w:rPr>
+          <w:rFonts w:ascii="Times New Roman" w:eastAsia="Times New Roman" w:hAnsi="Times New Roman" w:cs="Times New Roman"/>
+          <w:kern w:val="0"/>
+          <w:lang w:eastAsia="en-DE"/>
+          <w14:ligatures w14:val="none"/>
+        </w:rPr>
+        <w:t>signaling</w:t>
+      </w:r>
+      <w:proofErr w:type="spellEnd"/>
+      <w:r>
+        <w:rPr>
+          <w:rFonts w:ascii="Times New Roman" w:eastAsia="Times New Roman" w:hAnsi="Times New Roman" w:cs="Times New Roman"/>
+          <w:kern w:val="0"/>
+          <w:lang w:eastAsia="en-DE"/>
+          <w14:ligatures w14:val="none"/>
+        </w:rPr>
+        <w:t xml:space="preserve"> strategies that are often unable to adapt efficiently to dynamic traffic conditions. As cities move toward intelligent transportation infrastructures, more advanced traffic management approaches are required to improve traffic flow, safety, and resource utilization.</w:t>
       </w:r>
     </w:p>
     <w:p>
@@ -2037,7 +2057,27 @@
           <w:lang w:eastAsia="en-DE"/>
           <w14:ligatures w14:val="none"/>
         </w:rPr>
-        <w:t>Prepare the architecture for FreeRTOS-based embedded implementation.</w:t>
+        <w:t xml:space="preserve">Prepare the architecture for </w:t>
+      </w:r>
+      <w:proofErr w:type="spellStart"/>
+      <w:r>
+        <w:rPr>
+          <w:rFonts w:ascii="Times New Roman" w:eastAsia="Times New Roman" w:hAnsi="Times New Roman" w:cs="Times New Roman"/>
+          <w:kern w:val="0"/>
+          <w:lang w:eastAsia="en-DE"/>
+          <w14:ligatures w14:val="none"/>
+        </w:rPr>
+        <w:t>FreeRTOS</w:t>
+      </w:r>
+      <w:proofErr w:type="spellEnd"/>
+      <w:r>
+        <w:rPr>
+          <w:rFonts w:ascii="Times New Roman" w:eastAsia="Times New Roman" w:hAnsi="Times New Roman" w:cs="Times New Roman"/>
+          <w:kern w:val="0"/>
+          <w:lang w:eastAsia="en-DE"/>
+          <w14:ligatures w14:val="none"/>
+        </w:rPr>
+        <w:t>-based embedded implementation.</w:t>
       </w:r>
     </w:p>
     <w:p>
@@ -6949,14 +6989,25 @@
                 <w14:ligatures w14:val="none"/>
               </w:rPr>
             </w:pPr>
-            <w:r>
-              <w:rPr>
-                <w:rFonts w:ascii="Times New Roman" w:eastAsia="Times New Roman" w:hAnsi="Times New Roman" w:cs="Times New Roman"/>
-                <w:kern w:val="0"/>
-                <w:lang w:eastAsia="en-DE"/>
-                <w14:ligatures w14:val="none"/>
-              </w:rPr>
-              <w:t>Preempted schedule</w:t>
+            <w:proofErr w:type="spellStart"/>
+            <w:r>
+              <w:rPr>
+                <w:rFonts w:ascii="Times New Roman" w:eastAsia="Times New Roman" w:hAnsi="Times New Roman" w:cs="Times New Roman"/>
+                <w:kern w:val="0"/>
+                <w:lang w:eastAsia="en-DE"/>
+                <w14:ligatures w14:val="none"/>
+              </w:rPr>
+              <w:t>Preempted</w:t>
+            </w:r>
+            <w:proofErr w:type="spellEnd"/>
+            <w:r>
+              <w:rPr>
+                <w:rFonts w:ascii="Times New Roman" w:eastAsia="Times New Roman" w:hAnsi="Times New Roman" w:cs="Times New Roman"/>
+                <w:kern w:val="0"/>
+                <w:lang w:eastAsia="en-DE"/>
+                <w14:ligatures w14:val="none"/>
+              </w:rPr>
+              <w:t xml:space="preserve"> schedule</w:t>
             </w:r>
           </w:p>
         </w:tc>
@@ -7248,7 +7299,27 @@
                 <w:lang w:eastAsia="en-DE"/>
                 <w14:ligatures w14:val="none"/>
               </w:rPr>
-              <w:t>≤ 50 ms latency</w:t>
+              <w:t xml:space="preserve">≤ 50 </w:t>
+            </w:r>
+            <w:proofErr w:type="spellStart"/>
+            <w:r>
+              <w:rPr>
+                <w:rFonts w:ascii="Times New Roman" w:eastAsia="Times New Roman" w:hAnsi="Times New Roman" w:cs="Times New Roman"/>
+                <w:kern w:val="0"/>
+                <w:lang w:eastAsia="en-DE"/>
+                <w14:ligatures w14:val="none"/>
+              </w:rPr>
+              <w:t>ms</w:t>
+            </w:r>
+            <w:proofErr w:type="spellEnd"/>
+            <w:r>
+              <w:rPr>
+                <w:rFonts w:ascii="Times New Roman" w:eastAsia="Times New Roman" w:hAnsi="Times New Roman" w:cs="Times New Roman"/>
+                <w:kern w:val="0"/>
+                <w:lang w:eastAsia="en-DE"/>
+                <w14:ligatures w14:val="none"/>
+              </w:rPr>
+              <w:t xml:space="preserve"> latency</w:t>
             </w:r>
           </w:p>
         </w:tc>
@@ -7804,7 +7875,27 @@
                 <w:lang w:eastAsia="en-DE"/>
                 <w14:ligatures w14:val="none"/>
               </w:rPr>
-              <w:t>≤ 100 ms delay</w:t>
+              <w:t xml:space="preserve">≤ 100 </w:t>
+            </w:r>
+            <w:proofErr w:type="spellStart"/>
+            <w:r>
+              <w:rPr>
+                <w:rFonts w:ascii="Times New Roman" w:eastAsia="Times New Roman" w:hAnsi="Times New Roman" w:cs="Times New Roman"/>
+                <w:kern w:val="0"/>
+                <w:lang w:eastAsia="en-DE"/>
+                <w14:ligatures w14:val="none"/>
+              </w:rPr>
+              <w:t>ms</w:t>
+            </w:r>
+            <w:proofErr w:type="spellEnd"/>
+            <w:r>
+              <w:rPr>
+                <w:rFonts w:ascii="Times New Roman" w:eastAsia="Times New Roman" w:hAnsi="Times New Roman" w:cs="Times New Roman"/>
+                <w:kern w:val="0"/>
+                <w:lang w:eastAsia="en-DE"/>
+                <w14:ligatures w14:val="none"/>
+              </w:rPr>
+              <w:t xml:space="preserve"> delay</w:t>
             </w:r>
           </w:p>
         </w:tc>
@@ -10166,7 +10257,27 @@
                 <w:lang w:val="en-US"/>
                 <w14:ligatures w14:val="none"/>
               </w:rPr>
-              <w:t>Dynamic schedule recomputation within operational deadline</w:t>
+              <w:t xml:space="preserve">Dynamic schedule </w:t>
+            </w:r>
+            <w:proofErr w:type="spellStart"/>
+            <w:r>
+              <w:rPr>
+                <w:rFonts w:ascii="Times New Roman" w:eastAsia="Times New Roman" w:hAnsi="Times New Roman" w:cs="Times New Roman"/>
+                <w:kern w:val="0"/>
+                <w:lang w:val="en-US"/>
+                <w14:ligatures w14:val="none"/>
+              </w:rPr>
+              <w:t>recomputation</w:t>
+            </w:r>
+            <w:proofErr w:type="spellEnd"/>
+            <w:r>
+              <w:rPr>
+                <w:rFonts w:ascii="Times New Roman" w:eastAsia="Times New Roman" w:hAnsi="Times New Roman" w:cs="Times New Roman"/>
+                <w:kern w:val="0"/>
+                <w:lang w:val="en-US"/>
+                <w14:ligatures w14:val="none"/>
+              </w:rPr>
+              <w:t xml:space="preserve"> within operational deadline</w:t>
             </w:r>
           </w:p>
         </w:tc>
@@ -10259,7 +10370,7 @@
                 <w:rFonts w:ascii="Times New Roman" w:eastAsia="Times New Roman" w:hAnsi="Times New Roman" w:cs="Times New Roman"/>
                 <w:color w:val="FFFFFF" w:themeColor="background1"/>
                 <w:kern w:val="0"/>
-                <w:lang w:val="en-DE" w:eastAsia="en-DE"/>
+                <w:lang w:eastAsia="en-DE"/>
                 <w14:ligatures w14:val="none"/>
               </w:rPr>
             </w:pPr>
@@ -10268,7 +10379,7 @@
                 <w:rFonts w:ascii="Times New Roman" w:eastAsia="Times New Roman" w:hAnsi="Times New Roman" w:cs="Times New Roman"/>
                 <w:color w:val="FFFFFF" w:themeColor="background1"/>
                 <w:kern w:val="0"/>
-                <w:lang w:val="en-DE" w:eastAsia="en-DE"/>
+                <w:lang w:eastAsia="en-DE"/>
                 <w14:ligatures w14:val="none"/>
               </w:rPr>
               <w:t>ID</w:t>
@@ -10290,7 +10401,7 @@
                 <w:rFonts w:ascii="Times New Roman" w:eastAsia="Times New Roman" w:hAnsi="Times New Roman" w:cs="Times New Roman"/>
                 <w:color w:val="FFFFFF" w:themeColor="background1"/>
                 <w:kern w:val="0"/>
-                <w:lang w:val="en-DE" w:eastAsia="en-DE"/>
+                <w:lang w:eastAsia="en-DE"/>
                 <w14:ligatures w14:val="none"/>
               </w:rPr>
             </w:pPr>
@@ -10299,7 +10410,7 @@
                 <w:rFonts w:ascii="Times New Roman" w:eastAsia="Times New Roman" w:hAnsi="Times New Roman" w:cs="Times New Roman"/>
                 <w:color w:val="FFFFFF" w:themeColor="background1"/>
                 <w:kern w:val="0"/>
-                <w:lang w:val="en-DE" w:eastAsia="en-DE"/>
+                <w:lang w:eastAsia="en-DE"/>
                 <w14:ligatures w14:val="none"/>
               </w:rPr>
               <w:t>Requirement</w:t>
@@ -10321,7 +10432,7 @@
                 <w:rFonts w:ascii="Times New Roman" w:eastAsia="Times New Roman" w:hAnsi="Times New Roman" w:cs="Times New Roman"/>
                 <w:color w:val="FFFFFF" w:themeColor="background1"/>
                 <w:kern w:val="0"/>
-                <w:lang w:val="en-DE" w:eastAsia="en-DE"/>
+                <w:lang w:eastAsia="en-DE"/>
                 <w14:ligatures w14:val="none"/>
               </w:rPr>
             </w:pPr>
@@ -10330,7 +10441,7 @@
                 <w:rFonts w:ascii="Times New Roman" w:eastAsia="Times New Roman" w:hAnsi="Times New Roman" w:cs="Times New Roman"/>
                 <w:color w:val="FFFFFF" w:themeColor="background1"/>
                 <w:kern w:val="0"/>
-                <w:lang w:val="en-DE" w:eastAsia="en-DE"/>
+                <w:lang w:eastAsia="en-DE"/>
                 <w14:ligatures w14:val="none"/>
               </w:rPr>
               <w:t xml:space="preserve">Description </w:t>
@@ -10352,7 +10463,7 @@
                 <w:rFonts w:ascii="Times New Roman" w:eastAsia="Times New Roman" w:hAnsi="Times New Roman" w:cs="Times New Roman"/>
                 <w:color w:val="FFFFFF" w:themeColor="background1"/>
                 <w:kern w:val="0"/>
-                <w:lang w:val="en-DE" w:eastAsia="en-DE"/>
+                <w:lang w:eastAsia="en-DE"/>
                 <w14:ligatures w14:val="none"/>
               </w:rPr>
             </w:pPr>
@@ -10361,7 +10472,7 @@
                 <w:rFonts w:ascii="Times New Roman" w:eastAsia="Times New Roman" w:hAnsi="Times New Roman" w:cs="Times New Roman"/>
                 <w:color w:val="FFFFFF" w:themeColor="background1"/>
                 <w:kern w:val="0"/>
-                <w:lang w:val="en-DE" w:eastAsia="en-DE"/>
+                <w:lang w:eastAsia="en-DE"/>
                 <w14:ligatures w14:val="none"/>
               </w:rPr>
               <w:t>Mapped Block(s)</w:t>
@@ -10383,7 +10494,7 @@
                 <w:rFonts w:ascii="Times New Roman" w:eastAsia="Times New Roman" w:hAnsi="Times New Roman" w:cs="Times New Roman"/>
                 <w:color w:val="FFFFFF" w:themeColor="background1"/>
                 <w:kern w:val="0"/>
-                <w:lang w:val="en-DE" w:eastAsia="en-DE"/>
+                <w:lang w:eastAsia="en-DE"/>
                 <w14:ligatures w14:val="none"/>
               </w:rPr>
             </w:pPr>
@@ -10392,7 +10503,7 @@
                 <w:rFonts w:ascii="Times New Roman" w:eastAsia="Times New Roman" w:hAnsi="Times New Roman" w:cs="Times New Roman"/>
                 <w:color w:val="FFFFFF" w:themeColor="background1"/>
                 <w:kern w:val="0"/>
-                <w:lang w:val="en-DE" w:eastAsia="en-DE"/>
+                <w:lang w:eastAsia="en-DE"/>
                 <w14:ligatures w14:val="none"/>
               </w:rPr>
               <w:t xml:space="preserve">Verification </w:t>
@@ -10416,15 +10527,15 @@
               <w:rPr>
                 <w:rFonts w:ascii="Times New Roman" w:eastAsia="Times New Roman" w:hAnsi="Times New Roman" w:cs="Times New Roman"/>
                 <w:kern w:val="0"/>
-                <w:lang w:val="en-DE" w:eastAsia="en-DE"/>
-                <w14:ligatures w14:val="none"/>
-              </w:rPr>
-            </w:pPr>
-            <w:r>
-              <w:rPr>
-                <w:rFonts w:ascii="Times New Roman" w:eastAsia="Times New Roman" w:hAnsi="Times New Roman" w:cs="Times New Roman"/>
-                <w:kern w:val="0"/>
-                <w:lang w:val="en-DE" w:eastAsia="en-DE"/>
+                <w:lang w:eastAsia="en-DE"/>
+                <w14:ligatures w14:val="none"/>
+              </w:rPr>
+            </w:pPr>
+            <w:r>
+              <w:rPr>
+                <w:rFonts w:ascii="Times New Roman" w:eastAsia="Times New Roman" w:hAnsi="Times New Roman" w:cs="Times New Roman"/>
+                <w:kern w:val="0"/>
+                <w:lang w:eastAsia="en-DE"/>
                 <w14:ligatures w14:val="none"/>
               </w:rPr>
               <w:t>FR-1</w:t>
@@ -10443,15 +10554,15 @@
               <w:rPr>
                 <w:rFonts w:ascii="Times New Roman" w:eastAsia="Times New Roman" w:hAnsi="Times New Roman" w:cs="Times New Roman"/>
                 <w:kern w:val="0"/>
-                <w:lang w:val="en-DE" w:eastAsia="en-DE"/>
-                <w14:ligatures w14:val="none"/>
-              </w:rPr>
-            </w:pPr>
-            <w:r>
-              <w:rPr>
-                <w:rFonts w:ascii="Times New Roman" w:eastAsia="Times New Roman" w:hAnsi="Times New Roman" w:cs="Times New Roman"/>
-                <w:kern w:val="0"/>
-                <w:lang w:val="en-DE" w:eastAsia="en-DE"/>
+                <w:lang w:eastAsia="en-DE"/>
+                <w14:ligatures w14:val="none"/>
+              </w:rPr>
+            </w:pPr>
+            <w:r>
+              <w:rPr>
+                <w:rFonts w:ascii="Times New Roman" w:eastAsia="Times New Roman" w:hAnsi="Times New Roman" w:cs="Times New Roman"/>
+                <w:kern w:val="0"/>
+                <w:lang w:eastAsia="en-DE"/>
                 <w14:ligatures w14:val="none"/>
               </w:rPr>
               <w:t>Vehicle State Acquisition</w:t>
@@ -10470,15 +10581,15 @@
               <w:rPr>
                 <w:rFonts w:ascii="Times New Roman" w:eastAsia="Times New Roman" w:hAnsi="Times New Roman" w:cs="Times New Roman"/>
                 <w:kern w:val="0"/>
-                <w:lang w:val="en-DE" w:eastAsia="en-DE"/>
-                <w14:ligatures w14:val="none"/>
-              </w:rPr>
-            </w:pPr>
-            <w:r>
-              <w:rPr>
-                <w:rFonts w:ascii="Times New Roman" w:eastAsia="Times New Roman" w:hAnsi="Times New Roman" w:cs="Times New Roman"/>
-                <w:kern w:val="0"/>
-                <w:lang w:val="en-DE" w:eastAsia="en-DE"/>
+                <w:lang w:eastAsia="en-DE"/>
+                <w14:ligatures w14:val="none"/>
+              </w:rPr>
+            </w:pPr>
+            <w:r>
+              <w:rPr>
+                <w:rFonts w:ascii="Times New Roman" w:eastAsia="Times New Roman" w:hAnsi="Times New Roman" w:cs="Times New Roman"/>
+                <w:kern w:val="0"/>
+                <w:lang w:eastAsia="en-DE"/>
                 <w14:ligatures w14:val="none"/>
               </w:rPr>
               <w:t>Collect real-time vehicle data</w:t>
@@ -10497,15 +10608,15 @@
               <w:rPr>
                 <w:rFonts w:ascii="Times New Roman" w:eastAsia="Times New Roman" w:hAnsi="Times New Roman" w:cs="Times New Roman"/>
                 <w:kern w:val="0"/>
-                <w:lang w:val="en-DE" w:eastAsia="en-DE"/>
-                <w14:ligatures w14:val="none"/>
-              </w:rPr>
-            </w:pPr>
-            <w:r>
-              <w:rPr>
-                <w:rFonts w:ascii="Times New Roman" w:eastAsia="Times New Roman" w:hAnsi="Times New Roman" w:cs="Times New Roman"/>
-                <w:kern w:val="0"/>
-                <w:lang w:val="en-DE" w:eastAsia="en-DE"/>
+                <w:lang w:eastAsia="en-DE"/>
+                <w14:ligatures w14:val="none"/>
+              </w:rPr>
+            </w:pPr>
+            <w:r>
+              <w:rPr>
+                <w:rFonts w:ascii="Times New Roman" w:eastAsia="Times New Roman" w:hAnsi="Times New Roman" w:cs="Times New Roman"/>
+                <w:kern w:val="0"/>
+                <w:lang w:eastAsia="en-DE"/>
                 <w14:ligatures w14:val="none"/>
               </w:rPr>
               <w:t>Sensor Subsystem</w:t>
@@ -10524,15 +10635,15 @@
               <w:rPr>
                 <w:rFonts w:ascii="Times New Roman" w:eastAsia="Times New Roman" w:hAnsi="Times New Roman" w:cs="Times New Roman"/>
                 <w:kern w:val="0"/>
-                <w:lang w:val="en-DE" w:eastAsia="en-DE"/>
-                <w14:ligatures w14:val="none"/>
-              </w:rPr>
-            </w:pPr>
-            <w:r>
-              <w:rPr>
-                <w:rFonts w:ascii="Times New Roman" w:eastAsia="Times New Roman" w:hAnsi="Times New Roman" w:cs="Times New Roman"/>
-                <w:kern w:val="0"/>
-                <w:lang w:val="en-DE" w:eastAsia="en-DE"/>
+                <w:lang w:eastAsia="en-DE"/>
+                <w14:ligatures w14:val="none"/>
+              </w:rPr>
+            </w:pPr>
+            <w:r>
+              <w:rPr>
+                <w:rFonts w:ascii="Times New Roman" w:eastAsia="Times New Roman" w:hAnsi="Times New Roman" w:cs="Times New Roman"/>
+                <w:kern w:val="0"/>
+                <w:lang w:eastAsia="en-DE"/>
                 <w14:ligatures w14:val="none"/>
               </w:rPr>
               <w:t>V2X + sensor fusion validation</w:t>
@@ -10553,15 +10664,15 @@
               <w:rPr>
                 <w:rFonts w:ascii="Times New Roman" w:eastAsia="Times New Roman" w:hAnsi="Times New Roman" w:cs="Times New Roman"/>
                 <w:kern w:val="0"/>
-                <w:lang w:val="en-DE" w:eastAsia="en-DE"/>
-                <w14:ligatures w14:val="none"/>
-              </w:rPr>
-            </w:pPr>
-            <w:r>
-              <w:rPr>
-                <w:rFonts w:ascii="Times New Roman" w:eastAsia="Times New Roman" w:hAnsi="Times New Roman" w:cs="Times New Roman"/>
-                <w:kern w:val="0"/>
-                <w:lang w:val="en-DE" w:eastAsia="en-DE"/>
+                <w:lang w:eastAsia="en-DE"/>
+                <w14:ligatures w14:val="none"/>
+              </w:rPr>
+            </w:pPr>
+            <w:r>
+              <w:rPr>
+                <w:rFonts w:ascii="Times New Roman" w:eastAsia="Times New Roman" w:hAnsi="Times New Roman" w:cs="Times New Roman"/>
+                <w:kern w:val="0"/>
+                <w:lang w:eastAsia="en-DE"/>
                 <w14:ligatures w14:val="none"/>
               </w:rPr>
               <w:t>FR-2</w:t>
@@ -10580,15 +10691,15 @@
               <w:rPr>
                 <w:rFonts w:ascii="Times New Roman" w:eastAsia="Times New Roman" w:hAnsi="Times New Roman" w:cs="Times New Roman"/>
                 <w:kern w:val="0"/>
-                <w:lang w:val="en-DE" w:eastAsia="en-DE"/>
-                <w14:ligatures w14:val="none"/>
-              </w:rPr>
-            </w:pPr>
-            <w:r>
-              <w:rPr>
-                <w:rFonts w:ascii="Times New Roman" w:eastAsia="Times New Roman" w:hAnsi="Times New Roman" w:cs="Times New Roman"/>
-                <w:kern w:val="0"/>
-                <w:lang w:val="en-DE" w:eastAsia="en-DE"/>
+                <w:lang w:eastAsia="en-DE"/>
+                <w14:ligatures w14:val="none"/>
+              </w:rPr>
+            </w:pPr>
+            <w:r>
+              <w:rPr>
+                <w:rFonts w:ascii="Times New Roman" w:eastAsia="Times New Roman" w:hAnsi="Times New Roman" w:cs="Times New Roman"/>
+                <w:kern w:val="0"/>
+                <w:lang w:eastAsia="en-DE"/>
                 <w14:ligatures w14:val="none"/>
               </w:rPr>
               <w:t>Lane Monitoring</w:t>
@@ -10607,15 +10718,15 @@
               <w:rPr>
                 <w:rFonts w:ascii="Times New Roman" w:eastAsia="Times New Roman" w:hAnsi="Times New Roman" w:cs="Times New Roman"/>
                 <w:kern w:val="0"/>
-                <w:lang w:val="en-DE" w:eastAsia="en-DE"/>
-                <w14:ligatures w14:val="none"/>
-              </w:rPr>
-            </w:pPr>
-            <w:r>
-              <w:rPr>
-                <w:rFonts w:ascii="Times New Roman" w:eastAsia="Times New Roman" w:hAnsi="Times New Roman" w:cs="Times New Roman"/>
-                <w:kern w:val="0"/>
-                <w:lang w:val="en-DE" w:eastAsia="en-DE"/>
+                <w:lang w:eastAsia="en-DE"/>
+                <w14:ligatures w14:val="none"/>
+              </w:rPr>
+            </w:pPr>
+            <w:r>
+              <w:rPr>
+                <w:rFonts w:ascii="Times New Roman" w:eastAsia="Times New Roman" w:hAnsi="Times New Roman" w:cs="Times New Roman"/>
+                <w:kern w:val="0"/>
+                <w:lang w:eastAsia="en-DE"/>
                 <w14:ligatures w14:val="none"/>
               </w:rPr>
               <w:t>Maintain lane occupancy and queue state</w:t>
@@ -10634,15 +10745,15 @@
               <w:rPr>
                 <w:rFonts w:ascii="Times New Roman" w:eastAsia="Times New Roman" w:hAnsi="Times New Roman" w:cs="Times New Roman"/>
                 <w:kern w:val="0"/>
-                <w:lang w:val="en-DE" w:eastAsia="en-DE"/>
-                <w14:ligatures w14:val="none"/>
-              </w:rPr>
-            </w:pPr>
-            <w:r>
-              <w:rPr>
-                <w:rFonts w:ascii="Times New Roman" w:eastAsia="Times New Roman" w:hAnsi="Times New Roman" w:cs="Times New Roman"/>
-                <w:kern w:val="0"/>
-                <w:lang w:val="en-DE" w:eastAsia="en-DE"/>
+                <w:lang w:eastAsia="en-DE"/>
+                <w14:ligatures w14:val="none"/>
+              </w:rPr>
+            </w:pPr>
+            <w:r>
+              <w:rPr>
+                <w:rFonts w:ascii="Times New Roman" w:eastAsia="Times New Roman" w:hAnsi="Times New Roman" w:cs="Times New Roman"/>
+                <w:kern w:val="0"/>
+                <w:lang w:eastAsia="en-DE"/>
                 <w14:ligatures w14:val="none"/>
               </w:rPr>
               <w:t>Lane State Builder</w:t>
@@ -10661,18 +10772,29 @@
               <w:rPr>
                 <w:rFonts w:ascii="Times New Roman" w:eastAsia="Times New Roman" w:hAnsi="Times New Roman" w:cs="Times New Roman"/>
                 <w:kern w:val="0"/>
-                <w:lang w:val="en-DE" w:eastAsia="en-DE"/>
-                <w14:ligatures w14:val="none"/>
-              </w:rPr>
-            </w:pPr>
-            <w:r>
-              <w:rPr>
-                <w:rFonts w:ascii="Times New Roman" w:eastAsia="Times New Roman" w:hAnsi="Times New Roman" w:cs="Times New Roman"/>
-                <w:kern w:val="0"/>
-                <w:lang w:val="en-DE" w:eastAsia="en-DE"/>
-                <w14:ligatures w14:val="none"/>
-              </w:rPr>
-              <w:t>LaneState consistency checks</w:t>
+                <w:lang w:eastAsia="en-DE"/>
+                <w14:ligatures w14:val="none"/>
+              </w:rPr>
+            </w:pPr>
+            <w:proofErr w:type="spellStart"/>
+            <w:r>
+              <w:rPr>
+                <w:rFonts w:ascii="Times New Roman" w:eastAsia="Times New Roman" w:hAnsi="Times New Roman" w:cs="Times New Roman"/>
+                <w:kern w:val="0"/>
+                <w:lang w:eastAsia="en-DE"/>
+                <w14:ligatures w14:val="none"/>
+              </w:rPr>
+              <w:t>LaneState</w:t>
+            </w:r>
+            <w:proofErr w:type="spellEnd"/>
+            <w:r>
+              <w:rPr>
+                <w:rFonts w:ascii="Times New Roman" w:eastAsia="Times New Roman" w:hAnsi="Times New Roman" w:cs="Times New Roman"/>
+                <w:kern w:val="0"/>
+                <w:lang w:eastAsia="en-DE"/>
+                <w14:ligatures w14:val="none"/>
+              </w:rPr>
+              <w:t xml:space="preserve"> consistency checks</w:t>
             </w:r>
           </w:p>
         </w:tc>
@@ -10693,15 +10815,15 @@
               <w:rPr>
                 <w:rFonts w:ascii="Times New Roman" w:eastAsia="Times New Roman" w:hAnsi="Times New Roman" w:cs="Times New Roman"/>
                 <w:kern w:val="0"/>
-                <w:lang w:val="en-DE" w:eastAsia="en-DE"/>
-                <w14:ligatures w14:val="none"/>
-              </w:rPr>
-            </w:pPr>
-            <w:r>
-              <w:rPr>
-                <w:rFonts w:ascii="Times New Roman" w:eastAsia="Times New Roman" w:hAnsi="Times New Roman" w:cs="Times New Roman"/>
-                <w:kern w:val="0"/>
-                <w:lang w:val="en-DE" w:eastAsia="en-DE"/>
+                <w:lang w:eastAsia="en-DE"/>
+                <w14:ligatures w14:val="none"/>
+              </w:rPr>
+            </w:pPr>
+            <w:r>
+              <w:rPr>
+                <w:rFonts w:ascii="Times New Roman" w:eastAsia="Times New Roman" w:hAnsi="Times New Roman" w:cs="Times New Roman"/>
+                <w:kern w:val="0"/>
+                <w:lang w:eastAsia="en-DE"/>
                 <w14:ligatures w14:val="none"/>
               </w:rPr>
               <w:t>FR-3</w:t>
@@ -10720,15 +10842,15 @@
               <w:rPr>
                 <w:rFonts w:ascii="Times New Roman" w:eastAsia="Times New Roman" w:hAnsi="Times New Roman" w:cs="Times New Roman"/>
                 <w:kern w:val="0"/>
-                <w:lang w:val="en-DE" w:eastAsia="en-DE"/>
-                <w14:ligatures w14:val="none"/>
-              </w:rPr>
-            </w:pPr>
-            <w:r>
-              <w:rPr>
-                <w:rFonts w:ascii="Times New Roman" w:eastAsia="Times New Roman" w:hAnsi="Times New Roman" w:cs="Times New Roman"/>
-                <w:kern w:val="0"/>
-                <w:lang w:val="en-DE" w:eastAsia="en-DE"/>
+                <w:lang w:eastAsia="en-DE"/>
+                <w14:ligatures w14:val="none"/>
+              </w:rPr>
+            </w:pPr>
+            <w:r>
+              <w:rPr>
+                <w:rFonts w:ascii="Times New Roman" w:eastAsia="Times New Roman" w:hAnsi="Times New Roman" w:cs="Times New Roman"/>
+                <w:kern w:val="0"/>
+                <w:lang w:eastAsia="en-DE"/>
                 <w14:ligatures w14:val="none"/>
               </w:rPr>
               <w:t>Trajectory Interpretation</w:t>
@@ -10747,15 +10869,15 @@
               <w:rPr>
                 <w:rFonts w:ascii="Times New Roman" w:eastAsia="Times New Roman" w:hAnsi="Times New Roman" w:cs="Times New Roman"/>
                 <w:kern w:val="0"/>
-                <w:lang w:val="en-DE" w:eastAsia="en-DE"/>
-                <w14:ligatures w14:val="none"/>
-              </w:rPr>
-            </w:pPr>
-            <w:r>
-              <w:rPr>
-                <w:rFonts w:ascii="Times New Roman" w:eastAsia="Times New Roman" w:hAnsi="Times New Roman" w:cs="Times New Roman"/>
-                <w:kern w:val="0"/>
-                <w:lang w:val="en-DE" w:eastAsia="en-DE"/>
+                <w:lang w:eastAsia="en-DE"/>
+                <w14:ligatures w14:val="none"/>
+              </w:rPr>
+            </w:pPr>
+            <w:r>
+              <w:rPr>
+                <w:rFonts w:ascii="Times New Roman" w:eastAsia="Times New Roman" w:hAnsi="Times New Roman" w:cs="Times New Roman"/>
+                <w:kern w:val="0"/>
+                <w:lang w:eastAsia="en-DE"/>
                 <w14:ligatures w14:val="none"/>
               </w:rPr>
               <w:t>Map intent to intersection paths</w:t>
@@ -10774,15 +10896,15 @@
               <w:rPr>
                 <w:rFonts w:ascii="Times New Roman" w:eastAsia="Times New Roman" w:hAnsi="Times New Roman" w:cs="Times New Roman"/>
                 <w:kern w:val="0"/>
-                <w:lang w:val="en-DE" w:eastAsia="en-DE"/>
-                <w14:ligatures w14:val="none"/>
-              </w:rPr>
-            </w:pPr>
-            <w:r>
-              <w:rPr>
-                <w:rFonts w:ascii="Times New Roman" w:eastAsia="Times New Roman" w:hAnsi="Times New Roman" w:cs="Times New Roman"/>
-                <w:kern w:val="0"/>
-                <w:lang w:val="en-DE" w:eastAsia="en-DE"/>
+                <w:lang w:eastAsia="en-DE"/>
+                <w14:ligatures w14:val="none"/>
+              </w:rPr>
+            </w:pPr>
+            <w:r>
+              <w:rPr>
+                <w:rFonts w:ascii="Times New Roman" w:eastAsia="Times New Roman" w:hAnsi="Times New Roman" w:cs="Times New Roman"/>
+                <w:kern w:val="0"/>
+                <w:lang w:eastAsia="en-DE"/>
                 <w14:ligatures w14:val="none"/>
               </w:rPr>
               <w:t>Lane State Builder</w:t>
@@ -10801,15 +10923,15 @@
               <w:rPr>
                 <w:rFonts w:ascii="Times New Roman" w:eastAsia="Times New Roman" w:hAnsi="Times New Roman" w:cs="Times New Roman"/>
                 <w:kern w:val="0"/>
-                <w:lang w:val="en-DE" w:eastAsia="en-DE"/>
-                <w14:ligatures w14:val="none"/>
-              </w:rPr>
-            </w:pPr>
-            <w:r>
-              <w:rPr>
-                <w:rFonts w:ascii="Times New Roman" w:eastAsia="Times New Roman" w:hAnsi="Times New Roman" w:cs="Times New Roman"/>
-                <w:kern w:val="0"/>
-                <w:lang w:val="en-DE" w:eastAsia="en-DE"/>
+                <w:lang w:eastAsia="en-DE"/>
+                <w14:ligatures w14:val="none"/>
+              </w:rPr>
+            </w:pPr>
+            <w:r>
+              <w:rPr>
+                <w:rFonts w:ascii="Times New Roman" w:eastAsia="Times New Roman" w:hAnsi="Times New Roman" w:cs="Times New Roman"/>
+                <w:kern w:val="0"/>
+                <w:lang w:eastAsia="en-DE"/>
                 <w14:ligatures w14:val="none"/>
               </w:rPr>
               <w:t>State model validation</w:t>
@@ -10830,15 +10952,15 @@
               <w:rPr>
                 <w:rFonts w:ascii="Times New Roman" w:eastAsia="Times New Roman" w:hAnsi="Times New Roman" w:cs="Times New Roman"/>
                 <w:kern w:val="0"/>
-                <w:lang w:val="en-DE" w:eastAsia="en-DE"/>
-                <w14:ligatures w14:val="none"/>
-              </w:rPr>
-            </w:pPr>
-            <w:r>
-              <w:rPr>
-                <w:rFonts w:ascii="Times New Roman" w:eastAsia="Times New Roman" w:hAnsi="Times New Roman" w:cs="Times New Roman"/>
-                <w:kern w:val="0"/>
-                <w:lang w:val="en-DE" w:eastAsia="en-DE"/>
+                <w:lang w:eastAsia="en-DE"/>
+                <w14:ligatures w14:val="none"/>
+              </w:rPr>
+            </w:pPr>
+            <w:r>
+              <w:rPr>
+                <w:rFonts w:ascii="Times New Roman" w:eastAsia="Times New Roman" w:hAnsi="Times New Roman" w:cs="Times New Roman"/>
+                <w:kern w:val="0"/>
+                <w:lang w:eastAsia="en-DE"/>
                 <w14:ligatures w14:val="none"/>
               </w:rPr>
               <w:t>FR-4</w:t>
@@ -10857,15 +10979,15 @@
               <w:rPr>
                 <w:rFonts w:ascii="Times New Roman" w:eastAsia="Times New Roman" w:hAnsi="Times New Roman" w:cs="Times New Roman"/>
                 <w:kern w:val="0"/>
-                <w:lang w:val="en-DE" w:eastAsia="en-DE"/>
-                <w14:ligatures w14:val="none"/>
-              </w:rPr>
-            </w:pPr>
-            <w:r>
-              <w:rPr>
-                <w:rFonts w:ascii="Times New Roman" w:eastAsia="Times New Roman" w:hAnsi="Times New Roman" w:cs="Times New Roman"/>
-                <w:kern w:val="0"/>
-                <w:lang w:val="en-DE" w:eastAsia="en-DE"/>
+                <w:lang w:eastAsia="en-DE"/>
+                <w14:ligatures w14:val="none"/>
+              </w:rPr>
+            </w:pPr>
+            <w:r>
+              <w:rPr>
+                <w:rFonts w:ascii="Times New Roman" w:eastAsia="Times New Roman" w:hAnsi="Times New Roman" w:cs="Times New Roman"/>
+                <w:kern w:val="0"/>
+                <w:lang w:eastAsia="en-DE"/>
                 <w14:ligatures w14:val="none"/>
               </w:rPr>
               <w:t>Conflict Detection</w:t>
@@ -10884,15 +11006,15 @@
               <w:rPr>
                 <w:rFonts w:ascii="Times New Roman" w:eastAsia="Times New Roman" w:hAnsi="Times New Roman" w:cs="Times New Roman"/>
                 <w:kern w:val="0"/>
-                <w:lang w:val="en-DE" w:eastAsia="en-DE"/>
-                <w14:ligatures w14:val="none"/>
-              </w:rPr>
-            </w:pPr>
-            <w:r>
-              <w:rPr>
-                <w:rFonts w:ascii="Times New Roman" w:eastAsia="Times New Roman" w:hAnsi="Times New Roman" w:cs="Times New Roman"/>
-                <w:kern w:val="0"/>
-                <w:lang w:val="en-DE" w:eastAsia="en-DE"/>
+                <w:lang w:eastAsia="en-DE"/>
+                <w14:ligatures w14:val="none"/>
+              </w:rPr>
+            </w:pPr>
+            <w:r>
+              <w:rPr>
+                <w:rFonts w:ascii="Times New Roman" w:eastAsia="Times New Roman" w:hAnsi="Times New Roman" w:cs="Times New Roman"/>
+                <w:kern w:val="0"/>
+                <w:lang w:eastAsia="en-DE"/>
                 <w14:ligatures w14:val="none"/>
               </w:rPr>
               <w:t>Detect spatial-temporal conflicts</w:t>
@@ -10911,15 +11033,15 @@
               <w:rPr>
                 <w:rFonts w:ascii="Times New Roman" w:eastAsia="Times New Roman" w:hAnsi="Times New Roman" w:cs="Times New Roman"/>
                 <w:kern w:val="0"/>
-                <w:lang w:val="en-DE" w:eastAsia="en-DE"/>
-                <w14:ligatures w14:val="none"/>
-              </w:rPr>
-            </w:pPr>
-            <w:r>
-              <w:rPr>
-                <w:rFonts w:ascii="Times New Roman" w:eastAsia="Times New Roman" w:hAnsi="Times New Roman" w:cs="Times New Roman"/>
-                <w:kern w:val="0"/>
-                <w:lang w:val="en-DE" w:eastAsia="en-DE"/>
+                <w:lang w:eastAsia="en-DE"/>
+                <w14:ligatures w14:val="none"/>
+              </w:rPr>
+            </w:pPr>
+            <w:r>
+              <w:rPr>
+                <w:rFonts w:ascii="Times New Roman" w:eastAsia="Times New Roman" w:hAnsi="Times New Roman" w:cs="Times New Roman"/>
+                <w:kern w:val="0"/>
+                <w:lang w:eastAsia="en-DE"/>
                 <w14:ligatures w14:val="none"/>
               </w:rPr>
               <w:t>Conflict Detection Engine</w:t>
@@ -10938,18 +11060,29 @@
               <w:rPr>
                 <w:rFonts w:ascii="Times New Roman" w:eastAsia="Times New Roman" w:hAnsi="Times New Roman" w:cs="Times New Roman"/>
                 <w:kern w:val="0"/>
-                <w:lang w:val="en-DE" w:eastAsia="en-DE"/>
-                <w14:ligatures w14:val="none"/>
-              </w:rPr>
-            </w:pPr>
-            <w:r>
-              <w:rPr>
-                <w:rFonts w:ascii="Times New Roman" w:eastAsia="Times New Roman" w:hAnsi="Times New Roman" w:cs="Times New Roman"/>
-                <w:kern w:val="0"/>
-                <w:lang w:val="en-DE" w:eastAsia="en-DE"/>
-                <w14:ligatures w14:val="none"/>
-              </w:rPr>
-              <w:t>ConflictGraph correctness checks</w:t>
+                <w:lang w:eastAsia="en-DE"/>
+                <w14:ligatures w14:val="none"/>
+              </w:rPr>
+            </w:pPr>
+            <w:proofErr w:type="spellStart"/>
+            <w:r>
+              <w:rPr>
+                <w:rFonts w:ascii="Times New Roman" w:eastAsia="Times New Roman" w:hAnsi="Times New Roman" w:cs="Times New Roman"/>
+                <w:kern w:val="0"/>
+                <w:lang w:eastAsia="en-DE"/>
+                <w14:ligatures w14:val="none"/>
+              </w:rPr>
+              <w:t>ConflictGraph</w:t>
+            </w:r>
+            <w:proofErr w:type="spellEnd"/>
+            <w:r>
+              <w:rPr>
+                <w:rFonts w:ascii="Times New Roman" w:eastAsia="Times New Roman" w:hAnsi="Times New Roman" w:cs="Times New Roman"/>
+                <w:kern w:val="0"/>
+                <w:lang w:eastAsia="en-DE"/>
+                <w14:ligatures w14:val="none"/>
+              </w:rPr>
+              <w:t xml:space="preserve"> correctness checks</w:t>
             </w:r>
           </w:p>
         </w:tc>
@@ -10970,15 +11103,15 @@
               <w:rPr>
                 <w:rFonts w:ascii="Times New Roman" w:eastAsia="Times New Roman" w:hAnsi="Times New Roman" w:cs="Times New Roman"/>
                 <w:kern w:val="0"/>
-                <w:lang w:val="en-DE" w:eastAsia="en-DE"/>
-                <w14:ligatures w14:val="none"/>
-              </w:rPr>
-            </w:pPr>
-            <w:r>
-              <w:rPr>
-                <w:rFonts w:ascii="Times New Roman" w:eastAsia="Times New Roman" w:hAnsi="Times New Roman" w:cs="Times New Roman"/>
-                <w:kern w:val="0"/>
-                <w:lang w:val="en-DE" w:eastAsia="en-DE"/>
+                <w:lang w:eastAsia="en-DE"/>
+                <w14:ligatures w14:val="none"/>
+              </w:rPr>
+            </w:pPr>
+            <w:r>
+              <w:rPr>
+                <w:rFonts w:ascii="Times New Roman" w:eastAsia="Times New Roman" w:hAnsi="Times New Roman" w:cs="Times New Roman"/>
+                <w:kern w:val="0"/>
+                <w:lang w:eastAsia="en-DE"/>
                 <w14:ligatures w14:val="none"/>
               </w:rPr>
               <w:t>FR-5</w:t>
@@ -10997,15 +11130,15 @@
               <w:rPr>
                 <w:rFonts w:ascii="Times New Roman" w:eastAsia="Times New Roman" w:hAnsi="Times New Roman" w:cs="Times New Roman"/>
                 <w:kern w:val="0"/>
-                <w:lang w:val="en-DE" w:eastAsia="en-DE"/>
-                <w14:ligatures w14:val="none"/>
-              </w:rPr>
-            </w:pPr>
-            <w:r>
-              <w:rPr>
-                <w:rFonts w:ascii="Times New Roman" w:eastAsia="Times New Roman" w:hAnsi="Times New Roman" w:cs="Times New Roman"/>
-                <w:kern w:val="0"/>
-                <w:lang w:val="en-DE" w:eastAsia="en-DE"/>
+                <w:lang w:eastAsia="en-DE"/>
+                <w14:ligatures w14:val="none"/>
+              </w:rPr>
+            </w:pPr>
+            <w:r>
+              <w:rPr>
+                <w:rFonts w:ascii="Times New Roman" w:eastAsia="Times New Roman" w:hAnsi="Times New Roman" w:cs="Times New Roman"/>
+                <w:kern w:val="0"/>
+                <w:lang w:eastAsia="en-DE"/>
                 <w14:ligatures w14:val="none"/>
               </w:rPr>
               <w:t>Time-Space Reservation</w:t>
@@ -11024,15 +11157,15 @@
               <w:rPr>
                 <w:rFonts w:ascii="Times New Roman" w:eastAsia="Times New Roman" w:hAnsi="Times New Roman" w:cs="Times New Roman"/>
                 <w:kern w:val="0"/>
-                <w:lang w:val="en-DE" w:eastAsia="en-DE"/>
-                <w14:ligatures w14:val="none"/>
-              </w:rPr>
-            </w:pPr>
-            <w:r>
-              <w:rPr>
-                <w:rFonts w:ascii="Times New Roman" w:eastAsia="Times New Roman" w:hAnsi="Times New Roman" w:cs="Times New Roman"/>
-                <w:kern w:val="0"/>
-                <w:lang w:val="en-DE" w:eastAsia="en-DE"/>
+                <w:lang w:eastAsia="en-DE"/>
+                <w14:ligatures w14:val="none"/>
+              </w:rPr>
+            </w:pPr>
+            <w:r>
+              <w:rPr>
+                <w:rFonts w:ascii="Times New Roman" w:eastAsia="Times New Roman" w:hAnsi="Times New Roman" w:cs="Times New Roman"/>
+                <w:kern w:val="0"/>
+                <w:lang w:eastAsia="en-DE"/>
                 <w14:ligatures w14:val="none"/>
               </w:rPr>
               <w:t>Assign non-overlapping slots</w:t>
@@ -11051,15 +11184,15 @@
               <w:rPr>
                 <w:rFonts w:ascii="Times New Roman" w:eastAsia="Times New Roman" w:hAnsi="Times New Roman" w:cs="Times New Roman"/>
                 <w:kern w:val="0"/>
-                <w:lang w:val="en-DE" w:eastAsia="en-DE"/>
-                <w14:ligatures w14:val="none"/>
-              </w:rPr>
-            </w:pPr>
-            <w:r>
-              <w:rPr>
-                <w:rFonts w:ascii="Times New Roman" w:eastAsia="Times New Roman" w:hAnsi="Times New Roman" w:cs="Times New Roman"/>
-                <w:kern w:val="0"/>
-                <w:lang w:val="en-DE" w:eastAsia="en-DE"/>
+                <w:lang w:eastAsia="en-DE"/>
+                <w14:ligatures w14:val="none"/>
+              </w:rPr>
+            </w:pPr>
+            <w:r>
+              <w:rPr>
+                <w:rFonts w:ascii="Times New Roman" w:eastAsia="Times New Roman" w:hAnsi="Times New Roman" w:cs="Times New Roman"/>
+                <w:kern w:val="0"/>
+                <w:lang w:eastAsia="en-DE"/>
                 <w14:ligatures w14:val="none"/>
               </w:rPr>
               <w:t>Arbitration Manager, Scheduling Engine</w:t>
@@ -11078,15 +11211,15 @@
               <w:rPr>
                 <w:rFonts w:ascii="Times New Roman" w:eastAsia="Times New Roman" w:hAnsi="Times New Roman" w:cs="Times New Roman"/>
                 <w:kern w:val="0"/>
-                <w:lang w:val="en-DE" w:eastAsia="en-DE"/>
-                <w14:ligatures w14:val="none"/>
-              </w:rPr>
-            </w:pPr>
-            <w:r>
-              <w:rPr>
-                <w:rFonts w:ascii="Times New Roman" w:eastAsia="Times New Roman" w:hAnsi="Times New Roman" w:cs="Times New Roman"/>
-                <w:kern w:val="0"/>
-                <w:lang w:val="en-DE" w:eastAsia="en-DE"/>
+                <w:lang w:eastAsia="en-DE"/>
+                <w14:ligatures w14:val="none"/>
+              </w:rPr>
+            </w:pPr>
+            <w:r>
+              <w:rPr>
+                <w:rFonts w:ascii="Times New Roman" w:eastAsia="Times New Roman" w:hAnsi="Times New Roman" w:cs="Times New Roman"/>
+                <w:kern w:val="0"/>
+                <w:lang w:eastAsia="en-DE"/>
                 <w14:ligatures w14:val="none"/>
               </w:rPr>
               <w:t>Schedule feasibility + constraint checks</w:t>
@@ -11107,15 +11240,15 @@
               <w:rPr>
                 <w:rFonts w:ascii="Times New Roman" w:eastAsia="Times New Roman" w:hAnsi="Times New Roman" w:cs="Times New Roman"/>
                 <w:kern w:val="0"/>
-                <w:lang w:val="en-DE" w:eastAsia="en-DE"/>
-                <w14:ligatures w14:val="none"/>
-              </w:rPr>
-            </w:pPr>
-            <w:r>
-              <w:rPr>
-                <w:rFonts w:ascii="Times New Roman" w:eastAsia="Times New Roman" w:hAnsi="Times New Roman" w:cs="Times New Roman"/>
-                <w:kern w:val="0"/>
-                <w:lang w:val="en-DE" w:eastAsia="en-DE"/>
+                <w:lang w:eastAsia="en-DE"/>
+                <w14:ligatures w14:val="none"/>
+              </w:rPr>
+            </w:pPr>
+            <w:r>
+              <w:rPr>
+                <w:rFonts w:ascii="Times New Roman" w:eastAsia="Times New Roman" w:hAnsi="Times New Roman" w:cs="Times New Roman"/>
+                <w:kern w:val="0"/>
+                <w:lang w:eastAsia="en-DE"/>
                 <w14:ligatures w14:val="none"/>
               </w:rPr>
               <w:t>FR-6</w:t>
@@ -11134,15 +11267,15 @@
               <w:rPr>
                 <w:rFonts w:ascii="Times New Roman" w:eastAsia="Times New Roman" w:hAnsi="Times New Roman" w:cs="Times New Roman"/>
                 <w:kern w:val="0"/>
-                <w:lang w:val="en-DE" w:eastAsia="en-DE"/>
-                <w14:ligatures w14:val="none"/>
-              </w:rPr>
-            </w:pPr>
-            <w:r>
-              <w:rPr>
-                <w:rFonts w:ascii="Times New Roman" w:eastAsia="Times New Roman" w:hAnsi="Times New Roman" w:cs="Times New Roman"/>
-                <w:kern w:val="0"/>
-                <w:lang w:val="en-DE" w:eastAsia="en-DE"/>
+                <w:lang w:eastAsia="en-DE"/>
+                <w14:ligatures w14:val="none"/>
+              </w:rPr>
+            </w:pPr>
+            <w:r>
+              <w:rPr>
+                <w:rFonts w:ascii="Times New Roman" w:eastAsia="Times New Roman" w:hAnsi="Times New Roman" w:cs="Times New Roman"/>
+                <w:kern w:val="0"/>
+                <w:lang w:eastAsia="en-DE"/>
                 <w14:ligatures w14:val="none"/>
               </w:rPr>
               <w:t>Movement Authorization</w:t>
@@ -11161,15 +11294,15 @@
               <w:rPr>
                 <w:rFonts w:ascii="Times New Roman" w:eastAsia="Times New Roman" w:hAnsi="Times New Roman" w:cs="Times New Roman"/>
                 <w:kern w:val="0"/>
-                <w:lang w:val="en-DE" w:eastAsia="en-DE"/>
-                <w14:ligatures w14:val="none"/>
-              </w:rPr>
-            </w:pPr>
-            <w:r>
-              <w:rPr>
-                <w:rFonts w:ascii="Times New Roman" w:eastAsia="Times New Roman" w:hAnsi="Times New Roman" w:cs="Times New Roman"/>
-                <w:kern w:val="0"/>
-                <w:lang w:val="en-DE" w:eastAsia="en-DE"/>
+                <w:lang w:eastAsia="en-DE"/>
+                <w14:ligatures w14:val="none"/>
+              </w:rPr>
+            </w:pPr>
+            <w:r>
+              <w:rPr>
+                <w:rFonts w:ascii="Times New Roman" w:eastAsia="Times New Roman" w:hAnsi="Times New Roman" w:cs="Times New Roman"/>
+                <w:kern w:val="0"/>
+                <w:lang w:eastAsia="en-DE"/>
                 <w14:ligatures w14:val="none"/>
               </w:rPr>
               <w:t>Issue movement commands</w:t>
@@ -11188,15 +11321,15 @@
               <w:rPr>
                 <w:rFonts w:ascii="Times New Roman" w:eastAsia="Times New Roman" w:hAnsi="Times New Roman" w:cs="Times New Roman"/>
                 <w:kern w:val="0"/>
-                <w:lang w:val="en-DE" w:eastAsia="en-DE"/>
-                <w14:ligatures w14:val="none"/>
-              </w:rPr>
-            </w:pPr>
-            <w:r>
-              <w:rPr>
-                <w:rFonts w:ascii="Times New Roman" w:eastAsia="Times New Roman" w:hAnsi="Times New Roman" w:cs="Times New Roman"/>
-                <w:kern w:val="0"/>
-                <w:lang w:val="en-DE" w:eastAsia="en-DE"/>
+                <w:lang w:eastAsia="en-DE"/>
+                <w14:ligatures w14:val="none"/>
+              </w:rPr>
+            </w:pPr>
+            <w:r>
+              <w:rPr>
+                <w:rFonts w:ascii="Times New Roman" w:eastAsia="Times New Roman" w:hAnsi="Times New Roman" w:cs="Times New Roman"/>
+                <w:kern w:val="0"/>
+                <w:lang w:eastAsia="en-DE"/>
                 <w14:ligatures w14:val="none"/>
               </w:rPr>
               <w:t>Reservation Manager, Vehicle Interface</w:t>
@@ -11215,15 +11348,15 @@
               <w:rPr>
                 <w:rFonts w:ascii="Times New Roman" w:eastAsia="Times New Roman" w:hAnsi="Times New Roman" w:cs="Times New Roman"/>
                 <w:kern w:val="0"/>
-                <w:lang w:val="en-DE" w:eastAsia="en-DE"/>
-                <w14:ligatures w14:val="none"/>
-              </w:rPr>
-            </w:pPr>
-            <w:r>
-              <w:rPr>
-                <w:rFonts w:ascii="Times New Roman" w:eastAsia="Times New Roman" w:hAnsi="Times New Roman" w:cs="Times New Roman"/>
-                <w:kern w:val="0"/>
-                <w:lang w:val="en-DE" w:eastAsia="en-DE"/>
+                <w:lang w:eastAsia="en-DE"/>
+                <w14:ligatures w14:val="none"/>
+              </w:rPr>
+            </w:pPr>
+            <w:r>
+              <w:rPr>
+                <w:rFonts w:ascii="Times New Roman" w:eastAsia="Times New Roman" w:hAnsi="Times New Roman" w:cs="Times New Roman"/>
+                <w:kern w:val="0"/>
+                <w:lang w:eastAsia="en-DE"/>
                 <w14:ligatures w14:val="none"/>
               </w:rPr>
               <w:t>Command execution validation</w:t>
@@ -11247,15 +11380,15 @@
               <w:rPr>
                 <w:rFonts w:ascii="Times New Roman" w:eastAsia="Times New Roman" w:hAnsi="Times New Roman" w:cs="Times New Roman"/>
                 <w:kern w:val="0"/>
-                <w:lang w:val="en-DE" w:eastAsia="en-DE"/>
-                <w14:ligatures w14:val="none"/>
-              </w:rPr>
-            </w:pPr>
-            <w:r>
-              <w:rPr>
-                <w:rFonts w:ascii="Times New Roman" w:eastAsia="Times New Roman" w:hAnsi="Times New Roman" w:cs="Times New Roman"/>
-                <w:kern w:val="0"/>
-                <w:lang w:val="en-DE" w:eastAsia="en-DE"/>
+                <w:lang w:eastAsia="en-DE"/>
+                <w14:ligatures w14:val="none"/>
+              </w:rPr>
+            </w:pPr>
+            <w:r>
+              <w:rPr>
+                <w:rFonts w:ascii="Times New Roman" w:eastAsia="Times New Roman" w:hAnsi="Times New Roman" w:cs="Times New Roman"/>
+                <w:kern w:val="0"/>
+                <w:lang w:eastAsia="en-DE"/>
                 <w14:ligatures w14:val="none"/>
               </w:rPr>
               <w:t>FR-7</w:t>
@@ -11274,15 +11407,15 @@
               <w:rPr>
                 <w:rFonts w:ascii="Times New Roman" w:eastAsia="Times New Roman" w:hAnsi="Times New Roman" w:cs="Times New Roman"/>
                 <w:kern w:val="0"/>
-                <w:lang w:val="en-DE" w:eastAsia="en-DE"/>
-                <w14:ligatures w14:val="none"/>
-              </w:rPr>
-            </w:pPr>
-            <w:r>
-              <w:rPr>
-                <w:rFonts w:ascii="Times New Roman" w:eastAsia="Times New Roman" w:hAnsi="Times New Roman" w:cs="Times New Roman"/>
-                <w:kern w:val="0"/>
-                <w:lang w:val="en-DE" w:eastAsia="en-DE"/>
+                <w:lang w:eastAsia="en-DE"/>
+                <w14:ligatures w14:val="none"/>
+              </w:rPr>
+            </w:pPr>
+            <w:r>
+              <w:rPr>
+                <w:rFonts w:ascii="Times New Roman" w:eastAsia="Times New Roman" w:hAnsi="Times New Roman" w:cs="Times New Roman"/>
+                <w:kern w:val="0"/>
+                <w:lang w:eastAsia="en-DE"/>
                 <w14:ligatures w14:val="none"/>
               </w:rPr>
               <w:t>Scheduling Update</w:t>
@@ -11301,15 +11434,15 @@
               <w:rPr>
                 <w:rFonts w:ascii="Times New Roman" w:eastAsia="Times New Roman" w:hAnsi="Times New Roman" w:cs="Times New Roman"/>
                 <w:kern w:val="0"/>
-                <w:lang w:val="en-DE" w:eastAsia="en-DE"/>
-                <w14:ligatures w14:val="none"/>
-              </w:rPr>
-            </w:pPr>
-            <w:r>
-              <w:rPr>
-                <w:rFonts w:ascii="Times New Roman" w:eastAsia="Times New Roman" w:hAnsi="Times New Roman" w:cs="Times New Roman"/>
-                <w:kern w:val="0"/>
-                <w:lang w:val="en-DE" w:eastAsia="en-DE"/>
+                <w:lang w:eastAsia="en-DE"/>
+                <w14:ligatures w14:val="none"/>
+              </w:rPr>
+            </w:pPr>
+            <w:r>
+              <w:rPr>
+                <w:rFonts w:ascii="Times New Roman" w:eastAsia="Times New Roman" w:hAnsi="Times New Roman" w:cs="Times New Roman"/>
+                <w:kern w:val="0"/>
+                <w:lang w:eastAsia="en-DE"/>
                 <w14:ligatures w14:val="none"/>
               </w:rPr>
               <w:t>Update schedule in real time</w:t>
@@ -11328,15 +11461,15 @@
               <w:rPr>
                 <w:rFonts w:ascii="Times New Roman" w:eastAsia="Times New Roman" w:hAnsi="Times New Roman" w:cs="Times New Roman"/>
                 <w:kern w:val="0"/>
-                <w:lang w:val="en-DE" w:eastAsia="en-DE"/>
-                <w14:ligatures w14:val="none"/>
-              </w:rPr>
-            </w:pPr>
-            <w:r>
-              <w:rPr>
-                <w:rFonts w:ascii="Times New Roman" w:eastAsia="Times New Roman" w:hAnsi="Times New Roman" w:cs="Times New Roman"/>
-                <w:kern w:val="0"/>
-                <w:lang w:val="en-DE" w:eastAsia="en-DE"/>
+                <w:lang w:eastAsia="en-DE"/>
+                <w14:ligatures w14:val="none"/>
+              </w:rPr>
+            </w:pPr>
+            <w:r>
+              <w:rPr>
+                <w:rFonts w:ascii="Times New Roman" w:eastAsia="Times New Roman" w:hAnsi="Times New Roman" w:cs="Times New Roman"/>
+                <w:kern w:val="0"/>
+                <w:lang w:eastAsia="en-DE"/>
                 <w14:ligatures w14:val="none"/>
               </w:rPr>
               <w:t>Scheduling Engine</w:t>
@@ -11355,15 +11488,15 @@
               <w:rPr>
                 <w:rFonts w:ascii="Times New Roman" w:eastAsia="Times New Roman" w:hAnsi="Times New Roman" w:cs="Times New Roman"/>
                 <w:kern w:val="0"/>
-                <w:lang w:val="en-DE" w:eastAsia="en-DE"/>
-                <w14:ligatures w14:val="none"/>
-              </w:rPr>
-            </w:pPr>
-            <w:r>
-              <w:rPr>
-                <w:rFonts w:ascii="Times New Roman" w:eastAsia="Times New Roman" w:hAnsi="Times New Roman" w:cs="Times New Roman"/>
-                <w:kern w:val="0"/>
-                <w:lang w:val="en-DE" w:eastAsia="en-DE"/>
+                <w:lang w:eastAsia="en-DE"/>
+                <w14:ligatures w14:val="none"/>
+              </w:rPr>
+            </w:pPr>
+            <w:r>
+              <w:rPr>
+                <w:rFonts w:ascii="Times New Roman" w:eastAsia="Times New Roman" w:hAnsi="Times New Roman" w:cs="Times New Roman"/>
+                <w:kern w:val="0"/>
+                <w:lang w:eastAsia="en-DE"/>
                 <w14:ligatures w14:val="none"/>
               </w:rPr>
               <w:t>Replanning + update cycle validation</w:t>
@@ -11384,15 +11517,15 @@
               <w:rPr>
                 <w:rFonts w:ascii="Times New Roman" w:eastAsia="Times New Roman" w:hAnsi="Times New Roman" w:cs="Times New Roman"/>
                 <w:kern w:val="0"/>
-                <w:lang w:val="en-DE" w:eastAsia="en-DE"/>
-                <w14:ligatures w14:val="none"/>
-              </w:rPr>
-            </w:pPr>
-            <w:r>
-              <w:rPr>
-                <w:rFonts w:ascii="Times New Roman" w:eastAsia="Times New Roman" w:hAnsi="Times New Roman" w:cs="Times New Roman"/>
-                <w:kern w:val="0"/>
-                <w:lang w:val="en-DE" w:eastAsia="en-DE"/>
+                <w:lang w:eastAsia="en-DE"/>
+                <w14:ligatures w14:val="none"/>
+              </w:rPr>
+            </w:pPr>
+            <w:r>
+              <w:rPr>
+                <w:rFonts w:ascii="Times New Roman" w:eastAsia="Times New Roman" w:hAnsi="Times New Roman" w:cs="Times New Roman"/>
+                <w:kern w:val="0"/>
+                <w:lang w:eastAsia="en-DE"/>
                 <w14:ligatures w14:val="none"/>
               </w:rPr>
               <w:t>FR-8</w:t>
@@ -11411,15 +11544,15 @@
               <w:rPr>
                 <w:rFonts w:ascii="Times New Roman" w:eastAsia="Times New Roman" w:hAnsi="Times New Roman" w:cs="Times New Roman"/>
                 <w:kern w:val="0"/>
-                <w:lang w:val="en-DE" w:eastAsia="en-DE"/>
-                <w14:ligatures w14:val="none"/>
-              </w:rPr>
-            </w:pPr>
-            <w:r>
-              <w:rPr>
-                <w:rFonts w:ascii="Times New Roman" w:eastAsia="Times New Roman" w:hAnsi="Times New Roman" w:cs="Times New Roman"/>
-                <w:kern w:val="0"/>
-                <w:lang w:val="en-DE" w:eastAsia="en-DE"/>
+                <w:lang w:eastAsia="en-DE"/>
+                <w14:ligatures w14:val="none"/>
+              </w:rPr>
+            </w:pPr>
+            <w:r>
+              <w:rPr>
+                <w:rFonts w:ascii="Times New Roman" w:eastAsia="Times New Roman" w:hAnsi="Times New Roman" w:cs="Times New Roman"/>
+                <w:kern w:val="0"/>
+                <w:lang w:eastAsia="en-DE"/>
                 <w14:ligatures w14:val="none"/>
               </w:rPr>
               <w:t>State Maintenance</w:t>
@@ -11438,15 +11571,15 @@
               <w:rPr>
                 <w:rFonts w:ascii="Times New Roman" w:eastAsia="Times New Roman" w:hAnsi="Times New Roman" w:cs="Times New Roman"/>
                 <w:kern w:val="0"/>
-                <w:lang w:val="en-DE" w:eastAsia="en-DE"/>
-                <w14:ligatures w14:val="none"/>
-              </w:rPr>
-            </w:pPr>
-            <w:r>
-              <w:rPr>
-                <w:rFonts w:ascii="Times New Roman" w:eastAsia="Times New Roman" w:hAnsi="Times New Roman" w:cs="Times New Roman"/>
-                <w:kern w:val="0"/>
-                <w:lang w:val="en-DE" w:eastAsia="en-DE"/>
+                <w:lang w:eastAsia="en-DE"/>
+                <w14:ligatures w14:val="none"/>
+              </w:rPr>
+            </w:pPr>
+            <w:r>
+              <w:rPr>
+                <w:rFonts w:ascii="Times New Roman" w:eastAsia="Times New Roman" w:hAnsi="Times New Roman" w:cs="Times New Roman"/>
+                <w:kern w:val="0"/>
+                <w:lang w:eastAsia="en-DE"/>
                 <w14:ligatures w14:val="none"/>
               </w:rPr>
               <w:t>Maintain global intersection state</w:t>
@@ -11465,15 +11598,15 @@
               <w:rPr>
                 <w:rFonts w:ascii="Times New Roman" w:eastAsia="Times New Roman" w:hAnsi="Times New Roman" w:cs="Times New Roman"/>
                 <w:kern w:val="0"/>
-                <w:lang w:val="en-DE" w:eastAsia="en-DE"/>
-                <w14:ligatures w14:val="none"/>
-              </w:rPr>
-            </w:pPr>
-            <w:r>
-              <w:rPr>
-                <w:rFonts w:ascii="Times New Roman" w:eastAsia="Times New Roman" w:hAnsi="Times New Roman" w:cs="Times New Roman"/>
-                <w:kern w:val="0"/>
-                <w:lang w:val="en-DE" w:eastAsia="en-DE"/>
+                <w:lang w:eastAsia="en-DE"/>
+                <w14:ligatures w14:val="none"/>
+              </w:rPr>
+            </w:pPr>
+            <w:r>
+              <w:rPr>
+                <w:rFonts w:ascii="Times New Roman" w:eastAsia="Times New Roman" w:hAnsi="Times New Roman" w:cs="Times New Roman"/>
+                <w:kern w:val="0"/>
+                <w:lang w:eastAsia="en-DE"/>
                 <w14:ligatures w14:val="none"/>
               </w:rPr>
               <w:t>Lane State Builder, Global State Manager</w:t>
@@ -11492,15 +11625,15 @@
               <w:rPr>
                 <w:rFonts w:ascii="Times New Roman" w:eastAsia="Times New Roman" w:hAnsi="Times New Roman" w:cs="Times New Roman"/>
                 <w:kern w:val="0"/>
-                <w:lang w:val="en-DE" w:eastAsia="en-DE"/>
-                <w14:ligatures w14:val="none"/>
-              </w:rPr>
-            </w:pPr>
-            <w:r>
-              <w:rPr>
-                <w:rFonts w:ascii="Times New Roman" w:eastAsia="Times New Roman" w:hAnsi="Times New Roman" w:cs="Times New Roman"/>
-                <w:kern w:val="0"/>
-                <w:lang w:val="en-DE" w:eastAsia="en-DE"/>
+                <w:lang w:eastAsia="en-DE"/>
+                <w14:ligatures w14:val="none"/>
+              </w:rPr>
+            </w:pPr>
+            <w:r>
+              <w:rPr>
+                <w:rFonts w:ascii="Times New Roman" w:eastAsia="Times New Roman" w:hAnsi="Times New Roman" w:cs="Times New Roman"/>
+                <w:kern w:val="0"/>
+                <w:lang w:eastAsia="en-DE"/>
                 <w14:ligatures w14:val="none"/>
               </w:rPr>
               <w:t>State consistency + snapshot checks</w:t>
@@ -11524,15 +11657,15 @@
               <w:rPr>
                 <w:rFonts w:ascii="Times New Roman" w:eastAsia="Times New Roman" w:hAnsi="Times New Roman" w:cs="Times New Roman"/>
                 <w:kern w:val="0"/>
-                <w:lang w:val="en-DE" w:eastAsia="en-DE"/>
-                <w14:ligatures w14:val="none"/>
-              </w:rPr>
-            </w:pPr>
-            <w:r>
-              <w:rPr>
-                <w:rFonts w:ascii="Times New Roman" w:eastAsia="Times New Roman" w:hAnsi="Times New Roman" w:cs="Times New Roman"/>
-                <w:kern w:val="0"/>
-                <w:lang w:val="en-DE" w:eastAsia="en-DE"/>
+                <w:lang w:eastAsia="en-DE"/>
+                <w14:ligatures w14:val="none"/>
+              </w:rPr>
+            </w:pPr>
+            <w:r>
+              <w:rPr>
+                <w:rFonts w:ascii="Times New Roman" w:eastAsia="Times New Roman" w:hAnsi="Times New Roman" w:cs="Times New Roman"/>
+                <w:kern w:val="0"/>
+                <w:lang w:eastAsia="en-DE"/>
                 <w14:ligatures w14:val="none"/>
               </w:rPr>
               <w:t>FR-9</w:t>
@@ -11551,15 +11684,15 @@
               <w:rPr>
                 <w:rFonts w:ascii="Times New Roman" w:eastAsia="Times New Roman" w:hAnsi="Times New Roman" w:cs="Times New Roman"/>
                 <w:kern w:val="0"/>
-                <w:lang w:val="en-DE" w:eastAsia="en-DE"/>
-                <w14:ligatures w14:val="none"/>
-              </w:rPr>
-            </w:pPr>
-            <w:r>
-              <w:rPr>
-                <w:rFonts w:ascii="Times New Roman" w:eastAsia="Times New Roman" w:hAnsi="Times New Roman" w:cs="Times New Roman"/>
-                <w:kern w:val="0"/>
-                <w:lang w:val="en-DE" w:eastAsia="en-DE"/>
+                <w:lang w:eastAsia="en-DE"/>
+                <w14:ligatures w14:val="none"/>
+              </w:rPr>
+            </w:pPr>
+            <w:r>
+              <w:rPr>
+                <w:rFonts w:ascii="Times New Roman" w:eastAsia="Times New Roman" w:hAnsi="Times New Roman" w:cs="Times New Roman"/>
+                <w:kern w:val="0"/>
+                <w:lang w:eastAsia="en-DE"/>
                 <w14:ligatures w14:val="none"/>
               </w:rPr>
               <w:t>Deadlock Prevention</w:t>
@@ -11578,15 +11711,15 @@
               <w:rPr>
                 <w:rFonts w:ascii="Times New Roman" w:eastAsia="Times New Roman" w:hAnsi="Times New Roman" w:cs="Times New Roman"/>
                 <w:kern w:val="0"/>
-                <w:lang w:val="en-DE" w:eastAsia="en-DE"/>
-                <w14:ligatures w14:val="none"/>
-              </w:rPr>
-            </w:pPr>
-            <w:r>
-              <w:rPr>
-                <w:rFonts w:ascii="Times New Roman" w:eastAsia="Times New Roman" w:hAnsi="Times New Roman" w:cs="Times New Roman"/>
-                <w:kern w:val="0"/>
-                <w:lang w:val="en-DE" w:eastAsia="en-DE"/>
+                <w:lang w:eastAsia="en-DE"/>
+                <w14:ligatures w14:val="none"/>
+              </w:rPr>
+            </w:pPr>
+            <w:r>
+              <w:rPr>
+                <w:rFonts w:ascii="Times New Roman" w:eastAsia="Times New Roman" w:hAnsi="Times New Roman" w:cs="Times New Roman"/>
+                <w:kern w:val="0"/>
+                <w:lang w:eastAsia="en-DE"/>
                 <w14:ligatures w14:val="none"/>
               </w:rPr>
               <w:t>Avoid full intersection blocking</w:t>
@@ -11605,15 +11738,15 @@
               <w:rPr>
                 <w:rFonts w:ascii="Times New Roman" w:eastAsia="Times New Roman" w:hAnsi="Times New Roman" w:cs="Times New Roman"/>
                 <w:kern w:val="0"/>
-                <w:lang w:val="en-DE" w:eastAsia="en-DE"/>
-                <w14:ligatures w14:val="none"/>
-              </w:rPr>
-            </w:pPr>
-            <w:r>
-              <w:rPr>
-                <w:rFonts w:ascii="Times New Roman" w:eastAsia="Times New Roman" w:hAnsi="Times New Roman" w:cs="Times New Roman"/>
-                <w:kern w:val="0"/>
-                <w:lang w:val="en-DE" w:eastAsia="en-DE"/>
+                <w:lang w:eastAsia="en-DE"/>
+                <w14:ligatures w14:val="none"/>
+              </w:rPr>
+            </w:pPr>
+            <w:r>
+              <w:rPr>
+                <w:rFonts w:ascii="Times New Roman" w:eastAsia="Times New Roman" w:hAnsi="Times New Roman" w:cs="Times New Roman"/>
+                <w:kern w:val="0"/>
+                <w:lang w:eastAsia="en-DE"/>
                 <w14:ligatures w14:val="none"/>
               </w:rPr>
               <w:t>Arbitration Manager, Scheduling Engine</w:t>
@@ -11632,15 +11765,15 @@
               <w:rPr>
                 <w:rFonts w:ascii="Times New Roman" w:eastAsia="Times New Roman" w:hAnsi="Times New Roman" w:cs="Times New Roman"/>
                 <w:kern w:val="0"/>
-                <w:lang w:val="en-DE" w:eastAsia="en-DE"/>
-                <w14:ligatures w14:val="none"/>
-              </w:rPr>
-            </w:pPr>
-            <w:r>
-              <w:rPr>
-                <w:rFonts w:ascii="Times New Roman" w:eastAsia="Times New Roman" w:hAnsi="Times New Roman" w:cs="Times New Roman"/>
-                <w:kern w:val="0"/>
-                <w:lang w:val="en-DE" w:eastAsia="en-DE"/>
+                <w:lang w:eastAsia="en-DE"/>
+                <w14:ligatures w14:val="none"/>
+              </w:rPr>
+            </w:pPr>
+            <w:r>
+              <w:rPr>
+                <w:rFonts w:ascii="Times New Roman" w:eastAsia="Times New Roman" w:hAnsi="Times New Roman" w:cs="Times New Roman"/>
+                <w:kern w:val="0"/>
+                <w:lang w:eastAsia="en-DE"/>
                 <w14:ligatures w14:val="none"/>
               </w:rPr>
               <w:t>Deadlock freedom analysis</w:t>
@@ -11661,15 +11794,15 @@
               <w:rPr>
                 <w:rFonts w:ascii="Times New Roman" w:eastAsia="Times New Roman" w:hAnsi="Times New Roman" w:cs="Times New Roman"/>
                 <w:kern w:val="0"/>
-                <w:lang w:val="en-DE" w:eastAsia="en-DE"/>
-                <w14:ligatures w14:val="none"/>
-              </w:rPr>
-            </w:pPr>
-            <w:r>
-              <w:rPr>
-                <w:rFonts w:ascii="Times New Roman" w:eastAsia="Times New Roman" w:hAnsi="Times New Roman" w:cs="Times New Roman"/>
-                <w:kern w:val="0"/>
-                <w:lang w:val="en-DE" w:eastAsia="en-DE"/>
+                <w:lang w:eastAsia="en-DE"/>
+                <w14:ligatures w14:val="none"/>
+              </w:rPr>
+            </w:pPr>
+            <w:r>
+              <w:rPr>
+                <w:rFonts w:ascii="Times New Roman" w:eastAsia="Times New Roman" w:hAnsi="Times New Roman" w:cs="Times New Roman"/>
+                <w:kern w:val="0"/>
+                <w:lang w:eastAsia="en-DE"/>
                 <w14:ligatures w14:val="none"/>
               </w:rPr>
               <w:t>FR-10</w:t>
@@ -11688,15 +11821,15 @@
               <w:rPr>
                 <w:rFonts w:ascii="Times New Roman" w:eastAsia="Times New Roman" w:hAnsi="Times New Roman" w:cs="Times New Roman"/>
                 <w:kern w:val="0"/>
-                <w:lang w:val="en-DE" w:eastAsia="en-DE"/>
-                <w14:ligatures w14:val="none"/>
-              </w:rPr>
-            </w:pPr>
-            <w:r>
-              <w:rPr>
-                <w:rFonts w:ascii="Times New Roman" w:eastAsia="Times New Roman" w:hAnsi="Times New Roman" w:cs="Times New Roman"/>
-                <w:kern w:val="0"/>
-                <w:lang w:val="en-DE" w:eastAsia="en-DE"/>
+                <w:lang w:eastAsia="en-DE"/>
+                <w14:ligatures w14:val="none"/>
+              </w:rPr>
+            </w:pPr>
+            <w:r>
+              <w:rPr>
+                <w:rFonts w:ascii="Times New Roman" w:eastAsia="Times New Roman" w:hAnsi="Times New Roman" w:cs="Times New Roman"/>
+                <w:kern w:val="0"/>
+                <w:lang w:eastAsia="en-DE"/>
                 <w14:ligatures w14:val="none"/>
               </w:rPr>
               <w:t>Emergency Override Handling</w:t>
@@ -11715,15 +11848,15 @@
               <w:rPr>
                 <w:rFonts w:ascii="Times New Roman" w:eastAsia="Times New Roman" w:hAnsi="Times New Roman" w:cs="Times New Roman"/>
                 <w:kern w:val="0"/>
-                <w:lang w:val="en-DE" w:eastAsia="en-DE"/>
-                <w14:ligatures w14:val="none"/>
-              </w:rPr>
-            </w:pPr>
-            <w:r>
-              <w:rPr>
-                <w:rFonts w:ascii="Times New Roman" w:eastAsia="Times New Roman" w:hAnsi="Times New Roman" w:cs="Times New Roman"/>
-                <w:kern w:val="0"/>
-                <w:lang w:val="en-DE" w:eastAsia="en-DE"/>
+                <w:lang w:eastAsia="en-DE"/>
+                <w14:ligatures w14:val="none"/>
+              </w:rPr>
+            </w:pPr>
+            <w:r>
+              <w:rPr>
+                <w:rFonts w:ascii="Times New Roman" w:eastAsia="Times New Roman" w:hAnsi="Times New Roman" w:cs="Times New Roman"/>
+                <w:kern w:val="0"/>
+                <w:lang w:eastAsia="en-DE"/>
                 <w14:ligatures w14:val="none"/>
               </w:rPr>
               <w:t>Prioritize emergency vehicles</w:t>
@@ -11742,15 +11875,15 @@
               <w:rPr>
                 <w:rFonts w:ascii="Times New Roman" w:eastAsia="Times New Roman" w:hAnsi="Times New Roman" w:cs="Times New Roman"/>
                 <w:kern w:val="0"/>
-                <w:lang w:val="en-DE" w:eastAsia="en-DE"/>
-                <w14:ligatures w14:val="none"/>
-              </w:rPr>
-            </w:pPr>
-            <w:r>
-              <w:rPr>
-                <w:rFonts w:ascii="Times New Roman" w:eastAsia="Times New Roman" w:hAnsi="Times New Roman" w:cs="Times New Roman"/>
-                <w:kern w:val="0"/>
-                <w:lang w:val="en-DE" w:eastAsia="en-DE"/>
+                <w:lang w:eastAsia="en-DE"/>
+                <w14:ligatures w14:val="none"/>
+              </w:rPr>
+            </w:pPr>
+            <w:r>
+              <w:rPr>
+                <w:rFonts w:ascii="Times New Roman" w:eastAsia="Times New Roman" w:hAnsi="Times New Roman" w:cs="Times New Roman"/>
+                <w:kern w:val="0"/>
+                <w:lang w:eastAsia="en-DE"/>
                 <w14:ligatures w14:val="none"/>
               </w:rPr>
               <w:t>Arbitration Manager</w:t>
@@ -11769,15 +11902,15 @@
               <w:rPr>
                 <w:rFonts w:ascii="Times New Roman" w:eastAsia="Times New Roman" w:hAnsi="Times New Roman" w:cs="Times New Roman"/>
                 <w:kern w:val="0"/>
-                <w:lang w:val="en-DE" w:eastAsia="en-DE"/>
-                <w14:ligatures w14:val="none"/>
-              </w:rPr>
-            </w:pPr>
-            <w:r>
-              <w:rPr>
-                <w:rFonts w:ascii="Times New Roman" w:eastAsia="Times New Roman" w:hAnsi="Times New Roman" w:cs="Times New Roman"/>
-                <w:kern w:val="0"/>
-                <w:lang w:val="en-DE" w:eastAsia="en-DE"/>
+                <w:lang w:eastAsia="en-DE"/>
+                <w14:ligatures w14:val="none"/>
+              </w:rPr>
+            </w:pPr>
+            <w:r>
+              <w:rPr>
+                <w:rFonts w:ascii="Times New Roman" w:eastAsia="Times New Roman" w:hAnsi="Times New Roman" w:cs="Times New Roman"/>
+                <w:kern w:val="0"/>
+                <w:lang w:eastAsia="en-DE"/>
                 <w14:ligatures w14:val="none"/>
               </w:rPr>
               <w:t>Priority override verification</w:t>
@@ -11843,20 +11976,7 @@
           <w:lang w:eastAsia="en-DE"/>
           <w14:ligatures w14:val="none"/>
         </w:rPr>
-        <w:t>.</w:t>
-      </w:r>
-      <w:r>
-        <w:rPr>
-          <w:rFonts w:ascii="Times New Roman" w:eastAsia="Times New Roman" w:hAnsi="Times New Roman" w:cs="Times New Roman"/>
-          <w:b/>
-          <w:bCs/>
-          <w:kern w:val="0"/>
-          <w:sz w:val="36"/>
-          <w:szCs w:val="36"/>
-          <w:lang w:eastAsia="en-DE"/>
-          <w14:ligatures w14:val="none"/>
-        </w:rPr>
-        <w:t>2</w:t>
+        <w:t>.2</w:t>
       </w:r>
       <w:r>
         <w:rPr>
@@ -11918,7 +12038,7 @@
                 <w:rFonts w:ascii="Times New Roman" w:eastAsia="Times New Roman" w:hAnsi="Times New Roman" w:cs="Times New Roman"/>
                 <w:color w:val="FFFFFF" w:themeColor="background1"/>
                 <w:kern w:val="0"/>
-                <w:lang w:val="en-DE" w:eastAsia="en-DE"/>
+                <w:lang w:eastAsia="en-DE"/>
                 <w14:ligatures w14:val="none"/>
               </w:rPr>
             </w:pPr>
@@ -11927,7 +12047,7 @@
                 <w:rFonts w:ascii="Times New Roman" w:eastAsia="Times New Roman" w:hAnsi="Times New Roman" w:cs="Times New Roman"/>
                 <w:color w:val="FFFFFF" w:themeColor="background1"/>
                 <w:kern w:val="0"/>
-                <w:lang w:val="en-DE" w:eastAsia="en-DE"/>
+                <w:lang w:eastAsia="en-DE"/>
                 <w14:ligatures w14:val="none"/>
               </w:rPr>
               <w:t>ID</w:t>
@@ -11949,7 +12069,7 @@
                 <w:rFonts w:ascii="Times New Roman" w:eastAsia="Times New Roman" w:hAnsi="Times New Roman" w:cs="Times New Roman"/>
                 <w:color w:val="FFFFFF" w:themeColor="background1"/>
                 <w:kern w:val="0"/>
-                <w:lang w:val="en-DE" w:eastAsia="en-DE"/>
+                <w:lang w:eastAsia="en-DE"/>
                 <w14:ligatures w14:val="none"/>
               </w:rPr>
             </w:pPr>
@@ -11958,7 +12078,7 @@
                 <w:rFonts w:ascii="Times New Roman" w:eastAsia="Times New Roman" w:hAnsi="Times New Roman" w:cs="Times New Roman"/>
                 <w:color w:val="FFFFFF" w:themeColor="background1"/>
                 <w:kern w:val="0"/>
-                <w:lang w:val="en-DE" w:eastAsia="en-DE"/>
+                <w:lang w:eastAsia="en-DE"/>
                 <w14:ligatures w14:val="none"/>
               </w:rPr>
               <w:t>Requirement</w:t>
@@ -11980,7 +12100,7 @@
                 <w:rFonts w:ascii="Times New Roman" w:eastAsia="Times New Roman" w:hAnsi="Times New Roman" w:cs="Times New Roman"/>
                 <w:color w:val="FFFFFF" w:themeColor="background1"/>
                 <w:kern w:val="0"/>
-                <w:lang w:val="en-DE" w:eastAsia="en-DE"/>
+                <w:lang w:eastAsia="en-DE"/>
                 <w14:ligatures w14:val="none"/>
               </w:rPr>
             </w:pPr>
@@ -11989,7 +12109,7 @@
                 <w:rFonts w:ascii="Times New Roman" w:eastAsia="Times New Roman" w:hAnsi="Times New Roman" w:cs="Times New Roman"/>
                 <w:color w:val="FFFFFF" w:themeColor="background1"/>
                 <w:kern w:val="0"/>
-                <w:lang w:val="en-DE" w:eastAsia="en-DE"/>
+                <w:lang w:eastAsia="en-DE"/>
                 <w14:ligatures w14:val="none"/>
               </w:rPr>
               <w:t>Description</w:t>
@@ -12011,7 +12131,7 @@
                 <w:rFonts w:ascii="Times New Roman" w:eastAsia="Times New Roman" w:hAnsi="Times New Roman" w:cs="Times New Roman"/>
                 <w:color w:val="FFFFFF" w:themeColor="background1"/>
                 <w:kern w:val="0"/>
-                <w:lang w:val="en-DE" w:eastAsia="en-DE"/>
+                <w:lang w:eastAsia="en-DE"/>
                 <w14:ligatures w14:val="none"/>
               </w:rPr>
             </w:pPr>
@@ -12020,7 +12140,7 @@
                 <w:rFonts w:ascii="Times New Roman" w:eastAsia="Times New Roman" w:hAnsi="Times New Roman" w:cs="Times New Roman"/>
                 <w:color w:val="FFFFFF" w:themeColor="background1"/>
                 <w:kern w:val="0"/>
-                <w:lang w:val="en-DE" w:eastAsia="en-DE"/>
+                <w:lang w:eastAsia="en-DE"/>
                 <w14:ligatures w14:val="none"/>
               </w:rPr>
               <w:t>Mapped Block(s)</w:t>
@@ -12042,7 +12162,7 @@
                 <w:rFonts w:ascii="Times New Roman" w:eastAsia="Times New Roman" w:hAnsi="Times New Roman" w:cs="Times New Roman"/>
                 <w:color w:val="FFFFFF" w:themeColor="background1"/>
                 <w:kern w:val="0"/>
-                <w:lang w:val="en-DE" w:eastAsia="en-DE"/>
+                <w:lang w:eastAsia="en-DE"/>
                 <w14:ligatures w14:val="none"/>
               </w:rPr>
             </w:pPr>
@@ -12051,7 +12171,7 @@
                 <w:rFonts w:ascii="Times New Roman" w:eastAsia="Times New Roman" w:hAnsi="Times New Roman" w:cs="Times New Roman"/>
                 <w:color w:val="FFFFFF" w:themeColor="background1"/>
                 <w:kern w:val="0"/>
-                <w:lang w:val="en-DE" w:eastAsia="en-DE"/>
+                <w:lang w:eastAsia="en-DE"/>
                 <w14:ligatures w14:val="none"/>
               </w:rPr>
               <w:t>Verification</w:t>
@@ -12075,15 +12195,15 @@
               <w:rPr>
                 <w:rFonts w:ascii="Times New Roman" w:eastAsia="Times New Roman" w:hAnsi="Times New Roman" w:cs="Times New Roman"/>
                 <w:kern w:val="0"/>
-                <w:lang w:val="en-DE" w:eastAsia="en-DE"/>
-                <w14:ligatures w14:val="none"/>
-              </w:rPr>
-            </w:pPr>
-            <w:r>
-              <w:rPr>
-                <w:rFonts w:ascii="Times New Roman" w:eastAsia="Times New Roman" w:hAnsi="Times New Roman" w:cs="Times New Roman"/>
-                <w:kern w:val="0"/>
-                <w:lang w:val="en-DE" w:eastAsia="en-DE"/>
+                <w:lang w:eastAsia="en-DE"/>
+                <w14:ligatures w14:val="none"/>
+              </w:rPr>
+            </w:pPr>
+            <w:r>
+              <w:rPr>
+                <w:rFonts w:ascii="Times New Roman" w:eastAsia="Times New Roman" w:hAnsi="Times New Roman" w:cs="Times New Roman"/>
+                <w:kern w:val="0"/>
+                <w:lang w:eastAsia="en-DE"/>
                 <w14:ligatures w14:val="none"/>
               </w:rPr>
               <w:t>NFR-1</w:t>
@@ -12102,15 +12222,15 @@
               <w:rPr>
                 <w:rFonts w:ascii="Times New Roman" w:eastAsia="Times New Roman" w:hAnsi="Times New Roman" w:cs="Times New Roman"/>
                 <w:kern w:val="0"/>
-                <w:lang w:val="en-DE" w:eastAsia="en-DE"/>
-                <w14:ligatures w14:val="none"/>
-              </w:rPr>
-            </w:pPr>
-            <w:r>
-              <w:rPr>
-                <w:rFonts w:ascii="Times New Roman" w:eastAsia="Times New Roman" w:hAnsi="Times New Roman" w:cs="Times New Roman"/>
-                <w:kern w:val="0"/>
-                <w:lang w:val="en-DE" w:eastAsia="en-DE"/>
+                <w:lang w:eastAsia="en-DE"/>
+                <w14:ligatures w14:val="none"/>
+              </w:rPr>
+            </w:pPr>
+            <w:r>
+              <w:rPr>
+                <w:rFonts w:ascii="Times New Roman" w:eastAsia="Times New Roman" w:hAnsi="Times New Roman" w:cs="Times New Roman"/>
+                <w:kern w:val="0"/>
+                <w:lang w:eastAsia="en-DE"/>
                 <w14:ligatures w14:val="none"/>
               </w:rPr>
               <w:t>Real-Time Responsiveness</w:t>
@@ -12129,18 +12249,38 @@
               <w:rPr>
                 <w:rFonts w:ascii="Times New Roman" w:eastAsia="Times New Roman" w:hAnsi="Times New Roman" w:cs="Times New Roman"/>
                 <w:kern w:val="0"/>
-                <w:lang w:val="en-DE" w:eastAsia="en-DE"/>
-                <w14:ligatures w14:val="none"/>
-              </w:rPr>
-            </w:pPr>
-            <w:r>
-              <w:rPr>
-                <w:rFonts w:ascii="Times New Roman" w:eastAsia="Times New Roman" w:hAnsi="Times New Roman" w:cs="Times New Roman"/>
-                <w:kern w:val="0"/>
-                <w:lang w:val="en-DE" w:eastAsia="en-DE"/>
-                <w14:ligatures w14:val="none"/>
-              </w:rPr>
-              <w:t>≤ 50 ms response</w:t>
+                <w:lang w:eastAsia="en-DE"/>
+                <w14:ligatures w14:val="none"/>
+              </w:rPr>
+            </w:pPr>
+            <w:r>
+              <w:rPr>
+                <w:rFonts w:ascii="Times New Roman" w:eastAsia="Times New Roman" w:hAnsi="Times New Roman" w:cs="Times New Roman"/>
+                <w:kern w:val="0"/>
+                <w:lang w:eastAsia="en-DE"/>
+                <w14:ligatures w14:val="none"/>
+              </w:rPr>
+              <w:t xml:space="preserve">≤ 50 </w:t>
+            </w:r>
+            <w:proofErr w:type="spellStart"/>
+            <w:r>
+              <w:rPr>
+                <w:rFonts w:ascii="Times New Roman" w:eastAsia="Times New Roman" w:hAnsi="Times New Roman" w:cs="Times New Roman"/>
+                <w:kern w:val="0"/>
+                <w:lang w:eastAsia="en-DE"/>
+                <w14:ligatures w14:val="none"/>
+              </w:rPr>
+              <w:t>ms</w:t>
+            </w:r>
+            <w:proofErr w:type="spellEnd"/>
+            <w:r>
+              <w:rPr>
+                <w:rFonts w:ascii="Times New Roman" w:eastAsia="Times New Roman" w:hAnsi="Times New Roman" w:cs="Times New Roman"/>
+                <w:kern w:val="0"/>
+                <w:lang w:eastAsia="en-DE"/>
+                <w14:ligatures w14:val="none"/>
+              </w:rPr>
+              <w:t xml:space="preserve"> response</w:t>
             </w:r>
           </w:p>
         </w:tc>
@@ -12156,15 +12296,15 @@
               <w:rPr>
                 <w:rFonts w:ascii="Times New Roman" w:eastAsia="Times New Roman" w:hAnsi="Times New Roman" w:cs="Times New Roman"/>
                 <w:kern w:val="0"/>
-                <w:lang w:val="en-DE" w:eastAsia="en-DE"/>
-                <w14:ligatures w14:val="none"/>
-              </w:rPr>
-            </w:pPr>
-            <w:r>
-              <w:rPr>
-                <w:rFonts w:ascii="Times New Roman" w:eastAsia="Times New Roman" w:hAnsi="Times New Roman" w:cs="Times New Roman"/>
-                <w:kern w:val="0"/>
-                <w:lang w:val="en-DE" w:eastAsia="en-DE"/>
+                <w:lang w:eastAsia="en-DE"/>
+                <w14:ligatures w14:val="none"/>
+              </w:rPr>
+            </w:pPr>
+            <w:r>
+              <w:rPr>
+                <w:rFonts w:ascii="Times New Roman" w:eastAsia="Times New Roman" w:hAnsi="Times New Roman" w:cs="Times New Roman"/>
+                <w:kern w:val="0"/>
+                <w:lang w:eastAsia="en-DE"/>
                 <w14:ligatures w14:val="none"/>
               </w:rPr>
               <w:t>Scheduling Engine, Vehicle Interface</w:t>
@@ -12183,15 +12323,15 @@
               <w:rPr>
                 <w:rFonts w:ascii="Times New Roman" w:eastAsia="Times New Roman" w:hAnsi="Times New Roman" w:cs="Times New Roman"/>
                 <w:kern w:val="0"/>
-                <w:lang w:val="en-DE" w:eastAsia="en-DE"/>
-                <w14:ligatures w14:val="none"/>
-              </w:rPr>
-            </w:pPr>
-            <w:r>
-              <w:rPr>
-                <w:rFonts w:ascii="Times New Roman" w:eastAsia="Times New Roman" w:hAnsi="Times New Roman" w:cs="Times New Roman"/>
-                <w:kern w:val="0"/>
-                <w:lang w:val="en-DE" w:eastAsia="en-DE"/>
+                <w:lang w:eastAsia="en-DE"/>
+                <w14:ligatures w14:val="none"/>
+              </w:rPr>
+            </w:pPr>
+            <w:r>
+              <w:rPr>
+                <w:rFonts w:ascii="Times New Roman" w:eastAsia="Times New Roman" w:hAnsi="Times New Roman" w:cs="Times New Roman"/>
+                <w:kern w:val="0"/>
+                <w:lang w:eastAsia="en-DE"/>
                 <w14:ligatures w14:val="none"/>
               </w:rPr>
               <w:t>WCET + latency profiling</w:t>
@@ -12212,15 +12352,15 @@
               <w:rPr>
                 <w:rFonts w:ascii="Times New Roman" w:eastAsia="Times New Roman" w:hAnsi="Times New Roman" w:cs="Times New Roman"/>
                 <w:kern w:val="0"/>
-                <w:lang w:val="en-DE" w:eastAsia="en-DE"/>
-                <w14:ligatures w14:val="none"/>
-              </w:rPr>
-            </w:pPr>
-            <w:r>
-              <w:rPr>
-                <w:rFonts w:ascii="Times New Roman" w:eastAsia="Times New Roman" w:hAnsi="Times New Roman" w:cs="Times New Roman"/>
-                <w:kern w:val="0"/>
-                <w:lang w:val="en-DE" w:eastAsia="en-DE"/>
+                <w:lang w:eastAsia="en-DE"/>
+                <w14:ligatures w14:val="none"/>
+              </w:rPr>
+            </w:pPr>
+            <w:r>
+              <w:rPr>
+                <w:rFonts w:ascii="Times New Roman" w:eastAsia="Times New Roman" w:hAnsi="Times New Roman" w:cs="Times New Roman"/>
+                <w:kern w:val="0"/>
+                <w:lang w:eastAsia="en-DE"/>
                 <w14:ligatures w14:val="none"/>
               </w:rPr>
               <w:t>NFR-2</w:t>
@@ -12239,15 +12379,15 @@
               <w:rPr>
                 <w:rFonts w:ascii="Times New Roman" w:eastAsia="Times New Roman" w:hAnsi="Times New Roman" w:cs="Times New Roman"/>
                 <w:kern w:val="0"/>
-                <w:lang w:val="en-DE" w:eastAsia="en-DE"/>
-                <w14:ligatures w14:val="none"/>
-              </w:rPr>
-            </w:pPr>
-            <w:r>
-              <w:rPr>
-                <w:rFonts w:ascii="Times New Roman" w:eastAsia="Times New Roman" w:hAnsi="Times New Roman" w:cs="Times New Roman"/>
-                <w:kern w:val="0"/>
-                <w:lang w:val="en-DE" w:eastAsia="en-DE"/>
+                <w:lang w:eastAsia="en-DE"/>
+                <w14:ligatures w14:val="none"/>
+              </w:rPr>
+            </w:pPr>
+            <w:r>
+              <w:rPr>
+                <w:rFonts w:ascii="Times New Roman" w:eastAsia="Times New Roman" w:hAnsi="Times New Roman" w:cs="Times New Roman"/>
+                <w:kern w:val="0"/>
+                <w:lang w:eastAsia="en-DE"/>
                 <w14:ligatures w14:val="none"/>
               </w:rPr>
               <w:t>Determinism</w:t>
@@ -12266,15 +12406,15 @@
               <w:rPr>
                 <w:rFonts w:ascii="Times New Roman" w:eastAsia="Times New Roman" w:hAnsi="Times New Roman" w:cs="Times New Roman"/>
                 <w:kern w:val="0"/>
-                <w:lang w:val="en-DE" w:eastAsia="en-DE"/>
-                <w14:ligatures w14:val="none"/>
-              </w:rPr>
-            </w:pPr>
-            <w:r>
-              <w:rPr>
-                <w:rFonts w:ascii="Times New Roman" w:eastAsia="Times New Roman" w:hAnsi="Times New Roman" w:cs="Times New Roman"/>
-                <w:kern w:val="0"/>
-                <w:lang w:val="en-DE" w:eastAsia="en-DE"/>
+                <w:lang w:eastAsia="en-DE"/>
+                <w14:ligatures w14:val="none"/>
+              </w:rPr>
+            </w:pPr>
+            <w:r>
+              <w:rPr>
+                <w:rFonts w:ascii="Times New Roman" w:eastAsia="Times New Roman" w:hAnsi="Times New Roman" w:cs="Times New Roman"/>
+                <w:kern w:val="0"/>
+                <w:lang w:eastAsia="en-DE"/>
                 <w14:ligatures w14:val="none"/>
               </w:rPr>
               <w:t>Same input → same output</w:t>
@@ -12293,15 +12433,15 @@
               <w:rPr>
                 <w:rFonts w:ascii="Times New Roman" w:eastAsia="Times New Roman" w:hAnsi="Times New Roman" w:cs="Times New Roman"/>
                 <w:kern w:val="0"/>
-                <w:lang w:val="en-DE" w:eastAsia="en-DE"/>
-                <w14:ligatures w14:val="none"/>
-              </w:rPr>
-            </w:pPr>
-            <w:r>
-              <w:rPr>
-                <w:rFonts w:ascii="Times New Roman" w:eastAsia="Times New Roman" w:hAnsi="Times New Roman" w:cs="Times New Roman"/>
-                <w:kern w:val="0"/>
-                <w:lang w:val="en-DE" w:eastAsia="en-DE"/>
+                <w:lang w:eastAsia="en-DE"/>
+                <w14:ligatures w14:val="none"/>
+              </w:rPr>
+            </w:pPr>
+            <w:r>
+              <w:rPr>
+                <w:rFonts w:ascii="Times New Roman" w:eastAsia="Times New Roman" w:hAnsi="Times New Roman" w:cs="Times New Roman"/>
+                <w:kern w:val="0"/>
+                <w:lang w:eastAsia="en-DE"/>
                 <w14:ligatures w14:val="none"/>
               </w:rPr>
               <w:t>Global State Manager, Verification Module</w:t>
@@ -12320,15 +12460,15 @@
               <w:rPr>
                 <w:rFonts w:ascii="Times New Roman" w:eastAsia="Times New Roman" w:hAnsi="Times New Roman" w:cs="Times New Roman"/>
                 <w:kern w:val="0"/>
-                <w:lang w:val="en-DE" w:eastAsia="en-DE"/>
-                <w14:ligatures w14:val="none"/>
-              </w:rPr>
-            </w:pPr>
-            <w:r>
-              <w:rPr>
-                <w:rFonts w:ascii="Times New Roman" w:eastAsia="Times New Roman" w:hAnsi="Times New Roman" w:cs="Times New Roman"/>
-                <w:kern w:val="0"/>
-                <w:lang w:val="en-DE" w:eastAsia="en-DE"/>
+                <w:lang w:eastAsia="en-DE"/>
+                <w14:ligatures w14:val="none"/>
+              </w:rPr>
+            </w:pPr>
+            <w:r>
+              <w:rPr>
+                <w:rFonts w:ascii="Times New Roman" w:eastAsia="Times New Roman" w:hAnsi="Times New Roman" w:cs="Times New Roman"/>
+                <w:kern w:val="0"/>
+                <w:lang w:eastAsia="en-DE"/>
                 <w14:ligatures w14:val="none"/>
               </w:rPr>
               <w:t>Replay-based validation</w:t>
@@ -12352,15 +12492,15 @@
               <w:rPr>
                 <w:rFonts w:ascii="Times New Roman" w:eastAsia="Times New Roman" w:hAnsi="Times New Roman" w:cs="Times New Roman"/>
                 <w:kern w:val="0"/>
-                <w:lang w:val="en-DE" w:eastAsia="en-DE"/>
-                <w14:ligatures w14:val="none"/>
-              </w:rPr>
-            </w:pPr>
-            <w:r>
-              <w:rPr>
-                <w:rFonts w:ascii="Times New Roman" w:eastAsia="Times New Roman" w:hAnsi="Times New Roman" w:cs="Times New Roman"/>
-                <w:kern w:val="0"/>
-                <w:lang w:val="en-DE" w:eastAsia="en-DE"/>
+                <w:lang w:eastAsia="en-DE"/>
+                <w14:ligatures w14:val="none"/>
+              </w:rPr>
+            </w:pPr>
+            <w:r>
+              <w:rPr>
+                <w:rFonts w:ascii="Times New Roman" w:eastAsia="Times New Roman" w:hAnsi="Times New Roman" w:cs="Times New Roman"/>
+                <w:kern w:val="0"/>
+                <w:lang w:eastAsia="en-DE"/>
                 <w14:ligatures w14:val="none"/>
               </w:rPr>
               <w:t>NFR-3</w:t>
@@ -12379,15 +12519,15 @@
               <w:rPr>
                 <w:rFonts w:ascii="Times New Roman" w:eastAsia="Times New Roman" w:hAnsi="Times New Roman" w:cs="Times New Roman"/>
                 <w:kern w:val="0"/>
-                <w:lang w:val="en-DE" w:eastAsia="en-DE"/>
-                <w14:ligatures w14:val="none"/>
-              </w:rPr>
-            </w:pPr>
-            <w:r>
-              <w:rPr>
-                <w:rFonts w:ascii="Times New Roman" w:eastAsia="Times New Roman" w:hAnsi="Times New Roman" w:cs="Times New Roman"/>
-                <w:kern w:val="0"/>
-                <w:lang w:val="en-DE" w:eastAsia="en-DE"/>
+                <w:lang w:eastAsia="en-DE"/>
+                <w14:ligatures w14:val="none"/>
+              </w:rPr>
+            </w:pPr>
+            <w:r>
+              <w:rPr>
+                <w:rFonts w:ascii="Times New Roman" w:eastAsia="Times New Roman" w:hAnsi="Times New Roman" w:cs="Times New Roman"/>
+                <w:kern w:val="0"/>
+                <w:lang w:eastAsia="en-DE"/>
                 <w14:ligatures w14:val="none"/>
               </w:rPr>
               <w:t>Scalability</w:t>
@@ -12406,15 +12546,15 @@
               <w:rPr>
                 <w:rFonts w:ascii="Times New Roman" w:eastAsia="Times New Roman" w:hAnsi="Times New Roman" w:cs="Times New Roman"/>
                 <w:kern w:val="0"/>
-                <w:lang w:val="en-DE" w:eastAsia="en-DE"/>
-                <w14:ligatures w14:val="none"/>
-              </w:rPr>
-            </w:pPr>
-            <w:r>
-              <w:rPr>
-                <w:rFonts w:ascii="Times New Roman" w:eastAsia="Times New Roman" w:hAnsi="Times New Roman" w:cs="Times New Roman"/>
-                <w:kern w:val="0"/>
-                <w:lang w:val="en-DE" w:eastAsia="en-DE"/>
+                <w:lang w:eastAsia="en-DE"/>
+                <w14:ligatures w14:val="none"/>
+              </w:rPr>
+            </w:pPr>
+            <w:r>
+              <w:rPr>
+                <w:rFonts w:ascii="Times New Roman" w:eastAsia="Times New Roman" w:hAnsi="Times New Roman" w:cs="Times New Roman"/>
+                <w:kern w:val="0"/>
+                <w:lang w:eastAsia="en-DE"/>
                 <w14:ligatures w14:val="none"/>
               </w:rPr>
               <w:t>Support 8 lanes</w:t>
@@ -12433,15 +12573,15 @@
               <w:rPr>
                 <w:rFonts w:ascii="Times New Roman" w:eastAsia="Times New Roman" w:hAnsi="Times New Roman" w:cs="Times New Roman"/>
                 <w:kern w:val="0"/>
-                <w:lang w:val="en-DE" w:eastAsia="en-DE"/>
-                <w14:ligatures w14:val="none"/>
-              </w:rPr>
-            </w:pPr>
-            <w:r>
-              <w:rPr>
-                <w:rFonts w:ascii="Times New Roman" w:eastAsia="Times New Roman" w:hAnsi="Times New Roman" w:cs="Times New Roman"/>
-                <w:kern w:val="0"/>
-                <w:lang w:val="en-DE" w:eastAsia="en-DE"/>
+                <w:lang w:eastAsia="en-DE"/>
+                <w14:ligatures w14:val="none"/>
+              </w:rPr>
+            </w:pPr>
+            <w:r>
+              <w:rPr>
+                <w:rFonts w:ascii="Times New Roman" w:eastAsia="Times New Roman" w:hAnsi="Times New Roman" w:cs="Times New Roman"/>
+                <w:kern w:val="0"/>
+                <w:lang w:eastAsia="en-DE"/>
                 <w14:ligatures w14:val="none"/>
               </w:rPr>
               <w:t>Lane State Builder, Scheduler</w:t>
@@ -12460,15 +12600,15 @@
               <w:rPr>
                 <w:rFonts w:ascii="Times New Roman" w:eastAsia="Times New Roman" w:hAnsi="Times New Roman" w:cs="Times New Roman"/>
                 <w:kern w:val="0"/>
-                <w:lang w:val="en-DE" w:eastAsia="en-DE"/>
-                <w14:ligatures w14:val="none"/>
-              </w:rPr>
-            </w:pPr>
-            <w:r>
-              <w:rPr>
-                <w:rFonts w:ascii="Times New Roman" w:eastAsia="Times New Roman" w:hAnsi="Times New Roman" w:cs="Times New Roman"/>
-                <w:kern w:val="0"/>
-                <w:lang w:val="en-DE" w:eastAsia="en-DE"/>
+                <w:lang w:eastAsia="en-DE"/>
+                <w14:ligatures w14:val="none"/>
+              </w:rPr>
+            </w:pPr>
+            <w:r>
+              <w:rPr>
+                <w:rFonts w:ascii="Times New Roman" w:eastAsia="Times New Roman" w:hAnsi="Times New Roman" w:cs="Times New Roman"/>
+                <w:kern w:val="0"/>
+                <w:lang w:eastAsia="en-DE"/>
                 <w14:ligatures w14:val="none"/>
               </w:rPr>
               <w:t>Load testing</w:t>
@@ -12489,15 +12629,15 @@
               <w:rPr>
                 <w:rFonts w:ascii="Times New Roman" w:eastAsia="Times New Roman" w:hAnsi="Times New Roman" w:cs="Times New Roman"/>
                 <w:kern w:val="0"/>
-                <w:lang w:val="en-DE" w:eastAsia="en-DE"/>
-                <w14:ligatures w14:val="none"/>
-              </w:rPr>
-            </w:pPr>
-            <w:r>
-              <w:rPr>
-                <w:rFonts w:ascii="Times New Roman" w:eastAsia="Times New Roman" w:hAnsi="Times New Roman" w:cs="Times New Roman"/>
-                <w:kern w:val="0"/>
-                <w:lang w:val="en-DE" w:eastAsia="en-DE"/>
+                <w:lang w:eastAsia="en-DE"/>
+                <w14:ligatures w14:val="none"/>
+              </w:rPr>
+            </w:pPr>
+            <w:r>
+              <w:rPr>
+                <w:rFonts w:ascii="Times New Roman" w:eastAsia="Times New Roman" w:hAnsi="Times New Roman" w:cs="Times New Roman"/>
+                <w:kern w:val="0"/>
+                <w:lang w:eastAsia="en-DE"/>
                 <w14:ligatures w14:val="none"/>
               </w:rPr>
               <w:t>NFR-4</w:t>
@@ -12516,15 +12656,15 @@
               <w:rPr>
                 <w:rFonts w:ascii="Times New Roman" w:eastAsia="Times New Roman" w:hAnsi="Times New Roman" w:cs="Times New Roman"/>
                 <w:kern w:val="0"/>
-                <w:lang w:val="en-DE" w:eastAsia="en-DE"/>
-                <w14:ligatures w14:val="none"/>
-              </w:rPr>
-            </w:pPr>
-            <w:r>
-              <w:rPr>
-                <w:rFonts w:ascii="Times New Roman" w:eastAsia="Times New Roman" w:hAnsi="Times New Roman" w:cs="Times New Roman"/>
-                <w:kern w:val="0"/>
-                <w:lang w:val="en-DE" w:eastAsia="en-DE"/>
+                <w:lang w:eastAsia="en-DE"/>
+                <w14:ligatures w14:val="none"/>
+              </w:rPr>
+            </w:pPr>
+            <w:r>
+              <w:rPr>
+                <w:rFonts w:ascii="Times New Roman" w:eastAsia="Times New Roman" w:hAnsi="Times New Roman" w:cs="Times New Roman"/>
+                <w:kern w:val="0"/>
+                <w:lang w:eastAsia="en-DE"/>
                 <w14:ligatures w14:val="none"/>
               </w:rPr>
               <w:t>Availability</w:t>
@@ -12543,15 +12683,15 @@
               <w:rPr>
                 <w:rFonts w:ascii="Times New Roman" w:eastAsia="Times New Roman" w:hAnsi="Times New Roman" w:cs="Times New Roman"/>
                 <w:kern w:val="0"/>
-                <w:lang w:val="en-DE" w:eastAsia="en-DE"/>
-                <w14:ligatures w14:val="none"/>
-              </w:rPr>
-            </w:pPr>
-            <w:r>
-              <w:rPr>
-                <w:rFonts w:ascii="Times New Roman" w:eastAsia="Times New Roman" w:hAnsi="Times New Roman" w:cs="Times New Roman"/>
-                <w:kern w:val="0"/>
-                <w:lang w:val="en-DE" w:eastAsia="en-DE"/>
+                <w:lang w:eastAsia="en-DE"/>
+                <w14:ligatures w14:val="none"/>
+              </w:rPr>
+            </w:pPr>
+            <w:r>
+              <w:rPr>
+                <w:rFonts w:ascii="Times New Roman" w:eastAsia="Times New Roman" w:hAnsi="Times New Roman" w:cs="Times New Roman"/>
+                <w:kern w:val="0"/>
+                <w:lang w:eastAsia="en-DE"/>
                 <w14:ligatures w14:val="none"/>
               </w:rPr>
               <w:t>≥ 99.9% uptime</w:t>
@@ -12570,15 +12710,15 @@
               <w:rPr>
                 <w:rFonts w:ascii="Times New Roman" w:eastAsia="Times New Roman" w:hAnsi="Times New Roman" w:cs="Times New Roman"/>
                 <w:kern w:val="0"/>
-                <w:lang w:val="en-DE" w:eastAsia="en-DE"/>
-                <w14:ligatures w14:val="none"/>
-              </w:rPr>
-            </w:pPr>
-            <w:r>
-              <w:rPr>
-                <w:rFonts w:ascii="Times New Roman" w:eastAsia="Times New Roman" w:hAnsi="Times New Roman" w:cs="Times New Roman"/>
-                <w:kern w:val="0"/>
-                <w:lang w:val="en-DE" w:eastAsia="en-DE"/>
+                <w:lang w:eastAsia="en-DE"/>
+                <w14:ligatures w14:val="none"/>
+              </w:rPr>
+            </w:pPr>
+            <w:r>
+              <w:rPr>
+                <w:rFonts w:ascii="Times New Roman" w:eastAsia="Times New Roman" w:hAnsi="Times New Roman" w:cs="Times New Roman"/>
+                <w:kern w:val="0"/>
+                <w:lang w:eastAsia="en-DE"/>
                 <w14:ligatures w14:val="none"/>
               </w:rPr>
               <w:t>Entire system</w:t>
@@ -12597,15 +12737,15 @@
               <w:rPr>
                 <w:rFonts w:ascii="Times New Roman" w:eastAsia="Times New Roman" w:hAnsi="Times New Roman" w:cs="Times New Roman"/>
                 <w:kern w:val="0"/>
-                <w:lang w:val="en-DE" w:eastAsia="en-DE"/>
-                <w14:ligatures w14:val="none"/>
-              </w:rPr>
-            </w:pPr>
-            <w:r>
-              <w:rPr>
-                <w:rFonts w:ascii="Times New Roman" w:eastAsia="Times New Roman" w:hAnsi="Times New Roman" w:cs="Times New Roman"/>
-                <w:kern w:val="0"/>
-                <w:lang w:val="en-DE" w:eastAsia="en-DE"/>
+                <w:lang w:eastAsia="en-DE"/>
+                <w14:ligatures w14:val="none"/>
+              </w:rPr>
+            </w:pPr>
+            <w:r>
+              <w:rPr>
+                <w:rFonts w:ascii="Times New Roman" w:eastAsia="Times New Roman" w:hAnsi="Times New Roman" w:cs="Times New Roman"/>
+                <w:kern w:val="0"/>
+                <w:lang w:eastAsia="en-DE"/>
                 <w14:ligatures w14:val="none"/>
               </w:rPr>
               <w:t>Fault injection testing</w:t>
@@ -12629,15 +12769,15 @@
               <w:rPr>
                 <w:rFonts w:ascii="Times New Roman" w:eastAsia="Times New Roman" w:hAnsi="Times New Roman" w:cs="Times New Roman"/>
                 <w:kern w:val="0"/>
-                <w:lang w:val="en-DE" w:eastAsia="en-DE"/>
-                <w14:ligatures w14:val="none"/>
-              </w:rPr>
-            </w:pPr>
-            <w:r>
-              <w:rPr>
-                <w:rFonts w:ascii="Times New Roman" w:eastAsia="Times New Roman" w:hAnsi="Times New Roman" w:cs="Times New Roman"/>
-                <w:kern w:val="0"/>
-                <w:lang w:val="en-DE" w:eastAsia="en-DE"/>
+                <w:lang w:eastAsia="en-DE"/>
+                <w14:ligatures w14:val="none"/>
+              </w:rPr>
+            </w:pPr>
+            <w:r>
+              <w:rPr>
+                <w:rFonts w:ascii="Times New Roman" w:eastAsia="Times New Roman" w:hAnsi="Times New Roman" w:cs="Times New Roman"/>
+                <w:kern w:val="0"/>
+                <w:lang w:eastAsia="en-DE"/>
                 <w14:ligatures w14:val="none"/>
               </w:rPr>
               <w:t>NFR-5</w:t>
@@ -12656,15 +12796,15 @@
               <w:rPr>
                 <w:rFonts w:ascii="Times New Roman" w:eastAsia="Times New Roman" w:hAnsi="Times New Roman" w:cs="Times New Roman"/>
                 <w:kern w:val="0"/>
-                <w:lang w:val="en-DE" w:eastAsia="en-DE"/>
-                <w14:ligatures w14:val="none"/>
-              </w:rPr>
-            </w:pPr>
-            <w:r>
-              <w:rPr>
-                <w:rFonts w:ascii="Times New Roman" w:eastAsia="Times New Roman" w:hAnsi="Times New Roman" w:cs="Times New Roman"/>
-                <w:kern w:val="0"/>
-                <w:lang w:val="en-DE" w:eastAsia="en-DE"/>
+                <w:lang w:eastAsia="en-DE"/>
+                <w14:ligatures w14:val="none"/>
+              </w:rPr>
+            </w:pPr>
+            <w:r>
+              <w:rPr>
+                <w:rFonts w:ascii="Times New Roman" w:eastAsia="Times New Roman" w:hAnsi="Times New Roman" w:cs="Times New Roman"/>
+                <w:kern w:val="0"/>
+                <w:lang w:eastAsia="en-DE"/>
                 <w14:ligatures w14:val="none"/>
               </w:rPr>
               <w:t>Fault Tolerance</w:t>
@@ -12683,15 +12823,15 @@
               <w:rPr>
                 <w:rFonts w:ascii="Times New Roman" w:eastAsia="Times New Roman" w:hAnsi="Times New Roman" w:cs="Times New Roman"/>
                 <w:kern w:val="0"/>
-                <w:lang w:val="en-DE" w:eastAsia="en-DE"/>
-                <w14:ligatures w14:val="none"/>
-              </w:rPr>
-            </w:pPr>
-            <w:r>
-              <w:rPr>
-                <w:rFonts w:ascii="Times New Roman" w:eastAsia="Times New Roman" w:hAnsi="Times New Roman" w:cs="Times New Roman"/>
-                <w:kern w:val="0"/>
-                <w:lang w:val="en-DE" w:eastAsia="en-DE"/>
+                <w:lang w:eastAsia="en-DE"/>
+                <w14:ligatures w14:val="none"/>
+              </w:rPr>
+            </w:pPr>
+            <w:r>
+              <w:rPr>
+                <w:rFonts w:ascii="Times New Roman" w:eastAsia="Times New Roman" w:hAnsi="Times New Roman" w:cs="Times New Roman"/>
+                <w:kern w:val="0"/>
+                <w:lang w:eastAsia="en-DE"/>
                 <w14:ligatures w14:val="none"/>
               </w:rPr>
               <w:t>Safe degradation</w:t>
@@ -12710,15 +12850,15 @@
               <w:rPr>
                 <w:rFonts w:ascii="Times New Roman" w:eastAsia="Times New Roman" w:hAnsi="Times New Roman" w:cs="Times New Roman"/>
                 <w:kern w:val="0"/>
-                <w:lang w:val="en-DE" w:eastAsia="en-DE"/>
-                <w14:ligatures w14:val="none"/>
-              </w:rPr>
-            </w:pPr>
-            <w:r>
-              <w:rPr>
-                <w:rFonts w:ascii="Times New Roman" w:eastAsia="Times New Roman" w:hAnsi="Times New Roman" w:cs="Times New Roman"/>
-                <w:kern w:val="0"/>
-                <w:lang w:val="en-DE" w:eastAsia="en-DE"/>
+                <w:lang w:eastAsia="en-DE"/>
+                <w14:ligatures w14:val="none"/>
+              </w:rPr>
+            </w:pPr>
+            <w:r>
+              <w:rPr>
+                <w:rFonts w:ascii="Times New Roman" w:eastAsia="Times New Roman" w:hAnsi="Times New Roman" w:cs="Times New Roman"/>
+                <w:kern w:val="0"/>
+                <w:lang w:eastAsia="en-DE"/>
                 <w14:ligatures w14:val="none"/>
               </w:rPr>
               <w:t>Global State Manager, Verification Module</w:t>
@@ -12737,15 +12877,15 @@
               <w:rPr>
                 <w:rFonts w:ascii="Times New Roman" w:eastAsia="Times New Roman" w:hAnsi="Times New Roman" w:cs="Times New Roman"/>
                 <w:kern w:val="0"/>
-                <w:lang w:val="en-DE" w:eastAsia="en-DE"/>
-                <w14:ligatures w14:val="none"/>
-              </w:rPr>
-            </w:pPr>
-            <w:r>
-              <w:rPr>
-                <w:rFonts w:ascii="Times New Roman" w:eastAsia="Times New Roman" w:hAnsi="Times New Roman" w:cs="Times New Roman"/>
-                <w:kern w:val="0"/>
-                <w:lang w:val="en-DE" w:eastAsia="en-DE"/>
+                <w:lang w:eastAsia="en-DE"/>
+                <w14:ligatures w14:val="none"/>
+              </w:rPr>
+            </w:pPr>
+            <w:r>
+              <w:rPr>
+                <w:rFonts w:ascii="Times New Roman" w:eastAsia="Times New Roman" w:hAnsi="Times New Roman" w:cs="Times New Roman"/>
+                <w:kern w:val="0"/>
+                <w:lang w:eastAsia="en-DE"/>
                 <w14:ligatures w14:val="none"/>
               </w:rPr>
               <w:t>Failure mode analysis</w:t>
@@ -12766,15 +12906,15 @@
               <w:rPr>
                 <w:rFonts w:ascii="Times New Roman" w:eastAsia="Times New Roman" w:hAnsi="Times New Roman" w:cs="Times New Roman"/>
                 <w:kern w:val="0"/>
-                <w:lang w:val="en-DE" w:eastAsia="en-DE"/>
-                <w14:ligatures w14:val="none"/>
-              </w:rPr>
-            </w:pPr>
-            <w:r>
-              <w:rPr>
-                <w:rFonts w:ascii="Times New Roman" w:eastAsia="Times New Roman" w:hAnsi="Times New Roman" w:cs="Times New Roman"/>
-                <w:kern w:val="0"/>
-                <w:lang w:val="en-DE" w:eastAsia="en-DE"/>
+                <w:lang w:eastAsia="en-DE"/>
+                <w14:ligatures w14:val="none"/>
+              </w:rPr>
+            </w:pPr>
+            <w:r>
+              <w:rPr>
+                <w:rFonts w:ascii="Times New Roman" w:eastAsia="Times New Roman" w:hAnsi="Times New Roman" w:cs="Times New Roman"/>
+                <w:kern w:val="0"/>
+                <w:lang w:eastAsia="en-DE"/>
                 <w14:ligatures w14:val="none"/>
               </w:rPr>
               <w:t>NFR-6</w:t>
@@ -12793,15 +12933,15 @@
               <w:rPr>
                 <w:rFonts w:ascii="Times New Roman" w:eastAsia="Times New Roman" w:hAnsi="Times New Roman" w:cs="Times New Roman"/>
                 <w:kern w:val="0"/>
-                <w:lang w:val="en-DE" w:eastAsia="en-DE"/>
-                <w14:ligatures w14:val="none"/>
-              </w:rPr>
-            </w:pPr>
-            <w:r>
-              <w:rPr>
-                <w:rFonts w:ascii="Times New Roman" w:eastAsia="Times New Roman" w:hAnsi="Times New Roman" w:cs="Times New Roman"/>
-                <w:kern w:val="0"/>
-                <w:lang w:val="en-DE" w:eastAsia="en-DE"/>
+                <w:lang w:eastAsia="en-DE"/>
+                <w14:ligatures w14:val="none"/>
+              </w:rPr>
+            </w:pPr>
+            <w:r>
+              <w:rPr>
+                <w:rFonts w:ascii="Times New Roman" w:eastAsia="Times New Roman" w:hAnsi="Times New Roman" w:cs="Times New Roman"/>
+                <w:kern w:val="0"/>
+                <w:lang w:eastAsia="en-DE"/>
                 <w14:ligatures w14:val="none"/>
               </w:rPr>
               <w:t>Communication Delay Tolerance</w:t>
@@ -12820,18 +12960,38 @@
               <w:rPr>
                 <w:rFonts w:ascii="Times New Roman" w:eastAsia="Times New Roman" w:hAnsi="Times New Roman" w:cs="Times New Roman"/>
                 <w:kern w:val="0"/>
-                <w:lang w:val="en-DE" w:eastAsia="en-DE"/>
-                <w14:ligatures w14:val="none"/>
-              </w:rPr>
-            </w:pPr>
-            <w:r>
-              <w:rPr>
-                <w:rFonts w:ascii="Times New Roman" w:eastAsia="Times New Roman" w:hAnsi="Times New Roman" w:cs="Times New Roman"/>
-                <w:kern w:val="0"/>
-                <w:lang w:val="en-DE" w:eastAsia="en-DE"/>
-                <w14:ligatures w14:val="none"/>
-              </w:rPr>
-              <w:t>≤ 100 ms delay tolerance</w:t>
+                <w:lang w:eastAsia="en-DE"/>
+                <w14:ligatures w14:val="none"/>
+              </w:rPr>
+            </w:pPr>
+            <w:r>
+              <w:rPr>
+                <w:rFonts w:ascii="Times New Roman" w:eastAsia="Times New Roman" w:hAnsi="Times New Roman" w:cs="Times New Roman"/>
+                <w:kern w:val="0"/>
+                <w:lang w:eastAsia="en-DE"/>
+                <w14:ligatures w14:val="none"/>
+              </w:rPr>
+              <w:t xml:space="preserve">≤ 100 </w:t>
+            </w:r>
+            <w:proofErr w:type="spellStart"/>
+            <w:r>
+              <w:rPr>
+                <w:rFonts w:ascii="Times New Roman" w:eastAsia="Times New Roman" w:hAnsi="Times New Roman" w:cs="Times New Roman"/>
+                <w:kern w:val="0"/>
+                <w:lang w:eastAsia="en-DE"/>
+                <w14:ligatures w14:val="none"/>
+              </w:rPr>
+              <w:t>ms</w:t>
+            </w:r>
+            <w:proofErr w:type="spellEnd"/>
+            <w:r>
+              <w:rPr>
+                <w:rFonts w:ascii="Times New Roman" w:eastAsia="Times New Roman" w:hAnsi="Times New Roman" w:cs="Times New Roman"/>
+                <w:kern w:val="0"/>
+                <w:lang w:eastAsia="en-DE"/>
+                <w14:ligatures w14:val="none"/>
+              </w:rPr>
+              <w:t xml:space="preserve"> delay tolerance</w:t>
             </w:r>
           </w:p>
         </w:tc>
@@ -12847,15 +13007,15 @@
               <w:rPr>
                 <w:rFonts w:ascii="Times New Roman" w:eastAsia="Times New Roman" w:hAnsi="Times New Roman" w:cs="Times New Roman"/>
                 <w:kern w:val="0"/>
-                <w:lang w:val="en-DE" w:eastAsia="en-DE"/>
-                <w14:ligatures w14:val="none"/>
-              </w:rPr>
-            </w:pPr>
-            <w:r>
-              <w:rPr>
-                <w:rFonts w:ascii="Times New Roman" w:eastAsia="Times New Roman" w:hAnsi="Times New Roman" w:cs="Times New Roman"/>
-                <w:kern w:val="0"/>
-                <w:lang w:val="en-DE" w:eastAsia="en-DE"/>
+                <w:lang w:eastAsia="en-DE"/>
+                <w14:ligatures w14:val="none"/>
+              </w:rPr>
+            </w:pPr>
+            <w:r>
+              <w:rPr>
+                <w:rFonts w:ascii="Times New Roman" w:eastAsia="Times New Roman" w:hAnsi="Times New Roman" w:cs="Times New Roman"/>
+                <w:kern w:val="0"/>
+                <w:lang w:eastAsia="en-DE"/>
                 <w14:ligatures w14:val="none"/>
               </w:rPr>
               <w:t>Vehicle Interface</w:t>
@@ -12874,15 +13034,15 @@
               <w:rPr>
                 <w:rFonts w:ascii="Times New Roman" w:eastAsia="Times New Roman" w:hAnsi="Times New Roman" w:cs="Times New Roman"/>
                 <w:kern w:val="0"/>
-                <w:lang w:val="en-DE" w:eastAsia="en-DE"/>
-                <w14:ligatures w14:val="none"/>
-              </w:rPr>
-            </w:pPr>
-            <w:r>
-              <w:rPr>
-                <w:rFonts w:ascii="Times New Roman" w:eastAsia="Times New Roman" w:hAnsi="Times New Roman" w:cs="Times New Roman"/>
-                <w:kern w:val="0"/>
-                <w:lang w:val="en-DE" w:eastAsia="en-DE"/>
+                <w:lang w:eastAsia="en-DE"/>
+                <w14:ligatures w14:val="none"/>
+              </w:rPr>
+            </w:pPr>
+            <w:r>
+              <w:rPr>
+                <w:rFonts w:ascii="Times New Roman" w:eastAsia="Times New Roman" w:hAnsi="Times New Roman" w:cs="Times New Roman"/>
+                <w:kern w:val="0"/>
+                <w:lang w:eastAsia="en-DE"/>
                 <w14:ligatures w14:val="none"/>
               </w:rPr>
               <w:t>Network latency simulation</w:t>
@@ -12906,15 +13066,15 @@
               <w:rPr>
                 <w:rFonts w:ascii="Times New Roman" w:eastAsia="Times New Roman" w:hAnsi="Times New Roman" w:cs="Times New Roman"/>
                 <w:kern w:val="0"/>
-                <w:lang w:val="en-DE" w:eastAsia="en-DE"/>
-                <w14:ligatures w14:val="none"/>
-              </w:rPr>
-            </w:pPr>
-            <w:r>
-              <w:rPr>
-                <w:rFonts w:ascii="Times New Roman" w:eastAsia="Times New Roman" w:hAnsi="Times New Roman" w:cs="Times New Roman"/>
-                <w:kern w:val="0"/>
-                <w:lang w:val="en-DE" w:eastAsia="en-DE"/>
+                <w:lang w:eastAsia="en-DE"/>
+                <w14:ligatures w14:val="none"/>
+              </w:rPr>
+            </w:pPr>
+            <w:r>
+              <w:rPr>
+                <w:rFonts w:ascii="Times New Roman" w:eastAsia="Times New Roman" w:hAnsi="Times New Roman" w:cs="Times New Roman"/>
+                <w:kern w:val="0"/>
+                <w:lang w:eastAsia="en-DE"/>
                 <w14:ligatures w14:val="none"/>
               </w:rPr>
               <w:t>NFR-7</w:t>
@@ -12933,15 +13093,15 @@
               <w:rPr>
                 <w:rFonts w:ascii="Times New Roman" w:eastAsia="Times New Roman" w:hAnsi="Times New Roman" w:cs="Times New Roman"/>
                 <w:kern w:val="0"/>
-                <w:lang w:val="en-DE" w:eastAsia="en-DE"/>
-                <w14:ligatures w14:val="none"/>
-              </w:rPr>
-            </w:pPr>
-            <w:r>
-              <w:rPr>
-                <w:rFonts w:ascii="Times New Roman" w:eastAsia="Times New Roman" w:hAnsi="Times New Roman" w:cs="Times New Roman"/>
-                <w:kern w:val="0"/>
-                <w:lang w:val="en-DE" w:eastAsia="en-DE"/>
+                <w:lang w:eastAsia="en-DE"/>
+                <w14:ligatures w14:val="none"/>
+              </w:rPr>
+            </w:pPr>
+            <w:r>
+              <w:rPr>
+                <w:rFonts w:ascii="Times New Roman" w:eastAsia="Times New Roman" w:hAnsi="Times New Roman" w:cs="Times New Roman"/>
+                <w:kern w:val="0"/>
+                <w:lang w:eastAsia="en-DE"/>
                 <w14:ligatures w14:val="none"/>
               </w:rPr>
               <w:t>Computational Efficiency</w:t>
@@ -12960,15 +13120,15 @@
               <w:rPr>
                 <w:rFonts w:ascii="Times New Roman" w:eastAsia="Times New Roman" w:hAnsi="Times New Roman" w:cs="Times New Roman"/>
                 <w:kern w:val="0"/>
-                <w:lang w:val="en-DE" w:eastAsia="en-DE"/>
-                <w14:ligatures w14:val="none"/>
-              </w:rPr>
-            </w:pPr>
-            <w:r>
-              <w:rPr>
-                <w:rFonts w:ascii="Times New Roman" w:eastAsia="Times New Roman" w:hAnsi="Times New Roman" w:cs="Times New Roman"/>
-                <w:kern w:val="0"/>
-                <w:lang w:val="en-DE" w:eastAsia="en-DE"/>
+                <w:lang w:eastAsia="en-DE"/>
+                <w14:ligatures w14:val="none"/>
+              </w:rPr>
+            </w:pPr>
+            <w:r>
+              <w:rPr>
+                <w:rFonts w:ascii="Times New Roman" w:eastAsia="Times New Roman" w:hAnsi="Times New Roman" w:cs="Times New Roman"/>
+                <w:kern w:val="0"/>
+                <w:lang w:eastAsia="en-DE"/>
                 <w14:ligatures w14:val="none"/>
               </w:rPr>
               <w:t>O(n²) or better</w:t>
@@ -12987,15 +13147,15 @@
               <w:rPr>
                 <w:rFonts w:ascii="Times New Roman" w:eastAsia="Times New Roman" w:hAnsi="Times New Roman" w:cs="Times New Roman"/>
                 <w:kern w:val="0"/>
-                <w:lang w:val="en-DE" w:eastAsia="en-DE"/>
-                <w14:ligatures w14:val="none"/>
-              </w:rPr>
-            </w:pPr>
-            <w:r>
-              <w:rPr>
-                <w:rFonts w:ascii="Times New Roman" w:eastAsia="Times New Roman" w:hAnsi="Times New Roman" w:cs="Times New Roman"/>
-                <w:kern w:val="0"/>
-                <w:lang w:val="en-DE" w:eastAsia="en-DE"/>
+                <w:lang w:eastAsia="en-DE"/>
+                <w14:ligatures w14:val="none"/>
+              </w:rPr>
+            </w:pPr>
+            <w:r>
+              <w:rPr>
+                <w:rFonts w:ascii="Times New Roman" w:eastAsia="Times New Roman" w:hAnsi="Times New Roman" w:cs="Times New Roman"/>
+                <w:kern w:val="0"/>
+                <w:lang w:eastAsia="en-DE"/>
                 <w14:ligatures w14:val="none"/>
               </w:rPr>
               <w:t>Scheduling Engine</w:t>
@@ -13014,15 +13174,15 @@
               <w:rPr>
                 <w:rFonts w:ascii="Times New Roman" w:eastAsia="Times New Roman" w:hAnsi="Times New Roman" w:cs="Times New Roman"/>
                 <w:kern w:val="0"/>
-                <w:lang w:val="en-DE" w:eastAsia="en-DE"/>
-                <w14:ligatures w14:val="none"/>
-              </w:rPr>
-            </w:pPr>
-            <w:r>
-              <w:rPr>
-                <w:rFonts w:ascii="Times New Roman" w:eastAsia="Times New Roman" w:hAnsi="Times New Roman" w:cs="Times New Roman"/>
-                <w:kern w:val="0"/>
-                <w:lang w:val="en-DE" w:eastAsia="en-DE"/>
+                <w:lang w:eastAsia="en-DE"/>
+                <w14:ligatures w14:val="none"/>
+              </w:rPr>
+            </w:pPr>
+            <w:r>
+              <w:rPr>
+                <w:rFonts w:ascii="Times New Roman" w:eastAsia="Times New Roman" w:hAnsi="Times New Roman" w:cs="Times New Roman"/>
+                <w:kern w:val="0"/>
+                <w:lang w:eastAsia="en-DE"/>
                 <w14:ligatures w14:val="none"/>
               </w:rPr>
               <w:t>Complexity analysis</w:t>
@@ -13043,15 +13203,15 @@
               <w:rPr>
                 <w:rFonts w:ascii="Times New Roman" w:eastAsia="Times New Roman" w:hAnsi="Times New Roman" w:cs="Times New Roman"/>
                 <w:kern w:val="0"/>
-                <w:lang w:val="en-DE" w:eastAsia="en-DE"/>
-                <w14:ligatures w14:val="none"/>
-              </w:rPr>
-            </w:pPr>
-            <w:r>
-              <w:rPr>
-                <w:rFonts w:ascii="Times New Roman" w:eastAsia="Times New Roman" w:hAnsi="Times New Roman" w:cs="Times New Roman"/>
-                <w:kern w:val="0"/>
-                <w:lang w:val="en-DE" w:eastAsia="en-DE"/>
+                <w:lang w:eastAsia="en-DE"/>
+                <w14:ligatures w14:val="none"/>
+              </w:rPr>
+            </w:pPr>
+            <w:r>
+              <w:rPr>
+                <w:rFonts w:ascii="Times New Roman" w:eastAsia="Times New Roman" w:hAnsi="Times New Roman" w:cs="Times New Roman"/>
+                <w:kern w:val="0"/>
+                <w:lang w:eastAsia="en-DE"/>
                 <w14:ligatures w14:val="none"/>
               </w:rPr>
               <w:t>NFR-8</w:t>
@@ -13070,15 +13230,15 @@
               <w:rPr>
                 <w:rFonts w:ascii="Times New Roman" w:eastAsia="Times New Roman" w:hAnsi="Times New Roman" w:cs="Times New Roman"/>
                 <w:kern w:val="0"/>
-                <w:lang w:val="en-DE" w:eastAsia="en-DE"/>
-                <w14:ligatures w14:val="none"/>
-              </w:rPr>
-            </w:pPr>
-            <w:r>
-              <w:rPr>
-                <w:rFonts w:ascii="Times New Roman" w:eastAsia="Times New Roman" w:hAnsi="Times New Roman" w:cs="Times New Roman"/>
-                <w:kern w:val="0"/>
-                <w:lang w:val="en-DE" w:eastAsia="en-DE"/>
+                <w:lang w:eastAsia="en-DE"/>
+                <w14:ligatures w14:val="none"/>
+              </w:rPr>
+            </w:pPr>
+            <w:r>
+              <w:rPr>
+                <w:rFonts w:ascii="Times New Roman" w:eastAsia="Times New Roman" w:hAnsi="Times New Roman" w:cs="Times New Roman"/>
+                <w:kern w:val="0"/>
+                <w:lang w:eastAsia="en-DE"/>
                 <w14:ligatures w14:val="none"/>
               </w:rPr>
               <w:t>Embedded Feasibility</w:t>
@@ -13097,15 +13257,15 @@
               <w:rPr>
                 <w:rFonts w:ascii="Times New Roman" w:eastAsia="Times New Roman" w:hAnsi="Times New Roman" w:cs="Times New Roman"/>
                 <w:kern w:val="0"/>
-                <w:lang w:val="en-DE" w:eastAsia="en-DE"/>
-                <w14:ligatures w14:val="none"/>
-              </w:rPr>
-            </w:pPr>
-            <w:r>
-              <w:rPr>
-                <w:rFonts w:ascii="Times New Roman" w:eastAsia="Times New Roman" w:hAnsi="Times New Roman" w:cs="Times New Roman"/>
-                <w:kern w:val="0"/>
-                <w:lang w:val="en-DE" w:eastAsia="en-DE"/>
+                <w:lang w:eastAsia="en-DE"/>
+                <w14:ligatures w14:val="none"/>
+              </w:rPr>
+            </w:pPr>
+            <w:r>
+              <w:rPr>
+                <w:rFonts w:ascii="Times New Roman" w:eastAsia="Times New Roman" w:hAnsi="Times New Roman" w:cs="Times New Roman"/>
+                <w:kern w:val="0"/>
+                <w:lang w:eastAsia="en-DE"/>
                 <w14:ligatures w14:val="none"/>
               </w:rPr>
               <w:t>Run on embedded hardware</w:t>
@@ -13124,15 +13284,15 @@
               <w:rPr>
                 <w:rFonts w:ascii="Times New Roman" w:eastAsia="Times New Roman" w:hAnsi="Times New Roman" w:cs="Times New Roman"/>
                 <w:kern w:val="0"/>
-                <w:lang w:val="en-DE" w:eastAsia="en-DE"/>
-                <w14:ligatures w14:val="none"/>
-              </w:rPr>
-            </w:pPr>
-            <w:r>
-              <w:rPr>
-                <w:rFonts w:ascii="Times New Roman" w:eastAsia="Times New Roman" w:hAnsi="Times New Roman" w:cs="Times New Roman"/>
-                <w:kern w:val="0"/>
-                <w:lang w:val="en-DE" w:eastAsia="en-DE"/>
+                <w:lang w:eastAsia="en-DE"/>
+                <w14:ligatures w14:val="none"/>
+              </w:rPr>
+            </w:pPr>
+            <w:r>
+              <w:rPr>
+                <w:rFonts w:ascii="Times New Roman" w:eastAsia="Times New Roman" w:hAnsi="Times New Roman" w:cs="Times New Roman"/>
+                <w:kern w:val="0"/>
+                <w:lang w:eastAsia="en-DE"/>
                 <w14:ligatures w14:val="none"/>
               </w:rPr>
               <w:t>Entire control core</w:t>
@@ -13151,15 +13311,15 @@
               <w:rPr>
                 <w:rFonts w:ascii="Times New Roman" w:eastAsia="Times New Roman" w:hAnsi="Times New Roman" w:cs="Times New Roman"/>
                 <w:kern w:val="0"/>
-                <w:lang w:val="en-DE" w:eastAsia="en-DE"/>
-                <w14:ligatures w14:val="none"/>
-              </w:rPr>
-            </w:pPr>
-            <w:r>
-              <w:rPr>
-                <w:rFonts w:ascii="Times New Roman" w:eastAsia="Times New Roman" w:hAnsi="Times New Roman" w:cs="Times New Roman"/>
-                <w:kern w:val="0"/>
-                <w:lang w:val="en-DE" w:eastAsia="en-DE"/>
+                <w:lang w:eastAsia="en-DE"/>
+                <w14:ligatures w14:val="none"/>
+              </w:rPr>
+            </w:pPr>
+            <w:r>
+              <w:rPr>
+                <w:rFonts w:ascii="Times New Roman" w:eastAsia="Times New Roman" w:hAnsi="Times New Roman" w:cs="Times New Roman"/>
+                <w:kern w:val="0"/>
+                <w:lang w:eastAsia="en-DE"/>
                 <w14:ligatures w14:val="none"/>
               </w:rPr>
               <w:t>Resource profiling</w:t>
@@ -13207,20 +13367,7 @@
           <w:lang w:eastAsia="en-DE"/>
           <w14:ligatures w14:val="none"/>
         </w:rPr>
-        <w:t>.</w:t>
-      </w:r>
-      <w:r>
-        <w:rPr>
-          <w:rFonts w:ascii="Times New Roman" w:eastAsia="Times New Roman" w:hAnsi="Times New Roman" w:cs="Times New Roman"/>
-          <w:b/>
-          <w:bCs/>
-          <w:kern w:val="0"/>
-          <w:sz w:val="36"/>
-          <w:szCs w:val="36"/>
-          <w:lang w:eastAsia="en-DE"/>
-          <w14:ligatures w14:val="none"/>
-        </w:rPr>
-        <w:t>3</w:t>
+        <w:t>.3</w:t>
       </w:r>
       <w:r>
         <w:rPr>
@@ -13281,7 +13428,7 @@
                 <w:rFonts w:ascii="Times New Roman" w:eastAsia="Times New Roman" w:hAnsi="Times New Roman" w:cs="Times New Roman"/>
                 <w:color w:val="FFFFFF" w:themeColor="background1"/>
                 <w:kern w:val="0"/>
-                <w:lang w:val="en-DE" w:eastAsia="en-DE"/>
+                <w:lang w:eastAsia="en-DE"/>
                 <w14:ligatures w14:val="none"/>
               </w:rPr>
             </w:pPr>
@@ -13290,7 +13437,7 @@
                 <w:rFonts w:ascii="Times New Roman" w:eastAsia="Times New Roman" w:hAnsi="Times New Roman" w:cs="Times New Roman"/>
                 <w:color w:val="FFFFFF" w:themeColor="background1"/>
                 <w:kern w:val="0"/>
-                <w:lang w:val="en-DE" w:eastAsia="en-DE"/>
+                <w:lang w:eastAsia="en-DE"/>
                 <w14:ligatures w14:val="none"/>
               </w:rPr>
               <w:t xml:space="preserve"> ID</w:t>
@@ -13312,7 +13459,7 @@
                 <w:rFonts w:ascii="Times New Roman" w:eastAsia="Times New Roman" w:hAnsi="Times New Roman" w:cs="Times New Roman"/>
                 <w:color w:val="FFFFFF" w:themeColor="background1"/>
                 <w:kern w:val="0"/>
-                <w:lang w:val="en-DE" w:eastAsia="en-DE"/>
+                <w:lang w:eastAsia="en-DE"/>
                 <w14:ligatures w14:val="none"/>
               </w:rPr>
             </w:pPr>
@@ -13321,7 +13468,7 @@
                 <w:rFonts w:ascii="Times New Roman" w:eastAsia="Times New Roman" w:hAnsi="Times New Roman" w:cs="Times New Roman"/>
                 <w:color w:val="FFFFFF" w:themeColor="background1"/>
                 <w:kern w:val="0"/>
-                <w:lang w:val="en-DE" w:eastAsia="en-DE"/>
+                <w:lang w:eastAsia="en-DE"/>
                 <w14:ligatures w14:val="none"/>
               </w:rPr>
               <w:t>Requirement</w:t>
@@ -13343,7 +13490,7 @@
                 <w:rFonts w:ascii="Times New Roman" w:eastAsia="Times New Roman" w:hAnsi="Times New Roman" w:cs="Times New Roman"/>
                 <w:color w:val="FFFFFF" w:themeColor="background1"/>
                 <w:kern w:val="0"/>
-                <w:lang w:val="en-DE" w:eastAsia="en-DE"/>
+                <w:lang w:eastAsia="en-DE"/>
                 <w14:ligatures w14:val="none"/>
               </w:rPr>
             </w:pPr>
@@ -13352,7 +13499,7 @@
                 <w:rFonts w:ascii="Times New Roman" w:eastAsia="Times New Roman" w:hAnsi="Times New Roman" w:cs="Times New Roman"/>
                 <w:color w:val="FFFFFF" w:themeColor="background1"/>
                 <w:kern w:val="0"/>
-                <w:lang w:val="en-DE" w:eastAsia="en-DE"/>
+                <w:lang w:eastAsia="en-DE"/>
                 <w14:ligatures w14:val="none"/>
               </w:rPr>
               <w:t>Description</w:t>
@@ -13374,7 +13521,7 @@
                 <w:rFonts w:ascii="Times New Roman" w:eastAsia="Times New Roman" w:hAnsi="Times New Roman" w:cs="Times New Roman"/>
                 <w:color w:val="FFFFFF" w:themeColor="background1"/>
                 <w:kern w:val="0"/>
-                <w:lang w:val="en-DE" w:eastAsia="en-DE"/>
+                <w:lang w:eastAsia="en-DE"/>
                 <w14:ligatures w14:val="none"/>
               </w:rPr>
             </w:pPr>
@@ -13383,7 +13530,7 @@
                 <w:rFonts w:ascii="Times New Roman" w:eastAsia="Times New Roman" w:hAnsi="Times New Roman" w:cs="Times New Roman"/>
                 <w:color w:val="FFFFFF" w:themeColor="background1"/>
                 <w:kern w:val="0"/>
-                <w:lang w:val="en-DE" w:eastAsia="en-DE"/>
+                <w:lang w:eastAsia="en-DE"/>
                 <w14:ligatures w14:val="none"/>
               </w:rPr>
               <w:t>Mapped Block(s)</w:t>
@@ -13405,7 +13552,7 @@
                 <w:rFonts w:ascii="Times New Roman" w:eastAsia="Times New Roman" w:hAnsi="Times New Roman" w:cs="Times New Roman"/>
                 <w:color w:val="FFFFFF" w:themeColor="background1"/>
                 <w:kern w:val="0"/>
-                <w:lang w:val="en-DE" w:eastAsia="en-DE"/>
+                <w:lang w:eastAsia="en-DE"/>
                 <w14:ligatures w14:val="none"/>
               </w:rPr>
             </w:pPr>
@@ -13414,7 +13561,7 @@
                 <w:rFonts w:ascii="Times New Roman" w:eastAsia="Times New Roman" w:hAnsi="Times New Roman" w:cs="Times New Roman"/>
                 <w:color w:val="FFFFFF" w:themeColor="background1"/>
                 <w:kern w:val="0"/>
-                <w:lang w:val="en-DE" w:eastAsia="en-DE"/>
+                <w:lang w:eastAsia="en-DE"/>
                 <w14:ligatures w14:val="none"/>
               </w:rPr>
               <w:t>Verification</w:t>
@@ -13438,15 +13585,15 @@
               <w:rPr>
                 <w:rFonts w:ascii="Times New Roman" w:eastAsia="Times New Roman" w:hAnsi="Times New Roman" w:cs="Times New Roman"/>
                 <w:kern w:val="0"/>
-                <w:lang w:val="en-DE" w:eastAsia="en-DE"/>
-                <w14:ligatures w14:val="none"/>
-              </w:rPr>
-            </w:pPr>
-            <w:r>
-              <w:rPr>
-                <w:rFonts w:ascii="Times New Roman" w:eastAsia="Times New Roman" w:hAnsi="Times New Roman" w:cs="Times New Roman"/>
-                <w:kern w:val="0"/>
-                <w:lang w:val="en-DE" w:eastAsia="en-DE"/>
+                <w:lang w:eastAsia="en-DE"/>
+                <w14:ligatures w14:val="none"/>
+              </w:rPr>
+            </w:pPr>
+            <w:r>
+              <w:rPr>
+                <w:rFonts w:ascii="Times New Roman" w:eastAsia="Times New Roman" w:hAnsi="Times New Roman" w:cs="Times New Roman"/>
+                <w:kern w:val="0"/>
+                <w:lang w:eastAsia="en-DE"/>
                 <w14:ligatures w14:val="none"/>
               </w:rPr>
               <w:t>STR-1</w:t>
@@ -13465,15 +13612,15 @@
               <w:rPr>
                 <w:rFonts w:ascii="Times New Roman" w:eastAsia="Times New Roman" w:hAnsi="Times New Roman" w:cs="Times New Roman"/>
                 <w:kern w:val="0"/>
-                <w:lang w:val="en-DE" w:eastAsia="en-DE"/>
-                <w14:ligatures w14:val="none"/>
-              </w:rPr>
-            </w:pPr>
-            <w:r>
-              <w:rPr>
-                <w:rFonts w:ascii="Times New Roman" w:eastAsia="Times New Roman" w:hAnsi="Times New Roman" w:cs="Times New Roman"/>
-                <w:kern w:val="0"/>
-                <w:lang w:val="en-DE" w:eastAsia="en-DE"/>
+                <w:lang w:eastAsia="en-DE"/>
+                <w14:ligatures w14:val="none"/>
+              </w:rPr>
+            </w:pPr>
+            <w:r>
+              <w:rPr>
+                <w:rFonts w:ascii="Times New Roman" w:eastAsia="Times New Roman" w:hAnsi="Times New Roman" w:cs="Times New Roman"/>
+                <w:kern w:val="0"/>
+                <w:lang w:eastAsia="en-DE"/>
                 <w14:ligatures w14:val="none"/>
               </w:rPr>
               <w:t>Collision Freedom</w:t>
@@ -13492,15 +13639,15 @@
               <w:rPr>
                 <w:rFonts w:ascii="Times New Roman" w:eastAsia="Times New Roman" w:hAnsi="Times New Roman" w:cs="Times New Roman"/>
                 <w:kern w:val="0"/>
-                <w:lang w:val="en-DE" w:eastAsia="en-DE"/>
-                <w14:ligatures w14:val="none"/>
-              </w:rPr>
-            </w:pPr>
-            <w:r>
-              <w:rPr>
-                <w:rFonts w:ascii="Times New Roman" w:eastAsia="Times New Roman" w:hAnsi="Times New Roman" w:cs="Times New Roman"/>
-                <w:kern w:val="0"/>
-                <w:lang w:val="en-DE" w:eastAsia="en-DE"/>
+                <w:lang w:eastAsia="en-DE"/>
+                <w14:ligatures w14:val="none"/>
+              </w:rPr>
+            </w:pPr>
+            <w:r>
+              <w:rPr>
+                <w:rFonts w:ascii="Times New Roman" w:eastAsia="Times New Roman" w:hAnsi="Times New Roman" w:cs="Times New Roman"/>
+                <w:kern w:val="0"/>
+                <w:lang w:eastAsia="en-DE"/>
                 <w14:ligatures w14:val="none"/>
               </w:rPr>
               <w:t>No conflicting vehicles simultaneously</w:t>
@@ -13519,15 +13666,15 @@
               <w:rPr>
                 <w:rFonts w:ascii="Times New Roman" w:eastAsia="Times New Roman" w:hAnsi="Times New Roman" w:cs="Times New Roman"/>
                 <w:kern w:val="0"/>
-                <w:lang w:val="en-DE" w:eastAsia="en-DE"/>
-                <w14:ligatures w14:val="none"/>
-              </w:rPr>
-            </w:pPr>
-            <w:r>
-              <w:rPr>
-                <w:rFonts w:ascii="Times New Roman" w:eastAsia="Times New Roman" w:hAnsi="Times New Roman" w:cs="Times New Roman"/>
-                <w:kern w:val="0"/>
-                <w:lang w:val="en-DE" w:eastAsia="en-DE"/>
+                <w:lang w:eastAsia="en-DE"/>
+                <w14:ligatures w14:val="none"/>
+              </w:rPr>
+            </w:pPr>
+            <w:r>
+              <w:rPr>
+                <w:rFonts w:ascii="Times New Roman" w:eastAsia="Times New Roman" w:hAnsi="Times New Roman" w:cs="Times New Roman"/>
+                <w:kern w:val="0"/>
+                <w:lang w:eastAsia="en-DE"/>
                 <w14:ligatures w14:val="none"/>
               </w:rPr>
               <w:t>Conflict Detection, Verification</w:t>
@@ -13546,15 +13693,15 @@
               <w:rPr>
                 <w:rFonts w:ascii="Times New Roman" w:eastAsia="Times New Roman" w:hAnsi="Times New Roman" w:cs="Times New Roman"/>
                 <w:kern w:val="0"/>
-                <w:lang w:val="en-DE" w:eastAsia="en-DE"/>
-                <w14:ligatures w14:val="none"/>
-              </w:rPr>
-            </w:pPr>
-            <w:r>
-              <w:rPr>
-                <w:rFonts w:ascii="Times New Roman" w:eastAsia="Times New Roman" w:hAnsi="Times New Roman" w:cs="Times New Roman"/>
-                <w:kern w:val="0"/>
-                <w:lang w:val="en-DE" w:eastAsia="en-DE"/>
+                <w:lang w:eastAsia="en-DE"/>
+                <w14:ligatures w14:val="none"/>
+              </w:rPr>
+            </w:pPr>
+            <w:r>
+              <w:rPr>
+                <w:rFonts w:ascii="Times New Roman" w:eastAsia="Times New Roman" w:hAnsi="Times New Roman" w:cs="Times New Roman"/>
+                <w:kern w:val="0"/>
+                <w:lang w:eastAsia="en-DE"/>
                 <w14:ligatures w14:val="none"/>
               </w:rPr>
               <w:t>Model checking (UPPAAL-ready)</w:t>
@@ -13575,15 +13722,15 @@
               <w:rPr>
                 <w:rFonts w:ascii="Times New Roman" w:eastAsia="Times New Roman" w:hAnsi="Times New Roman" w:cs="Times New Roman"/>
                 <w:kern w:val="0"/>
-                <w:lang w:val="en-DE" w:eastAsia="en-DE"/>
-                <w14:ligatures w14:val="none"/>
-              </w:rPr>
-            </w:pPr>
-            <w:r>
-              <w:rPr>
-                <w:rFonts w:ascii="Times New Roman" w:eastAsia="Times New Roman" w:hAnsi="Times New Roman" w:cs="Times New Roman"/>
-                <w:kern w:val="0"/>
-                <w:lang w:val="en-DE" w:eastAsia="en-DE"/>
+                <w:lang w:eastAsia="en-DE"/>
+                <w14:ligatures w14:val="none"/>
+              </w:rPr>
+            </w:pPr>
+            <w:r>
+              <w:rPr>
+                <w:rFonts w:ascii="Times New Roman" w:eastAsia="Times New Roman" w:hAnsi="Times New Roman" w:cs="Times New Roman"/>
+                <w:kern w:val="0"/>
+                <w:lang w:eastAsia="en-DE"/>
                 <w14:ligatures w14:val="none"/>
               </w:rPr>
               <w:t>STR-2</w:t>
@@ -13602,15 +13749,15 @@
               <w:rPr>
                 <w:rFonts w:ascii="Times New Roman" w:eastAsia="Times New Roman" w:hAnsi="Times New Roman" w:cs="Times New Roman"/>
                 <w:kern w:val="0"/>
-                <w:lang w:val="en-DE" w:eastAsia="en-DE"/>
-                <w14:ligatures w14:val="none"/>
-              </w:rPr>
-            </w:pPr>
-            <w:r>
-              <w:rPr>
-                <w:rFonts w:ascii="Times New Roman" w:eastAsia="Times New Roman" w:hAnsi="Times New Roman" w:cs="Times New Roman"/>
-                <w:kern w:val="0"/>
-                <w:lang w:val="en-DE" w:eastAsia="en-DE"/>
+                <w:lang w:eastAsia="en-DE"/>
+                <w14:ligatures w14:val="none"/>
+              </w:rPr>
+            </w:pPr>
+            <w:r>
+              <w:rPr>
+                <w:rFonts w:ascii="Times New Roman" w:eastAsia="Times New Roman" w:hAnsi="Times New Roman" w:cs="Times New Roman"/>
+                <w:kern w:val="0"/>
+                <w:lang w:eastAsia="en-DE"/>
                 <w14:ligatures w14:val="none"/>
               </w:rPr>
               <w:t>Safe Separation</w:t>
@@ -13629,15 +13776,15 @@
               <w:rPr>
                 <w:rFonts w:ascii="Times New Roman" w:eastAsia="Times New Roman" w:hAnsi="Times New Roman" w:cs="Times New Roman"/>
                 <w:kern w:val="0"/>
-                <w:lang w:val="en-DE" w:eastAsia="en-DE"/>
-                <w14:ligatures w14:val="none"/>
-              </w:rPr>
-            </w:pPr>
-            <w:r>
-              <w:rPr>
-                <w:rFonts w:ascii="Times New Roman" w:eastAsia="Times New Roman" w:hAnsi="Times New Roman" w:cs="Times New Roman"/>
-                <w:kern w:val="0"/>
-                <w:lang w:val="en-DE" w:eastAsia="en-DE"/>
+                <w:lang w:eastAsia="en-DE"/>
+                <w14:ligatures w14:val="none"/>
+              </w:rPr>
+            </w:pPr>
+            <w:r>
+              <w:rPr>
+                <w:rFonts w:ascii="Times New Roman" w:eastAsia="Times New Roman" w:hAnsi="Times New Roman" w:cs="Times New Roman"/>
+                <w:kern w:val="0"/>
+                <w:lang w:eastAsia="en-DE"/>
                 <w14:ligatures w14:val="none"/>
               </w:rPr>
               <w:t>Maintain safe distance</w:t>
@@ -13656,15 +13803,15 @@
               <w:rPr>
                 <w:rFonts w:ascii="Times New Roman" w:eastAsia="Times New Roman" w:hAnsi="Times New Roman" w:cs="Times New Roman"/>
                 <w:kern w:val="0"/>
-                <w:lang w:val="en-DE" w:eastAsia="en-DE"/>
-                <w14:ligatures w14:val="none"/>
-              </w:rPr>
-            </w:pPr>
-            <w:r>
-              <w:rPr>
-                <w:rFonts w:ascii="Times New Roman" w:eastAsia="Times New Roman" w:hAnsi="Times New Roman" w:cs="Times New Roman"/>
-                <w:kern w:val="0"/>
-                <w:lang w:val="en-DE" w:eastAsia="en-DE"/>
+                <w:lang w:eastAsia="en-DE"/>
+                <w14:ligatures w14:val="none"/>
+              </w:rPr>
+            </w:pPr>
+            <w:r>
+              <w:rPr>
+                <w:rFonts w:ascii="Times New Roman" w:eastAsia="Times New Roman" w:hAnsi="Times New Roman" w:cs="Times New Roman"/>
+                <w:kern w:val="0"/>
+                <w:lang w:eastAsia="en-DE"/>
                 <w14:ligatures w14:val="none"/>
               </w:rPr>
               <w:t>Conflict Detection, Scheduling</w:t>
@@ -13683,15 +13830,15 @@
               <w:rPr>
                 <w:rFonts w:ascii="Times New Roman" w:eastAsia="Times New Roman" w:hAnsi="Times New Roman" w:cs="Times New Roman"/>
                 <w:kern w:val="0"/>
-                <w:lang w:val="en-DE" w:eastAsia="en-DE"/>
-                <w14:ligatures w14:val="none"/>
-              </w:rPr>
-            </w:pPr>
-            <w:r>
-              <w:rPr>
-                <w:rFonts w:ascii="Times New Roman" w:eastAsia="Times New Roman" w:hAnsi="Times New Roman" w:cs="Times New Roman"/>
-                <w:kern w:val="0"/>
-                <w:lang w:val="en-DE" w:eastAsia="en-DE"/>
+                <w:lang w:eastAsia="en-DE"/>
+                <w14:ligatures w14:val="none"/>
+              </w:rPr>
+            </w:pPr>
+            <w:r>
+              <w:rPr>
+                <w:rFonts w:ascii="Times New Roman" w:eastAsia="Times New Roman" w:hAnsi="Times New Roman" w:cs="Times New Roman"/>
+                <w:kern w:val="0"/>
+                <w:lang w:eastAsia="en-DE"/>
                 <w14:ligatures w14:val="none"/>
               </w:rPr>
               <w:t>Constraint validation</w:t>
@@ -13715,15 +13862,15 @@
               <w:rPr>
                 <w:rFonts w:ascii="Times New Roman" w:eastAsia="Times New Roman" w:hAnsi="Times New Roman" w:cs="Times New Roman"/>
                 <w:kern w:val="0"/>
-                <w:lang w:val="en-DE" w:eastAsia="en-DE"/>
-                <w14:ligatures w14:val="none"/>
-              </w:rPr>
-            </w:pPr>
-            <w:r>
-              <w:rPr>
-                <w:rFonts w:ascii="Times New Roman" w:eastAsia="Times New Roman" w:hAnsi="Times New Roman" w:cs="Times New Roman"/>
-                <w:kern w:val="0"/>
-                <w:lang w:val="en-DE" w:eastAsia="en-DE"/>
+                <w:lang w:eastAsia="en-DE"/>
+                <w14:ligatures w14:val="none"/>
+              </w:rPr>
+            </w:pPr>
+            <w:r>
+              <w:rPr>
+                <w:rFonts w:ascii="Times New Roman" w:eastAsia="Times New Roman" w:hAnsi="Times New Roman" w:cs="Times New Roman"/>
+                <w:kern w:val="0"/>
+                <w:lang w:eastAsia="en-DE"/>
                 <w14:ligatures w14:val="none"/>
               </w:rPr>
               <w:t>STR-3</w:t>
@@ -13742,15 +13889,15 @@
               <w:rPr>
                 <w:rFonts w:ascii="Times New Roman" w:eastAsia="Times New Roman" w:hAnsi="Times New Roman" w:cs="Times New Roman"/>
                 <w:kern w:val="0"/>
-                <w:lang w:val="en-DE" w:eastAsia="en-DE"/>
-                <w14:ligatures w14:val="none"/>
-              </w:rPr>
-            </w:pPr>
-            <w:r>
-              <w:rPr>
-                <w:rFonts w:ascii="Times New Roman" w:eastAsia="Times New Roman" w:hAnsi="Times New Roman" w:cs="Times New Roman"/>
-                <w:kern w:val="0"/>
-                <w:lang w:val="en-DE" w:eastAsia="en-DE"/>
+                <w:lang w:eastAsia="en-DE"/>
+                <w14:ligatures w14:val="none"/>
+              </w:rPr>
+            </w:pPr>
+            <w:r>
+              <w:rPr>
+                <w:rFonts w:ascii="Times New Roman" w:eastAsia="Times New Roman" w:hAnsi="Times New Roman" w:cs="Times New Roman"/>
+                <w:kern w:val="0"/>
+                <w:lang w:eastAsia="en-DE"/>
                 <w14:ligatures w14:val="none"/>
               </w:rPr>
               <w:t>Deadlock Freedom</w:t>
@@ -13769,15 +13916,15 @@
               <w:rPr>
                 <w:rFonts w:ascii="Times New Roman" w:eastAsia="Times New Roman" w:hAnsi="Times New Roman" w:cs="Times New Roman"/>
                 <w:kern w:val="0"/>
-                <w:lang w:val="en-DE" w:eastAsia="en-DE"/>
-                <w14:ligatures w14:val="none"/>
-              </w:rPr>
-            </w:pPr>
-            <w:r>
-              <w:rPr>
-                <w:rFonts w:ascii="Times New Roman" w:eastAsia="Times New Roman" w:hAnsi="Times New Roman" w:cs="Times New Roman"/>
-                <w:kern w:val="0"/>
-                <w:lang w:val="en-DE" w:eastAsia="en-DE"/>
+                <w:lang w:eastAsia="en-DE"/>
+                <w14:ligatures w14:val="none"/>
+              </w:rPr>
+            </w:pPr>
+            <w:r>
+              <w:rPr>
+                <w:rFonts w:ascii="Times New Roman" w:eastAsia="Times New Roman" w:hAnsi="Times New Roman" w:cs="Times New Roman"/>
+                <w:kern w:val="0"/>
+                <w:lang w:eastAsia="en-DE"/>
                 <w14:ligatures w14:val="none"/>
               </w:rPr>
               <w:t>No circular wait</w:t>
@@ -13796,15 +13943,15 @@
               <w:rPr>
                 <w:rFonts w:ascii="Times New Roman" w:eastAsia="Times New Roman" w:hAnsi="Times New Roman" w:cs="Times New Roman"/>
                 <w:kern w:val="0"/>
-                <w:lang w:val="en-DE" w:eastAsia="en-DE"/>
-                <w14:ligatures w14:val="none"/>
-              </w:rPr>
-            </w:pPr>
-            <w:r>
-              <w:rPr>
-                <w:rFonts w:ascii="Times New Roman" w:eastAsia="Times New Roman" w:hAnsi="Times New Roman" w:cs="Times New Roman"/>
-                <w:kern w:val="0"/>
-                <w:lang w:val="en-DE" w:eastAsia="en-DE"/>
+                <w:lang w:eastAsia="en-DE"/>
+                <w14:ligatures w14:val="none"/>
+              </w:rPr>
+            </w:pPr>
+            <w:r>
+              <w:rPr>
+                <w:rFonts w:ascii="Times New Roman" w:eastAsia="Times New Roman" w:hAnsi="Times New Roman" w:cs="Times New Roman"/>
+                <w:kern w:val="0"/>
+                <w:lang w:eastAsia="en-DE"/>
                 <w14:ligatures w14:val="none"/>
               </w:rPr>
               <w:t>Arbitration, Scheduling, Verification</w:t>
@@ -13823,15 +13970,15 @@
               <w:rPr>
                 <w:rFonts w:ascii="Times New Roman" w:eastAsia="Times New Roman" w:hAnsi="Times New Roman" w:cs="Times New Roman"/>
                 <w:kern w:val="0"/>
-                <w:lang w:val="en-DE" w:eastAsia="en-DE"/>
-                <w14:ligatures w14:val="none"/>
-              </w:rPr>
-            </w:pPr>
-            <w:r>
-              <w:rPr>
-                <w:rFonts w:ascii="Times New Roman" w:eastAsia="Times New Roman" w:hAnsi="Times New Roman" w:cs="Times New Roman"/>
-                <w:kern w:val="0"/>
-                <w:lang w:val="en-DE" w:eastAsia="en-DE"/>
+                <w:lang w:eastAsia="en-DE"/>
+                <w14:ligatures w14:val="none"/>
+              </w:rPr>
+            </w:pPr>
+            <w:r>
+              <w:rPr>
+                <w:rFonts w:ascii="Times New Roman" w:eastAsia="Times New Roman" w:hAnsi="Times New Roman" w:cs="Times New Roman"/>
+                <w:kern w:val="0"/>
+                <w:lang w:eastAsia="en-DE"/>
                 <w14:ligatures w14:val="none"/>
               </w:rPr>
               <w:t>Graph-based + formal analysis</w:t>
@@ -13852,15 +13999,15 @@
               <w:rPr>
                 <w:rFonts w:ascii="Times New Roman" w:eastAsia="Times New Roman" w:hAnsi="Times New Roman" w:cs="Times New Roman"/>
                 <w:kern w:val="0"/>
-                <w:lang w:val="en-DE" w:eastAsia="en-DE"/>
-                <w14:ligatures w14:val="none"/>
-              </w:rPr>
-            </w:pPr>
-            <w:r>
-              <w:rPr>
-                <w:rFonts w:ascii="Times New Roman" w:eastAsia="Times New Roman" w:hAnsi="Times New Roman" w:cs="Times New Roman"/>
-                <w:kern w:val="0"/>
-                <w:lang w:val="en-DE" w:eastAsia="en-DE"/>
+                <w:lang w:eastAsia="en-DE"/>
+                <w14:ligatures w14:val="none"/>
+              </w:rPr>
+            </w:pPr>
+            <w:r>
+              <w:rPr>
+                <w:rFonts w:ascii="Times New Roman" w:eastAsia="Times New Roman" w:hAnsi="Times New Roman" w:cs="Times New Roman"/>
+                <w:kern w:val="0"/>
+                <w:lang w:eastAsia="en-DE"/>
                 <w14:ligatures w14:val="none"/>
               </w:rPr>
               <w:t>STR-4</w:t>
@@ -13879,15 +14026,15 @@
               <w:rPr>
                 <w:rFonts w:ascii="Times New Roman" w:eastAsia="Times New Roman" w:hAnsi="Times New Roman" w:cs="Times New Roman"/>
                 <w:kern w:val="0"/>
-                <w:lang w:val="en-DE" w:eastAsia="en-DE"/>
-                <w14:ligatures w14:val="none"/>
-              </w:rPr>
-            </w:pPr>
-            <w:r>
-              <w:rPr>
-                <w:rFonts w:ascii="Times New Roman" w:eastAsia="Times New Roman" w:hAnsi="Times New Roman" w:cs="Times New Roman"/>
-                <w:kern w:val="0"/>
-                <w:lang w:val="en-DE" w:eastAsia="en-DE"/>
+                <w:lang w:eastAsia="en-DE"/>
+                <w14:ligatures w14:val="none"/>
+              </w:rPr>
+            </w:pPr>
+            <w:r>
+              <w:rPr>
+                <w:rFonts w:ascii="Times New Roman" w:eastAsia="Times New Roman" w:hAnsi="Times New Roman" w:cs="Times New Roman"/>
+                <w:kern w:val="0"/>
+                <w:lang w:eastAsia="en-DE"/>
                 <w14:ligatures w14:val="none"/>
               </w:rPr>
               <w:t>Bounded Decision Time</w:t>
@@ -13906,18 +14053,38 @@
               <w:rPr>
                 <w:rFonts w:ascii="Times New Roman" w:eastAsia="Times New Roman" w:hAnsi="Times New Roman" w:cs="Times New Roman"/>
                 <w:kern w:val="0"/>
-                <w:lang w:val="en-DE" w:eastAsia="en-DE"/>
-                <w14:ligatures w14:val="none"/>
-              </w:rPr>
-            </w:pPr>
-            <w:r>
-              <w:rPr>
-                <w:rFonts w:ascii="Times New Roman" w:eastAsia="Times New Roman" w:hAnsi="Times New Roman" w:cs="Times New Roman"/>
-                <w:kern w:val="0"/>
-                <w:lang w:val="en-DE" w:eastAsia="en-DE"/>
-                <w14:ligatures w14:val="none"/>
-              </w:rPr>
-              <w:t>≤ 10–50 ms scheduling WCET</w:t>
+                <w:lang w:eastAsia="en-DE"/>
+                <w14:ligatures w14:val="none"/>
+              </w:rPr>
+            </w:pPr>
+            <w:r>
+              <w:rPr>
+                <w:rFonts w:ascii="Times New Roman" w:eastAsia="Times New Roman" w:hAnsi="Times New Roman" w:cs="Times New Roman"/>
+                <w:kern w:val="0"/>
+                <w:lang w:eastAsia="en-DE"/>
+                <w14:ligatures w14:val="none"/>
+              </w:rPr>
+              <w:t xml:space="preserve">≤ 10–50 </w:t>
+            </w:r>
+            <w:proofErr w:type="spellStart"/>
+            <w:r>
+              <w:rPr>
+                <w:rFonts w:ascii="Times New Roman" w:eastAsia="Times New Roman" w:hAnsi="Times New Roman" w:cs="Times New Roman"/>
+                <w:kern w:val="0"/>
+                <w:lang w:eastAsia="en-DE"/>
+                <w14:ligatures w14:val="none"/>
+              </w:rPr>
+              <w:t>ms</w:t>
+            </w:r>
+            <w:proofErr w:type="spellEnd"/>
+            <w:r>
+              <w:rPr>
+                <w:rFonts w:ascii="Times New Roman" w:eastAsia="Times New Roman" w:hAnsi="Times New Roman" w:cs="Times New Roman"/>
+                <w:kern w:val="0"/>
+                <w:lang w:eastAsia="en-DE"/>
+                <w14:ligatures w14:val="none"/>
+              </w:rPr>
+              <w:t xml:space="preserve"> scheduling WCET</w:t>
             </w:r>
           </w:p>
         </w:tc>
@@ -13933,15 +14100,15 @@
               <w:rPr>
                 <w:rFonts w:ascii="Times New Roman" w:eastAsia="Times New Roman" w:hAnsi="Times New Roman" w:cs="Times New Roman"/>
                 <w:kern w:val="0"/>
-                <w:lang w:val="en-DE" w:eastAsia="en-DE"/>
-                <w14:ligatures w14:val="none"/>
-              </w:rPr>
-            </w:pPr>
-            <w:r>
-              <w:rPr>
-                <w:rFonts w:ascii="Times New Roman" w:eastAsia="Times New Roman" w:hAnsi="Times New Roman" w:cs="Times New Roman"/>
-                <w:kern w:val="0"/>
-                <w:lang w:val="en-DE" w:eastAsia="en-DE"/>
+                <w:lang w:eastAsia="en-DE"/>
+                <w14:ligatures w14:val="none"/>
+              </w:rPr>
+            </w:pPr>
+            <w:r>
+              <w:rPr>
+                <w:rFonts w:ascii="Times New Roman" w:eastAsia="Times New Roman" w:hAnsi="Times New Roman" w:cs="Times New Roman"/>
+                <w:kern w:val="0"/>
+                <w:lang w:eastAsia="en-DE"/>
                 <w14:ligatures w14:val="none"/>
               </w:rPr>
               <w:t>Scheduling Engine</w:t>
@@ -13960,15 +14127,15 @@
               <w:rPr>
                 <w:rFonts w:ascii="Times New Roman" w:eastAsia="Times New Roman" w:hAnsi="Times New Roman" w:cs="Times New Roman"/>
                 <w:kern w:val="0"/>
-                <w:lang w:val="en-DE" w:eastAsia="en-DE"/>
-                <w14:ligatures w14:val="none"/>
-              </w:rPr>
-            </w:pPr>
-            <w:r>
-              <w:rPr>
-                <w:rFonts w:ascii="Times New Roman" w:eastAsia="Times New Roman" w:hAnsi="Times New Roman" w:cs="Times New Roman"/>
-                <w:kern w:val="0"/>
-                <w:lang w:val="en-DE" w:eastAsia="en-DE"/>
+                <w:lang w:eastAsia="en-DE"/>
+                <w14:ligatures w14:val="none"/>
+              </w:rPr>
+            </w:pPr>
+            <w:r>
+              <w:rPr>
+                <w:rFonts w:ascii="Times New Roman" w:eastAsia="Times New Roman" w:hAnsi="Times New Roman" w:cs="Times New Roman"/>
+                <w:kern w:val="0"/>
+                <w:lang w:eastAsia="en-DE"/>
                 <w14:ligatures w14:val="none"/>
               </w:rPr>
               <w:t>Worst-case execution analysis</w:t>
@@ -13992,15 +14159,15 @@
               <w:rPr>
                 <w:rFonts w:ascii="Times New Roman" w:eastAsia="Times New Roman" w:hAnsi="Times New Roman" w:cs="Times New Roman"/>
                 <w:kern w:val="0"/>
-                <w:lang w:val="en-DE" w:eastAsia="en-DE"/>
-                <w14:ligatures w14:val="none"/>
-              </w:rPr>
-            </w:pPr>
-            <w:r>
-              <w:rPr>
-                <w:rFonts w:ascii="Times New Roman" w:eastAsia="Times New Roman" w:hAnsi="Times New Roman" w:cs="Times New Roman"/>
-                <w:kern w:val="0"/>
-                <w:lang w:val="en-DE" w:eastAsia="en-DE"/>
+                <w:lang w:eastAsia="en-DE"/>
+                <w14:ligatures w14:val="none"/>
+              </w:rPr>
+            </w:pPr>
+            <w:r>
+              <w:rPr>
+                <w:rFonts w:ascii="Times New Roman" w:eastAsia="Times New Roman" w:hAnsi="Times New Roman" w:cs="Times New Roman"/>
+                <w:kern w:val="0"/>
+                <w:lang w:eastAsia="en-DE"/>
                 <w14:ligatures w14:val="none"/>
               </w:rPr>
               <w:t>STR-5</w:t>
@@ -14019,15 +14186,15 @@
               <w:rPr>
                 <w:rFonts w:ascii="Times New Roman" w:eastAsia="Times New Roman" w:hAnsi="Times New Roman" w:cs="Times New Roman"/>
                 <w:kern w:val="0"/>
-                <w:lang w:val="en-DE" w:eastAsia="en-DE"/>
-                <w14:ligatures w14:val="none"/>
-              </w:rPr>
-            </w:pPr>
-            <w:r>
-              <w:rPr>
-                <w:rFonts w:ascii="Times New Roman" w:eastAsia="Times New Roman" w:hAnsi="Times New Roman" w:cs="Times New Roman"/>
-                <w:kern w:val="0"/>
-                <w:lang w:val="en-DE" w:eastAsia="en-DE"/>
+                <w:lang w:eastAsia="en-DE"/>
+                <w14:ligatures w14:val="none"/>
+              </w:rPr>
+            </w:pPr>
+            <w:r>
+              <w:rPr>
+                <w:rFonts w:ascii="Times New Roman" w:eastAsia="Times New Roman" w:hAnsi="Times New Roman" w:cs="Times New Roman"/>
+                <w:kern w:val="0"/>
+                <w:lang w:eastAsia="en-DE"/>
                 <w14:ligatures w14:val="none"/>
               </w:rPr>
               <w:t>Maximum Waiting Time</w:t>
@@ -14046,15 +14213,15 @@
               <w:rPr>
                 <w:rFonts w:ascii="Times New Roman" w:eastAsia="Times New Roman" w:hAnsi="Times New Roman" w:cs="Times New Roman"/>
                 <w:kern w:val="0"/>
-                <w:lang w:val="en-DE" w:eastAsia="en-DE"/>
-                <w14:ligatures w14:val="none"/>
-              </w:rPr>
-            </w:pPr>
-            <w:r>
-              <w:rPr>
-                <w:rFonts w:ascii="Times New Roman" w:eastAsia="Times New Roman" w:hAnsi="Times New Roman" w:cs="Times New Roman"/>
-                <w:kern w:val="0"/>
-                <w:lang w:val="en-DE" w:eastAsia="en-DE"/>
+                <w:lang w:eastAsia="en-DE"/>
+                <w14:ligatures w14:val="none"/>
+              </w:rPr>
+            </w:pPr>
+            <w:r>
+              <w:rPr>
+                <w:rFonts w:ascii="Times New Roman" w:eastAsia="Times New Roman" w:hAnsi="Times New Roman" w:cs="Times New Roman"/>
+                <w:kern w:val="0"/>
+                <w:lang w:eastAsia="en-DE"/>
                 <w14:ligatures w14:val="none"/>
               </w:rPr>
               <w:t>Bounded delay per lane</w:t>
@@ -14073,15 +14240,15 @@
               <w:rPr>
                 <w:rFonts w:ascii="Times New Roman" w:eastAsia="Times New Roman" w:hAnsi="Times New Roman" w:cs="Times New Roman"/>
                 <w:kern w:val="0"/>
-                <w:lang w:val="en-DE" w:eastAsia="en-DE"/>
-                <w14:ligatures w14:val="none"/>
-              </w:rPr>
-            </w:pPr>
-            <w:r>
-              <w:rPr>
-                <w:rFonts w:ascii="Times New Roman" w:eastAsia="Times New Roman" w:hAnsi="Times New Roman" w:cs="Times New Roman"/>
-                <w:kern w:val="0"/>
-                <w:lang w:val="en-DE" w:eastAsia="en-DE"/>
+                <w:lang w:eastAsia="en-DE"/>
+                <w14:ligatures w14:val="none"/>
+              </w:rPr>
+            </w:pPr>
+            <w:r>
+              <w:rPr>
+                <w:rFonts w:ascii="Times New Roman" w:eastAsia="Times New Roman" w:hAnsi="Times New Roman" w:cs="Times New Roman"/>
+                <w:kern w:val="0"/>
+                <w:lang w:eastAsia="en-DE"/>
                 <w14:ligatures w14:val="none"/>
               </w:rPr>
               <w:t>Scheduling, Reservation Manager</w:t>
@@ -14100,15 +14267,15 @@
               <w:rPr>
                 <w:rFonts w:ascii="Times New Roman" w:eastAsia="Times New Roman" w:hAnsi="Times New Roman" w:cs="Times New Roman"/>
                 <w:kern w:val="0"/>
-                <w:lang w:val="en-DE" w:eastAsia="en-DE"/>
-                <w14:ligatures w14:val="none"/>
-              </w:rPr>
-            </w:pPr>
-            <w:r>
-              <w:rPr>
-                <w:rFonts w:ascii="Times New Roman" w:eastAsia="Times New Roman" w:hAnsi="Times New Roman" w:cs="Times New Roman"/>
-                <w:kern w:val="0"/>
-                <w:lang w:val="en-DE" w:eastAsia="en-DE"/>
+                <w:lang w:eastAsia="en-DE"/>
+                <w14:ligatures w14:val="none"/>
+              </w:rPr>
+            </w:pPr>
+            <w:r>
+              <w:rPr>
+                <w:rFonts w:ascii="Times New Roman" w:eastAsia="Times New Roman" w:hAnsi="Times New Roman" w:cs="Times New Roman"/>
+                <w:kern w:val="0"/>
+                <w:lang w:eastAsia="en-DE"/>
                 <w14:ligatures w14:val="none"/>
               </w:rPr>
               <w:t>Queue analysis</w:t>
@@ -14129,15 +14296,15 @@
               <w:rPr>
                 <w:rFonts w:ascii="Times New Roman" w:eastAsia="Times New Roman" w:hAnsi="Times New Roman" w:cs="Times New Roman"/>
                 <w:kern w:val="0"/>
-                <w:lang w:val="en-DE" w:eastAsia="en-DE"/>
-                <w14:ligatures w14:val="none"/>
-              </w:rPr>
-            </w:pPr>
-            <w:r>
-              <w:rPr>
-                <w:rFonts w:ascii="Times New Roman" w:eastAsia="Times New Roman" w:hAnsi="Times New Roman" w:cs="Times New Roman"/>
-                <w:kern w:val="0"/>
-                <w:lang w:val="en-DE" w:eastAsia="en-DE"/>
+                <w:lang w:eastAsia="en-DE"/>
+                <w14:ligatures w14:val="none"/>
+              </w:rPr>
+            </w:pPr>
+            <w:r>
+              <w:rPr>
+                <w:rFonts w:ascii="Times New Roman" w:eastAsia="Times New Roman" w:hAnsi="Times New Roman" w:cs="Times New Roman"/>
+                <w:kern w:val="0"/>
+                <w:lang w:eastAsia="en-DE"/>
                 <w14:ligatures w14:val="none"/>
               </w:rPr>
               <w:t>STR-6</w:t>
@@ -14156,15 +14323,15 @@
               <w:rPr>
                 <w:rFonts w:ascii="Times New Roman" w:eastAsia="Times New Roman" w:hAnsi="Times New Roman" w:cs="Times New Roman"/>
                 <w:kern w:val="0"/>
-                <w:lang w:val="en-DE" w:eastAsia="en-DE"/>
-                <w14:ligatures w14:val="none"/>
-              </w:rPr>
-            </w:pPr>
-            <w:r>
-              <w:rPr>
-                <w:rFonts w:ascii="Times New Roman" w:eastAsia="Times New Roman" w:hAnsi="Times New Roman" w:cs="Times New Roman"/>
-                <w:kern w:val="0"/>
-                <w:lang w:val="en-DE" w:eastAsia="en-DE"/>
+                <w:lang w:eastAsia="en-DE"/>
+                <w14:ligatures w14:val="none"/>
+              </w:rPr>
+            </w:pPr>
+            <w:r>
+              <w:rPr>
+                <w:rFonts w:ascii="Times New Roman" w:eastAsia="Times New Roman" w:hAnsi="Times New Roman" w:cs="Times New Roman"/>
+                <w:kern w:val="0"/>
+                <w:lang w:eastAsia="en-DE"/>
                 <w14:ligatures w14:val="none"/>
               </w:rPr>
               <w:t>Atomic Scheduling</w:t>
@@ -14183,15 +14350,15 @@
               <w:rPr>
                 <w:rFonts w:ascii="Times New Roman" w:eastAsia="Times New Roman" w:hAnsi="Times New Roman" w:cs="Times New Roman"/>
                 <w:kern w:val="0"/>
-                <w:lang w:val="en-DE" w:eastAsia="en-DE"/>
-                <w14:ligatures w14:val="none"/>
-              </w:rPr>
-            </w:pPr>
-            <w:r>
-              <w:rPr>
-                <w:rFonts w:ascii="Times New Roman" w:eastAsia="Times New Roman" w:hAnsi="Times New Roman" w:cs="Times New Roman"/>
-                <w:kern w:val="0"/>
-                <w:lang w:val="en-DE" w:eastAsia="en-DE"/>
+                <w:lang w:eastAsia="en-DE"/>
+                <w14:ligatures w14:val="none"/>
+              </w:rPr>
+            </w:pPr>
+            <w:r>
+              <w:rPr>
+                <w:rFonts w:ascii="Times New Roman" w:eastAsia="Times New Roman" w:hAnsi="Times New Roman" w:cs="Times New Roman"/>
+                <w:kern w:val="0"/>
+                <w:lang w:eastAsia="en-DE"/>
                 <w14:ligatures w14:val="none"/>
               </w:rPr>
               <w:t>No partial commits</w:t>
@@ -14210,15 +14377,15 @@
               <w:rPr>
                 <w:rFonts w:ascii="Times New Roman" w:eastAsia="Times New Roman" w:hAnsi="Times New Roman" w:cs="Times New Roman"/>
                 <w:kern w:val="0"/>
-                <w:lang w:val="en-DE" w:eastAsia="en-DE"/>
-                <w14:ligatures w14:val="none"/>
-              </w:rPr>
-            </w:pPr>
-            <w:r>
-              <w:rPr>
-                <w:rFonts w:ascii="Times New Roman" w:eastAsia="Times New Roman" w:hAnsi="Times New Roman" w:cs="Times New Roman"/>
-                <w:kern w:val="0"/>
-                <w:lang w:val="en-DE" w:eastAsia="en-DE"/>
+                <w:lang w:eastAsia="en-DE"/>
+                <w14:ligatures w14:val="none"/>
+              </w:rPr>
+            </w:pPr>
+            <w:r>
+              <w:rPr>
+                <w:rFonts w:ascii="Times New Roman" w:eastAsia="Times New Roman" w:hAnsi="Times New Roman" w:cs="Times New Roman"/>
+                <w:kern w:val="0"/>
+                <w:lang w:eastAsia="en-DE"/>
                 <w14:ligatures w14:val="none"/>
               </w:rPr>
               <w:t>Reservation Manager</w:t>
@@ -14237,15 +14404,15 @@
               <w:rPr>
                 <w:rFonts w:ascii="Times New Roman" w:eastAsia="Times New Roman" w:hAnsi="Times New Roman" w:cs="Times New Roman"/>
                 <w:kern w:val="0"/>
-                <w:lang w:val="en-DE" w:eastAsia="en-DE"/>
-                <w14:ligatures w14:val="none"/>
-              </w:rPr>
-            </w:pPr>
-            <w:r>
-              <w:rPr>
-                <w:rFonts w:ascii="Times New Roman" w:eastAsia="Times New Roman" w:hAnsi="Times New Roman" w:cs="Times New Roman"/>
-                <w:kern w:val="0"/>
-                <w:lang w:val="en-DE" w:eastAsia="en-DE"/>
+                <w:lang w:eastAsia="en-DE"/>
+                <w14:ligatures w14:val="none"/>
+              </w:rPr>
+            </w:pPr>
+            <w:r>
+              <w:rPr>
+                <w:rFonts w:ascii="Times New Roman" w:eastAsia="Times New Roman" w:hAnsi="Times New Roman" w:cs="Times New Roman"/>
+                <w:kern w:val="0"/>
+                <w:lang w:eastAsia="en-DE"/>
                 <w14:ligatures w14:val="none"/>
               </w:rPr>
               <w:t>Transaction-like commit validation</w:t>
@@ -14269,15 +14436,15 @@
               <w:rPr>
                 <w:rFonts w:ascii="Times New Roman" w:eastAsia="Times New Roman" w:hAnsi="Times New Roman" w:cs="Times New Roman"/>
                 <w:kern w:val="0"/>
-                <w:lang w:val="en-DE" w:eastAsia="en-DE"/>
-                <w14:ligatures w14:val="none"/>
-              </w:rPr>
-            </w:pPr>
-            <w:r>
-              <w:rPr>
-                <w:rFonts w:ascii="Times New Roman" w:eastAsia="Times New Roman" w:hAnsi="Times New Roman" w:cs="Times New Roman"/>
-                <w:kern w:val="0"/>
-                <w:lang w:val="en-DE" w:eastAsia="en-DE"/>
+                <w:lang w:eastAsia="en-DE"/>
+                <w14:ligatures w14:val="none"/>
+              </w:rPr>
+            </w:pPr>
+            <w:r>
+              <w:rPr>
+                <w:rFonts w:ascii="Times New Roman" w:eastAsia="Times New Roman" w:hAnsi="Times New Roman" w:cs="Times New Roman"/>
+                <w:kern w:val="0"/>
+                <w:lang w:eastAsia="en-DE"/>
                 <w14:ligatures w14:val="none"/>
               </w:rPr>
               <w:t>STR-7</w:t>
@@ -14296,19 +14463,30 @@
               <w:rPr>
                 <w:rFonts w:ascii="Times New Roman" w:eastAsia="Times New Roman" w:hAnsi="Times New Roman" w:cs="Times New Roman"/>
                 <w:kern w:val="0"/>
-                <w:lang w:val="en-DE" w:eastAsia="en-DE"/>
-                <w14:ligatures w14:val="none"/>
-              </w:rPr>
-            </w:pPr>
-            <w:r>
-              <w:rPr>
-                <w:rFonts w:ascii="Times New Roman" w:eastAsia="Times New Roman" w:hAnsi="Times New Roman" w:cs="Times New Roman"/>
-                <w:kern w:val="0"/>
-                <w:lang w:val="en-DE" w:eastAsia="en-DE"/>
-                <w14:ligatures w14:val="none"/>
-              </w:rPr>
-              <w:t>Emergency Preemption</w:t>
-            </w:r>
+                <w:lang w:eastAsia="en-DE"/>
+                <w14:ligatures w14:val="none"/>
+              </w:rPr>
+            </w:pPr>
+            <w:r>
+              <w:rPr>
+                <w:rFonts w:ascii="Times New Roman" w:eastAsia="Times New Roman" w:hAnsi="Times New Roman" w:cs="Times New Roman"/>
+                <w:kern w:val="0"/>
+                <w:lang w:eastAsia="en-DE"/>
+                <w14:ligatures w14:val="none"/>
+              </w:rPr>
+              <w:t xml:space="preserve">Emergency </w:t>
+            </w:r>
+            <w:proofErr w:type="spellStart"/>
+            <w:r>
+              <w:rPr>
+                <w:rFonts w:ascii="Times New Roman" w:eastAsia="Times New Roman" w:hAnsi="Times New Roman" w:cs="Times New Roman"/>
+                <w:kern w:val="0"/>
+                <w:lang w:eastAsia="en-DE"/>
+                <w14:ligatures w14:val="none"/>
+              </w:rPr>
+              <w:t>Preemption</w:t>
+            </w:r>
+            <w:proofErr w:type="spellEnd"/>
           </w:p>
         </w:tc>
         <w:tc>
@@ -14323,15 +14501,15 @@
               <w:rPr>
                 <w:rFonts w:ascii="Times New Roman" w:eastAsia="Times New Roman" w:hAnsi="Times New Roman" w:cs="Times New Roman"/>
                 <w:kern w:val="0"/>
-                <w:lang w:val="en-DE" w:eastAsia="en-DE"/>
-                <w14:ligatures w14:val="none"/>
-              </w:rPr>
-            </w:pPr>
-            <w:r>
-              <w:rPr>
-                <w:rFonts w:ascii="Times New Roman" w:eastAsia="Times New Roman" w:hAnsi="Times New Roman" w:cs="Times New Roman"/>
-                <w:kern w:val="0"/>
-                <w:lang w:val="en-DE" w:eastAsia="en-DE"/>
+                <w:lang w:eastAsia="en-DE"/>
+                <w14:ligatures w14:val="none"/>
+              </w:rPr>
+            </w:pPr>
+            <w:r>
+              <w:rPr>
+                <w:rFonts w:ascii="Times New Roman" w:eastAsia="Times New Roman" w:hAnsi="Times New Roman" w:cs="Times New Roman"/>
+                <w:kern w:val="0"/>
+                <w:lang w:eastAsia="en-DE"/>
                 <w14:ligatures w14:val="none"/>
               </w:rPr>
               <w:t>Emergency vehicle priority</w:t>
@@ -14350,15 +14528,15 @@
               <w:rPr>
                 <w:rFonts w:ascii="Times New Roman" w:eastAsia="Times New Roman" w:hAnsi="Times New Roman" w:cs="Times New Roman"/>
                 <w:kern w:val="0"/>
-                <w:lang w:val="en-DE" w:eastAsia="en-DE"/>
-                <w14:ligatures w14:val="none"/>
-              </w:rPr>
-            </w:pPr>
-            <w:r>
-              <w:rPr>
-                <w:rFonts w:ascii="Times New Roman" w:eastAsia="Times New Roman" w:hAnsi="Times New Roman" w:cs="Times New Roman"/>
-                <w:kern w:val="0"/>
-                <w:lang w:val="en-DE" w:eastAsia="en-DE"/>
+                <w:lang w:eastAsia="en-DE"/>
+                <w14:ligatures w14:val="none"/>
+              </w:rPr>
+            </w:pPr>
+            <w:r>
+              <w:rPr>
+                <w:rFonts w:ascii="Times New Roman" w:eastAsia="Times New Roman" w:hAnsi="Times New Roman" w:cs="Times New Roman"/>
+                <w:kern w:val="0"/>
+                <w:lang w:eastAsia="en-DE"/>
                 <w14:ligatures w14:val="none"/>
               </w:rPr>
               <w:t>Arbitration Manager</w:t>
@@ -14377,15 +14555,15 @@
               <w:rPr>
                 <w:rFonts w:ascii="Times New Roman" w:eastAsia="Times New Roman" w:hAnsi="Times New Roman" w:cs="Times New Roman"/>
                 <w:kern w:val="0"/>
-                <w:lang w:val="en-DE" w:eastAsia="en-DE"/>
-                <w14:ligatures w14:val="none"/>
-              </w:rPr>
-            </w:pPr>
-            <w:r>
-              <w:rPr>
-                <w:rFonts w:ascii="Times New Roman" w:eastAsia="Times New Roman" w:hAnsi="Times New Roman" w:cs="Times New Roman"/>
-                <w:kern w:val="0"/>
-                <w:lang w:val="en-DE" w:eastAsia="en-DE"/>
+                <w:lang w:eastAsia="en-DE"/>
+                <w14:ligatures w14:val="none"/>
+              </w:rPr>
+            </w:pPr>
+            <w:r>
+              <w:rPr>
+                <w:rFonts w:ascii="Times New Roman" w:eastAsia="Times New Roman" w:hAnsi="Times New Roman" w:cs="Times New Roman"/>
+                <w:kern w:val="0"/>
+                <w:lang w:eastAsia="en-DE"/>
                 <w14:ligatures w14:val="none"/>
               </w:rPr>
               <w:t>Priority override test</w:t>
@@ -14406,15 +14584,15 @@
               <w:rPr>
                 <w:rFonts w:ascii="Times New Roman" w:eastAsia="Times New Roman" w:hAnsi="Times New Roman" w:cs="Times New Roman"/>
                 <w:kern w:val="0"/>
-                <w:lang w:val="en-DE" w:eastAsia="en-DE"/>
-                <w14:ligatures w14:val="none"/>
-              </w:rPr>
-            </w:pPr>
-            <w:r>
-              <w:rPr>
-                <w:rFonts w:ascii="Times New Roman" w:eastAsia="Times New Roman" w:hAnsi="Times New Roman" w:cs="Times New Roman"/>
-                <w:kern w:val="0"/>
-                <w:lang w:val="en-DE" w:eastAsia="en-DE"/>
+                <w:lang w:eastAsia="en-DE"/>
+                <w14:ligatures w14:val="none"/>
+              </w:rPr>
+            </w:pPr>
+            <w:r>
+              <w:rPr>
+                <w:rFonts w:ascii="Times New Roman" w:eastAsia="Times New Roman" w:hAnsi="Times New Roman" w:cs="Times New Roman"/>
+                <w:kern w:val="0"/>
+                <w:lang w:eastAsia="en-DE"/>
                 <w14:ligatures w14:val="none"/>
               </w:rPr>
               <w:t>STR-8</w:t>
@@ -14433,15 +14611,15 @@
               <w:rPr>
                 <w:rFonts w:ascii="Times New Roman" w:eastAsia="Times New Roman" w:hAnsi="Times New Roman" w:cs="Times New Roman"/>
                 <w:kern w:val="0"/>
-                <w:lang w:val="en-DE" w:eastAsia="en-DE"/>
-                <w14:ligatures w14:val="none"/>
-              </w:rPr>
-            </w:pPr>
-            <w:r>
-              <w:rPr>
-                <w:rFonts w:ascii="Times New Roman" w:eastAsia="Times New Roman" w:hAnsi="Times New Roman" w:cs="Times New Roman"/>
-                <w:kern w:val="0"/>
-                <w:lang w:val="en-DE" w:eastAsia="en-DE"/>
+                <w:lang w:eastAsia="en-DE"/>
+                <w14:ligatures w14:val="none"/>
+              </w:rPr>
+            </w:pPr>
+            <w:r>
+              <w:rPr>
+                <w:rFonts w:ascii="Times New Roman" w:eastAsia="Times New Roman" w:hAnsi="Times New Roman" w:cs="Times New Roman"/>
+                <w:kern w:val="0"/>
+                <w:lang w:eastAsia="en-DE"/>
                 <w14:ligatures w14:val="none"/>
               </w:rPr>
               <w:t>Temporal Consistency</w:t>
@@ -14460,15 +14638,15 @@
               <w:rPr>
                 <w:rFonts w:ascii="Times New Roman" w:eastAsia="Times New Roman" w:hAnsi="Times New Roman" w:cs="Times New Roman"/>
                 <w:kern w:val="0"/>
-                <w:lang w:val="en-DE" w:eastAsia="en-DE"/>
-                <w14:ligatures w14:val="none"/>
-              </w:rPr>
-            </w:pPr>
-            <w:r>
-              <w:rPr>
-                <w:rFonts w:ascii="Times New Roman" w:eastAsia="Times New Roman" w:hAnsi="Times New Roman" w:cs="Times New Roman"/>
-                <w:kern w:val="0"/>
-                <w:lang w:val="en-DE" w:eastAsia="en-DE"/>
+                <w:lang w:eastAsia="en-DE"/>
+                <w14:ligatures w14:val="none"/>
+              </w:rPr>
+            </w:pPr>
+            <w:r>
+              <w:rPr>
+                <w:rFonts w:ascii="Times New Roman" w:eastAsia="Times New Roman" w:hAnsi="Times New Roman" w:cs="Times New Roman"/>
+                <w:kern w:val="0"/>
+                <w:lang w:eastAsia="en-DE"/>
                 <w14:ligatures w14:val="none"/>
               </w:rPr>
               <w:t>No stale execution</w:t>
@@ -14487,15 +14665,15 @@
               <w:rPr>
                 <w:rFonts w:ascii="Times New Roman" w:eastAsia="Times New Roman" w:hAnsi="Times New Roman" w:cs="Times New Roman"/>
                 <w:kern w:val="0"/>
-                <w:lang w:val="en-DE" w:eastAsia="en-DE"/>
-                <w14:ligatures w14:val="none"/>
-              </w:rPr>
-            </w:pPr>
-            <w:r>
-              <w:rPr>
-                <w:rFonts w:ascii="Times New Roman" w:eastAsia="Times New Roman" w:hAnsi="Times New Roman" w:cs="Times New Roman"/>
-                <w:kern w:val="0"/>
-                <w:lang w:val="en-DE" w:eastAsia="en-DE"/>
+                <w:lang w:eastAsia="en-DE"/>
+                <w14:ligatures w14:val="none"/>
+              </w:rPr>
+            </w:pPr>
+            <w:r>
+              <w:rPr>
+                <w:rFonts w:ascii="Times New Roman" w:eastAsia="Times New Roman" w:hAnsi="Times New Roman" w:cs="Times New Roman"/>
+                <w:kern w:val="0"/>
+                <w:lang w:eastAsia="en-DE"/>
                 <w14:ligatures w14:val="none"/>
               </w:rPr>
               <w:t>Global State Manager, Vehicle Interface</w:t>
@@ -14514,15 +14692,15 @@
               <w:rPr>
                 <w:rFonts w:ascii="Times New Roman" w:eastAsia="Times New Roman" w:hAnsi="Times New Roman" w:cs="Times New Roman"/>
                 <w:kern w:val="0"/>
-                <w:lang w:val="en-DE" w:eastAsia="en-DE"/>
-                <w14:ligatures w14:val="none"/>
-              </w:rPr>
-            </w:pPr>
-            <w:r>
-              <w:rPr>
-                <w:rFonts w:ascii="Times New Roman" w:eastAsia="Times New Roman" w:hAnsi="Times New Roman" w:cs="Times New Roman"/>
-                <w:kern w:val="0"/>
-                <w:lang w:val="en-DE" w:eastAsia="en-DE"/>
+                <w:lang w:eastAsia="en-DE"/>
+                <w14:ligatures w14:val="none"/>
+              </w:rPr>
+            </w:pPr>
+            <w:r>
+              <w:rPr>
+                <w:rFonts w:ascii="Times New Roman" w:eastAsia="Times New Roman" w:hAnsi="Times New Roman" w:cs="Times New Roman"/>
+                <w:kern w:val="0"/>
+                <w:lang w:eastAsia="en-DE"/>
                 <w14:ligatures w14:val="none"/>
               </w:rPr>
               <w:t>Time synchronization validation</w:t>
@@ -18719,7 +18897,27 @@
           <w:lang w:eastAsia="en-DE"/>
           <w14:ligatures w14:val="none"/>
         </w:rPr>
-        <w:t xml:space="preserve">Suitability for FreeRTOS implementation </w:t>
+        <w:t xml:space="preserve">Suitability for </w:t>
+      </w:r>
+      <w:proofErr w:type="spellStart"/>
+      <w:r>
+        <w:rPr>
+          <w:rFonts w:ascii="Times New Roman" w:eastAsia="Times New Roman" w:hAnsi="Times New Roman" w:cs="Times New Roman"/>
+          <w:kern w:val="0"/>
+          <w:lang w:eastAsia="en-DE"/>
+          <w14:ligatures w14:val="none"/>
+        </w:rPr>
+        <w:t>FreeRTOS</w:t>
+      </w:r>
+      <w:proofErr w:type="spellEnd"/>
+      <w:r>
+        <w:rPr>
+          <w:rFonts w:ascii="Times New Roman" w:eastAsia="Times New Roman" w:hAnsi="Times New Roman" w:cs="Times New Roman"/>
+          <w:kern w:val="0"/>
+          <w:lang w:eastAsia="en-DE"/>
+          <w14:ligatures w14:val="none"/>
+        </w:rPr>
+        <w:t xml:space="preserve"> implementation </w:t>
       </w:r>
     </w:p>
     <w:p>
@@ -18892,6 +19090,75 @@
     </w:p>
     <w:p>
       <w:pPr>
+        <w:pStyle w:val="NormalWeb"/>
+        <w:jc w:val="both"/>
+      </w:pPr>
+      <w:r>
+        <w:t>The Block Definition Diagram (BDD) for the smart intersection system defines the structural decomposition of the controller into well-scoped functional blocks rather than a single monolithic unit. At the highest level, the system is partitioned into perception, decision, execution, and state management layers. The perception layer includes the Sensor Subsystem and Lane State Builder, which convert raw V2X and sensor data into a structured traffic representation. The decision layer is further decomposed into Conflict Detection, Arbitration, Scheduling, and Verification, each responsible for a distinct transformation of system knowledge from safety analysis to time-space planning. The execution layer contains the Reservation Manager and Vehicle Interface, which ensure that validated schedules are safely committed and physically executed. The Global State Manager acts as a shared system memory, maintaining a consistent and synchronized view of all critical system states across these layers.</w:t>
+      </w:r>
+    </w:p>
+    <w:p>
+      <w:pPr>
+        <w:pStyle w:val="NormalWeb"/>
+        <w:jc w:val="both"/>
+      </w:pPr>
+      <w:r>
+        <w:lastRenderedPageBreak/>
+        <w:t xml:space="preserve">This BDD structure also explicitly captures the relationships and dependencies between blocks, showing how outputs of one subsystem become inputs or shared state updates for others. Instead of embedding all logic inside a single controller, each block has a clearly defined responsibility and interface. This makes the system </w:t>
+      </w:r>
+      <w:r>
+        <w:t>behaviour</w:t>
+      </w:r>
+      <w:r>
+        <w:t xml:space="preserve"> traceable from requirements to implementation, since each block can be directly mapped to specific FR, NFR, and STR requirements. It also enables hierarchical reasoning, where complex </w:t>
+      </w:r>
+      <w:r>
+        <w:t>behaviour</w:t>
+      </w:r>
+      <w:r>
+        <w:t xml:space="preserve"> emerges from the interaction of simpler, verifiable components rather than from an opaque centralized algorithm.</w:t>
+      </w:r>
+    </w:p>
+    <w:p>
+      <w:pPr>
+        <w:pStyle w:val="NormalWeb"/>
+        <w:jc w:val="both"/>
+      </w:pPr>
+      <w:r>
+        <w:t xml:space="preserve">Compared to a monolithic controller design, this decomposition provides significantly better modularity and maintainability. In a monolithic system, perception, safety reasoning, scheduling, and execution logic are tightly coupled, making it difficult to isolate faults, update individual functions, or formally verify correctness. Any modification to one part of the controller risks unintended side effects elsewhere, which becomes critical in safety-sensitive systems like autonomous intersections. In contrast, the BDD-based architecture isolates </w:t>
+      </w:r>
+      <w:r>
+        <w:t>concern</w:t>
+      </w:r>
+      <w:r>
+        <w:t xml:space="preserve"> into independent blocks with well-defined interfaces, reducing coupling and improving system robustness under changes or extensions.</w:t>
+      </w:r>
+    </w:p>
+    <w:p>
+      <w:pPr>
+        <w:pStyle w:val="NormalWeb"/>
+        <w:jc w:val="both"/>
+      </w:pPr>
+      <w:r>
+        <w:t xml:space="preserve">Furthermore, the distributed architecture is better suited for real-time and safety-critical verification. Each subsystem can be individually </w:t>
+      </w:r>
+      <w:r>
+        <w:t>analysed</w:t>
+      </w:r>
+      <w:r>
+        <w:t xml:space="preserve"> for timing constraints, correctness, and resource usage, enabling formal methods such as UPPAAL to be applied more effectively. It also allows direct mapping to RTOS task structures, improving </w:t>
+      </w:r>
+      <w:proofErr w:type="spellStart"/>
+      <w:r>
+        <w:t>schedulability</w:t>
+      </w:r>
+      <w:proofErr w:type="spellEnd"/>
+      <w:r>
+        <w:t xml:space="preserve"> analysis and implementation feasibility on embedded platforms. Overall, while monolithic controllers may be simpler initially, the BDD-based modular architecture provides stronger guarantees in terms of safety, scalability, verifiability, and requirement traceability, which are essential for intelligent intersection systems.</w:t>
+      </w:r>
+    </w:p>
+    <w:p>
+      <w:pPr>
         <w:spacing w:before="100" w:beforeAutospacing="1" w:after="100" w:afterAutospacing="1" w:line="240" w:lineRule="auto"/>
         <w:outlineLvl w:val="2"/>
         <w:rPr>
@@ -18910,13 +19177,96 @@
           <w:rFonts w:ascii="Times New Roman" w:eastAsia="Times New Roman" w:hAnsi="Times New Roman" w:cs="Times New Roman"/>
           <w:b/>
           <w:bCs/>
+          <w:noProof/>
           <w:kern w:val="0"/>
           <w:sz w:val="27"/>
           <w:szCs w:val="27"/>
           <w:lang w:eastAsia="en-DE"/>
           <w14:ligatures w14:val="none"/>
         </w:rPr>
-        <w:t>Architecture Description</w:t>
+        <w:drawing>
+          <wp:anchor distT="0" distB="0" distL="114300" distR="114300" simplePos="0" relativeHeight="251666432" behindDoc="0" locked="0" layoutInCell="1" allowOverlap="1" wp14:anchorId="14789230" wp14:editId="168F4216">
+            <wp:simplePos x="0" y="0"/>
+            <wp:positionH relativeFrom="margin">
+              <wp:align>left</wp:align>
+            </wp:positionH>
+            <wp:positionV relativeFrom="paragraph">
+              <wp:posOffset>330200</wp:posOffset>
+            </wp:positionV>
+            <wp:extent cx="5655945" cy="3784600"/>
+            <wp:effectExtent l="0" t="0" r="1905" b="6350"/>
+            <wp:wrapThrough wrapText="bothSides">
+              <wp:wrapPolygon edited="0">
+                <wp:start x="0" y="0"/>
+                <wp:lineTo x="0" y="21528"/>
+                <wp:lineTo x="21535" y="21528"/>
+                <wp:lineTo x="21535" y="0"/>
+                <wp:lineTo x="0" y="0"/>
+              </wp:wrapPolygon>
+            </wp:wrapThrough>
+            <wp:docPr id="3" name="Picture 3"/>
+            <wp:cNvGraphicFramePr>
+              <a:graphicFrameLocks xmlns:a="http://schemas.openxmlformats.org/drawingml/2006/main" noChangeAspect="1"/>
+            </wp:cNvGraphicFramePr>
+            <a:graphic xmlns:a="http://schemas.openxmlformats.org/drawingml/2006/main">
+              <a:graphicData uri="http://schemas.openxmlformats.org/drawingml/2006/picture">
+                <pic:pic xmlns:pic="http://schemas.openxmlformats.org/drawingml/2006/picture">
+                  <pic:nvPicPr>
+                    <pic:cNvPr id="0" name="Picture 13"/>
+                    <pic:cNvPicPr>
+                      <a:picLocks noChangeAspect="1" noChangeArrowheads="1"/>
+                    </pic:cNvPicPr>
+                  </pic:nvPicPr>
+                  <pic:blipFill>
+                    <a:blip r:embed="rId13">
+                      <a:extLst>
+                        <a:ext uri="{28A0092B-C50C-407E-A947-70E740481C1C}">
+                          <a14:useLocalDpi xmlns:a14="http://schemas.microsoft.com/office/drawing/2010/main" val="0"/>
+                        </a:ext>
+                      </a:extLst>
+                    </a:blip>
+                    <a:srcRect/>
+                    <a:stretch>
+                      <a:fillRect/>
+                    </a:stretch>
+                  </pic:blipFill>
+                  <pic:spPr bwMode="auto">
+                    <a:xfrm>
+                      <a:off x="0" y="0"/>
+                      <a:ext cx="5655945" cy="3784600"/>
+                    </a:xfrm>
+                    <a:prstGeom prst="rect">
+                      <a:avLst/>
+                    </a:prstGeom>
+                    <a:noFill/>
+                    <a:ln>
+                      <a:noFill/>
+                    </a:ln>
+                  </pic:spPr>
+                </pic:pic>
+              </a:graphicData>
+            </a:graphic>
+            <wp14:sizeRelH relativeFrom="margin">
+              <wp14:pctWidth>0</wp14:pctWidth>
+            </wp14:sizeRelH>
+            <wp14:sizeRelV relativeFrom="margin">
+              <wp14:pctHeight>0</wp14:pctHeight>
+            </wp14:sizeRelV>
+          </wp:anchor>
+        </w:drawing>
+      </w:r>
+      <w:r>
+        <w:rPr>
+          <w:rFonts w:ascii="Times New Roman" w:eastAsia="Times New Roman" w:hAnsi="Times New Roman" w:cs="Times New Roman"/>
+          <w:b/>
+          <w:bCs/>
+          <w:kern w:val="0"/>
+          <w:sz w:val="27"/>
+          <w:szCs w:val="27"/>
+          <w:lang w:eastAsia="en-DE"/>
+          <w14:ligatures w14:val="none"/>
+        </w:rPr>
+        <w:t>Architecture Diagram</w:t>
       </w:r>
     </w:p>
     <w:p>
@@ -18934,7 +19284,11 @@
           <w14:ligatures w14:val="none"/>
         </w:rPr>
       </w:pPr>
-      <w:r>
+    </w:p>
+    <w:p>
+      <w:pPr>
+        <w:spacing w:before="100" w:beforeAutospacing="1" w:after="100" w:afterAutospacing="1" w:line="240" w:lineRule="auto"/>
+        <w:outlineLvl w:val="2"/>
         <w:rPr>
           <w:rFonts w:ascii="Times New Roman" w:eastAsia="Times New Roman" w:hAnsi="Times New Roman" w:cs="Times New Roman"/>
           <w:b/>
@@ -18945,8 +19299,7 @@
           <w:lang w:eastAsia="en-DE"/>
           <w14:ligatures w14:val="none"/>
         </w:rPr>
-        <w:t>Architecture Diagram</w:t>
-      </w:r>
+      </w:pPr>
     </w:p>
     <w:p>
       <w:pPr>
@@ -19079,6 +19432,7 @@
           <w14:ligatures w14:val="none"/>
         </w:rPr>
       </w:pPr>
+      <w:proofErr w:type="spellStart"/>
       <w:r>
         <w:rPr>
           <w:rFonts w:ascii="Times New Roman" w:eastAsia="Times New Roman" w:hAnsi="Times New Roman" w:cs="Times New Roman"/>
@@ -19090,7 +19444,21 @@
           <w:lang w:eastAsia="en-DE"/>
           <w14:ligatures w14:val="none"/>
         </w:rPr>
-        <w:t>FreeRTOS Controller</w:t>
+        <w:t>FreeRTOS</w:t>
+      </w:r>
+      <w:proofErr w:type="spellEnd"/>
+      <w:r>
+        <w:rPr>
+          <w:rFonts w:ascii="Times New Roman" w:eastAsia="Times New Roman" w:hAnsi="Times New Roman" w:cs="Times New Roman"/>
+          <w:b/>
+          <w:bCs/>
+          <w:kern w:val="0"/>
+          <w:sz w:val="27"/>
+          <w:szCs w:val="27"/>
+          <w:lang w:eastAsia="en-DE"/>
+          <w14:ligatures w14:val="none"/>
+        </w:rPr>
+        <w:t xml:space="preserve"> Controller</w:t>
       </w:r>
     </w:p>
     <w:p>
@@ -19119,7 +19487,6 @@
           <w:lang w:eastAsia="en-DE"/>
           <w14:ligatures w14:val="none"/>
         </w:rPr>
-        <w:lastRenderedPageBreak/>
         <w:t>Verification Module</w:t>
       </w:r>
     </w:p>
@@ -19178,7 +19545,20 @@
           <w:lang w:eastAsia="en-DE"/>
           <w14:ligatures w14:val="none"/>
         </w:rPr>
-        <w:t>3.5 Activity Modeling</w:t>
+        <w:t xml:space="preserve">3.5 Activity </w:t>
+      </w:r>
+      <w:r>
+        <w:rPr>
+          <w:rFonts w:ascii="Times New Roman" w:eastAsia="Times New Roman" w:hAnsi="Times New Roman" w:cs="Times New Roman"/>
+          <w:b/>
+          <w:bCs/>
+          <w:kern w:val="0"/>
+          <w:sz w:val="36"/>
+          <w:szCs w:val="36"/>
+          <w:lang w:eastAsia="en-DE"/>
+          <w14:ligatures w14:val="none"/>
+        </w:rPr>
+        <w:t>Modelling</w:t>
       </w:r>
     </w:p>
     <w:p>
@@ -19236,7 +19616,20 @@
           <w:lang w:eastAsia="en-DE"/>
           <w14:ligatures w14:val="none"/>
         </w:rPr>
-        <w:t>Behavioral Analysis</w:t>
+        <w:t>Behavioural</w:t>
+      </w:r>
+      <w:r>
+        <w:rPr>
+          <w:rFonts w:ascii="Times New Roman" w:eastAsia="Times New Roman" w:hAnsi="Times New Roman" w:cs="Times New Roman"/>
+          <w:b/>
+          <w:bCs/>
+          <w:kern w:val="0"/>
+          <w:sz w:val="27"/>
+          <w:szCs w:val="27"/>
+          <w:lang w:eastAsia="en-DE"/>
+          <w14:ligatures w14:val="none"/>
+        </w:rPr>
+        <w:t xml:space="preserve"> Analysis</w:t>
       </w:r>
     </w:p>
     <w:p>
@@ -19265,7 +19658,20 @@
           <w:lang w:eastAsia="en-DE"/>
           <w14:ligatures w14:val="none"/>
         </w:rPr>
-        <w:t>3.6 State Machine Modeling</w:t>
+        <w:t xml:space="preserve">3.6 State Machine </w:t>
+      </w:r>
+      <w:r>
+        <w:rPr>
+          <w:rFonts w:ascii="Times New Roman" w:eastAsia="Times New Roman" w:hAnsi="Times New Roman" w:cs="Times New Roman"/>
+          <w:b/>
+          <w:bCs/>
+          <w:kern w:val="0"/>
+          <w:sz w:val="36"/>
+          <w:szCs w:val="36"/>
+          <w:lang w:eastAsia="en-DE"/>
+          <w14:ligatures w14:val="none"/>
+        </w:rPr>
+        <w:t>Modelling</w:t>
       </w:r>
     </w:p>
     <w:p>
@@ -19352,7 +19758,20 @@
           <w:lang w:eastAsia="en-DE"/>
           <w14:ligatures w14:val="none"/>
         </w:rPr>
-        <w:t>3.7 Sequence Modeling</w:t>
+        <w:t xml:space="preserve">3.7 Sequence </w:t>
+      </w:r>
+      <w:r>
+        <w:rPr>
+          <w:rFonts w:ascii="Times New Roman" w:eastAsia="Times New Roman" w:hAnsi="Times New Roman" w:cs="Times New Roman"/>
+          <w:b/>
+          <w:bCs/>
+          <w:kern w:val="0"/>
+          <w:sz w:val="36"/>
+          <w:szCs w:val="36"/>
+          <w:lang w:eastAsia="en-DE"/>
+          <w14:ligatures w14:val="none"/>
+        </w:rPr>
+        <w:t>Modelling</w:t>
       </w:r>
     </w:p>
     <w:p>
@@ -19387,6 +19806,215 @@
     <w:p>
       <w:pPr>
         <w:spacing w:before="100" w:beforeAutospacing="1" w:after="100" w:afterAutospacing="1" w:line="240" w:lineRule="auto"/>
+        <w:jc w:val="both"/>
+        <w:rPr>
+          <w:rFonts w:ascii="Times New Roman" w:eastAsia="Times New Roman" w:hAnsi="Times New Roman" w:cs="Times New Roman"/>
+          <w:kern w:val="0"/>
+          <w:lang w:val="en-DE" w:eastAsia="en-DE"/>
+          <w14:ligatures w14:val="none"/>
+        </w:rPr>
+      </w:pPr>
+      <w:r>
+        <w:rPr>
+          <w:rFonts w:ascii="Times New Roman" w:eastAsia="Times New Roman" w:hAnsi="Times New Roman" w:cs="Times New Roman"/>
+          <w:kern w:val="0"/>
+          <w:lang w:val="en-DE" w:eastAsia="en-DE"/>
+          <w14:ligatures w14:val="none"/>
+        </w:rPr>
+        <w:t xml:space="preserve">The Vehicle Processing Sequence describes the normal operation of the smart intersection controller from vehicle arrival to movement execution. The sequence begins when vehicle state and intent information are received through sensors and V2X communication. The Sensor Subsystem collects the raw data and forwards it to the Lane State Builder, which constructs a structured </w:t>
+      </w:r>
+      <w:proofErr w:type="spellStart"/>
+      <w:r>
+        <w:rPr>
+          <w:rFonts w:ascii="Times New Roman" w:eastAsia="Times New Roman" w:hAnsi="Times New Roman" w:cs="Times New Roman"/>
+          <w:kern w:val="0"/>
+          <w:lang w:val="en-DE" w:eastAsia="en-DE"/>
+          <w14:ligatures w14:val="none"/>
+        </w:rPr>
+        <w:t>LaneState</w:t>
+      </w:r>
+      <w:proofErr w:type="spellEnd"/>
+      <w:r>
+        <w:rPr>
+          <w:rFonts w:ascii="Times New Roman" w:eastAsia="Times New Roman" w:hAnsi="Times New Roman" w:cs="Times New Roman"/>
+          <w:kern w:val="0"/>
+          <w:lang w:val="en-DE" w:eastAsia="en-DE"/>
+          <w14:ligatures w14:val="none"/>
+        </w:rPr>
+        <w:t xml:space="preserve"> representing the current traffic situation. This information is stored in the Global State Manager and passed to the Conflict Detection Engine, where potential conflicts between vehicle trajectories are identified. If conflicts exist, the Arbitration Manager applies priority and safety rules to generate a </w:t>
+      </w:r>
+      <w:proofErr w:type="spellStart"/>
+      <w:r>
+        <w:rPr>
+          <w:rFonts w:ascii="Times New Roman" w:eastAsia="Times New Roman" w:hAnsi="Times New Roman" w:cs="Times New Roman"/>
+          <w:kern w:val="0"/>
+          <w:lang w:val="en-DE" w:eastAsia="en-DE"/>
+          <w14:ligatures w14:val="none"/>
+        </w:rPr>
+        <w:t>SafeConstraintSet</w:t>
+      </w:r>
+      <w:proofErr w:type="spellEnd"/>
+      <w:r>
+        <w:rPr>
+          <w:rFonts w:ascii="Times New Roman" w:eastAsia="Times New Roman" w:hAnsi="Times New Roman" w:cs="Times New Roman"/>
+          <w:kern w:val="0"/>
+          <w:lang w:val="en-DE" w:eastAsia="en-DE"/>
+          <w14:ligatures w14:val="none"/>
+        </w:rPr>
+        <w:t>; otherwise, default constraints are used.</w:t>
+      </w:r>
+    </w:p>
+    <w:p>
+      <w:pPr>
+        <w:spacing w:before="100" w:beforeAutospacing="1" w:after="100" w:afterAutospacing="1" w:line="240" w:lineRule="auto"/>
+        <w:jc w:val="both"/>
+        <w:rPr>
+          <w:rFonts w:ascii="Times New Roman" w:eastAsia="Times New Roman" w:hAnsi="Times New Roman" w:cs="Times New Roman"/>
+          <w:kern w:val="0"/>
+          <w:lang w:val="en-DE" w:eastAsia="en-DE"/>
+          <w14:ligatures w14:val="none"/>
+        </w:rPr>
+      </w:pPr>
+      <w:r>
+        <w:rPr>
+          <w:rFonts w:ascii="Times New Roman" w:eastAsia="Times New Roman" w:hAnsi="Times New Roman" w:cs="Times New Roman"/>
+          <w:kern w:val="0"/>
+          <w:lang w:val="en-DE" w:eastAsia="en-DE"/>
+          <w14:ligatures w14:val="none"/>
+        </w:rPr>
+        <w:t xml:space="preserve">Using the available constraints, the Scheduling Engine generates a </w:t>
+      </w:r>
+      <w:proofErr w:type="spellStart"/>
+      <w:r>
+        <w:rPr>
+          <w:rFonts w:ascii="Times New Roman" w:eastAsia="Times New Roman" w:hAnsi="Times New Roman" w:cs="Times New Roman"/>
+          <w:kern w:val="0"/>
+          <w:lang w:val="en-DE" w:eastAsia="en-DE"/>
+          <w14:ligatures w14:val="none"/>
+        </w:rPr>
+        <w:t>SchedulePlan</w:t>
+      </w:r>
+      <w:proofErr w:type="spellEnd"/>
+      <w:r>
+        <w:rPr>
+          <w:rFonts w:ascii="Times New Roman" w:eastAsia="Times New Roman" w:hAnsi="Times New Roman" w:cs="Times New Roman"/>
+          <w:kern w:val="0"/>
+          <w:lang w:val="en-DE" w:eastAsia="en-DE"/>
+          <w14:ligatures w14:val="none"/>
+        </w:rPr>
+        <w:t xml:space="preserve"> that defines the temporal order and reservation of intersection resources. The Verification Module then </w:t>
+      </w:r>
+      <w:r>
+        <w:rPr>
+          <w:rFonts w:ascii="Times New Roman" w:eastAsia="Times New Roman" w:hAnsi="Times New Roman" w:cs="Times New Roman"/>
+          <w:kern w:val="0"/>
+          <w:lang w:val="en-DE" w:eastAsia="en-DE"/>
+          <w14:ligatures w14:val="none"/>
+        </w:rPr>
+        <w:lastRenderedPageBreak/>
+        <w:t xml:space="preserve">validates the generated schedule against safety, timing, and consistency requirements. If the schedule is invalid, a replanning process is triggered until a valid schedule is produced. Once approved, the Reservation Manager commits the schedule and creates active reservations. The Vehicle Interface subsequently issues movement commands to the vehicles and receives execution feedback. Finally, the execution results are stored in the Global State Manager, completing the control cycle and providing an updated system state for the next scheduling </w:t>
+      </w:r>
+      <w:r>
+        <w:rPr>
+          <w:rFonts w:ascii="Times New Roman" w:eastAsia="Times New Roman" w:hAnsi="Times New Roman" w:cs="Times New Roman"/>
+          <w:noProof/>
+          <w:kern w:val="0"/>
+          <w:lang w:val="en-DE" w:eastAsia="en-DE"/>
+          <w14:ligatures w14:val="none"/>
+        </w:rPr>
+        <w:drawing>
+          <wp:anchor distT="0" distB="0" distL="114300" distR="114300" simplePos="0" relativeHeight="251667456" behindDoc="0" locked="0" layoutInCell="1" allowOverlap="1" wp14:anchorId="7B5727F5" wp14:editId="734A0CC9">
+            <wp:simplePos x="0" y="0"/>
+            <wp:positionH relativeFrom="margin">
+              <wp:align>left</wp:align>
+            </wp:positionH>
+            <wp:positionV relativeFrom="paragraph">
+              <wp:posOffset>1487613</wp:posOffset>
+            </wp:positionV>
+            <wp:extent cx="5720080" cy="6847205"/>
+            <wp:effectExtent l="0" t="0" r="0" b="0"/>
+            <wp:wrapThrough wrapText="bothSides">
+              <wp:wrapPolygon edited="0">
+                <wp:start x="0" y="0"/>
+                <wp:lineTo x="0" y="21514"/>
+                <wp:lineTo x="21509" y="21514"/>
+                <wp:lineTo x="21509" y="0"/>
+                <wp:lineTo x="0" y="0"/>
+              </wp:wrapPolygon>
+            </wp:wrapThrough>
+            <wp:docPr id="4" name="Picture 4"/>
+            <wp:cNvGraphicFramePr>
+              <a:graphicFrameLocks xmlns:a="http://schemas.openxmlformats.org/drawingml/2006/main" noChangeAspect="1"/>
+            </wp:cNvGraphicFramePr>
+            <a:graphic xmlns:a="http://schemas.openxmlformats.org/drawingml/2006/main">
+              <a:graphicData uri="http://schemas.openxmlformats.org/drawingml/2006/picture">
+                <pic:pic xmlns:pic="http://schemas.openxmlformats.org/drawingml/2006/picture">
+                  <pic:nvPicPr>
+                    <pic:cNvPr id="0" name="Picture 14"/>
+                    <pic:cNvPicPr>
+                      <a:picLocks noChangeAspect="1" noChangeArrowheads="1"/>
+                    </pic:cNvPicPr>
+                  </pic:nvPicPr>
+                  <pic:blipFill>
+                    <a:blip r:embed="rId14">
+                      <a:extLst>
+                        <a:ext uri="{28A0092B-C50C-407E-A947-70E740481C1C}">
+                          <a14:useLocalDpi xmlns:a14="http://schemas.microsoft.com/office/drawing/2010/main" val="0"/>
+                        </a:ext>
+                      </a:extLst>
+                    </a:blip>
+                    <a:srcRect/>
+                    <a:stretch>
+                      <a:fillRect/>
+                    </a:stretch>
+                  </pic:blipFill>
+                  <pic:spPr bwMode="auto">
+                    <a:xfrm>
+                      <a:off x="0" y="0"/>
+                      <a:ext cx="5720080" cy="6847205"/>
+                    </a:xfrm>
+                    <a:prstGeom prst="rect">
+                      <a:avLst/>
+                    </a:prstGeom>
+                    <a:noFill/>
+                    <a:ln>
+                      <a:noFill/>
+                    </a:ln>
+                  </pic:spPr>
+                </pic:pic>
+              </a:graphicData>
+            </a:graphic>
+            <wp14:sizeRelV relativeFrom="margin">
+              <wp14:pctHeight>0</wp14:pctHeight>
+            </wp14:sizeRelV>
+          </wp:anchor>
+        </w:drawing>
+      </w:r>
+      <w:r>
+        <w:rPr>
+          <w:rFonts w:ascii="Times New Roman" w:eastAsia="Times New Roman" w:hAnsi="Times New Roman" w:cs="Times New Roman"/>
+          <w:kern w:val="0"/>
+          <w:lang w:val="en-DE" w:eastAsia="en-DE"/>
+          <w14:ligatures w14:val="none"/>
+        </w:rPr>
+        <w:t>iteration.</w:t>
+      </w:r>
+    </w:p>
+    <w:p>
+      <w:pPr>
+        <w:spacing w:before="100" w:beforeAutospacing="1" w:after="100" w:afterAutospacing="1" w:line="240" w:lineRule="auto"/>
+        <w:outlineLvl w:val="2"/>
+        <w:rPr>
+          <w:rFonts w:ascii="Times New Roman" w:eastAsia="Times New Roman" w:hAnsi="Times New Roman" w:cs="Times New Roman"/>
+          <w:kern w:val="0"/>
+          <w:lang w:val="en-DE" w:eastAsia="en-DE"/>
+          <w14:ligatures w14:val="none"/>
+        </w:rPr>
+      </w:pPr>
+    </w:p>
+    <w:p>
+      <w:pPr>
+        <w:spacing w:before="100" w:beforeAutospacing="1" w:after="100" w:afterAutospacing="1" w:line="240" w:lineRule="auto"/>
         <w:outlineLvl w:val="2"/>
         <w:rPr>
           <w:rFonts w:ascii="Times New Roman" w:eastAsia="Times New Roman" w:hAnsi="Times New Roman" w:cs="Times New Roman"/>
@@ -19410,11 +20038,238 @@
           <w:lang w:eastAsia="en-DE"/>
           <w14:ligatures w14:val="none"/>
         </w:rPr>
+        <w:lastRenderedPageBreak/>
         <w:t>Emergency Handling Sequence</w:t>
       </w:r>
     </w:p>
     <w:p>
       <w:pPr>
+        <w:pStyle w:val="NormalWeb"/>
+        <w:jc w:val="both"/>
+      </w:pPr>
+      <w:r>
+        <w:t>The Emergency Handling Sequence is activated whenever an emergency vehicle is detected within the intersection environment. During normal operation, emergency vehicle information may be received through V2X messages or dedicated priority signals. When such a request is detected, the Vehicle Interface forwards the emergency event to the Arbitration Manager. The Arbitration Manager immediately applies priority override rules, ensuring that emergency traffic receives precedence over regular vehicles while maintaining safety constraints.</w:t>
+      </w:r>
+    </w:p>
+    <w:p>
+      <w:pPr>
+        <w:pStyle w:val="NormalWeb"/>
+        <w:jc w:val="both"/>
+      </w:pPr>
+      <w:r>
+        <w:t>Following the priority update, a new set of scheduling constraints is generated and forwarded to the Scheduling Engine. The scheduler computes an updated priority schedule that incorporates the emergency vehicle's route and timing requirements. This schedule is then validated by the Verification Module to ensure that collision freedom, safe separation, and timing constraints remain satisfied despite the priority override. After successful verification, the Reservation Manager commits the emergency schedule and the Vehicle Interface transmits the corresponding movement commands. The resulting execution feedback and updated priority state are recorded in the Global State Manager, ensuring that subsequent control cycles operate using the latest emergency-aware system state. This process allows emergency vehicles to receive immediate priority while preserving safe and deterministic intersection operation.</w:t>
+      </w:r>
+    </w:p>
+    <w:p>
+      <w:pPr>
+        <w:spacing w:before="100" w:beforeAutospacing="1" w:after="100" w:afterAutospacing="1" w:line="240" w:lineRule="auto"/>
+        <w:outlineLvl w:val="2"/>
+        <w:rPr>
+          <w:rFonts w:ascii="Times New Roman" w:eastAsia="Times New Roman" w:hAnsi="Times New Roman" w:cs="Times New Roman"/>
+          <w:b/>
+          <w:bCs/>
+          <w:kern w:val="0"/>
+          <w:sz w:val="27"/>
+          <w:szCs w:val="27"/>
+          <w:lang w:val="en-DE" w:eastAsia="en-DE"/>
+          <w14:ligatures w14:val="none"/>
+        </w:rPr>
+      </w:pPr>
+    </w:p>
+    <w:p>
+      <w:pPr>
+        <w:spacing w:before="100" w:beforeAutospacing="1" w:after="100" w:afterAutospacing="1" w:line="240" w:lineRule="auto"/>
+        <w:outlineLvl w:val="2"/>
+        <w:rPr>
+          <w:rFonts w:ascii="Times New Roman" w:eastAsia="Times New Roman" w:hAnsi="Times New Roman" w:cs="Times New Roman"/>
+          <w:b/>
+          <w:bCs/>
+          <w:kern w:val="0"/>
+          <w:sz w:val="27"/>
+          <w:szCs w:val="27"/>
+          <w:lang w:val="en-DE" w:eastAsia="en-DE"/>
+          <w14:ligatures w14:val="none"/>
+        </w:rPr>
+      </w:pPr>
+    </w:p>
+    <w:p>
+      <w:pPr>
+        <w:spacing w:before="100" w:beforeAutospacing="1" w:after="100" w:afterAutospacing="1" w:line="240" w:lineRule="auto"/>
+        <w:outlineLvl w:val="2"/>
+        <w:rPr>
+          <w:rFonts w:ascii="Times New Roman" w:eastAsia="Times New Roman" w:hAnsi="Times New Roman" w:cs="Times New Roman"/>
+          <w:b/>
+          <w:bCs/>
+          <w:kern w:val="0"/>
+          <w:sz w:val="27"/>
+          <w:szCs w:val="27"/>
+          <w:lang w:val="en-DE" w:eastAsia="en-DE"/>
+          <w14:ligatures w14:val="none"/>
+        </w:rPr>
+      </w:pPr>
+    </w:p>
+    <w:p>
+      <w:pPr>
+        <w:spacing w:before="100" w:beforeAutospacing="1" w:after="100" w:afterAutospacing="1" w:line="240" w:lineRule="auto"/>
+        <w:outlineLvl w:val="2"/>
+        <w:rPr>
+          <w:rFonts w:ascii="Times New Roman" w:eastAsia="Times New Roman" w:hAnsi="Times New Roman" w:cs="Times New Roman"/>
+          <w:b/>
+          <w:bCs/>
+          <w:kern w:val="0"/>
+          <w:sz w:val="27"/>
+          <w:szCs w:val="27"/>
+          <w:lang w:val="en-DE" w:eastAsia="en-DE"/>
+          <w14:ligatures w14:val="none"/>
+        </w:rPr>
+      </w:pPr>
+    </w:p>
+    <w:p>
+      <w:pPr>
+        <w:spacing w:before="100" w:beforeAutospacing="1" w:after="100" w:afterAutospacing="1" w:line="240" w:lineRule="auto"/>
+        <w:outlineLvl w:val="2"/>
+        <w:rPr>
+          <w:rFonts w:ascii="Times New Roman" w:eastAsia="Times New Roman" w:hAnsi="Times New Roman" w:cs="Times New Roman"/>
+          <w:b/>
+          <w:bCs/>
+          <w:kern w:val="0"/>
+          <w:sz w:val="27"/>
+          <w:szCs w:val="27"/>
+          <w:lang w:val="en-DE" w:eastAsia="en-DE"/>
+          <w14:ligatures w14:val="none"/>
+        </w:rPr>
+      </w:pPr>
+    </w:p>
+    <w:p>
+      <w:pPr>
+        <w:spacing w:before="100" w:beforeAutospacing="1" w:after="100" w:afterAutospacing="1" w:line="240" w:lineRule="auto"/>
+        <w:outlineLvl w:val="2"/>
+        <w:rPr>
+          <w:rFonts w:ascii="Times New Roman" w:eastAsia="Times New Roman" w:hAnsi="Times New Roman" w:cs="Times New Roman"/>
+          <w:b/>
+          <w:bCs/>
+          <w:kern w:val="0"/>
+          <w:sz w:val="27"/>
+          <w:szCs w:val="27"/>
+          <w:lang w:val="en-DE" w:eastAsia="en-DE"/>
+          <w14:ligatures w14:val="none"/>
+        </w:rPr>
+      </w:pPr>
+    </w:p>
+    <w:p>
+      <w:pPr>
+        <w:spacing w:before="100" w:beforeAutospacing="1" w:after="100" w:afterAutospacing="1" w:line="240" w:lineRule="auto"/>
+        <w:outlineLvl w:val="2"/>
+        <w:rPr>
+          <w:rFonts w:ascii="Times New Roman" w:eastAsia="Times New Roman" w:hAnsi="Times New Roman" w:cs="Times New Roman"/>
+          <w:b/>
+          <w:bCs/>
+          <w:kern w:val="0"/>
+          <w:sz w:val="27"/>
+          <w:szCs w:val="27"/>
+          <w:lang w:val="en-DE" w:eastAsia="en-DE"/>
+          <w14:ligatures w14:val="none"/>
+        </w:rPr>
+      </w:pPr>
+    </w:p>
+    <w:p>
+      <w:pPr>
+        <w:spacing w:before="100" w:beforeAutospacing="1" w:after="100" w:afterAutospacing="1" w:line="240" w:lineRule="auto"/>
+        <w:outlineLvl w:val="2"/>
+        <w:rPr>
+          <w:rFonts w:ascii="Times New Roman" w:eastAsia="Times New Roman" w:hAnsi="Times New Roman" w:cs="Times New Roman"/>
+          <w:b/>
+          <w:bCs/>
+          <w:kern w:val="0"/>
+          <w:sz w:val="27"/>
+          <w:szCs w:val="27"/>
+          <w:lang w:val="en-DE" w:eastAsia="en-DE"/>
+          <w14:ligatures w14:val="none"/>
+        </w:rPr>
+      </w:pPr>
+    </w:p>
+    <w:p>
+      <w:pPr>
+        <w:spacing w:before="100" w:beforeAutospacing="1" w:after="100" w:afterAutospacing="1" w:line="240" w:lineRule="auto"/>
+        <w:outlineLvl w:val="2"/>
+        <w:rPr>
+          <w:rFonts w:ascii="Times New Roman" w:eastAsia="Times New Roman" w:hAnsi="Times New Roman" w:cs="Times New Roman"/>
+          <w:b/>
+          <w:bCs/>
+          <w:kern w:val="0"/>
+          <w:sz w:val="27"/>
+          <w:szCs w:val="27"/>
+          <w:lang w:val="en-DE" w:eastAsia="en-DE"/>
+          <w14:ligatures w14:val="none"/>
+        </w:rPr>
+      </w:pPr>
+    </w:p>
+    <w:p>
+      <w:pPr>
+        <w:spacing w:before="100" w:beforeAutospacing="1" w:after="100" w:afterAutospacing="1" w:line="240" w:lineRule="auto"/>
+        <w:outlineLvl w:val="2"/>
+        <w:rPr>
+          <w:rFonts w:ascii="Times New Roman" w:eastAsia="Times New Roman" w:hAnsi="Times New Roman" w:cs="Times New Roman"/>
+          <w:b/>
+          <w:bCs/>
+          <w:kern w:val="0"/>
+          <w:sz w:val="27"/>
+          <w:szCs w:val="27"/>
+          <w:lang w:val="en-DE" w:eastAsia="en-DE"/>
+          <w14:ligatures w14:val="none"/>
+        </w:rPr>
+      </w:pPr>
+    </w:p>
+    <w:p>
+      <w:pPr>
+        <w:spacing w:before="100" w:beforeAutospacing="1" w:after="100" w:afterAutospacing="1" w:line="240" w:lineRule="auto"/>
+        <w:outlineLvl w:val="2"/>
+        <w:rPr>
+          <w:rFonts w:ascii="Times New Roman" w:eastAsia="Times New Roman" w:hAnsi="Times New Roman" w:cs="Times New Roman"/>
+          <w:b/>
+          <w:bCs/>
+          <w:kern w:val="0"/>
+          <w:sz w:val="27"/>
+          <w:szCs w:val="27"/>
+          <w:lang w:val="en-DE" w:eastAsia="en-DE"/>
+          <w14:ligatures w14:val="none"/>
+        </w:rPr>
+      </w:pPr>
+    </w:p>
+    <w:p>
+      <w:pPr>
+        <w:spacing w:before="100" w:beforeAutospacing="1" w:after="100" w:afterAutospacing="1" w:line="240" w:lineRule="auto"/>
+        <w:outlineLvl w:val="2"/>
+        <w:rPr>
+          <w:rFonts w:ascii="Times New Roman" w:eastAsia="Times New Roman" w:hAnsi="Times New Roman" w:cs="Times New Roman"/>
+          <w:b/>
+          <w:bCs/>
+          <w:kern w:val="0"/>
+          <w:sz w:val="27"/>
+          <w:szCs w:val="27"/>
+          <w:lang w:val="en-DE" w:eastAsia="en-DE"/>
+          <w14:ligatures w14:val="none"/>
+        </w:rPr>
+      </w:pPr>
+    </w:p>
+    <w:p>
+      <w:pPr>
+        <w:spacing w:before="100" w:beforeAutospacing="1" w:after="100" w:afterAutospacing="1" w:line="240" w:lineRule="auto"/>
+        <w:outlineLvl w:val="2"/>
+        <w:rPr>
+          <w:rFonts w:ascii="Times New Roman" w:eastAsia="Times New Roman" w:hAnsi="Times New Roman" w:cs="Times New Roman"/>
+          <w:b/>
+          <w:bCs/>
+          <w:kern w:val="0"/>
+          <w:sz w:val="27"/>
+          <w:szCs w:val="27"/>
+          <w:lang w:val="en-DE" w:eastAsia="en-DE"/>
+          <w14:ligatures w14:val="none"/>
+        </w:rPr>
+      </w:pPr>
+    </w:p>
+    <w:p>
+      <w:pPr>
         <w:spacing w:after="0" w:line="240" w:lineRule="auto"/>
         <w:rPr>
           <w:rFonts w:ascii="Times New Roman" w:eastAsia="Times New Roman" w:hAnsi="Times New Roman" w:cs="Times New Roman"/>
@@ -19423,17 +20278,6 @@
           <w14:ligatures w14:val="none"/>
         </w:rPr>
       </w:pPr>
-      <w:r>
-        <w:rPr>
-          <w:rFonts w:ascii="Times New Roman" w:eastAsia="Times New Roman" w:hAnsi="Times New Roman" w:cs="Times New Roman"/>
-          <w:kern w:val="0"/>
-          <w:lang w:eastAsia="en-DE"/>
-          <w14:ligatures w14:val="none"/>
-        </w:rPr>
-        <w:pict w14:anchorId="3622B367">
-          <v:rect id="_x0000_i1025" style="width:0;height:1.5pt" o:hralign="center" o:hrstd="t" o:hr="t" fillcolor="#a0a0a0" stroked="f"/>
-        </w:pict>
-      </w:r>
     </w:p>
     <w:p>
       <w:pPr>
@@ -19461,7 +20305,21 @@
           <w:lang w:eastAsia="en-DE"/>
           <w14:ligatures w14:val="none"/>
         </w:rPr>
-        <w:t>Chapter 4 – Queueing Theory Modeling</w:t>
+        <w:lastRenderedPageBreak/>
+        <w:t xml:space="preserve">Chapter 4 – Queueing Theory </w:t>
+      </w:r>
+      <w:r>
+        <w:rPr>
+          <w:rFonts w:ascii="Times New Roman" w:eastAsia="Times New Roman" w:hAnsi="Times New Roman" w:cs="Times New Roman"/>
+          <w:b/>
+          <w:bCs/>
+          <w:kern w:val="36"/>
+          <w:sz w:val="48"/>
+          <w:szCs w:val="48"/>
+          <w:lang w:eastAsia="en-DE"/>
+          <w14:ligatures w14:val="none"/>
+        </w:rPr>
+        <w:t>Modelling</w:t>
       </w:r>
     </w:p>
     <w:p>
@@ -19490,7 +20348,20 @@
           <w:lang w:eastAsia="en-DE"/>
           <w14:ligatures w14:val="none"/>
         </w:rPr>
-        <w:t>4.1 Traffic Flow Modeling</w:t>
+        <w:t xml:space="preserve">4.1 Traffic Flow </w:t>
+      </w:r>
+      <w:r>
+        <w:rPr>
+          <w:rFonts w:ascii="Times New Roman" w:eastAsia="Times New Roman" w:hAnsi="Times New Roman" w:cs="Times New Roman"/>
+          <w:b/>
+          <w:bCs/>
+          <w:kern w:val="0"/>
+          <w:sz w:val="36"/>
+          <w:szCs w:val="36"/>
+          <w:lang w:eastAsia="en-DE"/>
+          <w14:ligatures w14:val="none"/>
+        </w:rPr>
+        <w:t>Modelling</w:t>
       </w:r>
     </w:p>
     <w:p>
@@ -19751,7 +20622,6 @@
           <w:lang w:eastAsia="en-DE"/>
           <w14:ligatures w14:val="none"/>
         </w:rPr>
-        <w:lastRenderedPageBreak/>
         <w:t>4.7 Comparative Analysis</w:t>
       </w:r>
     </w:p>
@@ -20035,6 +20905,7 @@
           <w:lang w:eastAsia="en-DE"/>
           <w14:ligatures w14:val="none"/>
         </w:rPr>
+        <w:lastRenderedPageBreak/>
         <w:t>5.7 Selected Control Strategy</w:t>
       </w:r>
     </w:p>
@@ -20318,7 +21189,6 @@
           <w:lang w:eastAsia="en-DE"/>
           <w14:ligatures w14:val="none"/>
         </w:rPr>
-        <w:lastRenderedPageBreak/>
         <w:t>Eventual Access</w:t>
       </w:r>
     </w:p>
@@ -20573,6 +21443,7 @@
           <w:lang w:eastAsia="en-DE"/>
           <w14:ligatures w14:val="none"/>
         </w:rPr>
+        <w:lastRenderedPageBreak/>
         <w:t>7.1 Real-Time Requirements</w:t>
       </w:r>
     </w:p>
@@ -20602,7 +21473,35 @@
           <w:lang w:eastAsia="en-DE"/>
           <w14:ligatures w14:val="none"/>
         </w:rPr>
-        <w:t>7.2 FreeRTOS Architecture</w:t>
+        <w:t xml:space="preserve">7.2 </w:t>
+      </w:r>
+      <w:proofErr w:type="spellStart"/>
+      <w:r>
+        <w:rPr>
+          <w:rFonts w:ascii="Times New Roman" w:eastAsia="Times New Roman" w:hAnsi="Times New Roman" w:cs="Times New Roman"/>
+          <w:b/>
+          <w:bCs/>
+          <w:kern w:val="0"/>
+          <w:sz w:val="36"/>
+          <w:szCs w:val="36"/>
+          <w:lang w:eastAsia="en-DE"/>
+          <w14:ligatures w14:val="none"/>
+        </w:rPr>
+        <w:t>FreeRTOS</w:t>
+      </w:r>
+      <w:proofErr w:type="spellEnd"/>
+      <w:r>
+        <w:rPr>
+          <w:rFonts w:ascii="Times New Roman" w:eastAsia="Times New Roman" w:hAnsi="Times New Roman" w:cs="Times New Roman"/>
+          <w:b/>
+          <w:bCs/>
+          <w:kern w:val="0"/>
+          <w:sz w:val="36"/>
+          <w:szCs w:val="36"/>
+          <w:lang w:eastAsia="en-DE"/>
+          <w14:ligatures w14:val="none"/>
+        </w:rPr>
+        <w:t xml:space="preserve"> Architecture</w:t>
       </w:r>
     </w:p>
     <w:p>
@@ -20921,7 +21820,6 @@
           <w:lang w:eastAsia="en-DE"/>
           <w14:ligatures w14:val="none"/>
         </w:rPr>
-        <w:lastRenderedPageBreak/>
         <w:t>Selected Scheduler</w:t>
       </w:r>
     </w:p>
@@ -21205,6 +22103,7 @@
           <w:lang w:eastAsia="en-DE"/>
           <w14:ligatures w14:val="none"/>
         </w:rPr>
+        <w:lastRenderedPageBreak/>
         <w:t>Chapter 8 – HW/SW Co-Design</w:t>
       </w:r>
     </w:p>
@@ -21437,7 +22336,35 @@
           <w:lang w:eastAsia="en-DE"/>
           <w14:ligatures w14:val="none"/>
         </w:rPr>
-        <w:t>8.5 ModelSim Validation</w:t>
+        <w:t xml:space="preserve">8.5 </w:t>
+      </w:r>
+      <w:proofErr w:type="spellStart"/>
+      <w:r>
+        <w:rPr>
+          <w:rFonts w:ascii="Times New Roman" w:eastAsia="Times New Roman" w:hAnsi="Times New Roman" w:cs="Times New Roman"/>
+          <w:b/>
+          <w:bCs/>
+          <w:kern w:val="0"/>
+          <w:sz w:val="36"/>
+          <w:szCs w:val="36"/>
+          <w:lang w:eastAsia="en-DE"/>
+          <w14:ligatures w14:val="none"/>
+        </w:rPr>
+        <w:t>ModelSim</w:t>
+      </w:r>
+      <w:proofErr w:type="spellEnd"/>
+      <w:r>
+        <w:rPr>
+          <w:rFonts w:ascii="Times New Roman" w:eastAsia="Times New Roman" w:hAnsi="Times New Roman" w:cs="Times New Roman"/>
+          <w:b/>
+          <w:bCs/>
+          <w:kern w:val="0"/>
+          <w:sz w:val="36"/>
+          <w:szCs w:val="36"/>
+          <w:lang w:eastAsia="en-DE"/>
+          <w14:ligatures w14:val="none"/>
+        </w:rPr>
+        <w:t xml:space="preserve"> Validation</w:t>
       </w:r>
     </w:p>
     <w:p>
@@ -21517,7 +22444,6 @@
           <w:lang w:eastAsia="en-DE"/>
           <w14:ligatures w14:val="none"/>
         </w:rPr>
-        <w:lastRenderedPageBreak/>
         <w:t>Chapter 9 – System Implementation</w:t>
       </w:r>
     </w:p>
@@ -21772,6 +22698,7 @@
           <w:lang w:eastAsia="en-DE"/>
           <w14:ligatures w14:val="none"/>
         </w:rPr>
+        <w:lastRenderedPageBreak/>
         <w:t>10.1 Validation Strategy</w:t>
       </w:r>
     </w:p>
@@ -22084,7 +23011,6 @@
           <w:lang w:eastAsia="en-DE"/>
           <w14:ligatures w14:val="none"/>
         </w:rPr>
-        <w:lastRenderedPageBreak/>
         <w:t>11.2 Waiting Time Analysis</w:t>
       </w:r>
     </w:p>
@@ -22310,6 +23236,7 @@
           <w:lang w:eastAsia="en-DE"/>
           <w14:ligatures w14:val="none"/>
         </w:rPr>
+        <w:lastRenderedPageBreak/>
         <w:t>Chapter 12 – Project Management and Team Contributions</w:t>
       </w:r>
     </w:p>
@@ -22651,7 +23578,6 @@
           <w:lang w:eastAsia="en-DE"/>
           <w14:ligatures w14:val="none"/>
         </w:rPr>
-        <w:lastRenderedPageBreak/>
         <w:t>RQ3 Answer</w:t>
       </w:r>
     </w:p>
@@ -22861,6 +23787,7 @@
           <w:lang w:eastAsia="en-DE"/>
           <w14:ligatures w14:val="none"/>
         </w:rPr>
+        <w:lastRenderedPageBreak/>
         <w:t>Appendix A – Complete Requirements Specification</w:t>
       </w:r>
     </w:p>
@@ -22890,7 +23817,35 @@
           <w:lang w:eastAsia="en-DE"/>
           <w14:ligatures w14:val="none"/>
         </w:rPr>
-        <w:t>Appendix B – SysML Diagrams</w:t>
+        <w:t xml:space="preserve">Appendix B – </w:t>
+      </w:r>
+      <w:proofErr w:type="spellStart"/>
+      <w:r>
+        <w:rPr>
+          <w:rFonts w:ascii="Times New Roman" w:eastAsia="Times New Roman" w:hAnsi="Times New Roman" w:cs="Times New Roman"/>
+          <w:b/>
+          <w:bCs/>
+          <w:kern w:val="0"/>
+          <w:sz w:val="36"/>
+          <w:szCs w:val="36"/>
+          <w:lang w:eastAsia="en-DE"/>
+          <w14:ligatures w14:val="none"/>
+        </w:rPr>
+        <w:t>SysML</w:t>
+      </w:r>
+      <w:proofErr w:type="spellEnd"/>
+      <w:r>
+        <w:rPr>
+          <w:rFonts w:ascii="Times New Roman" w:eastAsia="Times New Roman" w:hAnsi="Times New Roman" w:cs="Times New Roman"/>
+          <w:b/>
+          <w:bCs/>
+          <w:kern w:val="0"/>
+          <w:sz w:val="36"/>
+          <w:szCs w:val="36"/>
+          <w:lang w:eastAsia="en-DE"/>
+          <w14:ligatures w14:val="none"/>
+        </w:rPr>
+        <w:t xml:space="preserve"> Diagrams</w:t>
       </w:r>
     </w:p>
     <w:p>
@@ -22948,7 +23903,35 @@
           <w:lang w:eastAsia="en-DE"/>
           <w14:ligatures w14:val="none"/>
         </w:rPr>
-        <w:t>Appendix D – FreeRTOS Configuration</w:t>
+        <w:t xml:space="preserve">Appendix D – </w:t>
+      </w:r>
+      <w:proofErr w:type="spellStart"/>
+      <w:r>
+        <w:rPr>
+          <w:rFonts w:ascii="Times New Roman" w:eastAsia="Times New Roman" w:hAnsi="Times New Roman" w:cs="Times New Roman"/>
+          <w:b/>
+          <w:bCs/>
+          <w:kern w:val="0"/>
+          <w:sz w:val="36"/>
+          <w:szCs w:val="36"/>
+          <w:lang w:eastAsia="en-DE"/>
+          <w14:ligatures w14:val="none"/>
+        </w:rPr>
+        <w:t>FreeRTOS</w:t>
+      </w:r>
+      <w:proofErr w:type="spellEnd"/>
+      <w:r>
+        <w:rPr>
+          <w:rFonts w:ascii="Times New Roman" w:eastAsia="Times New Roman" w:hAnsi="Times New Roman" w:cs="Times New Roman"/>
+          <w:b/>
+          <w:bCs/>
+          <w:kern w:val="0"/>
+          <w:sz w:val="36"/>
+          <w:szCs w:val="36"/>
+          <w:lang w:eastAsia="en-DE"/>
+          <w14:ligatures w14:val="none"/>
+        </w:rPr>
+        <w:t xml:space="preserve"> Configuration</w:t>
       </w:r>
     </w:p>
     <w:p>
@@ -24756,6 +25739,7 @@
   <w:style w:type="character" w:default="1" w:styleId="DefaultParagraphFont">
     <w:name w:val="Default Paragraph Font"/>
     <w:uiPriority w:val="1"/>
+    <w:semiHidden/>
     <w:unhideWhenUsed/>
   </w:style>
   <w:style w:type="table" w:default="1" w:styleId="TableNormal">
@@ -25236,6 +26220,23 @@
       </w:tcPr>
     </w:tblStylePr>
   </w:style>
+  <w:style w:type="paragraph" w:styleId="NormalWeb">
+    <w:name w:val="Normal (Web)"/>
+    <w:basedOn w:val="Normal"/>
+    <w:uiPriority w:val="99"/>
+    <w:semiHidden/>
+    <w:unhideWhenUsed/>
+    <w:rsid w:val="00C23A0A"/>
+    <w:pPr>
+      <w:spacing w:before="100" w:beforeAutospacing="1" w:after="100" w:afterAutospacing="1" w:line="240" w:lineRule="auto"/>
+    </w:pPr>
+    <w:rPr>
+      <w:rFonts w:ascii="Times New Roman" w:eastAsia="Times New Roman" w:hAnsi="Times New Roman" w:cs="Times New Roman"/>
+      <w:kern w:val="0"/>
+      <w:lang w:val="en-DE" w:eastAsia="en-DE"/>
+      <w14:ligatures w14:val="none"/>
+    </w:rPr>
+  </w:style>
 </w:styles>
 </file>
 

--- a/09_documentation/final_doc.docx
+++ b/09_documentation/final_doc.docx
@@ -1,6 +1,6 @@
 
 <file path=word/document.xml><?xml version="1.0" encoding="utf-8"?>
-<w:document xmlns:wpc="http://schemas.microsoft.com/office/word/2010/wordprocessingCanvas" xmlns:cx="http://schemas.microsoft.com/office/drawing/2014/chartex" xmlns:cx1="http://schemas.microsoft.com/office/drawing/2015/9/8/chartex" xmlns:cx2="http://schemas.microsoft.com/office/drawing/2015/10/21/chartex" xmlns:cx3="http://schemas.microsoft.com/office/drawing/2016/5/9/chartex" xmlns:cx4="http://schemas.microsoft.com/office/drawing/2016/5/10/chartex" xmlns:cx5="http://schemas.microsoft.com/office/drawing/2016/5/11/chartex" xmlns:cx6="http://schemas.microsoft.com/office/drawing/2016/5/12/chartex" xmlns:cx7="http://schemas.microsoft.com/office/drawing/2016/5/13/chartex" xmlns:cx8="http://schemas.microsoft.com/office/drawing/2016/5/14/chartex" xmlns:mc="http://schemas.openxmlformats.org/markup-compatibility/2006" xmlns:aink="http://schemas.microsoft.com/office/drawing/2016/ink" xmlns:am3d="http://schemas.microsoft.com/office/drawing/2017/model3d" xmlns:o="urn:schemas-microsoft-com:office:office" xmlns:oel="http://schemas.microsoft.com/office/2019/extlst" xmlns:r="http://schemas.openxmlformats.org/officeDocument/2006/relationships" xmlns:m="http://schemas.openxmlformats.org/officeDocument/2006/math" xmlns:v="urn:schemas-microsoft-com:vml" xmlns:wp14="http://schemas.microsoft.com/office/word/2010/wordprocessingDrawing" xmlns:wp="http://schemas.openxmlformats.org/drawingml/2006/wordprocessingDrawing" xmlns:w10="urn:schemas-microsoft-com:office:word" xmlns:w="http://schemas.openxmlformats.org/wordprocessingml/2006/main" xmlns:w14="http://schemas.microsoft.com/office/word/2010/wordml" xmlns:w15="http://schemas.microsoft.com/office/word/2012/wordml" xmlns:w16cex="http://schemas.microsoft.com/office/word/2018/wordml/cex" xmlns:w16cid="http://schemas.microsoft.com/office/word/2016/wordml/cid" xmlns:w16="http://schemas.microsoft.com/office/word/2018/wordml" xmlns:w16sdtdh="http://schemas.microsoft.com/office/word/2020/wordml/sdtdatahash" xmlns:w16se="http://schemas.microsoft.com/office/word/2015/wordml/symex" xmlns:wpg="http://schemas.microsoft.com/office/word/2010/wordprocessingGroup" xmlns:wpi="http://schemas.microsoft.com/office/word/2010/wordprocessingInk" xmlns:wne="http://schemas.microsoft.com/office/word/2006/wordml" xmlns:wps="http://schemas.microsoft.com/office/word/2010/wordprocessingShape" mc:Ignorable="w14 w15 w16se w16cid w16 w16cex w16sdtdh wp14">
+<w:document xmlns:wpc="http://schemas.microsoft.com/office/word/2010/wordprocessingCanvas" xmlns:cx="http://schemas.microsoft.com/office/drawing/2014/chartex" xmlns:cx1="http://schemas.microsoft.com/office/drawing/2015/9/8/chartex" xmlns:cx2="http://schemas.microsoft.com/office/drawing/2015/10/21/chartex" xmlns:cx3="http://schemas.microsoft.com/office/drawing/2016/5/9/chartex" xmlns:cx4="http://schemas.microsoft.com/office/drawing/2016/5/10/chartex" xmlns:cx5="http://schemas.microsoft.com/office/drawing/2016/5/11/chartex" xmlns:cx6="http://schemas.microsoft.com/office/drawing/2016/5/12/chartex" xmlns:cx7="http://schemas.microsoft.com/office/drawing/2016/5/13/chartex" xmlns:cx8="http://schemas.microsoft.com/office/drawing/2016/5/14/chartex" xmlns:mc="http://schemas.openxmlformats.org/markup-compatibility/2006" xmlns:aink="http://schemas.microsoft.com/office/drawing/2016/ink" xmlns:am3d="http://schemas.microsoft.com/office/drawing/2017/model3d" xmlns:o="urn:schemas-microsoft-com:office:office" xmlns:oel="http://schemas.microsoft.com/office/2019/extlst" xmlns:r="http://schemas.openxmlformats.org/officeDocument/2006/relationships" xmlns:m="http://schemas.openxmlformats.org/officeDocument/2006/math" xmlns:v="urn:schemas-microsoft-com:vml" xmlns:wp14="http://schemas.microsoft.com/office/word/2010/wordprocessingDrawing" xmlns:wp="http://schemas.openxmlformats.org/drawingml/2006/wordprocessingDrawing" xmlns:w10="urn:schemas-microsoft-com:office:word" xmlns:w="http://schemas.openxmlformats.org/wordprocessingml/2006/main" xmlns:w14="http://schemas.microsoft.com/office/word/2010/wordml" xmlns:w15="http://schemas.microsoft.com/office/word/2012/wordml" xmlns:w16cex="http://schemas.microsoft.com/office/word/2018/wordml/cex" xmlns:w16cid="http://schemas.microsoft.com/office/word/2016/wordml/cid" xmlns:w16="http://schemas.microsoft.com/office/word/2018/wordml" xmlns:w16du="http://schemas.microsoft.com/office/word/2023/wordml/word16du" xmlns:w16sdtdh="http://schemas.microsoft.com/office/word/2020/wordml/sdtdatahash" xmlns:w16sdtfl="http://schemas.microsoft.com/office/word/2024/wordml/sdtformatlock" xmlns:w16se="http://schemas.microsoft.com/office/word/2015/wordml/symex" xmlns:wpg="http://schemas.microsoft.com/office/word/2010/wordprocessingGroup" xmlns:wpi="http://schemas.microsoft.com/office/word/2010/wordprocessingInk" xmlns:wne="http://schemas.microsoft.com/office/word/2006/wordml" xmlns:wps="http://schemas.microsoft.com/office/word/2010/wordprocessingShape" mc:Ignorable="w14 w15 w16se w16cid w16 w16cex w16sdtdh w16sdtfl w16du wp14">
   <w:body>
     <w:sdt>
       <w:sdtPr>
@@ -1139,7 +1139,7 @@
                       </mc:Choice>
                       <mc:Fallback>
                         <wp:positionV relativeFrom="page">
-                          <wp:posOffset>231140</wp:posOffset>
+                          <wp:posOffset>245745</wp:posOffset>
                         </wp:positionV>
                       </mc:Fallback>
                     </mc:AlternateContent>
@@ -1652,30 +1652,6 @@
     <w:p>
       <w:pPr>
         <w:spacing w:before="100" w:beforeAutospacing="1" w:after="100" w:afterAutospacing="1" w:line="240" w:lineRule="auto"/>
-        <w:jc w:val="both"/>
-        <w:rPr>
-          <w:rFonts w:ascii="Times New Roman" w:eastAsia="Times New Roman" w:hAnsi="Times New Roman" w:cs="Times New Roman"/>
-          <w:kern w:val="0"/>
-          <w:lang w:eastAsia="en-DE"/>
-          <w14:ligatures w14:val="none"/>
-        </w:rPr>
-      </w:pPr>
-    </w:p>
-    <w:p>
-      <w:pPr>
-        <w:spacing w:before="100" w:beforeAutospacing="1" w:after="100" w:afterAutospacing="1" w:line="240" w:lineRule="auto"/>
-        <w:jc w:val="both"/>
-        <w:rPr>
-          <w:rFonts w:ascii="Times New Roman" w:eastAsia="Times New Roman" w:hAnsi="Times New Roman" w:cs="Times New Roman"/>
-          <w:kern w:val="0"/>
-          <w:lang w:eastAsia="en-DE"/>
-          <w14:ligatures w14:val="none"/>
-        </w:rPr>
-      </w:pPr>
-    </w:p>
-    <w:p>
-      <w:pPr>
-        <w:spacing w:before="100" w:beforeAutospacing="1" w:after="100" w:afterAutospacing="1" w:line="240" w:lineRule="auto"/>
         <w:outlineLvl w:val="1"/>
         <w:rPr>
           <w:rFonts w:ascii="Times New Roman" w:eastAsia="Times New Roman" w:hAnsi="Times New Roman" w:cs="Times New Roman"/>
@@ -2337,6 +2313,7 @@
     <w:p>
       <w:pPr>
         <w:spacing w:before="100" w:beforeAutospacing="1" w:after="100" w:afterAutospacing="1" w:line="240" w:lineRule="auto"/>
+        <w:jc w:val="both"/>
         <w:outlineLvl w:val="2"/>
         <w:rPr>
           <w:rFonts w:ascii="Times New Roman" w:eastAsia="Times New Roman" w:hAnsi="Times New Roman" w:cs="Times New Roman"/>
@@ -2349,6 +2326,7 @@
     <w:p>
       <w:pPr>
         <w:spacing w:before="100" w:beforeAutospacing="1" w:after="100" w:afterAutospacing="1" w:line="240" w:lineRule="auto"/>
+        <w:jc w:val="both"/>
         <w:outlineLvl w:val="2"/>
         <w:rPr>
           <w:rFonts w:ascii="Times New Roman" w:eastAsia="Times New Roman" w:hAnsi="Times New Roman" w:cs="Times New Roman"/>
@@ -2361,46 +2339,6 @@
     <w:p>
       <w:pPr>
         <w:spacing w:before="100" w:beforeAutospacing="1" w:after="100" w:afterAutospacing="1" w:line="240" w:lineRule="auto"/>
-        <w:outlineLvl w:val="2"/>
-        <w:rPr>
-          <w:rFonts w:ascii="Times New Roman" w:eastAsia="Times New Roman" w:hAnsi="Times New Roman" w:cs="Times New Roman"/>
-          <w:kern w:val="0"/>
-          <w:lang w:eastAsia="en-DE"/>
-          <w14:ligatures w14:val="none"/>
-        </w:rPr>
-      </w:pPr>
-    </w:p>
-    <w:p>
-      <w:pPr>
-        <w:spacing w:before="100" w:beforeAutospacing="1" w:after="100" w:afterAutospacing="1" w:line="240" w:lineRule="auto"/>
-        <w:outlineLvl w:val="2"/>
-        <w:rPr>
-          <w:rFonts w:ascii="Times New Roman" w:eastAsia="Times New Roman" w:hAnsi="Times New Roman" w:cs="Times New Roman"/>
-          <w:kern w:val="0"/>
-          <w:lang w:eastAsia="en-DE"/>
-          <w14:ligatures w14:val="none"/>
-        </w:rPr>
-      </w:pPr>
-    </w:p>
-    <w:p>
-      <w:pPr>
-        <w:spacing w:before="100" w:beforeAutospacing="1" w:after="100" w:afterAutospacing="1" w:line="240" w:lineRule="auto"/>
-        <w:outlineLvl w:val="2"/>
-        <w:rPr>
-          <w:rFonts w:ascii="Times New Roman" w:eastAsia="Times New Roman" w:hAnsi="Times New Roman" w:cs="Times New Roman"/>
-          <w:b/>
-          <w:bCs/>
-          <w:kern w:val="0"/>
-          <w:sz w:val="27"/>
-          <w:szCs w:val="27"/>
-          <w:lang w:eastAsia="en-DE"/>
-          <w14:ligatures w14:val="none"/>
-        </w:rPr>
-      </w:pPr>
-    </w:p>
-    <w:p>
-      <w:pPr>
-        <w:spacing w:before="100" w:beforeAutospacing="1" w:after="100" w:afterAutospacing="1" w:line="240" w:lineRule="auto"/>
         <w:outlineLvl w:val="1"/>
         <w:rPr>
           <w:rFonts w:ascii="Times New Roman" w:eastAsia="Times New Roman" w:hAnsi="Times New Roman" w:cs="Times New Roman"/>
@@ -2424,6 +2362,7 @@
           <w:lang w:eastAsia="en-DE"/>
           <w14:ligatures w14:val="none"/>
         </w:rPr>
+        <w:lastRenderedPageBreak/>
         <w:t>1.6 Scope and Assumptions</w:t>
       </w:r>
     </w:p>
@@ -2921,8 +2860,7 @@
     </w:p>
     <w:p>
       <w:pPr>
-        <w:spacing w:before="100" w:beforeAutospacing="1" w:after="100" w:afterAutospacing="1" w:line="240" w:lineRule="auto"/>
-        <w:outlineLvl w:val="1"/>
+        <w:spacing w:after="0" w:line="240" w:lineRule="auto"/>
         <w:rPr>
           <w:rFonts w:ascii="Times New Roman" w:eastAsia="Times New Roman" w:hAnsi="Times New Roman" w:cs="Times New Roman"/>
           <w:b/>
@@ -2937,8 +2875,7 @@
     </w:p>
     <w:p>
       <w:pPr>
-        <w:spacing w:before="100" w:beforeAutospacing="1" w:after="100" w:afterAutospacing="1" w:line="240" w:lineRule="auto"/>
-        <w:outlineLvl w:val="1"/>
+        <w:spacing w:after="0" w:line="240" w:lineRule="auto"/>
         <w:rPr>
           <w:rFonts w:ascii="Times New Roman" w:eastAsia="Times New Roman" w:hAnsi="Times New Roman" w:cs="Times New Roman"/>
           <w:b/>
@@ -2953,8 +2890,7 @@
     </w:p>
     <w:p>
       <w:pPr>
-        <w:spacing w:before="100" w:beforeAutospacing="1" w:after="100" w:afterAutospacing="1" w:line="240" w:lineRule="auto"/>
-        <w:outlineLvl w:val="1"/>
+        <w:spacing w:after="0" w:line="240" w:lineRule="auto"/>
         <w:rPr>
           <w:rFonts w:ascii="Times New Roman" w:eastAsia="Times New Roman" w:hAnsi="Times New Roman" w:cs="Times New Roman"/>
           <w:b/>
@@ -2969,8 +2905,7 @@
     </w:p>
     <w:p>
       <w:pPr>
-        <w:spacing w:before="100" w:beforeAutospacing="1" w:after="100" w:afterAutospacing="1" w:line="240" w:lineRule="auto"/>
-        <w:outlineLvl w:val="1"/>
+        <w:spacing w:after="0" w:line="240" w:lineRule="auto"/>
         <w:rPr>
           <w:rFonts w:ascii="Times New Roman" w:eastAsia="Times New Roman" w:hAnsi="Times New Roman" w:cs="Times New Roman"/>
           <w:b/>
@@ -2985,8 +2920,7 @@
     </w:p>
     <w:p>
       <w:pPr>
-        <w:spacing w:before="100" w:beforeAutospacing="1" w:after="100" w:afterAutospacing="1" w:line="240" w:lineRule="auto"/>
-        <w:outlineLvl w:val="1"/>
+        <w:spacing w:after="0" w:line="240" w:lineRule="auto"/>
         <w:rPr>
           <w:rFonts w:ascii="Times New Roman" w:eastAsia="Times New Roman" w:hAnsi="Times New Roman" w:cs="Times New Roman"/>
           <w:b/>
@@ -3001,8 +2935,37 @@
     </w:p>
     <w:p>
       <w:pPr>
-        <w:spacing w:before="100" w:beforeAutospacing="1" w:after="100" w:afterAutospacing="1" w:line="240" w:lineRule="auto"/>
-        <w:outlineLvl w:val="1"/>
+        <w:spacing w:after="0" w:line="240" w:lineRule="auto"/>
+        <w:rPr>
+          <w:rFonts w:ascii="Times New Roman" w:eastAsia="Times New Roman" w:hAnsi="Times New Roman" w:cs="Times New Roman"/>
+          <w:b/>
+          <w:bCs/>
+          <w:kern w:val="0"/>
+          <w:sz w:val="36"/>
+          <w:szCs w:val="36"/>
+          <w:lang w:eastAsia="en-DE"/>
+          <w14:ligatures w14:val="none"/>
+        </w:rPr>
+      </w:pPr>
+    </w:p>
+    <w:p>
+      <w:pPr>
+        <w:spacing w:after="0" w:line="240" w:lineRule="auto"/>
+        <w:rPr>
+          <w:rFonts w:ascii="Times New Roman" w:eastAsia="Times New Roman" w:hAnsi="Times New Roman" w:cs="Times New Roman"/>
+          <w:b/>
+          <w:bCs/>
+          <w:kern w:val="0"/>
+          <w:sz w:val="36"/>
+          <w:szCs w:val="36"/>
+          <w:lang w:eastAsia="en-DE"/>
+          <w14:ligatures w14:val="none"/>
+        </w:rPr>
+      </w:pPr>
+    </w:p>
+    <w:p>
+      <w:pPr>
+        <w:spacing w:after="0" w:line="240" w:lineRule="auto"/>
         <w:rPr>
           <w:rFonts w:ascii="Times New Roman" w:eastAsia="Times New Roman" w:hAnsi="Times New Roman" w:cs="Times New Roman"/>
           <w:b/>
@@ -3073,21 +3036,21 @@
       <w:tblPr>
         <w:tblStyle w:val="TableGrid"/>
         <w:tblpPr w:leftFromText="180" w:rightFromText="180" w:vertAnchor="text" w:horzAnchor="margin" w:tblpXSpec="center" w:tblpY="577"/>
-        <w:tblW w:w="0" w:type="auto"/>
+        <w:tblW w:w="10325" w:type="dxa"/>
         <w:tblLook w:val="04A0" w:firstRow="1" w:lastRow="0" w:firstColumn="1" w:lastColumn="0" w:noHBand="0" w:noVBand="1"/>
       </w:tblPr>
       <w:tblGrid>
-        <w:gridCol w:w="2733"/>
-        <w:gridCol w:w="2593"/>
-        <w:gridCol w:w="3838"/>
+        <w:gridCol w:w="3080"/>
+        <w:gridCol w:w="2933"/>
+        <w:gridCol w:w="4312"/>
       </w:tblGrid>
       <w:tr>
         <w:trPr>
-          <w:trHeight w:val="266"/>
+          <w:trHeight w:val="70"/>
         </w:trPr>
         <w:tc>
           <w:tcPr>
-            <w:tcW w:w="2733" w:type="dxa"/>
+            <w:tcW w:w="3080" w:type="dxa"/>
             <w:shd w:val="clear" w:color="auto" w:fill="4C94D8" w:themeFill="text2" w:themeFillTint="80"/>
             <w:vAlign w:val="center"/>
           </w:tcPr>
@@ -3110,7 +3073,7 @@
         </w:tc>
         <w:tc>
           <w:tcPr>
-            <w:tcW w:w="2593" w:type="dxa"/>
+            <w:tcW w:w="2933" w:type="dxa"/>
             <w:shd w:val="clear" w:color="auto" w:fill="4C94D8" w:themeFill="text2" w:themeFillTint="80"/>
             <w:vAlign w:val="center"/>
           </w:tcPr>
@@ -3133,7 +3096,7 @@
         </w:tc>
         <w:tc>
           <w:tcPr>
-            <w:tcW w:w="3838" w:type="dxa"/>
+            <w:tcW w:w="4312" w:type="dxa"/>
             <w:shd w:val="clear" w:color="auto" w:fill="4C94D8" w:themeFill="text2" w:themeFillTint="80"/>
             <w:vAlign w:val="center"/>
           </w:tcPr>
@@ -3157,11 +3120,11 @@
       </w:tr>
       <w:tr>
         <w:trPr>
-          <w:trHeight w:val="1068"/>
+          <w:trHeight w:val="289"/>
         </w:trPr>
         <w:tc>
           <w:tcPr>
-            <w:tcW w:w="2733" w:type="dxa"/>
+            <w:tcW w:w="3080" w:type="dxa"/>
             <w:vAlign w:val="center"/>
           </w:tcPr>
           <w:p>
@@ -3195,7 +3158,7 @@
         </w:tc>
         <w:tc>
           <w:tcPr>
-            <w:tcW w:w="2593" w:type="dxa"/>
+            <w:tcW w:w="2933" w:type="dxa"/>
             <w:vAlign w:val="center"/>
           </w:tcPr>
           <w:p>
@@ -3214,7 +3177,7 @@
         </w:tc>
         <w:tc>
           <w:tcPr>
-            <w:tcW w:w="3838" w:type="dxa"/>
+            <w:tcW w:w="4312" w:type="dxa"/>
             <w:vAlign w:val="center"/>
           </w:tcPr>
           <w:p>
@@ -3234,11 +3197,11 @@
       </w:tr>
       <w:tr>
         <w:trPr>
-          <w:trHeight w:val="1068"/>
+          <w:trHeight w:val="289"/>
         </w:trPr>
         <w:tc>
           <w:tcPr>
-            <w:tcW w:w="2733" w:type="dxa"/>
+            <w:tcW w:w="3080" w:type="dxa"/>
             <w:vAlign w:val="center"/>
           </w:tcPr>
           <w:p>
@@ -3272,7 +3235,7 @@
         </w:tc>
         <w:tc>
           <w:tcPr>
-            <w:tcW w:w="2593" w:type="dxa"/>
+            <w:tcW w:w="2933" w:type="dxa"/>
             <w:vAlign w:val="center"/>
           </w:tcPr>
           <w:p>
@@ -3291,7 +3254,7 @@
         </w:tc>
         <w:tc>
           <w:tcPr>
-            <w:tcW w:w="3838" w:type="dxa"/>
+            <w:tcW w:w="4312" w:type="dxa"/>
             <w:vAlign w:val="center"/>
           </w:tcPr>
           <w:p>
@@ -3311,11 +3274,11 @@
       </w:tr>
       <w:tr>
         <w:trPr>
-          <w:trHeight w:val="1068"/>
+          <w:trHeight w:val="289"/>
         </w:trPr>
         <w:tc>
           <w:tcPr>
-            <w:tcW w:w="2733" w:type="dxa"/>
+            <w:tcW w:w="3080" w:type="dxa"/>
             <w:vAlign w:val="center"/>
           </w:tcPr>
           <w:p>
@@ -3349,7 +3312,7 @@
         </w:tc>
         <w:tc>
           <w:tcPr>
-            <w:tcW w:w="2593" w:type="dxa"/>
+            <w:tcW w:w="2933" w:type="dxa"/>
             <w:vAlign w:val="center"/>
           </w:tcPr>
           <w:p>
@@ -3368,7 +3331,7 @@
         </w:tc>
         <w:tc>
           <w:tcPr>
-            <w:tcW w:w="3838" w:type="dxa"/>
+            <w:tcW w:w="4312" w:type="dxa"/>
             <w:vAlign w:val="center"/>
           </w:tcPr>
           <w:p>
@@ -3388,11 +3351,11 @@
       </w:tr>
       <w:tr>
         <w:trPr>
-          <w:trHeight w:val="1068"/>
+          <w:trHeight w:val="289"/>
         </w:trPr>
         <w:tc>
           <w:tcPr>
-            <w:tcW w:w="2733" w:type="dxa"/>
+            <w:tcW w:w="3080" w:type="dxa"/>
             <w:vAlign w:val="center"/>
           </w:tcPr>
           <w:p>
@@ -3426,7 +3389,7 @@
         </w:tc>
         <w:tc>
           <w:tcPr>
-            <w:tcW w:w="2593" w:type="dxa"/>
+            <w:tcW w:w="2933" w:type="dxa"/>
             <w:vAlign w:val="center"/>
           </w:tcPr>
           <w:p>
@@ -3445,7 +3408,7 @@
         </w:tc>
         <w:tc>
           <w:tcPr>
-            <w:tcW w:w="3838" w:type="dxa"/>
+            <w:tcW w:w="4312" w:type="dxa"/>
             <w:vAlign w:val="center"/>
           </w:tcPr>
           <w:p>
@@ -3465,11 +3428,11 @@
       </w:tr>
       <w:tr>
         <w:trPr>
-          <w:trHeight w:val="1056"/>
+          <w:trHeight w:val="285"/>
         </w:trPr>
         <w:tc>
           <w:tcPr>
-            <w:tcW w:w="2733" w:type="dxa"/>
+            <w:tcW w:w="3080" w:type="dxa"/>
             <w:vAlign w:val="center"/>
           </w:tcPr>
           <w:p>
@@ -3503,7 +3466,7 @@
         </w:tc>
         <w:tc>
           <w:tcPr>
-            <w:tcW w:w="2593" w:type="dxa"/>
+            <w:tcW w:w="2933" w:type="dxa"/>
             <w:vAlign w:val="center"/>
           </w:tcPr>
           <w:p>
@@ -3522,7 +3485,7 @@
         </w:tc>
         <w:tc>
           <w:tcPr>
-            <w:tcW w:w="3838" w:type="dxa"/>
+            <w:tcW w:w="4312" w:type="dxa"/>
             <w:vAlign w:val="center"/>
           </w:tcPr>
           <w:p>
@@ -3570,144 +3533,619 @@
         <w:t>2.1.1 Stakeholder Identification</w:t>
       </w:r>
     </w:p>
+    <w:tbl>
+      <w:tblPr>
+        <w:tblStyle w:val="TableGrid1"/>
+        <w:tblpPr w:leftFromText="180" w:rightFromText="180" w:vertAnchor="page" w:horzAnchor="margin" w:tblpXSpec="center" w:tblpY="9493"/>
+        <w:tblW w:w="11116" w:type="dxa"/>
+        <w:tblLook w:val="04A0" w:firstRow="1" w:lastRow="0" w:firstColumn="1" w:lastColumn="0" w:noHBand="0" w:noVBand="1"/>
+      </w:tblPr>
+      <w:tblGrid>
+        <w:gridCol w:w="3798"/>
+        <w:gridCol w:w="7318"/>
+      </w:tblGrid>
+      <w:tr>
+        <w:trPr>
+          <w:trHeight w:val="103"/>
+        </w:trPr>
+        <w:tc>
+          <w:tcPr>
+            <w:tcW w:w="3798" w:type="dxa"/>
+            <w:shd w:val="clear" w:color="auto" w:fill="70AD47"/>
+            <w:vAlign w:val="center"/>
+          </w:tcPr>
+          <w:p>
+            <w:pPr>
+              <w:jc w:val="center"/>
+              <w:rPr>
+                <w:rFonts w:ascii="Times New Roman" w:hAnsi="Times New Roman" w:cs="Times New Roman"/>
+                <w:sz w:val="24"/>
+                <w:szCs w:val="24"/>
+              </w:rPr>
+            </w:pPr>
+            <w:r>
+              <w:rPr>
+                <w:rFonts w:ascii="Times New Roman" w:hAnsi="Times New Roman" w:cs="Times New Roman"/>
+                <w:b/>
+                <w:color w:val="FFFFFF"/>
+                <w:sz w:val="24"/>
+                <w:szCs w:val="24"/>
+              </w:rPr>
+              <w:t>Entity</w:t>
+            </w:r>
+          </w:p>
+        </w:tc>
+        <w:tc>
+          <w:tcPr>
+            <w:tcW w:w="7318" w:type="dxa"/>
+            <w:shd w:val="clear" w:color="auto" w:fill="70AD47"/>
+            <w:vAlign w:val="center"/>
+          </w:tcPr>
+          <w:p>
+            <w:pPr>
+              <w:rPr>
+                <w:rFonts w:ascii="Times New Roman" w:hAnsi="Times New Roman" w:cs="Times New Roman"/>
+                <w:sz w:val="24"/>
+                <w:szCs w:val="24"/>
+              </w:rPr>
+            </w:pPr>
+            <w:r>
+              <w:rPr>
+                <w:rFonts w:ascii="Times New Roman" w:hAnsi="Times New Roman" w:cs="Times New Roman"/>
+                <w:b/>
+                <w:color w:val="FFFFFF"/>
+                <w:sz w:val="24"/>
+                <w:szCs w:val="24"/>
+              </w:rPr>
+              <w:t>Role in the system</w:t>
+            </w:r>
+          </w:p>
+        </w:tc>
+      </w:tr>
+      <w:tr>
+        <w:trPr>
+          <w:trHeight w:val="207"/>
+        </w:trPr>
+        <w:tc>
+          <w:tcPr>
+            <w:tcW w:w="3798" w:type="dxa"/>
+            <w:vAlign w:val="center"/>
+          </w:tcPr>
+          <w:p>
+            <w:pPr>
+              <w:rPr>
+                <w:rFonts w:ascii="Times New Roman" w:hAnsi="Times New Roman" w:cs="Times New Roman"/>
+                <w:sz w:val="24"/>
+                <w:szCs w:val="24"/>
+              </w:rPr>
+            </w:pPr>
+            <w:r>
+              <w:rPr>
+                <w:rFonts w:ascii="Times New Roman" w:hAnsi="Times New Roman" w:cs="Times New Roman"/>
+                <w:sz w:val="24"/>
+                <w:szCs w:val="24"/>
+              </w:rPr>
+              <w:t>Autonomous vehicles</w:t>
+            </w:r>
+          </w:p>
+        </w:tc>
+        <w:tc>
+          <w:tcPr>
+            <w:tcW w:w="7318" w:type="dxa"/>
+            <w:vAlign w:val="center"/>
+          </w:tcPr>
+          <w:p>
+            <w:pPr>
+              <w:rPr>
+                <w:rFonts w:ascii="Times New Roman" w:hAnsi="Times New Roman" w:cs="Times New Roman"/>
+                <w:sz w:val="24"/>
+                <w:szCs w:val="24"/>
+              </w:rPr>
+            </w:pPr>
+            <w:r>
+              <w:rPr>
+                <w:rFonts w:ascii="Times New Roman" w:hAnsi="Times New Roman" w:cs="Times New Roman"/>
+                <w:sz w:val="24"/>
+                <w:szCs w:val="24"/>
+              </w:rPr>
+              <w:t>Provide trajectory intent and vehicle state; cooperate with ICU scheduling.</w:t>
+            </w:r>
+          </w:p>
+        </w:tc>
+      </w:tr>
+      <w:tr>
+        <w:trPr>
+          <w:trHeight w:val="203"/>
+        </w:trPr>
+        <w:tc>
+          <w:tcPr>
+            <w:tcW w:w="3798" w:type="dxa"/>
+            <w:vAlign w:val="center"/>
+          </w:tcPr>
+          <w:p>
+            <w:pPr>
+              <w:rPr>
+                <w:rFonts w:ascii="Times New Roman" w:hAnsi="Times New Roman" w:cs="Times New Roman"/>
+                <w:sz w:val="24"/>
+                <w:szCs w:val="24"/>
+              </w:rPr>
+            </w:pPr>
+            <w:r>
+              <w:rPr>
+                <w:rFonts w:ascii="Times New Roman" w:hAnsi="Times New Roman" w:cs="Times New Roman"/>
+                <w:sz w:val="24"/>
+                <w:szCs w:val="24"/>
+              </w:rPr>
+              <w:t>Human-driven / partially connected vehicles</w:t>
+            </w:r>
+          </w:p>
+        </w:tc>
+        <w:tc>
+          <w:tcPr>
+            <w:tcW w:w="7318" w:type="dxa"/>
+            <w:vAlign w:val="center"/>
+          </w:tcPr>
+          <w:p>
+            <w:pPr>
+              <w:rPr>
+                <w:rFonts w:ascii="Times New Roman" w:hAnsi="Times New Roman" w:cs="Times New Roman"/>
+                <w:sz w:val="24"/>
+                <w:szCs w:val="24"/>
+              </w:rPr>
+            </w:pPr>
+            <w:r>
+              <w:rPr>
+                <w:rFonts w:ascii="Times New Roman" w:hAnsi="Times New Roman" w:cs="Times New Roman"/>
+                <w:sz w:val="24"/>
+                <w:szCs w:val="24"/>
+              </w:rPr>
+              <w:t>Represent uncertain behavior; may require conservative safety margins and inferred state estimation.</w:t>
+            </w:r>
+          </w:p>
+        </w:tc>
+      </w:tr>
+      <w:tr>
+        <w:trPr>
+          <w:trHeight w:val="207"/>
+        </w:trPr>
+        <w:tc>
+          <w:tcPr>
+            <w:tcW w:w="3798" w:type="dxa"/>
+            <w:vAlign w:val="center"/>
+          </w:tcPr>
+          <w:p>
+            <w:pPr>
+              <w:rPr>
+                <w:rFonts w:ascii="Times New Roman" w:hAnsi="Times New Roman" w:cs="Times New Roman"/>
+                <w:sz w:val="24"/>
+                <w:szCs w:val="24"/>
+              </w:rPr>
+            </w:pPr>
+            <w:r>
+              <w:rPr>
+                <w:rFonts w:ascii="Times New Roman" w:hAnsi="Times New Roman" w:cs="Times New Roman"/>
+                <w:sz w:val="24"/>
+                <w:szCs w:val="24"/>
+              </w:rPr>
+              <w:t>Emergency vehicles</w:t>
+            </w:r>
+          </w:p>
+        </w:tc>
+        <w:tc>
+          <w:tcPr>
+            <w:tcW w:w="7318" w:type="dxa"/>
+            <w:vAlign w:val="center"/>
+          </w:tcPr>
+          <w:p>
+            <w:pPr>
+              <w:rPr>
+                <w:rFonts w:ascii="Times New Roman" w:hAnsi="Times New Roman" w:cs="Times New Roman"/>
+                <w:sz w:val="24"/>
+                <w:szCs w:val="24"/>
+              </w:rPr>
+            </w:pPr>
+            <w:r>
+              <w:rPr>
+                <w:rFonts w:ascii="Times New Roman" w:hAnsi="Times New Roman" w:cs="Times New Roman"/>
+                <w:sz w:val="24"/>
+                <w:szCs w:val="24"/>
+              </w:rPr>
+              <w:t>Require highest-priority preemption through the intersection when active.</w:t>
+            </w:r>
+          </w:p>
+        </w:tc>
+      </w:tr>
+      <w:tr>
+        <w:trPr>
+          <w:trHeight w:val="207"/>
+        </w:trPr>
+        <w:tc>
+          <w:tcPr>
+            <w:tcW w:w="3798" w:type="dxa"/>
+            <w:vAlign w:val="center"/>
+          </w:tcPr>
+          <w:p>
+            <w:pPr>
+              <w:rPr>
+                <w:rFonts w:ascii="Times New Roman" w:hAnsi="Times New Roman" w:cs="Times New Roman"/>
+                <w:sz w:val="24"/>
+                <w:szCs w:val="24"/>
+              </w:rPr>
+            </w:pPr>
+            <w:r>
+              <w:rPr>
+                <w:rFonts w:ascii="Times New Roman" w:hAnsi="Times New Roman" w:cs="Times New Roman"/>
+                <w:sz w:val="24"/>
+                <w:szCs w:val="24"/>
+              </w:rPr>
+              <w:t>Intersection Control Unit / Edge Server</w:t>
+            </w:r>
+          </w:p>
+        </w:tc>
+        <w:tc>
+          <w:tcPr>
+            <w:tcW w:w="7318" w:type="dxa"/>
+            <w:vAlign w:val="center"/>
+          </w:tcPr>
+          <w:p>
+            <w:pPr>
+              <w:rPr>
+                <w:rFonts w:ascii="Times New Roman" w:hAnsi="Times New Roman" w:cs="Times New Roman"/>
+                <w:sz w:val="24"/>
+                <w:szCs w:val="24"/>
+              </w:rPr>
+            </w:pPr>
+            <w:r>
+              <w:rPr>
+                <w:rFonts w:ascii="Times New Roman" w:hAnsi="Times New Roman" w:cs="Times New Roman"/>
+                <w:sz w:val="24"/>
+                <w:szCs w:val="24"/>
+              </w:rPr>
+              <w:t>Central scheduler that calculates safe crossing order, reservations, and permissions.</w:t>
+            </w:r>
+          </w:p>
+        </w:tc>
+      </w:tr>
+      <w:tr>
+        <w:trPr>
+          <w:trHeight w:val="207"/>
+        </w:trPr>
+        <w:tc>
+          <w:tcPr>
+            <w:tcW w:w="3798" w:type="dxa"/>
+            <w:vAlign w:val="center"/>
+          </w:tcPr>
+          <w:p>
+            <w:pPr>
+              <w:rPr>
+                <w:rFonts w:ascii="Times New Roman" w:hAnsi="Times New Roman" w:cs="Times New Roman"/>
+                <w:sz w:val="24"/>
+                <w:szCs w:val="24"/>
+              </w:rPr>
+            </w:pPr>
+            <w:r>
+              <w:rPr>
+                <w:rFonts w:ascii="Times New Roman" w:hAnsi="Times New Roman" w:cs="Times New Roman"/>
+                <w:sz w:val="24"/>
+                <w:szCs w:val="24"/>
+              </w:rPr>
+              <w:t>Roadside Units (RSUs)</w:t>
+            </w:r>
+          </w:p>
+        </w:tc>
+        <w:tc>
+          <w:tcPr>
+            <w:tcW w:w="7318" w:type="dxa"/>
+            <w:vAlign w:val="center"/>
+          </w:tcPr>
+          <w:p>
+            <w:pPr>
+              <w:rPr>
+                <w:rFonts w:ascii="Times New Roman" w:hAnsi="Times New Roman" w:cs="Times New Roman"/>
+                <w:sz w:val="24"/>
+                <w:szCs w:val="24"/>
+              </w:rPr>
+            </w:pPr>
+            <w:r>
+              <w:rPr>
+                <w:rFonts w:ascii="Times New Roman" w:hAnsi="Times New Roman" w:cs="Times New Roman"/>
+                <w:sz w:val="24"/>
+                <w:szCs w:val="24"/>
+              </w:rPr>
+              <w:t>Host communication devices and may support local edge processing near the intersection.</w:t>
+            </w:r>
+          </w:p>
+        </w:tc>
+      </w:tr>
+      <w:tr>
+        <w:trPr>
+          <w:trHeight w:val="207"/>
+        </w:trPr>
+        <w:tc>
+          <w:tcPr>
+            <w:tcW w:w="3798" w:type="dxa"/>
+            <w:vAlign w:val="center"/>
+          </w:tcPr>
+          <w:p>
+            <w:pPr>
+              <w:rPr>
+                <w:rFonts w:ascii="Times New Roman" w:hAnsi="Times New Roman" w:cs="Times New Roman"/>
+                <w:sz w:val="24"/>
+                <w:szCs w:val="24"/>
+              </w:rPr>
+            </w:pPr>
+            <w:r>
+              <w:rPr>
+                <w:rFonts w:ascii="Times New Roman" w:hAnsi="Times New Roman" w:cs="Times New Roman"/>
+                <w:sz w:val="24"/>
+                <w:szCs w:val="24"/>
+              </w:rPr>
+              <w:t>Roadside sensors</w:t>
+            </w:r>
+          </w:p>
+        </w:tc>
+        <w:tc>
+          <w:tcPr>
+            <w:tcW w:w="7318" w:type="dxa"/>
+            <w:vAlign w:val="center"/>
+          </w:tcPr>
+          <w:p>
+            <w:pPr>
+              <w:rPr>
+                <w:rFonts w:ascii="Times New Roman" w:hAnsi="Times New Roman" w:cs="Times New Roman"/>
+                <w:sz w:val="24"/>
+                <w:szCs w:val="24"/>
+              </w:rPr>
+            </w:pPr>
+            <w:r>
+              <w:rPr>
+                <w:rFonts w:ascii="Times New Roman" w:hAnsi="Times New Roman" w:cs="Times New Roman"/>
+                <w:sz w:val="24"/>
+                <w:szCs w:val="24"/>
+              </w:rPr>
+              <w:t>Cameras, radar, or loop detectors used to observe lane occupancy and detect obstacles.</w:t>
+            </w:r>
+          </w:p>
+        </w:tc>
+      </w:tr>
+      <w:tr>
+        <w:trPr>
+          <w:trHeight w:val="207"/>
+        </w:trPr>
+        <w:tc>
+          <w:tcPr>
+            <w:tcW w:w="3798" w:type="dxa"/>
+            <w:vAlign w:val="center"/>
+          </w:tcPr>
+          <w:p>
+            <w:pPr>
+              <w:rPr>
+                <w:rFonts w:ascii="Times New Roman" w:hAnsi="Times New Roman" w:cs="Times New Roman"/>
+                <w:sz w:val="24"/>
+                <w:szCs w:val="24"/>
+              </w:rPr>
+            </w:pPr>
+            <w:r>
+              <w:rPr>
+                <w:rFonts w:ascii="Times New Roman" w:hAnsi="Times New Roman" w:cs="Times New Roman"/>
+                <w:sz w:val="24"/>
+                <w:szCs w:val="24"/>
+              </w:rPr>
+              <w:t>V2X communication network</w:t>
+            </w:r>
+          </w:p>
+        </w:tc>
+        <w:tc>
+          <w:tcPr>
+            <w:tcW w:w="7318" w:type="dxa"/>
+            <w:vAlign w:val="center"/>
+          </w:tcPr>
+          <w:p>
+            <w:pPr>
+              <w:rPr>
+                <w:rFonts w:ascii="Times New Roman" w:hAnsi="Times New Roman" w:cs="Times New Roman"/>
+                <w:sz w:val="24"/>
+                <w:szCs w:val="24"/>
+              </w:rPr>
+            </w:pPr>
+            <w:r>
+              <w:rPr>
+                <w:rFonts w:ascii="Times New Roman" w:hAnsi="Times New Roman" w:cs="Times New Roman"/>
+                <w:sz w:val="24"/>
+                <w:szCs w:val="24"/>
+              </w:rPr>
+              <w:t>Transfers vehicle state, intent, scheduling messages, and priority requests.</w:t>
+            </w:r>
+          </w:p>
+        </w:tc>
+      </w:tr>
+      <w:tr>
+        <w:trPr>
+          <w:trHeight w:val="203"/>
+        </w:trPr>
+        <w:tc>
+          <w:tcPr>
+            <w:tcW w:w="3798" w:type="dxa"/>
+            <w:vAlign w:val="center"/>
+          </w:tcPr>
+          <w:p>
+            <w:pPr>
+              <w:rPr>
+                <w:rFonts w:ascii="Times New Roman" w:hAnsi="Times New Roman" w:cs="Times New Roman"/>
+                <w:sz w:val="24"/>
+                <w:szCs w:val="24"/>
+              </w:rPr>
+            </w:pPr>
+            <w:r>
+              <w:rPr>
+                <w:rFonts w:ascii="Times New Roman" w:hAnsi="Times New Roman" w:cs="Times New Roman"/>
+                <w:sz w:val="24"/>
+                <w:szCs w:val="24"/>
+              </w:rPr>
+              <w:t>Traffic authority / city operator</w:t>
+            </w:r>
+          </w:p>
+        </w:tc>
+        <w:tc>
+          <w:tcPr>
+            <w:tcW w:w="7318" w:type="dxa"/>
+            <w:vAlign w:val="center"/>
+          </w:tcPr>
+          <w:p>
+            <w:pPr>
+              <w:rPr>
+                <w:rFonts w:ascii="Times New Roman" w:hAnsi="Times New Roman" w:cs="Times New Roman"/>
+                <w:sz w:val="24"/>
+                <w:szCs w:val="24"/>
+              </w:rPr>
+            </w:pPr>
+            <w:r>
+              <w:rPr>
+                <w:rFonts w:ascii="Times New Roman" w:hAnsi="Times New Roman" w:cs="Times New Roman"/>
+                <w:sz w:val="24"/>
+                <w:szCs w:val="24"/>
+              </w:rPr>
+              <w:t>Defines rules, legal constraints, priority policies, and deployment requirements.</w:t>
+            </w:r>
+          </w:p>
+        </w:tc>
+      </w:tr>
+      <w:tr>
+        <w:trPr>
+          <w:trHeight w:val="207"/>
+        </w:trPr>
+        <w:tc>
+          <w:tcPr>
+            <w:tcW w:w="3798" w:type="dxa"/>
+            <w:vAlign w:val="center"/>
+          </w:tcPr>
+          <w:p>
+            <w:pPr>
+              <w:rPr>
+                <w:rFonts w:ascii="Times New Roman" w:hAnsi="Times New Roman" w:cs="Times New Roman"/>
+                <w:sz w:val="24"/>
+                <w:szCs w:val="24"/>
+              </w:rPr>
+            </w:pPr>
+            <w:r>
+              <w:rPr>
+                <w:rFonts w:ascii="Times New Roman" w:hAnsi="Times New Roman" w:cs="Times New Roman"/>
+                <w:sz w:val="24"/>
+                <w:szCs w:val="24"/>
+              </w:rPr>
+              <w:t>System operator / maintenance team</w:t>
+            </w:r>
+          </w:p>
+        </w:tc>
+        <w:tc>
+          <w:tcPr>
+            <w:tcW w:w="7318" w:type="dxa"/>
+            <w:vAlign w:val="center"/>
+          </w:tcPr>
+          <w:p>
+            <w:pPr>
+              <w:rPr>
+                <w:rFonts w:ascii="Times New Roman" w:hAnsi="Times New Roman" w:cs="Times New Roman"/>
+                <w:sz w:val="24"/>
+                <w:szCs w:val="24"/>
+              </w:rPr>
+            </w:pPr>
+            <w:r>
+              <w:rPr>
+                <w:rFonts w:ascii="Times New Roman" w:hAnsi="Times New Roman" w:cs="Times New Roman"/>
+                <w:sz w:val="24"/>
+                <w:szCs w:val="24"/>
+              </w:rPr>
+              <w:t>Maintains sensors, communication modules, and computing infrastructure.</w:t>
+            </w:r>
+          </w:p>
+        </w:tc>
+      </w:tr>
+      <w:tr>
+        <w:trPr>
+          <w:trHeight w:val="207"/>
+        </w:trPr>
+        <w:tc>
+          <w:tcPr>
+            <w:tcW w:w="3798" w:type="dxa"/>
+            <w:vAlign w:val="center"/>
+          </w:tcPr>
+          <w:p>
+            <w:pPr>
+              <w:rPr>
+                <w:rFonts w:ascii="Times New Roman" w:hAnsi="Times New Roman" w:cs="Times New Roman"/>
+                <w:sz w:val="24"/>
+                <w:szCs w:val="24"/>
+              </w:rPr>
+            </w:pPr>
+            <w:r>
+              <w:rPr>
+                <w:rFonts w:ascii="Times New Roman" w:hAnsi="Times New Roman" w:cs="Times New Roman"/>
+                <w:sz w:val="24"/>
+                <w:szCs w:val="24"/>
+              </w:rPr>
+              <w:t>Environment constraints</w:t>
+            </w:r>
+          </w:p>
+        </w:tc>
+        <w:tc>
+          <w:tcPr>
+            <w:tcW w:w="7318" w:type="dxa"/>
+            <w:vAlign w:val="center"/>
+          </w:tcPr>
+          <w:p>
+            <w:pPr>
+              <w:rPr>
+                <w:rFonts w:ascii="Times New Roman" w:hAnsi="Times New Roman" w:cs="Times New Roman"/>
+                <w:sz w:val="24"/>
+                <w:szCs w:val="24"/>
+              </w:rPr>
+            </w:pPr>
+            <w:r>
+              <w:rPr>
+                <w:rFonts w:ascii="Times New Roman" w:hAnsi="Times New Roman" w:cs="Times New Roman"/>
+                <w:sz w:val="24"/>
+                <w:szCs w:val="24"/>
+              </w:rPr>
+              <w:t>Geometry, multi-lane structure, vehicle dynamics, and communication latency limits.</w:t>
+            </w:r>
+          </w:p>
+        </w:tc>
+      </w:tr>
+    </w:tbl>
     <w:p>
       <w:pPr>
-        <w:spacing w:before="100" w:beforeAutospacing="1" w:after="100" w:afterAutospacing="1" w:line="240" w:lineRule="auto"/>
-        <w:outlineLvl w:val="2"/>
-        <w:rPr>
-          <w:rFonts w:ascii="Times New Roman" w:eastAsia="Times New Roman" w:hAnsi="Times New Roman" w:cs="Times New Roman"/>
-          <w:b/>
-          <w:bCs/>
-          <w:kern w:val="0"/>
-          <w:sz w:val="27"/>
-          <w:szCs w:val="27"/>
-          <w:lang w:eastAsia="en-DE"/>
-          <w14:ligatures w14:val="none"/>
-        </w:rPr>
+        <w:pStyle w:val="NoSpacing"/>
       </w:pPr>
     </w:p>
     <w:p>
       <w:pPr>
-        <w:spacing w:before="100" w:beforeAutospacing="1" w:after="100" w:afterAutospacing="1" w:line="240" w:lineRule="auto"/>
-        <w:outlineLvl w:val="1"/>
-        <w:rPr>
-          <w:rFonts w:ascii="Times New Roman" w:eastAsia="Times New Roman" w:hAnsi="Times New Roman" w:cs="Times New Roman"/>
-          <w:b/>
-          <w:bCs/>
-          <w:kern w:val="0"/>
-          <w:sz w:val="36"/>
-          <w:szCs w:val="36"/>
-          <w:lang w:eastAsia="en-DE"/>
-          <w14:ligatures w14:val="none"/>
-        </w:rPr>
-      </w:pPr>
-    </w:p>
-    <w:p>
-      <w:pPr>
-        <w:spacing w:before="100" w:beforeAutospacing="1" w:after="100" w:afterAutospacing="1" w:line="240" w:lineRule="auto"/>
-        <w:jc w:val="both"/>
-        <w:outlineLvl w:val="1"/>
-        <w:rPr>
-          <w:rFonts w:ascii="Times New Roman" w:eastAsia="Times New Roman" w:hAnsi="Times New Roman" w:cs="Times New Roman"/>
-          <w:b/>
-          <w:bCs/>
-          <w:kern w:val="0"/>
-          <w:sz w:val="36"/>
-          <w:szCs w:val="36"/>
-          <w:lang w:eastAsia="en-DE"/>
-          <w14:ligatures w14:val="none"/>
-        </w:rPr>
-      </w:pPr>
-    </w:p>
-    <w:p>
-      <w:pPr>
-        <w:rPr>
-          <w:lang w:eastAsia="en-DE"/>
-        </w:rPr>
-      </w:pPr>
-    </w:p>
-    <w:p>
-      <w:pPr>
-        <w:rPr>
-          <w:lang w:eastAsia="en-DE"/>
-        </w:rPr>
-      </w:pPr>
-    </w:p>
-    <w:p>
-      <w:pPr>
-        <w:rPr>
-          <w:lang w:eastAsia="en-DE"/>
-        </w:rPr>
-      </w:pPr>
-    </w:p>
-    <w:p>
-      <w:pPr>
-        <w:rPr>
-          <w:lang w:eastAsia="en-DE"/>
-        </w:rPr>
-      </w:pPr>
-    </w:p>
-    <w:p>
-      <w:pPr>
-        <w:rPr>
-          <w:lang w:eastAsia="en-DE"/>
-        </w:rPr>
-      </w:pPr>
-    </w:p>
-    <w:p>
-      <w:pPr>
-        <w:rPr>
-          <w:lang w:eastAsia="en-DE"/>
-        </w:rPr>
-      </w:pPr>
-    </w:p>
-    <w:p>
-      <w:pPr>
         <w:pStyle w:val="NoSpacing"/>
       </w:pPr>
-    </w:p>
-    <w:p>
-      <w:pPr>
-        <w:pStyle w:val="NoSpacing"/>
-      </w:pPr>
-    </w:p>
-    <w:p>
-      <w:pPr>
-        <w:pStyle w:val="NoSpacing"/>
-      </w:pPr>
-    </w:p>
-    <w:p>
-      <w:pPr>
-        <w:pStyle w:val="NoSpacing"/>
-      </w:pPr>
-    </w:p>
-    <w:p>
-      <w:pPr>
-        <w:pStyle w:val="NoSpacing"/>
-      </w:pPr>
       <w:r>
         <w:rPr>
           <w:rFonts w:ascii="Times New Roman" w:eastAsia="Times New Roman" w:hAnsi="Times New Roman" w:cs="Times New Roman"/>
           <w:noProof/>
           <w:lang w:eastAsia="en-DE"/>
         </w:rPr>
+        <w:lastRenderedPageBreak/>
         <w:drawing>
-          <wp:anchor distT="0" distB="0" distL="114300" distR="114300" simplePos="0" relativeHeight="251665408" behindDoc="0" locked="0" layoutInCell="1" allowOverlap="1" wp14:anchorId="4C347004" wp14:editId="28208D13">
+          <wp:anchor distT="0" distB="0" distL="114300" distR="114300" simplePos="0" relativeHeight="251665408" behindDoc="0" locked="0" layoutInCell="1" allowOverlap="1" wp14:anchorId="4C347004" wp14:editId="1049D479">
             <wp:simplePos x="0" y="0"/>
             <wp:positionH relativeFrom="margin">
-              <wp:align>center</wp:align>
+              <wp:posOffset>-617220</wp:posOffset>
             </wp:positionH>
             <wp:positionV relativeFrom="paragraph">
-              <wp:posOffset>331470</wp:posOffset>
+              <wp:posOffset>0</wp:posOffset>
             </wp:positionV>
-            <wp:extent cx="7202170" cy="2105025"/>
-            <wp:effectExtent l="0" t="0" r="0" b="9525"/>
+            <wp:extent cx="7011670" cy="2049145"/>
+            <wp:effectExtent l="0" t="0" r="0" b="8255"/>
             <wp:wrapThrough wrapText="bothSides">
               <wp:wrapPolygon edited="0">
                 <wp:start x="0" y="0"/>
-                <wp:lineTo x="0" y="21502"/>
-                <wp:lineTo x="21539" y="21502"/>
-                <wp:lineTo x="21539" y="0"/>
+                <wp:lineTo x="0" y="21486"/>
+                <wp:lineTo x="21537" y="21486"/>
+                <wp:lineTo x="21537" y="0"/>
                 <wp:lineTo x="0" y="0"/>
               </wp:wrapPolygon>
             </wp:wrapThrough>
@@ -3740,7 +4178,7 @@
                   <pic:spPr bwMode="auto">
                     <a:xfrm>
                       <a:off x="0" y="0"/>
-                      <a:ext cx="7202170" cy="2105025"/>
+                      <a:ext cx="7011670" cy="2049145"/>
                     </a:xfrm>
                     <a:prstGeom prst="rect">
                       <a:avLst/>
@@ -3765,586 +4203,453 @@
     </w:p>
     <w:p>
       <w:pPr>
-        <w:pStyle w:val="NoSpacing"/>
-      </w:pPr>
-    </w:p>
-    <w:p>
-      <w:pPr>
-        <w:pStyle w:val="NoSpacing"/>
-      </w:pPr>
-    </w:p>
-    <w:p>
-      <w:pPr>
-        <w:pStyle w:val="NoSpacing"/>
-      </w:pPr>
-    </w:p>
-    <w:p>
-      <w:pPr>
-        <w:pStyle w:val="NoSpacing"/>
-      </w:pPr>
-    </w:p>
-    <w:p>
-      <w:pPr>
-        <w:pStyle w:val="NoSpacing"/>
-      </w:pPr>
-    </w:p>
-    <w:p>
-      <w:pPr>
-        <w:pStyle w:val="NoSpacing"/>
-      </w:pPr>
-    </w:p>
-    <w:p>
-      <w:pPr>
-        <w:pStyle w:val="NoSpacing"/>
-      </w:pPr>
-    </w:p>
-    <w:p>
-      <w:pPr>
-        <w:pStyle w:val="NoSpacing"/>
-      </w:pPr>
+        <w:spacing w:before="100" w:beforeAutospacing="1" w:after="100" w:afterAutospacing="1" w:line="240" w:lineRule="auto"/>
+        <w:jc w:val="both"/>
+        <w:outlineLvl w:val="1"/>
+        <w:rPr>
+          <w:rFonts w:ascii="Times New Roman" w:eastAsia="Times New Roman" w:hAnsi="Times New Roman" w:cs="Times New Roman"/>
+          <w:b/>
+          <w:bCs/>
+          <w:kern w:val="0"/>
+          <w:sz w:val="36"/>
+          <w:szCs w:val="36"/>
+          <w:lang w:eastAsia="en-DE"/>
+          <w14:ligatures w14:val="none"/>
+        </w:rPr>
+      </w:pPr>
+      <w:r>
+        <w:rPr>
+          <w:rFonts w:ascii="Times New Roman" w:eastAsia="Times New Roman" w:hAnsi="Times New Roman" w:cs="Times New Roman"/>
+          <w:b/>
+          <w:bCs/>
+          <w:kern w:val="0"/>
+          <w:sz w:val="36"/>
+          <w:szCs w:val="36"/>
+          <w:lang w:eastAsia="en-DE"/>
+          <w14:ligatures w14:val="none"/>
+        </w:rPr>
+        <w:t>2.2 Operational Scenarios</w:t>
+      </w:r>
     </w:p>
     <w:tbl>
       <w:tblPr>
-        <w:tblStyle w:val="TableGrid1"/>
-        <w:tblpPr w:leftFromText="180" w:rightFromText="180" w:vertAnchor="page" w:horzAnchor="page" w:tblpXSpec="center" w:tblpY="1672"/>
-        <w:tblW w:w="9214" w:type="dxa"/>
+        <w:tblStyle w:val="TableGrid"/>
+        <w:tblW w:w="9494" w:type="dxa"/>
+        <w:jc w:val="center"/>
         <w:tblLook w:val="04A0" w:firstRow="1" w:lastRow="0" w:firstColumn="1" w:lastColumn="0" w:noHBand="0" w:noVBand="1"/>
       </w:tblPr>
       <w:tblGrid>
-        <w:gridCol w:w="3149"/>
-        <w:gridCol w:w="6065"/>
+        <w:gridCol w:w="2233"/>
+        <w:gridCol w:w="3332"/>
+        <w:gridCol w:w="3929"/>
       </w:tblGrid>
       <w:tr>
-        <w:tc>
-          <w:tcPr>
-            <w:tcW w:w="3149" w:type="dxa"/>
-            <w:shd w:val="clear" w:color="auto" w:fill="70AD47"/>
+        <w:trPr>
+          <w:trHeight w:val="258"/>
+          <w:jc w:val="center"/>
+        </w:trPr>
+        <w:tc>
+          <w:tcPr>
+            <w:tcW w:w="2233" w:type="dxa"/>
+            <w:shd w:val="clear" w:color="auto" w:fill="D9EAF7"/>
+            <w:tcMar>
+              <w:top w:w="80" w:type="dxa"/>
+              <w:left w:w="80" w:type="dxa"/>
+              <w:bottom w:w="80" w:type="dxa"/>
+              <w:right w:w="80" w:type="dxa"/>
+            </w:tcMar>
             <w:vAlign w:val="center"/>
           </w:tcPr>
           <w:p>
             <w:pPr>
               <w:jc w:val="center"/>
-              <w:rPr>
-                <w:rFonts w:ascii="Times New Roman" w:hAnsi="Times New Roman" w:cs="Times New Roman"/>
-                <w:sz w:val="24"/>
-                <w:szCs w:val="24"/>
-              </w:rPr>
-            </w:pPr>
-            <w:r>
-              <w:rPr>
-                <w:rFonts w:ascii="Times New Roman" w:hAnsi="Times New Roman" w:cs="Times New Roman"/>
+            </w:pPr>
+            <w:r>
+              <w:rPr>
                 <w:b/>
-                <w:color w:val="FFFFFF"/>
-                <w:sz w:val="24"/>
-                <w:szCs w:val="24"/>
-              </w:rPr>
-              <w:t>Entity</w:t>
-            </w:r>
-          </w:p>
-        </w:tc>
-        <w:tc>
-          <w:tcPr>
-            <w:tcW w:w="6065" w:type="dxa"/>
-            <w:shd w:val="clear" w:color="auto" w:fill="70AD47"/>
-            <w:vAlign w:val="center"/>
-          </w:tcPr>
-          <w:p>
-            <w:pPr>
-              <w:rPr>
-                <w:rFonts w:ascii="Times New Roman" w:hAnsi="Times New Roman" w:cs="Times New Roman"/>
-                <w:sz w:val="24"/>
-                <w:szCs w:val="24"/>
-              </w:rPr>
-            </w:pPr>
-            <w:r>
-              <w:rPr>
-                <w:rFonts w:ascii="Times New Roman" w:hAnsi="Times New Roman" w:cs="Times New Roman"/>
+                <w:sz w:val="18"/>
+              </w:rPr>
+              <w:t>Scenario</w:t>
+            </w:r>
+          </w:p>
+        </w:tc>
+        <w:tc>
+          <w:tcPr>
+            <w:tcW w:w="3332" w:type="dxa"/>
+            <w:shd w:val="clear" w:color="auto" w:fill="D9EAF7"/>
+            <w:tcMar>
+              <w:top w:w="80" w:type="dxa"/>
+              <w:left w:w="80" w:type="dxa"/>
+              <w:bottom w:w="80" w:type="dxa"/>
+              <w:right w:w="80" w:type="dxa"/>
+            </w:tcMar>
+            <w:vAlign w:val="center"/>
+          </w:tcPr>
+          <w:p>
+            <w:pPr>
+              <w:jc w:val="center"/>
+            </w:pPr>
+            <w:r>
+              <w:rPr>
                 <w:b/>
-                <w:color w:val="FFFFFF"/>
-                <w:sz w:val="24"/>
-                <w:szCs w:val="24"/>
-              </w:rPr>
-              <w:t>Role in the system</w:t>
+                <w:sz w:val="18"/>
+              </w:rPr>
+              <w:t>Idea</w:t>
+            </w:r>
+          </w:p>
+        </w:tc>
+        <w:tc>
+          <w:tcPr>
+            <w:tcW w:w="3929" w:type="dxa"/>
+            <w:shd w:val="clear" w:color="auto" w:fill="D9EAF7"/>
+            <w:tcMar>
+              <w:top w:w="80" w:type="dxa"/>
+              <w:left w:w="80" w:type="dxa"/>
+              <w:bottom w:w="80" w:type="dxa"/>
+              <w:right w:w="80" w:type="dxa"/>
+            </w:tcMar>
+            <w:vAlign w:val="center"/>
+          </w:tcPr>
+          <w:p>
+            <w:pPr>
+              <w:jc w:val="center"/>
+            </w:pPr>
+            <w:r>
+              <w:rPr>
+                <w:b/>
+                <w:sz w:val="18"/>
+              </w:rPr>
+              <w:t xml:space="preserve">Operation </w:t>
             </w:r>
           </w:p>
         </w:tc>
       </w:tr>
       <w:tr>
-        <w:tc>
-          <w:tcPr>
-            <w:tcW w:w="3149" w:type="dxa"/>
-            <w:vAlign w:val="center"/>
-          </w:tcPr>
-          <w:p>
-            <w:pPr>
-              <w:rPr>
-                <w:rFonts w:ascii="Times New Roman" w:hAnsi="Times New Roman" w:cs="Times New Roman"/>
-                <w:sz w:val="24"/>
-                <w:szCs w:val="24"/>
-              </w:rPr>
-            </w:pPr>
-            <w:r>
-              <w:rPr>
-                <w:rFonts w:ascii="Times New Roman" w:hAnsi="Times New Roman" w:cs="Times New Roman"/>
-                <w:sz w:val="24"/>
-                <w:szCs w:val="24"/>
-              </w:rPr>
-              <w:t>Autonomous vehicles</w:t>
-            </w:r>
-          </w:p>
-        </w:tc>
-        <w:tc>
-          <w:tcPr>
-            <w:tcW w:w="6065" w:type="dxa"/>
-            <w:vAlign w:val="center"/>
-          </w:tcPr>
-          <w:p>
-            <w:pPr>
-              <w:rPr>
-                <w:rFonts w:ascii="Times New Roman" w:hAnsi="Times New Roman" w:cs="Times New Roman"/>
-                <w:sz w:val="24"/>
-                <w:szCs w:val="24"/>
-              </w:rPr>
-            </w:pPr>
-            <w:r>
-              <w:rPr>
-                <w:rFonts w:ascii="Times New Roman" w:hAnsi="Times New Roman" w:cs="Times New Roman"/>
-                <w:sz w:val="24"/>
-                <w:szCs w:val="24"/>
-              </w:rPr>
-              <w:t>Provide trajectory intent and vehicle state; cooperate with ICU scheduling.</w:t>
+        <w:trPr>
+          <w:trHeight w:val="548"/>
+          <w:jc w:val="center"/>
+        </w:trPr>
+        <w:tc>
+          <w:tcPr>
+            <w:tcW w:w="2233" w:type="dxa"/>
+            <w:tcMar>
+              <w:top w:w="80" w:type="dxa"/>
+              <w:left w:w="80" w:type="dxa"/>
+              <w:bottom w:w="80" w:type="dxa"/>
+              <w:right w:w="80" w:type="dxa"/>
+            </w:tcMar>
+            <w:vAlign w:val="center"/>
+          </w:tcPr>
+          <w:p>
+            <w:r>
+              <w:rPr>
+                <w:sz w:val="18"/>
+              </w:rPr>
+              <w:t>S1 Normal Operation</w:t>
+            </w:r>
+          </w:p>
+        </w:tc>
+        <w:tc>
+          <w:tcPr>
+            <w:tcW w:w="3332" w:type="dxa"/>
+            <w:tcMar>
+              <w:top w:w="80" w:type="dxa"/>
+              <w:left w:w="80" w:type="dxa"/>
+              <w:bottom w:w="80" w:type="dxa"/>
+              <w:right w:w="80" w:type="dxa"/>
+            </w:tcMar>
+            <w:vAlign w:val="center"/>
+          </w:tcPr>
+          <w:p>
+            <w:r>
+              <w:rPr>
+                <w:sz w:val="18"/>
+              </w:rPr>
+              <w:t>Normal vehicles are handled using FCFS and reservation scheduling.</w:t>
+            </w:r>
+          </w:p>
+        </w:tc>
+        <w:tc>
+          <w:tcPr>
+            <w:tcW w:w="3929" w:type="dxa"/>
+            <w:tcMar>
+              <w:top w:w="80" w:type="dxa"/>
+              <w:left w:w="80" w:type="dxa"/>
+              <w:bottom w:w="80" w:type="dxa"/>
+              <w:right w:w="80" w:type="dxa"/>
+            </w:tcMar>
+            <w:vAlign w:val="center"/>
+          </w:tcPr>
+          <w:p>
+            <w:r>
+              <w:rPr>
+                <w:sz w:val="18"/>
+              </w:rPr>
+              <w:t>Vehicle request -&gt; FCFS queue -&gt; conflict check -&gt; reservation -&gt; permission</w:t>
             </w:r>
           </w:p>
         </w:tc>
       </w:tr>
       <w:tr>
-        <w:tc>
-          <w:tcPr>
-            <w:tcW w:w="3149" w:type="dxa"/>
-            <w:vAlign w:val="center"/>
-          </w:tcPr>
-          <w:p>
-            <w:pPr>
-              <w:rPr>
-                <w:rFonts w:ascii="Times New Roman" w:hAnsi="Times New Roman" w:cs="Times New Roman"/>
-                <w:sz w:val="24"/>
-                <w:szCs w:val="24"/>
-              </w:rPr>
-            </w:pPr>
-            <w:r>
-              <w:rPr>
-                <w:rFonts w:ascii="Times New Roman" w:hAnsi="Times New Roman" w:cs="Times New Roman"/>
-                <w:sz w:val="24"/>
-                <w:szCs w:val="24"/>
-              </w:rPr>
-              <w:t>Human-driven / partially connected vehicles</w:t>
-            </w:r>
-          </w:p>
-        </w:tc>
-        <w:tc>
-          <w:tcPr>
-            <w:tcW w:w="6065" w:type="dxa"/>
-            <w:vAlign w:val="center"/>
-          </w:tcPr>
-          <w:p>
-            <w:pPr>
-              <w:rPr>
-                <w:rFonts w:ascii="Times New Roman" w:hAnsi="Times New Roman" w:cs="Times New Roman"/>
-                <w:sz w:val="24"/>
-                <w:szCs w:val="24"/>
-              </w:rPr>
-            </w:pPr>
-            <w:r>
-              <w:rPr>
-                <w:rFonts w:ascii="Times New Roman" w:hAnsi="Times New Roman" w:cs="Times New Roman"/>
-                <w:sz w:val="24"/>
-                <w:szCs w:val="24"/>
-              </w:rPr>
-              <w:t>Represent uncertain behavior; may require conservative safety margins and inferred state estimation.</w:t>
+        <w:trPr>
+          <w:trHeight w:val="548"/>
+          <w:jc w:val="center"/>
+        </w:trPr>
+        <w:tc>
+          <w:tcPr>
+            <w:tcW w:w="2233" w:type="dxa"/>
+            <w:tcMar>
+              <w:top w:w="80" w:type="dxa"/>
+              <w:left w:w="80" w:type="dxa"/>
+              <w:bottom w:w="80" w:type="dxa"/>
+              <w:right w:w="80" w:type="dxa"/>
+            </w:tcMar>
+            <w:vAlign w:val="center"/>
+          </w:tcPr>
+          <w:p>
+            <w:r>
+              <w:rPr>
+                <w:sz w:val="18"/>
+              </w:rPr>
+              <w:t>S2 Non-Conflicting Movement</w:t>
+            </w:r>
+          </w:p>
+        </w:tc>
+        <w:tc>
+          <w:tcPr>
+            <w:tcW w:w="3332" w:type="dxa"/>
+            <w:tcMar>
+              <w:top w:w="80" w:type="dxa"/>
+              <w:left w:w="80" w:type="dxa"/>
+              <w:bottom w:w="80" w:type="dxa"/>
+              <w:right w:w="80" w:type="dxa"/>
+            </w:tcMar>
+            <w:vAlign w:val="center"/>
+          </w:tcPr>
+          <w:p>
+            <w:r>
+              <w:rPr>
+                <w:sz w:val="18"/>
+              </w:rPr>
+              <w:t>Safe vehicles can cross together when their paths do not conflict.</w:t>
+            </w:r>
+          </w:p>
+        </w:tc>
+        <w:tc>
+          <w:tcPr>
+            <w:tcW w:w="3929" w:type="dxa"/>
+            <w:tcMar>
+              <w:top w:w="80" w:type="dxa"/>
+              <w:left w:w="80" w:type="dxa"/>
+              <w:bottom w:w="80" w:type="dxa"/>
+              <w:right w:w="80" w:type="dxa"/>
+            </w:tcMar>
+            <w:vAlign w:val="center"/>
+          </w:tcPr>
+          <w:p>
+            <w:r>
+              <w:rPr>
+                <w:sz w:val="18"/>
+              </w:rPr>
+              <w:t>No conflict detected -&gt; same/overlapping slot -&gt; allow crossing</w:t>
             </w:r>
           </w:p>
         </w:tc>
       </w:tr>
       <w:tr>
-        <w:tc>
-          <w:tcPr>
-            <w:tcW w:w="3149" w:type="dxa"/>
-            <w:vAlign w:val="center"/>
-          </w:tcPr>
-          <w:p>
-            <w:pPr>
-              <w:rPr>
-                <w:rFonts w:ascii="Times New Roman" w:hAnsi="Times New Roman" w:cs="Times New Roman"/>
-                <w:sz w:val="24"/>
-                <w:szCs w:val="24"/>
-              </w:rPr>
-            </w:pPr>
-            <w:r>
-              <w:rPr>
-                <w:rFonts w:ascii="Times New Roman" w:hAnsi="Times New Roman" w:cs="Times New Roman"/>
-                <w:sz w:val="24"/>
-                <w:szCs w:val="24"/>
-              </w:rPr>
-              <w:t>Emergency vehicles</w:t>
-            </w:r>
-          </w:p>
-        </w:tc>
-        <w:tc>
-          <w:tcPr>
-            <w:tcW w:w="6065" w:type="dxa"/>
-            <w:vAlign w:val="center"/>
-          </w:tcPr>
-          <w:p>
-            <w:pPr>
-              <w:rPr>
-                <w:rFonts w:ascii="Times New Roman" w:hAnsi="Times New Roman" w:cs="Times New Roman"/>
-                <w:sz w:val="24"/>
-                <w:szCs w:val="24"/>
-              </w:rPr>
-            </w:pPr>
-            <w:r>
-              <w:rPr>
-                <w:rFonts w:ascii="Times New Roman" w:hAnsi="Times New Roman" w:cs="Times New Roman"/>
-                <w:sz w:val="24"/>
-                <w:szCs w:val="24"/>
-              </w:rPr>
-              <w:t>Require highest-priority preemption through the intersection when active.</w:t>
+        <w:trPr>
+          <w:trHeight w:val="548"/>
+          <w:jc w:val="center"/>
+        </w:trPr>
+        <w:tc>
+          <w:tcPr>
+            <w:tcW w:w="2233" w:type="dxa"/>
+            <w:tcMar>
+              <w:top w:w="80" w:type="dxa"/>
+              <w:left w:w="80" w:type="dxa"/>
+              <w:bottom w:w="80" w:type="dxa"/>
+              <w:right w:w="80" w:type="dxa"/>
+            </w:tcMar>
+            <w:vAlign w:val="center"/>
+          </w:tcPr>
+          <w:p>
+            <w:r>
+              <w:rPr>
+                <w:sz w:val="18"/>
+              </w:rPr>
+              <w:t>S3 Conflicting Movement</w:t>
+            </w:r>
+          </w:p>
+        </w:tc>
+        <w:tc>
+          <w:tcPr>
+            <w:tcW w:w="3332" w:type="dxa"/>
+            <w:tcMar>
+              <w:top w:w="80" w:type="dxa"/>
+              <w:left w:w="80" w:type="dxa"/>
+              <w:bottom w:w="80" w:type="dxa"/>
+              <w:right w:w="80" w:type="dxa"/>
+            </w:tcMar>
+            <w:vAlign w:val="center"/>
+          </w:tcPr>
+          <w:p>
+            <w:r>
+              <w:rPr>
+                <w:sz w:val="18"/>
+              </w:rPr>
+              <w:t>Conflicting vehicles must be separated by time to avoid collision.</w:t>
+            </w:r>
+          </w:p>
+        </w:tc>
+        <w:tc>
+          <w:tcPr>
+            <w:tcW w:w="3929" w:type="dxa"/>
+            <w:tcMar>
+              <w:top w:w="80" w:type="dxa"/>
+              <w:left w:w="80" w:type="dxa"/>
+              <w:bottom w:w="80" w:type="dxa"/>
+              <w:right w:w="80" w:type="dxa"/>
+            </w:tcMar>
+            <w:vAlign w:val="center"/>
+          </w:tcPr>
+          <w:p>
+            <w:r>
+              <w:rPr>
+                <w:sz w:val="18"/>
+              </w:rPr>
+              <w:t>Conflict detected -&gt; arbitration -&gt; separate time slots -&gt; safe crossing</w:t>
             </w:r>
           </w:p>
         </w:tc>
       </w:tr>
       <w:tr>
-        <w:tc>
-          <w:tcPr>
-            <w:tcW w:w="3149" w:type="dxa"/>
-            <w:vAlign w:val="center"/>
-          </w:tcPr>
-          <w:p>
-            <w:pPr>
-              <w:rPr>
-                <w:rFonts w:ascii="Times New Roman" w:hAnsi="Times New Roman" w:cs="Times New Roman"/>
-                <w:sz w:val="24"/>
-                <w:szCs w:val="24"/>
-              </w:rPr>
-            </w:pPr>
-            <w:r>
-              <w:rPr>
-                <w:rFonts w:ascii="Times New Roman" w:hAnsi="Times New Roman" w:cs="Times New Roman"/>
-                <w:sz w:val="24"/>
-                <w:szCs w:val="24"/>
-              </w:rPr>
-              <w:t>Intersection Control Unit / Edge Server</w:t>
-            </w:r>
-          </w:p>
-        </w:tc>
-        <w:tc>
-          <w:tcPr>
-            <w:tcW w:w="6065" w:type="dxa"/>
-            <w:vAlign w:val="center"/>
-          </w:tcPr>
-          <w:p>
-            <w:pPr>
-              <w:rPr>
-                <w:rFonts w:ascii="Times New Roman" w:hAnsi="Times New Roman" w:cs="Times New Roman"/>
-                <w:sz w:val="24"/>
-                <w:szCs w:val="24"/>
-              </w:rPr>
-            </w:pPr>
-            <w:r>
-              <w:rPr>
-                <w:rFonts w:ascii="Times New Roman" w:hAnsi="Times New Roman" w:cs="Times New Roman"/>
-                <w:sz w:val="24"/>
-                <w:szCs w:val="24"/>
-              </w:rPr>
-              <w:t>Central scheduler that calculates safe crossing order, reservations, and permissions.</w:t>
+        <w:trPr>
+          <w:trHeight w:val="822"/>
+          <w:jc w:val="center"/>
+        </w:trPr>
+        <w:tc>
+          <w:tcPr>
+            <w:tcW w:w="2233" w:type="dxa"/>
+            <w:tcMar>
+              <w:top w:w="80" w:type="dxa"/>
+              <w:left w:w="80" w:type="dxa"/>
+              <w:bottom w:w="80" w:type="dxa"/>
+              <w:right w:w="80" w:type="dxa"/>
+            </w:tcMar>
+            <w:vAlign w:val="center"/>
+          </w:tcPr>
+          <w:p>
+            <w:r>
+              <w:rPr>
+                <w:sz w:val="18"/>
+              </w:rPr>
+              <w:t>S4 Emergency Vehicle</w:t>
+            </w:r>
+          </w:p>
+        </w:tc>
+        <w:tc>
+          <w:tcPr>
+            <w:tcW w:w="3332" w:type="dxa"/>
+            <w:tcMar>
+              <w:top w:w="80" w:type="dxa"/>
+              <w:left w:w="80" w:type="dxa"/>
+              <w:bottom w:w="80" w:type="dxa"/>
+              <w:right w:w="80" w:type="dxa"/>
+            </w:tcMar>
+            <w:vAlign w:val="center"/>
+          </w:tcPr>
+          <w:p>
+            <w:r>
+              <w:rPr>
+                <w:sz w:val="18"/>
+              </w:rPr>
+              <w:t>Emergency vehicles get highest priority while safety is still checked.</w:t>
+            </w:r>
+          </w:p>
+        </w:tc>
+        <w:tc>
+          <w:tcPr>
+            <w:tcW w:w="3929" w:type="dxa"/>
+            <w:tcMar>
+              <w:top w:w="80" w:type="dxa"/>
+              <w:left w:w="80" w:type="dxa"/>
+              <w:bottom w:w="80" w:type="dxa"/>
+              <w:right w:w="80" w:type="dxa"/>
+            </w:tcMar>
+            <w:vAlign w:val="center"/>
+          </w:tcPr>
+          <w:p>
+            <w:r>
+              <w:rPr>
+                <w:sz w:val="18"/>
+              </w:rPr>
+              <w:t>Emergency request -&gt; override FCFS -&gt; normal vehicles stop/wait -&gt; priority permission</w:t>
             </w:r>
           </w:p>
         </w:tc>
       </w:tr>
       <w:tr>
-        <w:tc>
-          <w:tcPr>
-            <w:tcW w:w="3149" w:type="dxa"/>
-            <w:vAlign w:val="center"/>
-          </w:tcPr>
-          <w:p>
-            <w:pPr>
-              <w:rPr>
-                <w:rFonts w:ascii="Times New Roman" w:hAnsi="Times New Roman" w:cs="Times New Roman"/>
-                <w:sz w:val="24"/>
-                <w:szCs w:val="24"/>
-              </w:rPr>
-            </w:pPr>
-            <w:r>
-              <w:rPr>
-                <w:rFonts w:ascii="Times New Roman" w:hAnsi="Times New Roman" w:cs="Times New Roman"/>
-                <w:sz w:val="24"/>
-                <w:szCs w:val="24"/>
-              </w:rPr>
-              <w:t>Roadside Units (RSUs)</w:t>
-            </w:r>
-          </w:p>
-        </w:tc>
-        <w:tc>
-          <w:tcPr>
-            <w:tcW w:w="6065" w:type="dxa"/>
-            <w:vAlign w:val="center"/>
-          </w:tcPr>
-          <w:p>
-            <w:pPr>
-              <w:rPr>
-                <w:rFonts w:ascii="Times New Roman" w:hAnsi="Times New Roman" w:cs="Times New Roman"/>
-                <w:sz w:val="24"/>
-                <w:szCs w:val="24"/>
-              </w:rPr>
-            </w:pPr>
-            <w:r>
-              <w:rPr>
-                <w:rFonts w:ascii="Times New Roman" w:hAnsi="Times New Roman" w:cs="Times New Roman"/>
-                <w:sz w:val="24"/>
-                <w:szCs w:val="24"/>
-              </w:rPr>
-              <w:t>Host communication devices and may support local edge processing near the intersection.</w:t>
-            </w:r>
-          </w:p>
-        </w:tc>
-      </w:tr>
-      <w:tr>
-        <w:tc>
-          <w:tcPr>
-            <w:tcW w:w="3149" w:type="dxa"/>
-            <w:vAlign w:val="center"/>
-          </w:tcPr>
-          <w:p>
-            <w:pPr>
-              <w:rPr>
-                <w:rFonts w:ascii="Times New Roman" w:hAnsi="Times New Roman" w:cs="Times New Roman"/>
-                <w:sz w:val="24"/>
-                <w:szCs w:val="24"/>
-              </w:rPr>
-            </w:pPr>
-            <w:r>
-              <w:rPr>
-                <w:rFonts w:ascii="Times New Roman" w:hAnsi="Times New Roman" w:cs="Times New Roman"/>
-                <w:sz w:val="24"/>
-                <w:szCs w:val="24"/>
-              </w:rPr>
-              <w:t>Roadside sensors</w:t>
-            </w:r>
-          </w:p>
-        </w:tc>
-        <w:tc>
-          <w:tcPr>
-            <w:tcW w:w="6065" w:type="dxa"/>
-            <w:vAlign w:val="center"/>
-          </w:tcPr>
-          <w:p>
-            <w:pPr>
-              <w:rPr>
-                <w:rFonts w:ascii="Times New Roman" w:hAnsi="Times New Roman" w:cs="Times New Roman"/>
-                <w:sz w:val="24"/>
-                <w:szCs w:val="24"/>
-              </w:rPr>
-            </w:pPr>
-            <w:r>
-              <w:rPr>
-                <w:rFonts w:ascii="Times New Roman" w:hAnsi="Times New Roman" w:cs="Times New Roman"/>
-                <w:sz w:val="24"/>
-                <w:szCs w:val="24"/>
-              </w:rPr>
-              <w:t>Cameras, radar, or loop detectors used to observe lane occupancy and detect obstacles.</w:t>
-            </w:r>
-          </w:p>
-        </w:tc>
-      </w:tr>
-      <w:tr>
-        <w:tc>
-          <w:tcPr>
-            <w:tcW w:w="3149" w:type="dxa"/>
-            <w:vAlign w:val="center"/>
-          </w:tcPr>
-          <w:p>
-            <w:pPr>
-              <w:rPr>
-                <w:rFonts w:ascii="Times New Roman" w:hAnsi="Times New Roman" w:cs="Times New Roman"/>
-                <w:sz w:val="24"/>
-                <w:szCs w:val="24"/>
-              </w:rPr>
-            </w:pPr>
-            <w:r>
-              <w:rPr>
-                <w:rFonts w:ascii="Times New Roman" w:hAnsi="Times New Roman" w:cs="Times New Roman"/>
-                <w:sz w:val="24"/>
-                <w:szCs w:val="24"/>
-              </w:rPr>
-              <w:t>V2X communication network</w:t>
-            </w:r>
-          </w:p>
-        </w:tc>
-        <w:tc>
-          <w:tcPr>
-            <w:tcW w:w="6065" w:type="dxa"/>
-            <w:vAlign w:val="center"/>
-          </w:tcPr>
-          <w:p>
-            <w:pPr>
-              <w:rPr>
-                <w:rFonts w:ascii="Times New Roman" w:hAnsi="Times New Roman" w:cs="Times New Roman"/>
-                <w:sz w:val="24"/>
-                <w:szCs w:val="24"/>
-              </w:rPr>
-            </w:pPr>
-            <w:r>
-              <w:rPr>
-                <w:rFonts w:ascii="Times New Roman" w:hAnsi="Times New Roman" w:cs="Times New Roman"/>
-                <w:sz w:val="24"/>
-                <w:szCs w:val="24"/>
-              </w:rPr>
-              <w:t>Transfers vehicle state, intent, scheduling messages, and priority requests.</w:t>
-            </w:r>
-          </w:p>
-        </w:tc>
-      </w:tr>
-      <w:tr>
-        <w:tc>
-          <w:tcPr>
-            <w:tcW w:w="3149" w:type="dxa"/>
-            <w:vAlign w:val="center"/>
-          </w:tcPr>
-          <w:p>
-            <w:pPr>
-              <w:rPr>
-                <w:rFonts w:ascii="Times New Roman" w:hAnsi="Times New Roman" w:cs="Times New Roman"/>
-                <w:sz w:val="24"/>
-                <w:szCs w:val="24"/>
-              </w:rPr>
-            </w:pPr>
-            <w:r>
-              <w:rPr>
-                <w:rFonts w:ascii="Times New Roman" w:hAnsi="Times New Roman" w:cs="Times New Roman"/>
-                <w:sz w:val="24"/>
-                <w:szCs w:val="24"/>
-              </w:rPr>
-              <w:t>Traffic authority / city operator</w:t>
-            </w:r>
-          </w:p>
-        </w:tc>
-        <w:tc>
-          <w:tcPr>
-            <w:tcW w:w="6065" w:type="dxa"/>
-            <w:vAlign w:val="center"/>
-          </w:tcPr>
-          <w:p>
-            <w:pPr>
-              <w:rPr>
-                <w:rFonts w:ascii="Times New Roman" w:hAnsi="Times New Roman" w:cs="Times New Roman"/>
-                <w:sz w:val="24"/>
-                <w:szCs w:val="24"/>
-              </w:rPr>
-            </w:pPr>
-            <w:r>
-              <w:rPr>
-                <w:rFonts w:ascii="Times New Roman" w:hAnsi="Times New Roman" w:cs="Times New Roman"/>
-                <w:sz w:val="24"/>
-                <w:szCs w:val="24"/>
-              </w:rPr>
-              <w:t>Defines rules, legal constraints, priority policies, and deployment requirements.</w:t>
-            </w:r>
-          </w:p>
-        </w:tc>
-      </w:tr>
-      <w:tr>
-        <w:tc>
-          <w:tcPr>
-            <w:tcW w:w="3149" w:type="dxa"/>
-            <w:vAlign w:val="center"/>
-          </w:tcPr>
-          <w:p>
-            <w:pPr>
-              <w:rPr>
-                <w:rFonts w:ascii="Times New Roman" w:hAnsi="Times New Roman" w:cs="Times New Roman"/>
-                <w:sz w:val="24"/>
-                <w:szCs w:val="24"/>
-              </w:rPr>
-            </w:pPr>
-            <w:r>
-              <w:rPr>
-                <w:rFonts w:ascii="Times New Roman" w:hAnsi="Times New Roman" w:cs="Times New Roman"/>
-                <w:sz w:val="24"/>
-                <w:szCs w:val="24"/>
-              </w:rPr>
-              <w:t>System operator / maintenance team</w:t>
-            </w:r>
-          </w:p>
-        </w:tc>
-        <w:tc>
-          <w:tcPr>
-            <w:tcW w:w="6065" w:type="dxa"/>
-            <w:vAlign w:val="center"/>
-          </w:tcPr>
-          <w:p>
-            <w:pPr>
-              <w:rPr>
-                <w:rFonts w:ascii="Times New Roman" w:hAnsi="Times New Roman" w:cs="Times New Roman"/>
-                <w:sz w:val="24"/>
-                <w:szCs w:val="24"/>
-              </w:rPr>
-            </w:pPr>
-            <w:r>
-              <w:rPr>
-                <w:rFonts w:ascii="Times New Roman" w:hAnsi="Times New Roman" w:cs="Times New Roman"/>
-                <w:sz w:val="24"/>
-                <w:szCs w:val="24"/>
-              </w:rPr>
-              <w:t>Maintains sensors, communication modules, and computing infrastructure.</w:t>
-            </w:r>
-          </w:p>
-        </w:tc>
-      </w:tr>
-      <w:tr>
-        <w:tc>
-          <w:tcPr>
-            <w:tcW w:w="3149" w:type="dxa"/>
-            <w:vAlign w:val="center"/>
-          </w:tcPr>
-          <w:p>
-            <w:pPr>
-              <w:rPr>
-                <w:rFonts w:ascii="Times New Roman" w:hAnsi="Times New Roman" w:cs="Times New Roman"/>
-                <w:sz w:val="24"/>
-                <w:szCs w:val="24"/>
-              </w:rPr>
-            </w:pPr>
-            <w:r>
-              <w:rPr>
-                <w:rFonts w:ascii="Times New Roman" w:hAnsi="Times New Roman" w:cs="Times New Roman"/>
-                <w:sz w:val="24"/>
-                <w:szCs w:val="24"/>
-              </w:rPr>
-              <w:t>Environment constraints</w:t>
-            </w:r>
-          </w:p>
-        </w:tc>
-        <w:tc>
-          <w:tcPr>
-            <w:tcW w:w="6065" w:type="dxa"/>
-            <w:vAlign w:val="center"/>
-          </w:tcPr>
-          <w:p>
-            <w:pPr>
-              <w:rPr>
-                <w:rFonts w:ascii="Times New Roman" w:hAnsi="Times New Roman" w:cs="Times New Roman"/>
-                <w:sz w:val="24"/>
-                <w:szCs w:val="24"/>
-              </w:rPr>
-            </w:pPr>
-            <w:r>
-              <w:rPr>
-                <w:rFonts w:ascii="Times New Roman" w:hAnsi="Times New Roman" w:cs="Times New Roman"/>
-                <w:sz w:val="24"/>
-                <w:szCs w:val="24"/>
-              </w:rPr>
-              <w:t>Geometry, multi-lane structure, vehicle dynamics, and communication latency limits.</w:t>
+        <w:trPr>
+          <w:trHeight w:val="548"/>
+          <w:jc w:val="center"/>
+        </w:trPr>
+        <w:tc>
+          <w:tcPr>
+            <w:tcW w:w="2233" w:type="dxa"/>
+            <w:tcMar>
+              <w:top w:w="80" w:type="dxa"/>
+              <w:left w:w="80" w:type="dxa"/>
+              <w:bottom w:w="80" w:type="dxa"/>
+              <w:right w:w="80" w:type="dxa"/>
+            </w:tcMar>
+            <w:vAlign w:val="center"/>
+          </w:tcPr>
+          <w:p>
+            <w:r>
+              <w:rPr>
+                <w:sz w:val="18"/>
+              </w:rPr>
+              <w:t>S5 Sensor/V2X Failure</w:t>
+            </w:r>
+          </w:p>
+        </w:tc>
+        <w:tc>
+          <w:tcPr>
+            <w:tcW w:w="3332" w:type="dxa"/>
+            <w:tcMar>
+              <w:top w:w="80" w:type="dxa"/>
+              <w:left w:w="80" w:type="dxa"/>
+              <w:bottom w:w="80" w:type="dxa"/>
+              <w:right w:w="80" w:type="dxa"/>
+            </w:tcMar>
+            <w:vAlign w:val="center"/>
+          </w:tcPr>
+          <w:p>
+            <w:r>
+              <w:rPr>
+                <w:sz w:val="18"/>
+              </w:rPr>
+              <w:t>If sensor or V2X data is unreliable, the system switches to safe mode.</w:t>
+            </w:r>
+          </w:p>
+        </w:tc>
+        <w:tc>
+          <w:tcPr>
+            <w:tcW w:w="3929" w:type="dxa"/>
+            <w:tcMar>
+              <w:top w:w="80" w:type="dxa"/>
+              <w:left w:w="80" w:type="dxa"/>
+              <w:bottom w:w="80" w:type="dxa"/>
+              <w:right w:w="80" w:type="dxa"/>
+            </w:tcMar>
+            <w:vAlign w:val="center"/>
+          </w:tcPr>
+          <w:p>
+            <w:r>
+              <w:rPr>
+                <w:sz w:val="18"/>
+              </w:rPr>
+              <w:t>Missing/delayed data -&gt; uncertain state -&gt; stop/wait command -&gt; safe mode</w:t>
             </w:r>
           </w:p>
         </w:tc>
@@ -4352,15 +4657,7 @@
     </w:tbl>
     <w:p>
       <w:pPr>
-        <w:rPr>
-          <w:lang w:eastAsia="en-DE"/>
-        </w:rPr>
-      </w:pPr>
-    </w:p>
-    <w:p>
-      <w:pPr>
         <w:spacing w:before="100" w:beforeAutospacing="1" w:after="100" w:afterAutospacing="1" w:line="240" w:lineRule="auto"/>
-        <w:jc w:val="both"/>
         <w:outlineLvl w:val="1"/>
         <w:rPr>
           <w:rFonts w:ascii="Times New Roman" w:eastAsia="Times New Roman" w:hAnsi="Times New Roman" w:cs="Times New Roman"/>
@@ -4373,12 +4670,7 @@
           <w14:ligatures w14:val="none"/>
         </w:rPr>
       </w:pPr>
-    </w:p>
-    <w:p>
-      <w:pPr>
-        <w:spacing w:before="100" w:beforeAutospacing="1" w:after="100" w:afterAutospacing="1" w:line="240" w:lineRule="auto"/>
-        <w:jc w:val="both"/>
-        <w:outlineLvl w:val="1"/>
+      <w:r>
         <w:rPr>
           <w:rFonts w:ascii="Times New Roman" w:eastAsia="Times New Roman" w:hAnsi="Times New Roman" w:cs="Times New Roman"/>
           <w:b/>
@@ -4389,1037 +4681,6 @@
           <w:lang w:eastAsia="en-DE"/>
           <w14:ligatures w14:val="none"/>
         </w:rPr>
-      </w:pPr>
-    </w:p>
-    <w:p>
-      <w:pPr>
-        <w:spacing w:before="100" w:beforeAutospacing="1" w:after="100" w:afterAutospacing="1" w:line="240" w:lineRule="auto"/>
-        <w:jc w:val="both"/>
-        <w:outlineLvl w:val="1"/>
-        <w:rPr>
-          <w:rFonts w:ascii="Times New Roman" w:eastAsia="Times New Roman" w:hAnsi="Times New Roman" w:cs="Times New Roman"/>
-          <w:b/>
-          <w:bCs/>
-          <w:kern w:val="0"/>
-          <w:sz w:val="36"/>
-          <w:szCs w:val="36"/>
-          <w:lang w:eastAsia="en-DE"/>
-          <w14:ligatures w14:val="none"/>
-        </w:rPr>
-      </w:pPr>
-    </w:p>
-    <w:p>
-      <w:pPr>
-        <w:spacing w:before="100" w:beforeAutospacing="1" w:after="100" w:afterAutospacing="1" w:line="240" w:lineRule="auto"/>
-        <w:jc w:val="both"/>
-        <w:outlineLvl w:val="1"/>
-        <w:rPr>
-          <w:rFonts w:ascii="Times New Roman" w:eastAsia="Times New Roman" w:hAnsi="Times New Roman" w:cs="Times New Roman"/>
-          <w:b/>
-          <w:bCs/>
-          <w:kern w:val="0"/>
-          <w:sz w:val="36"/>
-          <w:szCs w:val="36"/>
-          <w:lang w:eastAsia="en-DE"/>
-          <w14:ligatures w14:val="none"/>
-        </w:rPr>
-      </w:pPr>
-    </w:p>
-    <w:p>
-      <w:pPr>
-        <w:spacing w:before="100" w:beforeAutospacing="1" w:after="100" w:afterAutospacing="1" w:line="240" w:lineRule="auto"/>
-        <w:jc w:val="both"/>
-        <w:outlineLvl w:val="1"/>
-        <w:rPr>
-          <w:rFonts w:ascii="Times New Roman" w:eastAsia="Times New Roman" w:hAnsi="Times New Roman" w:cs="Times New Roman"/>
-          <w:b/>
-          <w:bCs/>
-          <w:kern w:val="0"/>
-          <w:sz w:val="36"/>
-          <w:szCs w:val="36"/>
-          <w:lang w:eastAsia="en-DE"/>
-          <w14:ligatures w14:val="none"/>
-        </w:rPr>
-      </w:pPr>
-    </w:p>
-    <w:p>
-      <w:pPr>
-        <w:spacing w:before="100" w:beforeAutospacing="1" w:after="100" w:afterAutospacing="1" w:line="240" w:lineRule="auto"/>
-        <w:jc w:val="both"/>
-        <w:outlineLvl w:val="1"/>
-        <w:rPr>
-          <w:rFonts w:ascii="Times New Roman" w:eastAsia="Times New Roman" w:hAnsi="Times New Roman" w:cs="Times New Roman"/>
-          <w:b/>
-          <w:bCs/>
-          <w:kern w:val="0"/>
-          <w:sz w:val="36"/>
-          <w:szCs w:val="36"/>
-          <w:lang w:eastAsia="en-DE"/>
-          <w14:ligatures w14:val="none"/>
-        </w:rPr>
-      </w:pPr>
-    </w:p>
-    <w:p>
-      <w:pPr>
-        <w:spacing w:before="100" w:beforeAutospacing="1" w:after="100" w:afterAutospacing="1" w:line="240" w:lineRule="auto"/>
-        <w:jc w:val="both"/>
-        <w:outlineLvl w:val="1"/>
-        <w:rPr>
-          <w:rFonts w:ascii="Times New Roman" w:eastAsia="Times New Roman" w:hAnsi="Times New Roman" w:cs="Times New Roman"/>
-          <w:b/>
-          <w:bCs/>
-          <w:kern w:val="0"/>
-          <w:sz w:val="36"/>
-          <w:szCs w:val="36"/>
-          <w:lang w:eastAsia="en-DE"/>
-          <w14:ligatures w14:val="none"/>
-        </w:rPr>
-      </w:pPr>
-    </w:p>
-    <w:p>
-      <w:pPr>
-        <w:spacing w:before="100" w:beforeAutospacing="1" w:after="100" w:afterAutospacing="1" w:line="240" w:lineRule="auto"/>
-        <w:jc w:val="both"/>
-        <w:outlineLvl w:val="1"/>
-        <w:rPr>
-          <w:rFonts w:ascii="Times New Roman" w:eastAsia="Times New Roman" w:hAnsi="Times New Roman" w:cs="Times New Roman"/>
-          <w:b/>
-          <w:bCs/>
-          <w:kern w:val="0"/>
-          <w:sz w:val="36"/>
-          <w:szCs w:val="36"/>
-          <w:lang w:eastAsia="en-DE"/>
-          <w14:ligatures w14:val="none"/>
-        </w:rPr>
-      </w:pPr>
-    </w:p>
-    <w:p>
-      <w:pPr>
-        <w:spacing w:before="100" w:beforeAutospacing="1" w:after="100" w:afterAutospacing="1" w:line="240" w:lineRule="auto"/>
-        <w:jc w:val="both"/>
-        <w:outlineLvl w:val="1"/>
-        <w:rPr>
-          <w:rFonts w:ascii="Times New Roman" w:eastAsia="Times New Roman" w:hAnsi="Times New Roman" w:cs="Times New Roman"/>
-          <w:b/>
-          <w:bCs/>
-          <w:kern w:val="0"/>
-          <w:sz w:val="36"/>
-          <w:szCs w:val="36"/>
-          <w:lang w:eastAsia="en-DE"/>
-          <w14:ligatures w14:val="none"/>
-        </w:rPr>
-      </w:pPr>
-    </w:p>
-    <w:p>
-      <w:pPr>
-        <w:spacing w:before="100" w:beforeAutospacing="1" w:after="100" w:afterAutospacing="1" w:line="240" w:lineRule="auto"/>
-        <w:jc w:val="both"/>
-        <w:outlineLvl w:val="1"/>
-        <w:rPr>
-          <w:rFonts w:ascii="Times New Roman" w:eastAsia="Times New Roman" w:hAnsi="Times New Roman" w:cs="Times New Roman"/>
-          <w:b/>
-          <w:bCs/>
-          <w:kern w:val="0"/>
-          <w:sz w:val="36"/>
-          <w:szCs w:val="36"/>
-          <w:lang w:eastAsia="en-DE"/>
-          <w14:ligatures w14:val="none"/>
-        </w:rPr>
-      </w:pPr>
-      <w:r>
-        <w:rPr>
-          <w:rFonts w:ascii="Times New Roman" w:eastAsia="Times New Roman" w:hAnsi="Times New Roman" w:cs="Times New Roman"/>
-          <w:b/>
-          <w:bCs/>
-          <w:kern w:val="0"/>
-          <w:sz w:val="36"/>
-          <w:szCs w:val="36"/>
-          <w:lang w:eastAsia="en-DE"/>
-          <w14:ligatures w14:val="none"/>
-        </w:rPr>
-        <w:t>2.2 Operational Scenarios</w:t>
-      </w:r>
-    </w:p>
-    <w:p>
-      <w:pPr>
-        <w:spacing w:before="100" w:beforeAutospacing="1" w:after="100" w:afterAutospacing="1" w:line="240" w:lineRule="auto"/>
-        <w:ind w:left="397" w:right="397"/>
-        <w:jc w:val="both"/>
-        <w:outlineLvl w:val="2"/>
-        <w:rPr>
-          <w:rFonts w:ascii="Times New Roman" w:eastAsia="Times New Roman" w:hAnsi="Times New Roman" w:cs="Times New Roman"/>
-          <w:b/>
-          <w:bCs/>
-          <w:kern w:val="0"/>
-          <w:sz w:val="27"/>
-          <w:szCs w:val="27"/>
-          <w:lang w:eastAsia="en-DE"/>
-          <w14:ligatures w14:val="none"/>
-        </w:rPr>
-      </w:pPr>
-      <w:r>
-        <w:rPr>
-          <w:rFonts w:ascii="Times New Roman" w:eastAsia="Times New Roman" w:hAnsi="Times New Roman" w:cs="Times New Roman"/>
-          <w:b/>
-          <w:bCs/>
-          <w:kern w:val="0"/>
-          <w:sz w:val="27"/>
-          <w:szCs w:val="27"/>
-          <w:highlight w:val="cyan"/>
-          <w:lang w:eastAsia="en-DE"/>
-          <w14:ligatures w14:val="none"/>
-        </w:rPr>
-        <w:t>Scenario 1</w:t>
-      </w:r>
-      <w:r>
-        <w:rPr>
-          <w:rFonts w:ascii="Times New Roman" w:eastAsia="Times New Roman" w:hAnsi="Times New Roman" w:cs="Times New Roman"/>
-          <w:b/>
-          <w:bCs/>
-          <w:kern w:val="0"/>
-          <w:sz w:val="27"/>
-          <w:szCs w:val="27"/>
-          <w:lang w:eastAsia="en-DE"/>
-          <w14:ligatures w14:val="none"/>
-        </w:rPr>
-        <w:t xml:space="preserve"> </w:t>
-      </w:r>
-      <w:r>
-        <w:rPr>
-          <w:rFonts w:ascii="Times New Roman" w:eastAsia="Times New Roman" w:hAnsi="Times New Roman" w:cs="Times New Roman"/>
-          <w:b/>
-          <w:bCs/>
-          <w:kern w:val="0"/>
-          <w:sz w:val="27"/>
-          <w:szCs w:val="27"/>
-          <w:lang w:eastAsia="en-DE"/>
-          <w14:ligatures w14:val="none"/>
-        </w:rPr>
-        <w:t>Normal 4-way traffic-lightless operation</w:t>
-      </w:r>
-      <w:r>
-        <w:rPr>
-          <w:rFonts w:ascii="Times New Roman" w:eastAsia="Times New Roman" w:hAnsi="Times New Roman" w:cs="Times New Roman"/>
-          <w:b/>
-          <w:bCs/>
-          <w:kern w:val="0"/>
-          <w:sz w:val="27"/>
-          <w:szCs w:val="27"/>
-          <w:lang w:eastAsia="en-DE"/>
-          <w14:ligatures w14:val="none"/>
-        </w:rPr>
-        <w:t xml:space="preserve">: </w:t>
-      </w:r>
-      <w:r>
-        <w:rPr>
-          <w:rFonts w:ascii="Times New Roman" w:eastAsiaTheme="minorEastAsia" w:hAnsi="Times New Roman" w:cs="Times New Roman"/>
-          <w:kern w:val="0"/>
-          <w:lang w:val="en-US"/>
-          <w14:ligatures w14:val="none"/>
-        </w:rPr>
-        <w:t>Vehicles approach from all four directions. The ICU receives position, speed, arrival time, and movement intent, then computes a safe crossing order.</w:t>
-      </w:r>
-    </w:p>
-    <w:p>
-      <w:pPr>
-        <w:spacing w:before="100" w:beforeAutospacing="1" w:after="100" w:afterAutospacing="1" w:line="240" w:lineRule="auto"/>
-        <w:ind w:left="397" w:right="397"/>
-        <w:jc w:val="both"/>
-        <w:outlineLvl w:val="2"/>
-        <w:rPr>
-          <w:rFonts w:ascii="Times New Roman" w:eastAsia="Times New Roman" w:hAnsi="Times New Roman" w:cs="Times New Roman"/>
-          <w:b/>
-          <w:bCs/>
-          <w:kern w:val="0"/>
-          <w:sz w:val="27"/>
-          <w:szCs w:val="27"/>
-          <w:lang w:eastAsia="en-DE"/>
-          <w14:ligatures w14:val="none"/>
-        </w:rPr>
-      </w:pPr>
-      <w:r>
-        <w:rPr>
-          <w:rFonts w:ascii="Times New Roman" w:eastAsia="Times New Roman" w:hAnsi="Times New Roman" w:cs="Times New Roman"/>
-          <w:b/>
-          <w:bCs/>
-          <w:kern w:val="0"/>
-          <w:sz w:val="27"/>
-          <w:szCs w:val="27"/>
-          <w:highlight w:val="cyan"/>
-          <w:lang w:eastAsia="en-DE"/>
-          <w14:ligatures w14:val="none"/>
-        </w:rPr>
-        <w:t>Scenario 2</w:t>
-      </w:r>
-      <w:r>
-        <w:rPr>
-          <w:rFonts w:ascii="Times New Roman" w:eastAsia="Times New Roman" w:hAnsi="Times New Roman" w:cs="Times New Roman"/>
-          <w:b/>
-          <w:bCs/>
-          <w:kern w:val="0"/>
-          <w:sz w:val="27"/>
-          <w:szCs w:val="27"/>
-          <w:lang w:eastAsia="en-DE"/>
-          <w14:ligatures w14:val="none"/>
-        </w:rPr>
-        <w:t xml:space="preserve"> </w:t>
-      </w:r>
-      <w:r>
-        <w:rPr>
-          <w:rFonts w:ascii="Times New Roman" w:eastAsia="Times New Roman" w:hAnsi="Times New Roman" w:cs="Times New Roman"/>
-          <w:b/>
-          <w:bCs/>
-          <w:kern w:val="0"/>
-          <w:sz w:val="27"/>
-          <w:szCs w:val="27"/>
-          <w:lang w:eastAsia="en-DE"/>
-          <w14:ligatures w14:val="none"/>
-        </w:rPr>
-        <w:t>Vehicles going straight</w:t>
-      </w:r>
-      <w:r>
-        <w:rPr>
-          <w:rFonts w:ascii="Times New Roman" w:eastAsia="Times New Roman" w:hAnsi="Times New Roman" w:cs="Times New Roman"/>
-          <w:b/>
-          <w:bCs/>
-          <w:kern w:val="0"/>
-          <w:sz w:val="27"/>
-          <w:szCs w:val="27"/>
-          <w:lang w:eastAsia="en-DE"/>
-          <w14:ligatures w14:val="none"/>
-        </w:rPr>
-        <w:t xml:space="preserve">: </w:t>
-      </w:r>
-      <w:r>
-        <w:rPr>
-          <w:rFonts w:ascii="Times New Roman" w:eastAsiaTheme="minorEastAsia" w:hAnsi="Times New Roman" w:cs="Times New Roman"/>
-          <w:kern w:val="0"/>
-          <w:lang w:val="en-US"/>
-          <w14:ligatures w14:val="none"/>
-        </w:rPr>
-        <w:t>Opposite-direction straight movements may be allowed together if their paths do not conflict. Crossing-direction vehicles must be separated in time.</w:t>
-      </w:r>
-    </w:p>
-    <w:p>
-      <w:pPr>
-        <w:spacing w:before="100" w:beforeAutospacing="1" w:after="100" w:afterAutospacing="1" w:line="240" w:lineRule="auto"/>
-        <w:ind w:left="397" w:right="397"/>
-        <w:jc w:val="both"/>
-        <w:outlineLvl w:val="2"/>
-        <w:rPr>
-          <w:rFonts w:ascii="Times New Roman" w:eastAsia="Times New Roman" w:hAnsi="Times New Roman" w:cs="Times New Roman"/>
-          <w:b/>
-          <w:bCs/>
-          <w:kern w:val="0"/>
-          <w:sz w:val="27"/>
-          <w:szCs w:val="27"/>
-          <w:lang w:eastAsia="en-DE"/>
-          <w14:ligatures w14:val="none"/>
-        </w:rPr>
-      </w:pPr>
-      <w:r>
-        <w:rPr>
-          <w:rFonts w:ascii="Times New Roman" w:eastAsia="Times New Roman" w:hAnsi="Times New Roman" w:cs="Times New Roman"/>
-          <w:b/>
-          <w:bCs/>
-          <w:kern w:val="0"/>
-          <w:sz w:val="27"/>
-          <w:szCs w:val="27"/>
-          <w:highlight w:val="cyan"/>
-          <w:lang w:eastAsia="en-DE"/>
-          <w14:ligatures w14:val="none"/>
-        </w:rPr>
-        <w:t>Scenario 3</w:t>
-      </w:r>
-      <w:r>
-        <w:rPr>
-          <w:rFonts w:ascii="Times New Roman" w:eastAsia="Times New Roman" w:hAnsi="Times New Roman" w:cs="Times New Roman"/>
-          <w:b/>
-          <w:bCs/>
-          <w:kern w:val="0"/>
-          <w:sz w:val="27"/>
-          <w:szCs w:val="27"/>
-          <w:lang w:eastAsia="en-DE"/>
-          <w14:ligatures w14:val="none"/>
-        </w:rPr>
-        <w:t xml:space="preserve"> Left-turning vehicle</w:t>
-      </w:r>
-      <w:r>
-        <w:rPr>
-          <w:rFonts w:ascii="Times New Roman" w:eastAsia="Times New Roman" w:hAnsi="Times New Roman" w:cs="Times New Roman"/>
-          <w:b/>
-          <w:bCs/>
-          <w:kern w:val="0"/>
-          <w:sz w:val="27"/>
-          <w:szCs w:val="27"/>
-          <w:lang w:eastAsia="en-DE"/>
-          <w14:ligatures w14:val="none"/>
-        </w:rPr>
-        <w:t xml:space="preserve">: </w:t>
-      </w:r>
-      <w:r>
-        <w:rPr>
-          <w:rFonts w:ascii="Times New Roman" w:eastAsiaTheme="minorEastAsia" w:hAnsi="Times New Roman" w:cs="Times New Roman"/>
-          <w:kern w:val="0"/>
-          <w:lang w:val="en-US"/>
-          <w14:ligatures w14:val="none"/>
-        </w:rPr>
-        <w:t>A left-turning vehicle crosses more conflict zones. The ICU checks all required conflict areas and assigns a safe reservation before permission is granted.</w:t>
-      </w:r>
-    </w:p>
-    <w:p>
-      <w:pPr>
-        <w:spacing w:before="100" w:beforeAutospacing="1" w:after="100" w:afterAutospacing="1" w:line="240" w:lineRule="auto"/>
-        <w:ind w:left="397" w:right="397"/>
-        <w:jc w:val="both"/>
-        <w:outlineLvl w:val="2"/>
-        <w:rPr>
-          <w:rFonts w:ascii="Times New Roman" w:eastAsia="Times New Roman" w:hAnsi="Times New Roman" w:cs="Times New Roman"/>
-          <w:b/>
-          <w:bCs/>
-          <w:kern w:val="0"/>
-          <w:sz w:val="27"/>
-          <w:szCs w:val="27"/>
-          <w:lang w:eastAsia="en-DE"/>
-          <w14:ligatures w14:val="none"/>
-        </w:rPr>
-      </w:pPr>
-      <w:r>
-        <w:rPr>
-          <w:rFonts w:ascii="Times New Roman" w:eastAsia="Times New Roman" w:hAnsi="Times New Roman" w:cs="Times New Roman"/>
-          <w:b/>
-          <w:bCs/>
-          <w:kern w:val="0"/>
-          <w:sz w:val="27"/>
-          <w:szCs w:val="27"/>
-          <w:highlight w:val="cyan"/>
-          <w:lang w:eastAsia="en-DE"/>
-          <w14:ligatures w14:val="none"/>
-        </w:rPr>
-        <w:t xml:space="preserve">Scenario </w:t>
-      </w:r>
-      <w:r>
-        <w:rPr>
-          <w:rFonts w:ascii="Times New Roman" w:eastAsia="Times New Roman" w:hAnsi="Times New Roman" w:cs="Times New Roman"/>
-          <w:b/>
-          <w:bCs/>
-          <w:kern w:val="0"/>
-          <w:sz w:val="27"/>
-          <w:szCs w:val="27"/>
-          <w:highlight w:val="cyan"/>
-          <w:lang w:eastAsia="en-DE"/>
-          <w14:ligatures w14:val="none"/>
-        </w:rPr>
-        <w:t>4</w:t>
-      </w:r>
-      <w:r>
-        <w:rPr>
-          <w:rFonts w:ascii="Times New Roman" w:eastAsia="Times New Roman" w:hAnsi="Times New Roman" w:cs="Times New Roman"/>
-          <w:b/>
-          <w:bCs/>
-          <w:kern w:val="0"/>
-          <w:sz w:val="27"/>
-          <w:szCs w:val="27"/>
-          <w:lang w:eastAsia="en-DE"/>
-          <w14:ligatures w14:val="none"/>
-        </w:rPr>
-        <w:t xml:space="preserve"> </w:t>
-      </w:r>
-      <w:r>
-        <w:rPr>
-          <w:rFonts w:ascii="Times New Roman" w:eastAsia="Times New Roman" w:hAnsi="Times New Roman" w:cs="Times New Roman"/>
-          <w:b/>
-          <w:bCs/>
-          <w:kern w:val="0"/>
-          <w:sz w:val="27"/>
-          <w:szCs w:val="27"/>
-          <w:lang w:eastAsia="en-DE"/>
-          <w14:ligatures w14:val="none"/>
-        </w:rPr>
-        <w:t>Right</w:t>
-      </w:r>
-      <w:r>
-        <w:rPr>
-          <w:rFonts w:ascii="Times New Roman" w:eastAsia="Times New Roman" w:hAnsi="Times New Roman" w:cs="Times New Roman"/>
-          <w:b/>
-          <w:bCs/>
-          <w:kern w:val="0"/>
-          <w:sz w:val="27"/>
-          <w:szCs w:val="27"/>
-          <w:lang w:eastAsia="en-DE"/>
-          <w14:ligatures w14:val="none"/>
-        </w:rPr>
-        <w:t>-turning vehicle</w:t>
-      </w:r>
-      <w:r>
-        <w:rPr>
-          <w:rFonts w:ascii="Times New Roman" w:eastAsia="Times New Roman" w:hAnsi="Times New Roman" w:cs="Times New Roman"/>
-          <w:b/>
-          <w:bCs/>
-          <w:kern w:val="0"/>
-          <w:sz w:val="27"/>
-          <w:szCs w:val="27"/>
-          <w:lang w:eastAsia="en-DE"/>
-          <w14:ligatures w14:val="none"/>
-        </w:rPr>
-        <w:t xml:space="preserve">: </w:t>
-      </w:r>
-      <w:r>
-        <w:rPr>
-          <w:rFonts w:ascii="Times New Roman" w:eastAsiaTheme="minorEastAsia" w:hAnsi="Times New Roman" w:cs="Times New Roman"/>
-          <w:kern w:val="0"/>
-          <w:lang w:val="en-US"/>
-          <w14:ligatures w14:val="none"/>
-        </w:rPr>
-        <w:t>A right-turning vehicle usually has fewer conflict points, but it still needs a reserved path and must respect turning-speed constraints.</w:t>
-      </w:r>
-    </w:p>
-    <w:p>
-      <w:pPr>
-        <w:spacing w:before="100" w:beforeAutospacing="1" w:after="100" w:afterAutospacing="1" w:line="240" w:lineRule="auto"/>
-        <w:ind w:left="397" w:right="397"/>
-        <w:jc w:val="both"/>
-        <w:outlineLvl w:val="2"/>
-        <w:rPr>
-          <w:rFonts w:ascii="Times New Roman" w:eastAsia="Times New Roman" w:hAnsi="Times New Roman" w:cs="Times New Roman"/>
-          <w:b/>
-          <w:bCs/>
-          <w:kern w:val="0"/>
-          <w:sz w:val="27"/>
-          <w:szCs w:val="27"/>
-          <w:lang w:eastAsia="en-DE"/>
-          <w14:ligatures w14:val="none"/>
-        </w:rPr>
-      </w:pPr>
-      <w:r>
-        <w:rPr>
-          <w:rFonts w:ascii="Times New Roman" w:eastAsia="Times New Roman" w:hAnsi="Times New Roman" w:cs="Times New Roman"/>
-          <w:b/>
-          <w:bCs/>
-          <w:kern w:val="0"/>
-          <w:sz w:val="27"/>
-          <w:szCs w:val="27"/>
-          <w:highlight w:val="cyan"/>
-          <w:lang w:eastAsia="en-DE"/>
-          <w14:ligatures w14:val="none"/>
-        </w:rPr>
-        <w:t xml:space="preserve">Scenario </w:t>
-      </w:r>
-      <w:r>
-        <w:rPr>
-          <w:rFonts w:ascii="Times New Roman" w:eastAsia="Times New Roman" w:hAnsi="Times New Roman" w:cs="Times New Roman"/>
-          <w:b/>
-          <w:bCs/>
-          <w:kern w:val="0"/>
-          <w:sz w:val="27"/>
-          <w:szCs w:val="27"/>
-          <w:highlight w:val="cyan"/>
-          <w:lang w:eastAsia="en-DE"/>
-          <w14:ligatures w14:val="none"/>
-        </w:rPr>
-        <w:t>5</w:t>
-      </w:r>
-      <w:r>
-        <w:rPr>
-          <w:rFonts w:ascii="Times New Roman" w:eastAsia="Times New Roman" w:hAnsi="Times New Roman" w:cs="Times New Roman"/>
-          <w:b/>
-          <w:bCs/>
-          <w:kern w:val="0"/>
-          <w:sz w:val="27"/>
-          <w:szCs w:val="27"/>
-          <w:lang w:eastAsia="en-DE"/>
-          <w14:ligatures w14:val="none"/>
-        </w:rPr>
-        <w:t xml:space="preserve"> </w:t>
-      </w:r>
-      <w:r>
-        <w:rPr>
-          <w:rFonts w:ascii="Times New Roman" w:eastAsia="Times New Roman" w:hAnsi="Times New Roman" w:cs="Times New Roman"/>
-          <w:b/>
-          <w:bCs/>
-          <w:kern w:val="0"/>
-          <w:sz w:val="27"/>
-          <w:szCs w:val="27"/>
-          <w:lang w:eastAsia="en-DE"/>
-          <w14:ligatures w14:val="none"/>
-        </w:rPr>
-        <w:t>Emergency</w:t>
-      </w:r>
-      <w:r>
-        <w:rPr>
-          <w:rFonts w:ascii="Times New Roman" w:eastAsia="Times New Roman" w:hAnsi="Times New Roman" w:cs="Times New Roman"/>
-          <w:b/>
-          <w:bCs/>
-          <w:kern w:val="0"/>
-          <w:sz w:val="27"/>
-          <w:szCs w:val="27"/>
-          <w:lang w:eastAsia="en-DE"/>
-          <w14:ligatures w14:val="none"/>
-        </w:rPr>
-        <w:t xml:space="preserve"> vehicle approaching</w:t>
-      </w:r>
-      <w:r>
-        <w:rPr>
-          <w:rFonts w:ascii="Times New Roman" w:eastAsia="Times New Roman" w:hAnsi="Times New Roman" w:cs="Times New Roman"/>
-          <w:b/>
-          <w:bCs/>
-          <w:kern w:val="0"/>
-          <w:sz w:val="27"/>
-          <w:szCs w:val="27"/>
-          <w:lang w:eastAsia="en-DE"/>
-          <w14:ligatures w14:val="none"/>
-        </w:rPr>
-        <w:t xml:space="preserve">: </w:t>
-      </w:r>
-      <w:r>
-        <w:rPr>
-          <w:rFonts w:ascii="Times New Roman" w:eastAsiaTheme="minorEastAsia" w:hAnsi="Times New Roman" w:cs="Times New Roman"/>
-          <w:kern w:val="0"/>
-          <w:lang w:val="en-US"/>
-          <w14:ligatures w14:val="none"/>
-        </w:rPr>
-        <w:t>An ambulance, fire truck, or police vehicle sends a priority request. The supervisory/emergency layer injects a preemption constraint and the ICU delays normal vehicles safely.</w:t>
-      </w:r>
-    </w:p>
-    <w:p>
-      <w:pPr>
-        <w:spacing w:before="100" w:beforeAutospacing="1" w:after="100" w:afterAutospacing="1" w:line="240" w:lineRule="auto"/>
-        <w:ind w:left="397" w:right="397"/>
-        <w:jc w:val="both"/>
-        <w:outlineLvl w:val="2"/>
-        <w:rPr>
-          <w:rFonts w:ascii="Times New Roman" w:eastAsia="Times New Roman" w:hAnsi="Times New Roman" w:cs="Times New Roman"/>
-          <w:b/>
-          <w:bCs/>
-          <w:kern w:val="0"/>
-          <w:sz w:val="27"/>
-          <w:szCs w:val="27"/>
-          <w:lang w:eastAsia="en-DE"/>
-          <w14:ligatures w14:val="none"/>
-        </w:rPr>
-      </w:pPr>
-      <w:r>
-        <w:rPr>
-          <w:rFonts w:ascii="Times New Roman" w:eastAsia="Times New Roman" w:hAnsi="Times New Roman" w:cs="Times New Roman"/>
-          <w:b/>
-          <w:bCs/>
-          <w:kern w:val="0"/>
-          <w:sz w:val="27"/>
-          <w:szCs w:val="27"/>
-          <w:highlight w:val="cyan"/>
-          <w:lang w:eastAsia="en-DE"/>
-          <w14:ligatures w14:val="none"/>
-        </w:rPr>
-        <w:t>Scenario 6</w:t>
-      </w:r>
-      <w:r>
-        <w:rPr>
-          <w:rFonts w:ascii="Times New Roman" w:eastAsia="Times New Roman" w:hAnsi="Times New Roman" w:cs="Times New Roman"/>
-          <w:b/>
-          <w:bCs/>
-          <w:kern w:val="0"/>
-          <w:sz w:val="27"/>
-          <w:szCs w:val="27"/>
-          <w:lang w:eastAsia="en-DE"/>
-          <w14:ligatures w14:val="none"/>
-        </w:rPr>
-        <w:t xml:space="preserve"> </w:t>
-      </w:r>
-      <w:r>
-        <w:rPr>
-          <w:rFonts w:ascii="Times New Roman" w:eastAsia="Times New Roman" w:hAnsi="Times New Roman" w:cs="Times New Roman"/>
-          <w:b/>
-          <w:bCs/>
-          <w:kern w:val="0"/>
-          <w:sz w:val="27"/>
-          <w:szCs w:val="27"/>
-          <w:lang w:eastAsia="en-DE"/>
-          <w14:ligatures w14:val="none"/>
-        </w:rPr>
-        <w:t>Sensor or V2X latency</w:t>
-      </w:r>
-      <w:r>
-        <w:rPr>
-          <w:rFonts w:ascii="Times New Roman" w:eastAsia="Times New Roman" w:hAnsi="Times New Roman" w:cs="Times New Roman"/>
-          <w:b/>
-          <w:bCs/>
-          <w:kern w:val="0"/>
-          <w:sz w:val="27"/>
-          <w:szCs w:val="27"/>
-          <w:lang w:eastAsia="en-DE"/>
-          <w14:ligatures w14:val="none"/>
-        </w:rPr>
-        <w:t xml:space="preserve">: </w:t>
-      </w:r>
-      <w:r>
-        <w:rPr>
-          <w:rFonts w:ascii="Times New Roman" w:eastAsiaTheme="minorEastAsia" w:hAnsi="Times New Roman" w:cs="Times New Roman"/>
-          <w:kern w:val="0"/>
-          <w:lang w:val="en-US"/>
-          <w14:ligatures w14:val="none"/>
-        </w:rPr>
-        <w:t>Sensor or communication delay creates uncertainty in the global state. The ICU uses conservative safety margins or instructs vehicles to stop until the state is reliable.</w:t>
-      </w:r>
-    </w:p>
-    <w:p>
-      <w:pPr>
-        <w:spacing w:before="100" w:beforeAutospacing="1" w:after="100" w:afterAutospacing="1" w:line="240" w:lineRule="auto"/>
-        <w:ind w:left="397" w:right="397"/>
-        <w:jc w:val="both"/>
-        <w:outlineLvl w:val="2"/>
-        <w:rPr>
-          <w:rFonts w:ascii="Times New Roman" w:eastAsia="Times New Roman" w:hAnsi="Times New Roman" w:cs="Times New Roman"/>
-          <w:b/>
-          <w:bCs/>
-          <w:kern w:val="0"/>
-          <w:sz w:val="27"/>
-          <w:szCs w:val="27"/>
-          <w:lang w:eastAsia="en-DE"/>
-          <w14:ligatures w14:val="none"/>
-        </w:rPr>
-      </w:pPr>
-      <w:r>
-        <w:rPr>
-          <w:rFonts w:ascii="Times New Roman" w:eastAsia="Times New Roman" w:hAnsi="Times New Roman" w:cs="Times New Roman"/>
-          <w:b/>
-          <w:bCs/>
-          <w:kern w:val="0"/>
-          <w:sz w:val="27"/>
-          <w:szCs w:val="27"/>
-          <w:highlight w:val="cyan"/>
-          <w:lang w:eastAsia="en-DE"/>
-          <w14:ligatures w14:val="none"/>
-        </w:rPr>
-        <w:lastRenderedPageBreak/>
-        <w:t>Scenario 7</w:t>
-      </w:r>
-      <w:r>
-        <w:rPr>
-          <w:rFonts w:ascii="Times New Roman" w:eastAsia="Times New Roman" w:hAnsi="Times New Roman" w:cs="Times New Roman"/>
-          <w:b/>
-          <w:bCs/>
-          <w:kern w:val="0"/>
-          <w:sz w:val="27"/>
-          <w:szCs w:val="27"/>
-          <w:lang w:eastAsia="en-DE"/>
-          <w14:ligatures w14:val="none"/>
-        </w:rPr>
-        <w:t xml:space="preserve"> Communication failure / disconnected vehicle</w:t>
-      </w:r>
-      <w:r>
-        <w:rPr>
-          <w:rFonts w:ascii="Times New Roman" w:eastAsia="Times New Roman" w:hAnsi="Times New Roman" w:cs="Times New Roman"/>
-          <w:b/>
-          <w:bCs/>
-          <w:kern w:val="0"/>
-          <w:sz w:val="27"/>
-          <w:szCs w:val="27"/>
-          <w:lang w:eastAsia="en-DE"/>
-          <w14:ligatures w14:val="none"/>
-        </w:rPr>
-        <w:t xml:space="preserve">: </w:t>
-      </w:r>
-      <w:r>
-        <w:rPr>
-          <w:rFonts w:ascii="Times New Roman" w:eastAsiaTheme="minorEastAsia" w:hAnsi="Times New Roman" w:cs="Times New Roman"/>
-          <w:kern w:val="0"/>
-          <w:lang w:val="en-US"/>
-          <w14:ligatures w14:val="none"/>
-        </w:rPr>
-        <w:t>A vehicle loses connection with the ICU. If it has no valid permission, it must stop before the stop line. If it has a valid safe instruction, it follows that last instruction cautiously.</w:t>
-      </w:r>
-    </w:p>
-    <w:p>
-      <w:pPr>
-        <w:spacing w:before="100" w:beforeAutospacing="1" w:after="100" w:afterAutospacing="1" w:line="240" w:lineRule="auto"/>
-        <w:ind w:left="397" w:right="397"/>
-        <w:jc w:val="both"/>
-        <w:outlineLvl w:val="2"/>
-        <w:rPr>
-          <w:rFonts w:ascii="Times New Roman" w:eastAsia="Times New Roman" w:hAnsi="Times New Roman" w:cs="Times New Roman"/>
-          <w:b/>
-          <w:bCs/>
-          <w:kern w:val="0"/>
-          <w:sz w:val="27"/>
-          <w:szCs w:val="27"/>
-          <w:lang w:eastAsia="en-DE"/>
-          <w14:ligatures w14:val="none"/>
-        </w:rPr>
-      </w:pPr>
-      <w:r>
-        <w:rPr>
-          <w:rFonts w:ascii="Times New Roman" w:eastAsia="Times New Roman" w:hAnsi="Times New Roman" w:cs="Times New Roman"/>
-          <w:b/>
-          <w:bCs/>
-          <w:kern w:val="0"/>
-          <w:sz w:val="27"/>
-          <w:szCs w:val="27"/>
-          <w:highlight w:val="cyan"/>
-          <w:lang w:eastAsia="en-DE"/>
-          <w14:ligatures w14:val="none"/>
-        </w:rPr>
-        <w:t>Scenario 8</w:t>
-      </w:r>
-      <w:r>
-        <w:rPr>
-          <w:rFonts w:ascii="Times New Roman" w:eastAsia="Times New Roman" w:hAnsi="Times New Roman" w:cs="Times New Roman"/>
-          <w:b/>
-          <w:bCs/>
-          <w:kern w:val="0"/>
-          <w:sz w:val="27"/>
-          <w:szCs w:val="27"/>
-          <w:lang w:eastAsia="en-DE"/>
-          <w14:ligatures w14:val="none"/>
-        </w:rPr>
-        <w:t xml:space="preserve"> Obstacle or blocked conflict zone</w:t>
-      </w:r>
-      <w:r>
-        <w:rPr>
-          <w:rFonts w:ascii="Times New Roman" w:eastAsia="Times New Roman" w:hAnsi="Times New Roman" w:cs="Times New Roman"/>
-          <w:b/>
-          <w:bCs/>
-          <w:kern w:val="0"/>
-          <w:sz w:val="27"/>
-          <w:szCs w:val="27"/>
-          <w:lang w:eastAsia="en-DE"/>
-          <w14:ligatures w14:val="none"/>
-        </w:rPr>
-        <w:t xml:space="preserve">: </w:t>
-      </w:r>
-      <w:r>
-        <w:rPr>
-          <w:rFonts w:ascii="Times New Roman" w:eastAsiaTheme="minorEastAsia" w:hAnsi="Times New Roman" w:cs="Times New Roman"/>
-          <w:kern w:val="0"/>
-          <w:lang w:val="en-US"/>
-          <w14:ligatures w14:val="none"/>
-        </w:rPr>
-        <w:t>An obstacle, animal, broken vehicle, or accident blocks part of the intersection. The ICU cancels unsafe permissions and recomputes the reservation plan.</w:t>
-      </w:r>
-    </w:p>
-    <w:p>
-      <w:pPr>
-        <w:spacing w:before="100" w:beforeAutospacing="1" w:after="100" w:afterAutospacing="1" w:line="240" w:lineRule="auto"/>
-        <w:ind w:left="397" w:right="397"/>
-        <w:jc w:val="both"/>
-        <w:outlineLvl w:val="2"/>
-        <w:rPr>
-          <w:rFonts w:ascii="Times New Roman" w:eastAsia="Times New Roman" w:hAnsi="Times New Roman" w:cs="Times New Roman"/>
-          <w:b/>
-          <w:bCs/>
-          <w:kern w:val="0"/>
-          <w:sz w:val="27"/>
-          <w:szCs w:val="27"/>
-          <w:lang w:eastAsia="en-DE"/>
-          <w14:ligatures w14:val="none"/>
-        </w:rPr>
-      </w:pPr>
-      <w:r>
-        <w:rPr>
-          <w:rFonts w:ascii="Times New Roman" w:eastAsia="Times New Roman" w:hAnsi="Times New Roman" w:cs="Times New Roman"/>
-          <w:b/>
-          <w:bCs/>
-          <w:kern w:val="0"/>
-          <w:sz w:val="27"/>
-          <w:szCs w:val="27"/>
-          <w:highlight w:val="cyan"/>
-          <w:lang w:eastAsia="en-DE"/>
-          <w14:ligatures w14:val="none"/>
-        </w:rPr>
-        <w:t xml:space="preserve">Scenario </w:t>
-      </w:r>
-      <w:r>
-        <w:rPr>
-          <w:rFonts w:ascii="Times New Roman" w:eastAsia="Times New Roman" w:hAnsi="Times New Roman" w:cs="Times New Roman"/>
-          <w:b/>
-          <w:bCs/>
-          <w:kern w:val="0"/>
-          <w:sz w:val="27"/>
-          <w:szCs w:val="27"/>
-          <w:highlight w:val="cyan"/>
-          <w:lang w:eastAsia="en-DE"/>
-          <w14:ligatures w14:val="none"/>
-        </w:rPr>
-        <w:t>9</w:t>
-      </w:r>
-      <w:r>
-        <w:rPr>
-          <w:rFonts w:ascii="Times New Roman" w:eastAsia="Times New Roman" w:hAnsi="Times New Roman" w:cs="Times New Roman"/>
-          <w:b/>
-          <w:bCs/>
-          <w:kern w:val="0"/>
-          <w:sz w:val="27"/>
-          <w:szCs w:val="27"/>
-          <w:lang w:eastAsia="en-DE"/>
-          <w14:ligatures w14:val="none"/>
-        </w:rPr>
-        <w:t xml:space="preserve"> High-density simultaneous arrival</w:t>
-      </w:r>
-      <w:r>
-        <w:rPr>
-          <w:rFonts w:ascii="Times New Roman" w:eastAsia="Times New Roman" w:hAnsi="Times New Roman" w:cs="Times New Roman"/>
-          <w:b/>
-          <w:bCs/>
-          <w:kern w:val="0"/>
-          <w:sz w:val="27"/>
-          <w:szCs w:val="27"/>
-          <w:lang w:eastAsia="en-DE"/>
-          <w14:ligatures w14:val="none"/>
-        </w:rPr>
-        <w:t xml:space="preserve">: </w:t>
-      </w:r>
-      <w:r>
-        <w:rPr>
-          <w:rFonts w:ascii="Times New Roman" w:eastAsiaTheme="minorEastAsia" w:hAnsi="Times New Roman" w:cs="Times New Roman"/>
-          <w:kern w:val="0"/>
-          <w:lang w:val="en-US"/>
-          <w14:ligatures w14:val="none"/>
-        </w:rPr>
-        <w:t>Many vehicles arrive from multiple lanes at the same time. The ICU must keep scheduling bounded, avoid deadlock, and maintain fairness across lanes.</w:t>
-      </w:r>
-    </w:p>
-    <w:p>
-      <w:pPr>
-        <w:spacing w:before="100" w:beforeAutospacing="1" w:after="100" w:afterAutospacing="1" w:line="240" w:lineRule="auto"/>
-        <w:ind w:left="397" w:right="397"/>
-        <w:jc w:val="both"/>
-        <w:outlineLvl w:val="2"/>
-        <w:rPr>
-          <w:rFonts w:ascii="Times New Roman" w:eastAsiaTheme="minorEastAsia" w:hAnsi="Times New Roman" w:cs="Times New Roman"/>
-          <w:kern w:val="0"/>
-          <w:lang w:val="en-US"/>
-          <w14:ligatures w14:val="none"/>
-        </w:rPr>
-        <w:sectPr>
-          <w:footerReference w:type="default" r:id="rId12"/>
-          <w:pgSz w:w="12240" w:h="15840"/>
-          <w:pgMar w:top="792" w:right="936" w:bottom="792" w:left="936" w:header="720" w:footer="720" w:gutter="0"/>
-          <w:cols w:space="720"/>
-          <w:docGrid w:linePitch="360"/>
-        </w:sectPr>
-      </w:pPr>
-      <w:r>
-        <w:rPr>
-          <w:rFonts w:ascii="Times New Roman" w:eastAsia="Times New Roman" w:hAnsi="Times New Roman" w:cs="Times New Roman"/>
-          <w:b/>
-          <w:bCs/>
-          <w:kern w:val="0"/>
-          <w:sz w:val="27"/>
-          <w:szCs w:val="27"/>
-          <w:highlight w:val="cyan"/>
-          <w:lang w:eastAsia="en-DE"/>
-          <w14:ligatures w14:val="none"/>
-        </w:rPr>
-        <w:t>Scenario</w:t>
-      </w:r>
-      <w:r>
-        <w:rPr>
-          <w:rFonts w:ascii="Times New Roman" w:eastAsia="Times New Roman" w:hAnsi="Times New Roman" w:cs="Times New Roman"/>
-          <w:b/>
-          <w:bCs/>
-          <w:kern w:val="0"/>
-          <w:sz w:val="27"/>
-          <w:szCs w:val="27"/>
-          <w:highlight w:val="cyan"/>
-          <w:lang w:eastAsia="en-DE"/>
-          <w14:ligatures w14:val="none"/>
-        </w:rPr>
-        <w:t xml:space="preserve"> </w:t>
-      </w:r>
-      <w:r>
-        <w:rPr>
-          <w:rFonts w:ascii="Times New Roman" w:eastAsia="Times New Roman" w:hAnsi="Times New Roman" w:cs="Times New Roman"/>
-          <w:b/>
-          <w:bCs/>
-          <w:kern w:val="0"/>
-          <w:sz w:val="27"/>
-          <w:szCs w:val="27"/>
-          <w:highlight w:val="cyan"/>
-          <w:lang w:eastAsia="en-DE"/>
-          <w14:ligatures w14:val="none"/>
-        </w:rPr>
-        <w:t>10</w:t>
-      </w:r>
-      <w:r>
-        <w:rPr>
-          <w:rFonts w:ascii="Times New Roman" w:eastAsia="Times New Roman" w:hAnsi="Times New Roman" w:cs="Times New Roman"/>
-          <w:b/>
-          <w:bCs/>
-          <w:kern w:val="0"/>
-          <w:sz w:val="27"/>
-          <w:szCs w:val="27"/>
-          <w:lang w:eastAsia="en-DE"/>
-          <w14:ligatures w14:val="none"/>
-        </w:rPr>
-        <w:t xml:space="preserve"> Mixed autonomous and human-driven traffic</w:t>
-      </w:r>
-      <w:r>
-        <w:rPr>
-          <w:rFonts w:ascii="Times New Roman" w:eastAsia="Times New Roman" w:hAnsi="Times New Roman" w:cs="Times New Roman"/>
-          <w:b/>
-          <w:bCs/>
-          <w:kern w:val="0"/>
-          <w:sz w:val="27"/>
-          <w:szCs w:val="27"/>
-          <w:lang w:eastAsia="en-DE"/>
-          <w14:ligatures w14:val="none"/>
-        </w:rPr>
-        <w:t xml:space="preserve">: </w:t>
-      </w:r>
-      <w:r>
-        <w:rPr>
-          <w:rFonts w:ascii="Times New Roman" w:eastAsiaTheme="minorEastAsia" w:hAnsi="Times New Roman" w:cs="Times New Roman"/>
-          <w:kern w:val="0"/>
-          <w:lang w:val="en-US"/>
-          <w14:ligatures w14:val="none"/>
-        </w:rPr>
-        <w:t xml:space="preserve">Human-driven vehicles introduce stochastic behavior. The system treats uncertain movements with larger safety margins and updates the schedule when the inferred state </w:t>
-      </w:r>
-      <w:r>
-        <w:rPr>
-          <w:rFonts w:ascii="Times New Roman" w:eastAsiaTheme="minorEastAsia" w:hAnsi="Times New Roman" w:cs="Times New Roman"/>
-          <w:kern w:val="0"/>
-          <w:lang w:val="en-US"/>
-          <w14:ligatures w14:val="none"/>
-        </w:rPr>
-        <w:t>change</w:t>
-      </w:r>
-      <w:r>
-        <w:rPr>
-          <w:rFonts w:ascii="Times New Roman" w:eastAsiaTheme="minorEastAsia" w:hAnsi="Times New Roman" w:cs="Times New Roman"/>
-          <w:kern w:val="0"/>
-          <w:lang w:val="en-US"/>
-          <w14:ligatures w14:val="none"/>
-        </w:rPr>
-        <w:t>.</w:t>
-      </w:r>
-    </w:p>
-    <w:p>
-      <w:pPr>
-        <w:spacing w:before="100" w:beforeAutospacing="1" w:after="100" w:afterAutospacing="1" w:line="240" w:lineRule="auto"/>
-        <w:outlineLvl w:val="1"/>
-        <w:rPr>
-          <w:rFonts w:ascii="Times New Roman" w:eastAsia="Times New Roman" w:hAnsi="Times New Roman" w:cs="Times New Roman"/>
-          <w:b/>
-          <w:bCs/>
-          <w:kern w:val="0"/>
-          <w:sz w:val="36"/>
-          <w:szCs w:val="36"/>
-          <w:lang w:eastAsia="en-DE"/>
-          <w14:ligatures w14:val="none"/>
-        </w:rPr>
-      </w:pPr>
-      <w:r>
-        <w:rPr>
-          <w:rFonts w:ascii="Times New Roman" w:eastAsia="Times New Roman" w:hAnsi="Times New Roman" w:cs="Times New Roman"/>
-          <w:b/>
-          <w:bCs/>
-          <w:kern w:val="0"/>
-          <w:sz w:val="36"/>
-          <w:szCs w:val="36"/>
-          <w:lang w:eastAsia="en-DE"/>
-          <w14:ligatures w14:val="none"/>
-        </w:rPr>
-        <w:lastRenderedPageBreak/>
         <w:t>2.3 Functional Requirements</w:t>
       </w:r>
     </w:p>
@@ -6191,6 +5452,7 @@
                 <w:lang w:eastAsia="en-DE"/>
                 <w14:ligatures w14:val="none"/>
               </w:rPr>
+              <w:lastRenderedPageBreak/>
               <w:t>FR-5</w:t>
             </w:r>
           </w:p>
@@ -8037,7 +7299,6 @@
                 <w:lang w:eastAsia="en-DE"/>
                 <w14:ligatures w14:val="none"/>
               </w:rPr>
-              <w:lastRenderedPageBreak/>
               <w:t>NFR-8</w:t>
             </w:r>
           </w:p>
@@ -8660,6 +7921,7 @@
                 <w:lang w:val="en-US"/>
                 <w14:ligatures w14:val="none"/>
               </w:rPr>
+              <w:lastRenderedPageBreak/>
               <w:t>SR4</w:t>
             </w:r>
           </w:p>
@@ -9842,7 +9104,6 @@
                 <w:lang w:val="en-US"/>
                 <w14:ligatures w14:val="none"/>
               </w:rPr>
-              <w:lastRenderedPageBreak/>
               <w:t>TR5</w:t>
             </w:r>
           </w:p>
@@ -10309,6 +9570,7 @@
           <w:lang w:eastAsia="en-DE"/>
           <w14:ligatures w14:val="none"/>
         </w:rPr>
+        <w:lastRenderedPageBreak/>
         <w:t>2.7</w:t>
       </w:r>
       <w:r>
@@ -11962,7 +11224,6 @@
           <w:lang w:eastAsia="en-DE"/>
           <w14:ligatures w14:val="none"/>
         </w:rPr>
-        <w:lastRenderedPageBreak/>
         <w:t>2.7</w:t>
       </w:r>
       <w:r>
@@ -12917,6 +12178,7 @@
                 <w:lang w:eastAsia="en-DE"/>
                 <w14:ligatures w14:val="none"/>
               </w:rPr>
+              <w:lastRenderedPageBreak/>
               <w:t>NFR-6</w:t>
             </w:r>
           </w:p>
@@ -14726,7 +13988,6 @@
           <w:lang w:eastAsia="en-DE"/>
           <w14:ligatures w14:val="none"/>
         </w:rPr>
-        <w:lastRenderedPageBreak/>
         <w:t>The system ensures full requirement traceability by mapping each functional, non-functional, and safety requirement to one or more dedicated subsystems. Safety requirements are intentionally distributed across detection, decision, and verification layers to ensure multi-stage enforcement and formal verifiability.</w:t>
       </w:r>
     </w:p>
@@ -14980,6 +14241,7 @@
                 <w:lang w:eastAsia="en-DE"/>
                 <w14:ligatures w14:val="none"/>
               </w:rPr>
+              <w:lastRenderedPageBreak/>
               <w:t>Criteria</w:t>
             </w:r>
           </w:p>
@@ -18116,7 +17378,6 @@
                 <w:lang w:eastAsia="en-DE"/>
                 <w14:ligatures w14:val="none"/>
               </w:rPr>
-              <w:lastRenderedPageBreak/>
               <w:t>Complexity</w:t>
             </w:r>
           </w:p>
@@ -18825,6 +18086,7 @@
           <w:lang w:eastAsia="en-DE"/>
           <w14:ligatures w14:val="none"/>
         </w:rPr>
+        <w:lastRenderedPageBreak/>
         <w:t xml:space="preserve">Real-time decision making </w:t>
       </w:r>
     </w:p>
@@ -19103,7 +18365,6 @@
         <w:jc w:val="both"/>
       </w:pPr>
       <w:r>
-        <w:lastRenderedPageBreak/>
         <w:t xml:space="preserve">This BDD structure also explicitly captures the relationships and dependencies between blocks, showing how outputs of one subsystem become inputs or shared state updates for others. Instead of embedding all logic inside a single controller, each block has a clearly defined responsibility and interface. This makes the system </w:t>
       </w:r>
       <w:r>
@@ -19128,6 +18389,7 @@
         <w:t xml:space="preserve">Compared to a monolithic controller design, this decomposition provides significantly better modularity and maintainability. In a monolithic system, perception, safety reasoning, scheduling, and execution logic are tightly coupled, making it difficult to isolate faults, update individual functions, or formally verify correctness. Any modification to one part of the controller risks unintended side effects elsewhere, which becomes critical in safety-sensitive systems like autonomous intersections. In contrast, the BDD-based architecture isolates </w:t>
       </w:r>
       <w:r>
+        <w:lastRenderedPageBreak/>
         <w:t>concern</w:t>
       </w:r>
       <w:r>
@@ -19218,7 +18480,7 @@
                     </pic:cNvPicPr>
                   </pic:nvPicPr>
                   <pic:blipFill>
-                    <a:blip r:embed="rId13">
+                    <a:blip r:embed="rId12">
                       <a:extLst>
                         <a:ext uri="{28A0092B-C50C-407E-A947-70E740481C1C}">
                           <a14:useLocalDpi xmlns:a14="http://schemas.microsoft.com/office/drawing/2010/main" val="0"/>
@@ -19284,6 +18546,19 @@
           <w14:ligatures w14:val="none"/>
         </w:rPr>
       </w:pPr>
+      <w:r>
+        <w:rPr>
+          <w:rFonts w:ascii="Times New Roman" w:eastAsia="Times New Roman" w:hAnsi="Times New Roman" w:cs="Times New Roman"/>
+          <w:b/>
+          <w:bCs/>
+          <w:kern w:val="0"/>
+          <w:sz w:val="36"/>
+          <w:szCs w:val="36"/>
+          <w:lang w:eastAsia="en-DE"/>
+          <w14:ligatures w14:val="none"/>
+        </w:rPr>
+        <w:t>3.3 Component Decomposition</w:t>
+      </w:r>
     </w:p>
     <w:p>
       <w:pPr>
@@ -19300,10 +18575,154 @@
           <w14:ligatures w14:val="none"/>
         </w:rPr>
       </w:pPr>
+      <w:r>
+        <w:rPr>
+          <w:rFonts w:ascii="Times New Roman" w:eastAsia="Times New Roman" w:hAnsi="Times New Roman" w:cs="Times New Roman"/>
+          <w:b/>
+          <w:bCs/>
+          <w:kern w:val="0"/>
+          <w:sz w:val="27"/>
+          <w:szCs w:val="27"/>
+          <w:lang w:eastAsia="en-DE"/>
+          <w14:ligatures w14:val="none"/>
+        </w:rPr>
+        <w:t>Sensor Subsystem</w:t>
+      </w:r>
     </w:p>
     <w:p>
       <w:pPr>
         <w:spacing w:before="100" w:beforeAutospacing="1" w:after="100" w:afterAutospacing="1" w:line="240" w:lineRule="auto"/>
+        <w:outlineLvl w:val="2"/>
+        <w:rPr>
+          <w:rFonts w:ascii="Times New Roman" w:eastAsia="Times New Roman" w:hAnsi="Times New Roman" w:cs="Times New Roman"/>
+          <w:b/>
+          <w:bCs/>
+          <w:kern w:val="0"/>
+          <w:sz w:val="27"/>
+          <w:szCs w:val="27"/>
+          <w:lang w:eastAsia="en-DE"/>
+          <w14:ligatures w14:val="none"/>
+        </w:rPr>
+      </w:pPr>
+      <w:r>
+        <w:rPr>
+          <w:rFonts w:ascii="Times New Roman" w:eastAsia="Times New Roman" w:hAnsi="Times New Roman" w:cs="Times New Roman"/>
+          <w:b/>
+          <w:bCs/>
+          <w:kern w:val="0"/>
+          <w:sz w:val="27"/>
+          <w:szCs w:val="27"/>
+          <w:lang w:eastAsia="en-DE"/>
+          <w14:ligatures w14:val="none"/>
+        </w:rPr>
+        <w:t>Scheduler</w:t>
+      </w:r>
+    </w:p>
+    <w:p>
+      <w:pPr>
+        <w:spacing w:before="100" w:beforeAutospacing="1" w:after="100" w:afterAutospacing="1" w:line="240" w:lineRule="auto"/>
+        <w:outlineLvl w:val="2"/>
+        <w:rPr>
+          <w:rFonts w:ascii="Times New Roman" w:eastAsia="Times New Roman" w:hAnsi="Times New Roman" w:cs="Times New Roman"/>
+          <w:b/>
+          <w:bCs/>
+          <w:kern w:val="0"/>
+          <w:sz w:val="27"/>
+          <w:szCs w:val="27"/>
+          <w:lang w:eastAsia="en-DE"/>
+          <w14:ligatures w14:val="none"/>
+        </w:rPr>
+      </w:pPr>
+      <w:r>
+        <w:rPr>
+          <w:rFonts w:ascii="Times New Roman" w:eastAsia="Times New Roman" w:hAnsi="Times New Roman" w:cs="Times New Roman"/>
+          <w:b/>
+          <w:bCs/>
+          <w:kern w:val="0"/>
+          <w:sz w:val="27"/>
+          <w:szCs w:val="27"/>
+          <w:lang w:eastAsia="en-DE"/>
+          <w14:ligatures w14:val="none"/>
+        </w:rPr>
+        <w:t>Traffic Arbitration Unit</w:t>
+      </w:r>
+    </w:p>
+    <w:p>
+      <w:pPr>
+        <w:spacing w:before="100" w:beforeAutospacing="1" w:after="100" w:afterAutospacing="1" w:line="240" w:lineRule="auto"/>
+        <w:outlineLvl w:val="2"/>
+        <w:rPr>
+          <w:rFonts w:ascii="Times New Roman" w:eastAsia="Times New Roman" w:hAnsi="Times New Roman" w:cs="Times New Roman"/>
+          <w:b/>
+          <w:bCs/>
+          <w:kern w:val="0"/>
+          <w:sz w:val="27"/>
+          <w:szCs w:val="27"/>
+          <w:lang w:eastAsia="en-DE"/>
+          <w14:ligatures w14:val="none"/>
+        </w:rPr>
+      </w:pPr>
+      <w:proofErr w:type="spellStart"/>
+      <w:r>
+        <w:rPr>
+          <w:rFonts w:ascii="Times New Roman" w:eastAsia="Times New Roman" w:hAnsi="Times New Roman" w:cs="Times New Roman"/>
+          <w:b/>
+          <w:bCs/>
+          <w:kern w:val="0"/>
+          <w:sz w:val="27"/>
+          <w:szCs w:val="27"/>
+          <w:lang w:eastAsia="en-DE"/>
+          <w14:ligatures w14:val="none"/>
+        </w:rPr>
+        <w:t>FreeRTOS</w:t>
+      </w:r>
+      <w:proofErr w:type="spellEnd"/>
+      <w:r>
+        <w:rPr>
+          <w:rFonts w:ascii="Times New Roman" w:eastAsia="Times New Roman" w:hAnsi="Times New Roman" w:cs="Times New Roman"/>
+          <w:b/>
+          <w:bCs/>
+          <w:kern w:val="0"/>
+          <w:sz w:val="27"/>
+          <w:szCs w:val="27"/>
+          <w:lang w:eastAsia="en-DE"/>
+          <w14:ligatures w14:val="none"/>
+        </w:rPr>
+        <w:t xml:space="preserve"> Controller</w:t>
+      </w:r>
+    </w:p>
+    <w:p>
+      <w:pPr>
+        <w:spacing w:before="100" w:beforeAutospacing="1" w:after="100" w:afterAutospacing="1" w:line="240" w:lineRule="auto"/>
+        <w:outlineLvl w:val="2"/>
+        <w:rPr>
+          <w:rFonts w:ascii="Times New Roman" w:eastAsia="Times New Roman" w:hAnsi="Times New Roman" w:cs="Times New Roman"/>
+          <w:b/>
+          <w:bCs/>
+          <w:kern w:val="0"/>
+          <w:sz w:val="27"/>
+          <w:szCs w:val="27"/>
+          <w:lang w:eastAsia="en-DE"/>
+          <w14:ligatures w14:val="none"/>
+        </w:rPr>
+      </w:pPr>
+      <w:r>
+        <w:rPr>
+          <w:rFonts w:ascii="Times New Roman" w:eastAsia="Times New Roman" w:hAnsi="Times New Roman" w:cs="Times New Roman"/>
+          <w:b/>
+          <w:bCs/>
+          <w:kern w:val="0"/>
+          <w:sz w:val="27"/>
+          <w:szCs w:val="27"/>
+          <w:lang w:eastAsia="en-DE"/>
+          <w14:ligatures w14:val="none"/>
+        </w:rPr>
+        <w:t>Verification Module</w:t>
+      </w:r>
+    </w:p>
+    <w:p>
+      <w:pPr>
+        <w:spacing w:before="100" w:beforeAutospacing="1" w:after="100" w:afterAutospacing="1" w:line="240" w:lineRule="auto"/>
         <w:outlineLvl w:val="1"/>
         <w:rPr>
           <w:rFonts w:ascii="Times New Roman" w:eastAsia="Times New Roman" w:hAnsi="Times New Roman" w:cs="Times New Roman"/>
@@ -19327,12 +18746,55 @@
           <w:lang w:eastAsia="en-DE"/>
           <w14:ligatures w14:val="none"/>
         </w:rPr>
-        <w:t>3.3 Component Decomposition</w:t>
+        <w:lastRenderedPageBreak/>
+        <w:t>3.4 Interface Definition</w:t>
       </w:r>
     </w:p>
     <w:p>
       <w:pPr>
         <w:spacing w:before="100" w:beforeAutospacing="1" w:after="100" w:afterAutospacing="1" w:line="240" w:lineRule="auto"/>
+        <w:outlineLvl w:val="1"/>
+        <w:rPr>
+          <w:rFonts w:ascii="Times New Roman" w:eastAsia="Times New Roman" w:hAnsi="Times New Roman" w:cs="Times New Roman"/>
+          <w:b/>
+          <w:bCs/>
+          <w:kern w:val="0"/>
+          <w:sz w:val="36"/>
+          <w:szCs w:val="36"/>
+          <w:lang w:eastAsia="en-DE"/>
+          <w14:ligatures w14:val="none"/>
+        </w:rPr>
+      </w:pPr>
+      <w:r>
+        <w:rPr>
+          <w:rFonts w:ascii="Times New Roman" w:eastAsia="Times New Roman" w:hAnsi="Times New Roman" w:cs="Times New Roman"/>
+          <w:b/>
+          <w:bCs/>
+          <w:kern w:val="0"/>
+          <w:sz w:val="36"/>
+          <w:szCs w:val="36"/>
+          <w:lang w:eastAsia="en-DE"/>
+          <w14:ligatures w14:val="none"/>
+        </w:rPr>
+        <w:t xml:space="preserve">3.5 Activity </w:t>
+      </w:r>
+      <w:r>
+        <w:rPr>
+          <w:rFonts w:ascii="Times New Roman" w:eastAsia="Times New Roman" w:hAnsi="Times New Roman" w:cs="Times New Roman"/>
+          <w:b/>
+          <w:bCs/>
+          <w:kern w:val="0"/>
+          <w:sz w:val="36"/>
+          <w:szCs w:val="36"/>
+          <w:lang w:eastAsia="en-DE"/>
+          <w14:ligatures w14:val="none"/>
+        </w:rPr>
+        <w:t>Modelling</w:t>
+      </w:r>
+    </w:p>
+    <w:p>
+      <w:pPr>
+        <w:spacing w:before="100" w:beforeAutospacing="1" w:after="100" w:afterAutospacing="1" w:line="240" w:lineRule="auto"/>
         <w:outlineLvl w:val="2"/>
         <w:rPr>
           <w:rFonts w:ascii="Times New Roman" w:eastAsia="Times New Roman" w:hAnsi="Times New Roman" w:cs="Times New Roman"/>
@@ -19356,12 +18818,13 @@
           <w:lang w:eastAsia="en-DE"/>
           <w14:ligatures w14:val="none"/>
         </w:rPr>
-        <w:t>Sensor Subsystem</w:t>
+        <w:t>Activity Diagram</w:t>
       </w:r>
     </w:p>
     <w:p>
       <w:pPr>
         <w:spacing w:before="100" w:beforeAutospacing="1" w:after="100" w:afterAutospacing="1" w:line="240" w:lineRule="auto"/>
+        <w:jc w:val="center"/>
         <w:outlineLvl w:val="2"/>
         <w:rPr>
           <w:rFonts w:ascii="Times New Roman" w:eastAsia="Times New Roman" w:hAnsi="Times New Roman" w:cs="Times New Roman"/>
@@ -19379,13 +18842,61 @@
           <w:rFonts w:ascii="Times New Roman" w:eastAsia="Times New Roman" w:hAnsi="Times New Roman" w:cs="Times New Roman"/>
           <w:b/>
           <w:bCs/>
+          <w:noProof/>
           <w:kern w:val="0"/>
           <w:sz w:val="27"/>
           <w:szCs w:val="27"/>
           <w:lang w:eastAsia="en-DE"/>
           <w14:ligatures w14:val="none"/>
         </w:rPr>
-        <w:t>Scheduler</w:t>
+        <w:drawing>
+          <wp:inline distT="0" distB="0" distL="0" distR="0" wp14:anchorId="427F649D" wp14:editId="23C16A00">
+            <wp:extent cx="4300014" cy="4914900"/>
+            <wp:effectExtent l="0" t="0" r="5715" b="0"/>
+            <wp:docPr id="1664697127" name="Picture 4"/>
+            <wp:cNvGraphicFramePr>
+              <a:graphicFrameLocks xmlns:a="http://schemas.openxmlformats.org/drawingml/2006/main" noChangeAspect="1"/>
+            </wp:cNvGraphicFramePr>
+            <a:graphic xmlns:a="http://schemas.openxmlformats.org/drawingml/2006/main">
+              <a:graphicData uri="http://schemas.openxmlformats.org/drawingml/2006/picture">
+                <pic:pic xmlns:pic="http://schemas.openxmlformats.org/drawingml/2006/picture">
+                  <pic:nvPicPr>
+                    <pic:cNvPr id="0" name="Picture 12"/>
+                    <pic:cNvPicPr>
+                      <a:picLocks noChangeAspect="1" noChangeArrowheads="1"/>
+                    </pic:cNvPicPr>
+                  </pic:nvPicPr>
+                  <pic:blipFill>
+                    <a:blip r:embed="rId13" cstate="print">
+                      <a:extLst>
+                        <a:ext uri="{28A0092B-C50C-407E-A947-70E740481C1C}">
+                          <a14:useLocalDpi xmlns:a14="http://schemas.microsoft.com/office/drawing/2010/main" val="0"/>
+                        </a:ext>
+                      </a:extLst>
+                    </a:blip>
+                    <a:srcRect/>
+                    <a:stretch>
+                      <a:fillRect/>
+                    </a:stretch>
+                  </pic:blipFill>
+                  <pic:spPr bwMode="auto">
+                    <a:xfrm>
+                      <a:off x="0" y="0"/>
+                      <a:ext cx="4347673" cy="4969374"/>
+                    </a:xfrm>
+                    <a:prstGeom prst="rect">
+                      <a:avLst/>
+                    </a:prstGeom>
+                    <a:noFill/>
+                    <a:ln>
+                      <a:noFill/>
+                    </a:ln>
+                  </pic:spPr>
+                </pic:pic>
+              </a:graphicData>
+            </a:graphic>
+          </wp:inline>
+        </w:drawing>
       </w:r>
     </w:p>
     <w:p>
@@ -19414,12 +18925,109 @@
           <w:lang w:eastAsia="en-DE"/>
           <w14:ligatures w14:val="none"/>
         </w:rPr>
-        <w:t>Traffic Arbitration Unit</w:t>
+        <w:t>Behavioural</w:t>
+      </w:r>
+      <w:r>
+        <w:rPr>
+          <w:rFonts w:ascii="Times New Roman" w:eastAsia="Times New Roman" w:hAnsi="Times New Roman" w:cs="Times New Roman"/>
+          <w:b/>
+          <w:bCs/>
+          <w:kern w:val="0"/>
+          <w:sz w:val="27"/>
+          <w:szCs w:val="27"/>
+          <w:lang w:eastAsia="en-DE"/>
+          <w14:ligatures w14:val="none"/>
+        </w:rPr>
+        <w:t xml:space="preserve"> Analysis</w:t>
       </w:r>
     </w:p>
     <w:p>
       <w:pPr>
         <w:spacing w:before="100" w:beforeAutospacing="1" w:after="100" w:afterAutospacing="1" w:line="240" w:lineRule="auto"/>
+        <w:outlineLvl w:val="1"/>
+        <w:rPr>
+          <w:rFonts w:ascii="Times New Roman" w:eastAsia="Times New Roman" w:hAnsi="Times New Roman" w:cs="Times New Roman"/>
+          <w:b/>
+          <w:bCs/>
+          <w:kern w:val="0"/>
+          <w:sz w:val="36"/>
+          <w:szCs w:val="36"/>
+          <w:lang w:eastAsia="en-DE"/>
+          <w14:ligatures w14:val="none"/>
+        </w:rPr>
+      </w:pPr>
+      <w:r>
+        <w:rPr>
+          <w:rFonts w:ascii="Times New Roman" w:eastAsia="Times New Roman" w:hAnsi="Times New Roman" w:cs="Times New Roman"/>
+          <w:b/>
+          <w:bCs/>
+          <w:kern w:val="0"/>
+          <w:sz w:val="36"/>
+          <w:szCs w:val="36"/>
+          <w:lang w:eastAsia="en-DE"/>
+          <w14:ligatures w14:val="none"/>
+        </w:rPr>
+        <w:t xml:space="preserve">3.6 State Machine </w:t>
+      </w:r>
+      <w:r>
+        <w:rPr>
+          <w:rFonts w:ascii="Times New Roman" w:eastAsia="Times New Roman" w:hAnsi="Times New Roman" w:cs="Times New Roman"/>
+          <w:b/>
+          <w:bCs/>
+          <w:kern w:val="0"/>
+          <w:sz w:val="36"/>
+          <w:szCs w:val="36"/>
+          <w:lang w:eastAsia="en-DE"/>
+          <w14:ligatures w14:val="none"/>
+        </w:rPr>
+        <w:t>Modelling</w:t>
+      </w:r>
+    </w:p>
+    <w:p>
+      <w:pPr>
+        <w:spacing w:before="100" w:beforeAutospacing="1" w:after="100" w:afterAutospacing="1" w:line="240" w:lineRule="auto"/>
+        <w:outlineLvl w:val="1"/>
+        <w:rPr>
+          <w:rFonts w:ascii="Times New Roman" w:eastAsia="Times New Roman" w:hAnsi="Times New Roman" w:cs="Times New Roman"/>
+          <w:kern w:val="0"/>
+          <w:lang w:eastAsia="en-DE"/>
+          <w14:ligatures w14:val="none"/>
+        </w:rPr>
+      </w:pPr>
+      <w:r>
+        <w:rPr>
+          <w:rFonts w:ascii="Times New Roman" w:eastAsia="Times New Roman" w:hAnsi="Times New Roman" w:cs="Times New Roman"/>
+          <w:kern w:val="0"/>
+          <w:lang w:eastAsia="en-DE"/>
+          <w14:ligatures w14:val="none"/>
+        </w:rPr>
+        <w:t xml:space="preserve">The State Machine Diagram represents the </w:t>
+      </w:r>
+      <w:proofErr w:type="spellStart"/>
+      <w:r>
+        <w:rPr>
+          <w:rFonts w:ascii="Times New Roman" w:eastAsia="Times New Roman" w:hAnsi="Times New Roman" w:cs="Times New Roman"/>
+          <w:kern w:val="0"/>
+          <w:lang w:eastAsia="en-DE"/>
+          <w14:ligatures w14:val="none"/>
+        </w:rPr>
+        <w:t>behavior</w:t>
+      </w:r>
+      <w:proofErr w:type="spellEnd"/>
+      <w:r>
+        <w:rPr>
+          <w:rFonts w:ascii="Times New Roman" w:eastAsia="Times New Roman" w:hAnsi="Times New Roman" w:cs="Times New Roman"/>
+          <w:kern w:val="0"/>
+          <w:lang w:eastAsia="en-DE"/>
+          <w14:ligatures w14:val="none"/>
+        </w:rPr>
+        <w:t xml:space="preserve"> of the Reservation-Based Intersection Management Controller. The controller begins in the Idle state and waits for vehicle requests. When a vehicle arrives, its position, speed, and intended movement are collected and validated using sensor and V2X data.</w:t>
+      </w:r>
+    </w:p>
+    <w:p>
+      <w:pPr>
+        <w:spacing w:before="100" w:beforeAutospacing="1" w:after="100" w:afterAutospacing="1" w:line="240" w:lineRule="auto"/>
+        <w:jc w:val="center"/>
         <w:outlineLvl w:val="2"/>
         <w:rPr>
           <w:rFonts w:ascii="Times New Roman" w:eastAsia="Times New Roman" w:hAnsi="Times New Roman" w:cs="Times New Roman"/>
@@ -19432,22 +19040,73 @@
           <w14:ligatures w14:val="none"/>
         </w:rPr>
       </w:pPr>
-      <w:proofErr w:type="spellStart"/>
-      <w:r>
-        <w:rPr>
-          <w:rFonts w:ascii="Times New Roman" w:eastAsia="Times New Roman" w:hAnsi="Times New Roman" w:cs="Times New Roman"/>
-          <w:b/>
-          <w:bCs/>
+      <w:r>
+        <w:rPr>
+          <w:rFonts w:ascii="Times New Roman" w:eastAsia="Times New Roman" w:hAnsi="Times New Roman" w:cs="Times New Roman"/>
+          <w:b/>
+          <w:bCs/>
+          <w:noProof/>
           <w:kern w:val="0"/>
           <w:sz w:val="27"/>
           <w:szCs w:val="27"/>
           <w:lang w:eastAsia="en-DE"/>
           <w14:ligatures w14:val="none"/>
         </w:rPr>
-        <w:t>FreeRTOS</w:t>
-      </w:r>
-      <w:proofErr w:type="spellEnd"/>
-      <w:r>
+        <w:lastRenderedPageBreak/>
+        <w:drawing>
+          <wp:inline distT="0" distB="0" distL="0" distR="0" wp14:anchorId="63F36C0B" wp14:editId="024FA434">
+            <wp:extent cx="4426443" cy="5204460"/>
+            <wp:effectExtent l="0" t="0" r="0" b="0"/>
+            <wp:docPr id="986933632" name="Picture 5"/>
+            <wp:cNvGraphicFramePr>
+              <a:graphicFrameLocks xmlns:a="http://schemas.openxmlformats.org/drawingml/2006/main" noChangeAspect="1"/>
+            </wp:cNvGraphicFramePr>
+            <a:graphic xmlns:a="http://schemas.openxmlformats.org/drawingml/2006/main">
+              <a:graphicData uri="http://schemas.openxmlformats.org/drawingml/2006/picture">
+                <pic:pic xmlns:pic="http://schemas.openxmlformats.org/drawingml/2006/picture">
+                  <pic:nvPicPr>
+                    <pic:cNvPr id="0" name="Picture 13"/>
+                    <pic:cNvPicPr>
+                      <a:picLocks noChangeAspect="1" noChangeArrowheads="1"/>
+                    </pic:cNvPicPr>
+                  </pic:nvPicPr>
+                  <pic:blipFill>
+                    <a:blip r:embed="rId14" cstate="print">
+                      <a:extLst>
+                        <a:ext uri="{28A0092B-C50C-407E-A947-70E740481C1C}">
+                          <a14:useLocalDpi xmlns:a14="http://schemas.microsoft.com/office/drawing/2010/main" val="0"/>
+                        </a:ext>
+                      </a:extLst>
+                    </a:blip>
+                    <a:srcRect/>
+                    <a:stretch>
+                      <a:fillRect/>
+                    </a:stretch>
+                  </pic:blipFill>
+                  <pic:spPr bwMode="auto">
+                    <a:xfrm>
+                      <a:off x="0" y="0"/>
+                      <a:ext cx="4445967" cy="5227416"/>
+                    </a:xfrm>
+                    <a:prstGeom prst="rect">
+                      <a:avLst/>
+                    </a:prstGeom>
+                    <a:noFill/>
+                    <a:ln>
+                      <a:noFill/>
+                    </a:ln>
+                  </pic:spPr>
+                </pic:pic>
+              </a:graphicData>
+            </a:graphic>
+          </wp:inline>
+        </w:drawing>
+      </w:r>
+    </w:p>
+    <w:p>
+      <w:pPr>
+        <w:spacing w:before="100" w:beforeAutospacing="1" w:after="100" w:afterAutospacing="1" w:line="240" w:lineRule="auto"/>
+        <w:outlineLvl w:val="2"/>
         <w:rPr>
           <w:rFonts w:ascii="Times New Roman" w:eastAsia="Times New Roman" w:hAnsi="Times New Roman" w:cs="Times New Roman"/>
           <w:b/>
@@ -19458,7 +19117,19 @@
           <w:lang w:eastAsia="en-DE"/>
           <w14:ligatures w14:val="none"/>
         </w:rPr>
-        <w:t xml:space="preserve"> Controller</w:t>
+      </w:pPr>
+      <w:r>
+        <w:rPr>
+          <w:rFonts w:ascii="Times New Roman" w:eastAsia="Times New Roman" w:hAnsi="Times New Roman" w:cs="Times New Roman"/>
+          <w:b/>
+          <w:bCs/>
+          <w:kern w:val="0"/>
+          <w:sz w:val="27"/>
+          <w:szCs w:val="27"/>
+          <w:lang w:eastAsia="en-DE"/>
+          <w14:ligatures w14:val="none"/>
+        </w:rPr>
+        <w:t>Controller States</w:t>
       </w:r>
     </w:p>
     <w:p>
@@ -19467,6 +19138,47 @@
         <w:outlineLvl w:val="2"/>
         <w:rPr>
           <w:rFonts w:ascii="Times New Roman" w:eastAsia="Times New Roman" w:hAnsi="Times New Roman" w:cs="Times New Roman"/>
+          <w:kern w:val="0"/>
+          <w:lang w:eastAsia="en-DE"/>
+          <w14:ligatures w14:val="none"/>
+        </w:rPr>
+      </w:pPr>
+      <w:r>
+        <w:rPr>
+          <w:rFonts w:ascii="Times New Roman" w:eastAsia="Times New Roman" w:hAnsi="Times New Roman" w:cs="Times New Roman"/>
+          <w:kern w:val="0"/>
+          <w:lang w:eastAsia="en-DE"/>
+          <w14:ligatures w14:val="none"/>
+        </w:rPr>
+        <w:t xml:space="preserve">Based on the received information, the controller classifies the request according to the operational scenarios. During normal operation (S1), vehicles are processed using First-Come-First-Served (FCFS) reservation scheduling. For non-conflicting movements (S2), compatible vehicles may receive overlapping reservation slots and cross simultaneously. For conflicting movements (S3), an arbitration process assigns separate time slots to ensure collision-free crossing. Emergency vehicle requests (S4) activate the Emergency Override state, which temporarily prioritizes emergency traffic over normal traffic. If sensor or V2X data becomes unreliable (S5), the controller enters Safe </w:t>
+      </w:r>
+      <w:proofErr w:type="gramStart"/>
+      <w:r>
+        <w:rPr>
+          <w:rFonts w:ascii="Times New Roman" w:eastAsia="Times New Roman" w:hAnsi="Times New Roman" w:cs="Times New Roman"/>
+          <w:kern w:val="0"/>
+          <w:lang w:eastAsia="en-DE"/>
+          <w14:ligatures w14:val="none"/>
+        </w:rPr>
+        <w:t>Mode</w:t>
+      </w:r>
+      <w:proofErr w:type="gramEnd"/>
+      <w:r>
+        <w:rPr>
+          <w:rFonts w:ascii="Times New Roman" w:eastAsia="Times New Roman" w:hAnsi="Times New Roman" w:cs="Times New Roman"/>
+          <w:kern w:val="0"/>
+          <w:lang w:eastAsia="en-DE"/>
+          <w14:ligatures w14:val="none"/>
+        </w:rPr>
+        <w:t xml:space="preserve"> and issues stop or wait commands until reliable information is restored.</w:t>
+      </w:r>
+    </w:p>
+    <w:p>
+      <w:pPr>
+        <w:spacing w:before="100" w:beforeAutospacing="1" w:after="100" w:afterAutospacing="1" w:line="240" w:lineRule="auto"/>
+        <w:outlineLvl w:val="2"/>
+        <w:rPr>
+          <w:rFonts w:ascii="Times New Roman" w:eastAsia="Times New Roman" w:hAnsi="Times New Roman" w:cs="Times New Roman"/>
           <w:b/>
           <w:bCs/>
           <w:kern w:val="0"/>
@@ -19487,12 +19199,33 @@
           <w:lang w:eastAsia="en-DE"/>
           <w14:ligatures w14:val="none"/>
         </w:rPr>
-        <w:t>Verification Module</w:t>
+        <w:t>Transition Analysis</w:t>
       </w:r>
     </w:p>
     <w:p>
       <w:pPr>
         <w:spacing w:before="100" w:beforeAutospacing="1" w:after="100" w:afterAutospacing="1" w:line="240" w:lineRule="auto"/>
+        <w:outlineLvl w:val="2"/>
+        <w:rPr>
+          <w:rFonts w:ascii="Times New Roman" w:eastAsia="Times New Roman" w:hAnsi="Times New Roman" w:cs="Times New Roman"/>
+          <w:kern w:val="0"/>
+          <w:lang w:eastAsia="en-DE"/>
+          <w14:ligatures w14:val="none"/>
+        </w:rPr>
+      </w:pPr>
+      <w:r>
+        <w:rPr>
+          <w:rFonts w:ascii="Times New Roman" w:eastAsia="Times New Roman" w:hAnsi="Times New Roman" w:cs="Times New Roman"/>
+          <w:kern w:val="0"/>
+          <w:lang w:eastAsia="en-DE"/>
+          <w14:ligatures w14:val="none"/>
+        </w:rPr>
+        <w:t>Before granting permission, all reservations are verified to ensure that no collision or conflict can occur. Once permission is granted, the controller monitors the vehicle while it crosses the intersection. After the vehicle exits the reserved conflict zone, the reservation is released and the controller returns to the Idle state, ready to process new requests.</w:t>
+      </w:r>
+    </w:p>
+    <w:p>
+      <w:pPr>
+        <w:spacing w:before="100" w:beforeAutospacing="1" w:after="100" w:afterAutospacing="1" w:line="240" w:lineRule="auto"/>
         <w:outlineLvl w:val="1"/>
         <w:rPr>
           <w:rFonts w:ascii="Times New Roman" w:eastAsia="Times New Roman" w:hAnsi="Times New Roman" w:cs="Times New Roman"/>
@@ -19516,54 +19249,157 @@
           <w:lang w:eastAsia="en-DE"/>
           <w14:ligatures w14:val="none"/>
         </w:rPr>
-        <w:t>3.4 Interface Definition</w:t>
+        <w:lastRenderedPageBreak/>
+        <w:t xml:space="preserve">3.7 Sequence </w:t>
+      </w:r>
+      <w:r>
+        <w:rPr>
+          <w:rFonts w:ascii="Times New Roman" w:eastAsia="Times New Roman" w:hAnsi="Times New Roman" w:cs="Times New Roman"/>
+          <w:b/>
+          <w:bCs/>
+          <w:kern w:val="0"/>
+          <w:sz w:val="36"/>
+          <w:szCs w:val="36"/>
+          <w:lang w:eastAsia="en-DE"/>
+          <w14:ligatures w14:val="none"/>
+        </w:rPr>
+        <w:t>Modelling</w:t>
       </w:r>
     </w:p>
     <w:p>
       <w:pPr>
         <w:spacing w:before="100" w:beforeAutospacing="1" w:after="100" w:afterAutospacing="1" w:line="240" w:lineRule="auto"/>
-        <w:outlineLvl w:val="1"/>
-        <w:rPr>
-          <w:rFonts w:ascii="Times New Roman" w:eastAsia="Times New Roman" w:hAnsi="Times New Roman" w:cs="Times New Roman"/>
-          <w:b/>
-          <w:bCs/>
-          <w:kern w:val="0"/>
-          <w:sz w:val="36"/>
-          <w:szCs w:val="36"/>
-          <w:lang w:eastAsia="en-DE"/>
-          <w14:ligatures w14:val="none"/>
-        </w:rPr>
-      </w:pPr>
-      <w:r>
-        <w:rPr>
-          <w:rFonts w:ascii="Times New Roman" w:eastAsia="Times New Roman" w:hAnsi="Times New Roman" w:cs="Times New Roman"/>
-          <w:b/>
-          <w:bCs/>
-          <w:kern w:val="0"/>
-          <w:sz w:val="36"/>
-          <w:szCs w:val="36"/>
-          <w:lang w:eastAsia="en-DE"/>
-          <w14:ligatures w14:val="none"/>
-        </w:rPr>
-        <w:t xml:space="preserve">3.5 Activity </w:t>
-      </w:r>
-      <w:r>
-        <w:rPr>
-          <w:rFonts w:ascii="Times New Roman" w:eastAsia="Times New Roman" w:hAnsi="Times New Roman" w:cs="Times New Roman"/>
-          <w:b/>
-          <w:bCs/>
-          <w:kern w:val="0"/>
-          <w:sz w:val="36"/>
-          <w:szCs w:val="36"/>
-          <w:lang w:eastAsia="en-DE"/>
-          <w14:ligatures w14:val="none"/>
-        </w:rPr>
-        <w:t>Modelling</w:t>
+        <w:outlineLvl w:val="2"/>
+        <w:rPr>
+          <w:rFonts w:ascii="Times New Roman" w:eastAsia="Times New Roman" w:hAnsi="Times New Roman" w:cs="Times New Roman"/>
+          <w:b/>
+          <w:bCs/>
+          <w:kern w:val="0"/>
+          <w:sz w:val="27"/>
+          <w:szCs w:val="27"/>
+          <w:lang w:eastAsia="en-DE"/>
+          <w14:ligatures w14:val="none"/>
+        </w:rPr>
+      </w:pPr>
+      <w:r>
+        <w:rPr>
+          <w:rFonts w:ascii="Times New Roman" w:eastAsia="Times New Roman" w:hAnsi="Times New Roman" w:cs="Times New Roman"/>
+          <w:b/>
+          <w:bCs/>
+          <w:kern w:val="0"/>
+          <w:sz w:val="27"/>
+          <w:szCs w:val="27"/>
+          <w:lang w:eastAsia="en-DE"/>
+          <w14:ligatures w14:val="none"/>
+        </w:rPr>
+        <w:t>Vehicle Processing Sequence</w:t>
       </w:r>
     </w:p>
     <w:p>
       <w:pPr>
         <w:spacing w:before="100" w:beforeAutospacing="1" w:after="100" w:afterAutospacing="1" w:line="240" w:lineRule="auto"/>
+        <w:jc w:val="both"/>
+        <w:rPr>
+          <w:rFonts w:ascii="Times New Roman" w:eastAsia="Times New Roman" w:hAnsi="Times New Roman" w:cs="Times New Roman"/>
+          <w:kern w:val="0"/>
+          <w:lang w:eastAsia="en-DE"/>
+          <w14:ligatures w14:val="none"/>
+        </w:rPr>
+      </w:pPr>
+      <w:r>
+        <w:rPr>
+          <w:rFonts w:ascii="Times New Roman" w:eastAsia="Times New Roman" w:hAnsi="Times New Roman" w:cs="Times New Roman"/>
+          <w:kern w:val="0"/>
+          <w:lang w:eastAsia="en-DE"/>
+          <w14:ligatures w14:val="none"/>
+        </w:rPr>
+        <w:t xml:space="preserve">The Vehicle Processing Sequence describes the normal operation of the smart intersection controller from vehicle arrival to movement execution. The sequence begins when vehicle state and intent information are received through sensors and V2X communication. The Sensor Subsystem collects the raw data and forwards it to the Lane State Builder, which constructs a structured </w:t>
+      </w:r>
+      <w:proofErr w:type="spellStart"/>
+      <w:r>
+        <w:rPr>
+          <w:rFonts w:ascii="Times New Roman" w:eastAsia="Times New Roman" w:hAnsi="Times New Roman" w:cs="Times New Roman"/>
+          <w:kern w:val="0"/>
+          <w:lang w:eastAsia="en-DE"/>
+          <w14:ligatures w14:val="none"/>
+        </w:rPr>
+        <w:t>LaneState</w:t>
+      </w:r>
+      <w:proofErr w:type="spellEnd"/>
+      <w:r>
+        <w:rPr>
+          <w:rFonts w:ascii="Times New Roman" w:eastAsia="Times New Roman" w:hAnsi="Times New Roman" w:cs="Times New Roman"/>
+          <w:kern w:val="0"/>
+          <w:lang w:eastAsia="en-DE"/>
+          <w14:ligatures w14:val="none"/>
+        </w:rPr>
+        <w:t xml:space="preserve"> representing the current traffic situation. This information is stored in the Global State Manager and passed to the Conflict Detection Engine, where potential conflicts between vehicle trajectories are identified. If conflicts exist, the Arbitration Manager applies priority and safety rules to generate a </w:t>
+      </w:r>
+      <w:proofErr w:type="spellStart"/>
+      <w:r>
+        <w:rPr>
+          <w:rFonts w:ascii="Times New Roman" w:eastAsia="Times New Roman" w:hAnsi="Times New Roman" w:cs="Times New Roman"/>
+          <w:kern w:val="0"/>
+          <w:lang w:eastAsia="en-DE"/>
+          <w14:ligatures w14:val="none"/>
+        </w:rPr>
+        <w:t>SafeConstraintSet</w:t>
+      </w:r>
+      <w:proofErr w:type="spellEnd"/>
+      <w:r>
+        <w:rPr>
+          <w:rFonts w:ascii="Times New Roman" w:eastAsia="Times New Roman" w:hAnsi="Times New Roman" w:cs="Times New Roman"/>
+          <w:kern w:val="0"/>
+          <w:lang w:eastAsia="en-DE"/>
+          <w14:ligatures w14:val="none"/>
+        </w:rPr>
+        <w:t>; otherwise, default constraints are used.</w:t>
+      </w:r>
+    </w:p>
+    <w:p>
+      <w:pPr>
+        <w:spacing w:before="100" w:beforeAutospacing="1" w:after="100" w:afterAutospacing="1" w:line="240" w:lineRule="auto"/>
+        <w:jc w:val="both"/>
+        <w:rPr>
+          <w:rFonts w:ascii="Times New Roman" w:eastAsia="Times New Roman" w:hAnsi="Times New Roman" w:cs="Times New Roman"/>
+          <w:kern w:val="0"/>
+          <w:lang w:eastAsia="en-DE"/>
+          <w14:ligatures w14:val="none"/>
+        </w:rPr>
+      </w:pPr>
+      <w:r>
+        <w:rPr>
+          <w:rFonts w:ascii="Times New Roman" w:eastAsia="Times New Roman" w:hAnsi="Times New Roman" w:cs="Times New Roman"/>
+          <w:kern w:val="0"/>
+          <w:lang w:eastAsia="en-DE"/>
+          <w14:ligatures w14:val="none"/>
+        </w:rPr>
+        <w:t xml:space="preserve">Using the available constraints, the Scheduling Engine generates a </w:t>
+      </w:r>
+      <w:proofErr w:type="spellStart"/>
+      <w:r>
+        <w:rPr>
+          <w:rFonts w:ascii="Times New Roman" w:eastAsia="Times New Roman" w:hAnsi="Times New Roman" w:cs="Times New Roman"/>
+          <w:kern w:val="0"/>
+          <w:lang w:eastAsia="en-DE"/>
+          <w14:ligatures w14:val="none"/>
+        </w:rPr>
+        <w:t>SchedulePlan</w:t>
+      </w:r>
+      <w:proofErr w:type="spellEnd"/>
+      <w:r>
+        <w:rPr>
+          <w:rFonts w:ascii="Times New Roman" w:eastAsia="Times New Roman" w:hAnsi="Times New Roman" w:cs="Times New Roman"/>
+          <w:kern w:val="0"/>
+          <w:lang w:eastAsia="en-DE"/>
+          <w14:ligatures w14:val="none"/>
+        </w:rPr>
+        <w:t xml:space="preserve"> that defines the temporal order and reservation of intersection resources. The Verification Module then validates the generated schedule against safety, timing, and consistency requirements. If the schedule is invalid, a replanning process is triggered until a valid schedule is produced. Once approved, the Reservation Manager commits the schedule and creates active reservations. The Vehicle Interface subsequently issues movement commands to the vehicles and receives execution feedback. Finally, the execution results are stored in the Global State Manager, completing the control cycle and providing an updated system state for the next scheduling iteration.</w:t>
+      </w:r>
+    </w:p>
+    <w:p>
+      <w:pPr>
+        <w:spacing w:before="100" w:beforeAutospacing="1" w:after="100" w:afterAutospacing="1" w:line="240" w:lineRule="auto"/>
         <w:outlineLvl w:val="2"/>
         <w:rPr>
           <w:rFonts w:ascii="Times New Roman" w:eastAsia="Times New Roman" w:hAnsi="Times New Roman" w:cs="Times New Roman"/>
@@ -19579,366 +19415,28 @@
       <w:r>
         <w:rPr>
           <w:rFonts w:ascii="Times New Roman" w:eastAsia="Times New Roman" w:hAnsi="Times New Roman" w:cs="Times New Roman"/>
-          <w:b/>
-          <w:bCs/>
-          <w:kern w:val="0"/>
-          <w:sz w:val="27"/>
-          <w:szCs w:val="27"/>
-          <w:lang w:eastAsia="en-DE"/>
-          <w14:ligatures w14:val="none"/>
-        </w:rPr>
-        <w:t>Activity Diagram</w:t>
-      </w:r>
-    </w:p>
-    <w:p>
-      <w:pPr>
-        <w:spacing w:before="100" w:beforeAutospacing="1" w:after="100" w:afterAutospacing="1" w:line="240" w:lineRule="auto"/>
-        <w:outlineLvl w:val="2"/>
-        <w:rPr>
-          <w:rFonts w:ascii="Times New Roman" w:eastAsia="Times New Roman" w:hAnsi="Times New Roman" w:cs="Times New Roman"/>
-          <w:b/>
-          <w:bCs/>
-          <w:kern w:val="0"/>
-          <w:sz w:val="27"/>
-          <w:szCs w:val="27"/>
-          <w:lang w:eastAsia="en-DE"/>
-          <w14:ligatures w14:val="none"/>
-        </w:rPr>
-      </w:pPr>
-      <w:r>
-        <w:rPr>
-          <w:rFonts w:ascii="Times New Roman" w:eastAsia="Times New Roman" w:hAnsi="Times New Roman" w:cs="Times New Roman"/>
-          <w:b/>
-          <w:bCs/>
-          <w:kern w:val="0"/>
-          <w:sz w:val="27"/>
-          <w:szCs w:val="27"/>
-          <w:lang w:eastAsia="en-DE"/>
-          <w14:ligatures w14:val="none"/>
-        </w:rPr>
-        <w:t>Behavioural</w:t>
-      </w:r>
-      <w:r>
-        <w:rPr>
-          <w:rFonts w:ascii="Times New Roman" w:eastAsia="Times New Roman" w:hAnsi="Times New Roman" w:cs="Times New Roman"/>
-          <w:b/>
-          <w:bCs/>
-          <w:kern w:val="0"/>
-          <w:sz w:val="27"/>
-          <w:szCs w:val="27"/>
-          <w:lang w:eastAsia="en-DE"/>
-          <w14:ligatures w14:val="none"/>
-        </w:rPr>
-        <w:t xml:space="preserve"> Analysis</w:t>
-      </w:r>
-    </w:p>
-    <w:p>
-      <w:pPr>
-        <w:spacing w:before="100" w:beforeAutospacing="1" w:after="100" w:afterAutospacing="1" w:line="240" w:lineRule="auto"/>
-        <w:outlineLvl w:val="1"/>
-        <w:rPr>
-          <w:rFonts w:ascii="Times New Roman" w:eastAsia="Times New Roman" w:hAnsi="Times New Roman" w:cs="Times New Roman"/>
-          <w:b/>
-          <w:bCs/>
-          <w:kern w:val="0"/>
-          <w:sz w:val="36"/>
-          <w:szCs w:val="36"/>
-          <w:lang w:eastAsia="en-DE"/>
-          <w14:ligatures w14:val="none"/>
-        </w:rPr>
-      </w:pPr>
-      <w:r>
-        <w:rPr>
-          <w:rFonts w:ascii="Times New Roman" w:eastAsia="Times New Roman" w:hAnsi="Times New Roman" w:cs="Times New Roman"/>
-          <w:b/>
-          <w:bCs/>
-          <w:kern w:val="0"/>
-          <w:sz w:val="36"/>
-          <w:szCs w:val="36"/>
-          <w:lang w:eastAsia="en-DE"/>
-          <w14:ligatures w14:val="none"/>
-        </w:rPr>
-        <w:t xml:space="preserve">3.6 State Machine </w:t>
-      </w:r>
-      <w:r>
-        <w:rPr>
-          <w:rFonts w:ascii="Times New Roman" w:eastAsia="Times New Roman" w:hAnsi="Times New Roman" w:cs="Times New Roman"/>
-          <w:b/>
-          <w:bCs/>
-          <w:kern w:val="0"/>
-          <w:sz w:val="36"/>
-          <w:szCs w:val="36"/>
-          <w:lang w:eastAsia="en-DE"/>
-          <w14:ligatures w14:val="none"/>
-        </w:rPr>
-        <w:t>Modelling</w:t>
-      </w:r>
-    </w:p>
-    <w:p>
-      <w:pPr>
-        <w:spacing w:before="100" w:beforeAutospacing="1" w:after="100" w:afterAutospacing="1" w:line="240" w:lineRule="auto"/>
-        <w:outlineLvl w:val="2"/>
-        <w:rPr>
-          <w:rFonts w:ascii="Times New Roman" w:eastAsia="Times New Roman" w:hAnsi="Times New Roman" w:cs="Times New Roman"/>
-          <w:b/>
-          <w:bCs/>
-          <w:kern w:val="0"/>
-          <w:sz w:val="27"/>
-          <w:szCs w:val="27"/>
-          <w:lang w:eastAsia="en-DE"/>
-          <w14:ligatures w14:val="none"/>
-        </w:rPr>
-      </w:pPr>
-      <w:r>
-        <w:rPr>
-          <w:rFonts w:ascii="Times New Roman" w:eastAsia="Times New Roman" w:hAnsi="Times New Roman" w:cs="Times New Roman"/>
-          <w:b/>
-          <w:bCs/>
-          <w:kern w:val="0"/>
-          <w:sz w:val="27"/>
-          <w:szCs w:val="27"/>
-          <w:lang w:eastAsia="en-DE"/>
-          <w14:ligatures w14:val="none"/>
-        </w:rPr>
-        <w:t>Controller States</w:t>
-      </w:r>
-    </w:p>
-    <w:p>
-      <w:pPr>
-        <w:spacing w:before="100" w:beforeAutospacing="1" w:after="100" w:afterAutospacing="1" w:line="240" w:lineRule="auto"/>
-        <w:outlineLvl w:val="2"/>
-        <w:rPr>
-          <w:rFonts w:ascii="Times New Roman" w:eastAsia="Times New Roman" w:hAnsi="Times New Roman" w:cs="Times New Roman"/>
-          <w:b/>
-          <w:bCs/>
-          <w:kern w:val="0"/>
-          <w:sz w:val="27"/>
-          <w:szCs w:val="27"/>
-          <w:lang w:eastAsia="en-DE"/>
-          <w14:ligatures w14:val="none"/>
-        </w:rPr>
-      </w:pPr>
-      <w:r>
-        <w:rPr>
-          <w:rFonts w:ascii="Times New Roman" w:eastAsia="Times New Roman" w:hAnsi="Times New Roman" w:cs="Times New Roman"/>
-          <w:b/>
-          <w:bCs/>
-          <w:kern w:val="0"/>
-          <w:sz w:val="27"/>
-          <w:szCs w:val="27"/>
-          <w:lang w:eastAsia="en-DE"/>
-          <w14:ligatures w14:val="none"/>
-        </w:rPr>
-        <w:t>Transition Analysis</w:t>
-      </w:r>
-    </w:p>
-    <w:p>
-      <w:pPr>
-        <w:spacing w:before="100" w:beforeAutospacing="1" w:after="100" w:afterAutospacing="1" w:line="240" w:lineRule="auto"/>
-        <w:outlineLvl w:val="1"/>
-        <w:rPr>
-          <w:rFonts w:ascii="Times New Roman" w:eastAsia="Times New Roman" w:hAnsi="Times New Roman" w:cs="Times New Roman"/>
-          <w:b/>
-          <w:bCs/>
-          <w:kern w:val="0"/>
-          <w:sz w:val="36"/>
-          <w:szCs w:val="36"/>
-          <w:lang w:eastAsia="en-DE"/>
-          <w14:ligatures w14:val="none"/>
-        </w:rPr>
-      </w:pPr>
-      <w:r>
-        <w:rPr>
-          <w:rFonts w:ascii="Times New Roman" w:eastAsia="Times New Roman" w:hAnsi="Times New Roman" w:cs="Times New Roman"/>
-          <w:b/>
-          <w:bCs/>
-          <w:kern w:val="0"/>
-          <w:sz w:val="36"/>
-          <w:szCs w:val="36"/>
-          <w:lang w:eastAsia="en-DE"/>
-          <w14:ligatures w14:val="none"/>
-        </w:rPr>
-        <w:t xml:space="preserve">3.7 Sequence </w:t>
-      </w:r>
-      <w:r>
-        <w:rPr>
-          <w:rFonts w:ascii="Times New Roman" w:eastAsia="Times New Roman" w:hAnsi="Times New Roman" w:cs="Times New Roman"/>
-          <w:b/>
-          <w:bCs/>
-          <w:kern w:val="0"/>
-          <w:sz w:val="36"/>
-          <w:szCs w:val="36"/>
-          <w:lang w:eastAsia="en-DE"/>
-          <w14:ligatures w14:val="none"/>
-        </w:rPr>
-        <w:t>Modelling</w:t>
-      </w:r>
-    </w:p>
-    <w:p>
-      <w:pPr>
-        <w:spacing w:before="100" w:beforeAutospacing="1" w:after="100" w:afterAutospacing="1" w:line="240" w:lineRule="auto"/>
-        <w:outlineLvl w:val="2"/>
-        <w:rPr>
-          <w:rFonts w:ascii="Times New Roman" w:eastAsia="Times New Roman" w:hAnsi="Times New Roman" w:cs="Times New Roman"/>
-          <w:b/>
-          <w:bCs/>
-          <w:kern w:val="0"/>
-          <w:sz w:val="27"/>
-          <w:szCs w:val="27"/>
-          <w:lang w:eastAsia="en-DE"/>
-          <w14:ligatures w14:val="none"/>
-        </w:rPr>
-      </w:pPr>
-      <w:r>
-        <w:rPr>
-          <w:rFonts w:ascii="Times New Roman" w:eastAsia="Times New Roman" w:hAnsi="Times New Roman" w:cs="Times New Roman"/>
-          <w:b/>
-          <w:bCs/>
-          <w:kern w:val="0"/>
-          <w:sz w:val="27"/>
-          <w:szCs w:val="27"/>
-          <w:lang w:eastAsia="en-DE"/>
-          <w14:ligatures w14:val="none"/>
-        </w:rPr>
-        <w:t>Vehicle Processing Sequence</w:t>
-      </w:r>
-    </w:p>
-    <w:p>
-      <w:pPr>
-        <w:spacing w:before="100" w:beforeAutospacing="1" w:after="100" w:afterAutospacing="1" w:line="240" w:lineRule="auto"/>
-        <w:jc w:val="both"/>
-        <w:rPr>
-          <w:rFonts w:ascii="Times New Roman" w:eastAsia="Times New Roman" w:hAnsi="Times New Roman" w:cs="Times New Roman"/>
-          <w:kern w:val="0"/>
-          <w:lang w:val="en-DE" w:eastAsia="en-DE"/>
-          <w14:ligatures w14:val="none"/>
-        </w:rPr>
-      </w:pPr>
-      <w:r>
-        <w:rPr>
-          <w:rFonts w:ascii="Times New Roman" w:eastAsia="Times New Roman" w:hAnsi="Times New Roman" w:cs="Times New Roman"/>
-          <w:kern w:val="0"/>
-          <w:lang w:val="en-DE" w:eastAsia="en-DE"/>
-          <w14:ligatures w14:val="none"/>
-        </w:rPr>
-        <w:t xml:space="preserve">The Vehicle Processing Sequence describes the normal operation of the smart intersection controller from vehicle arrival to movement execution. The sequence begins when vehicle state and intent information are received through sensors and V2X communication. The Sensor Subsystem collects the raw data and forwards it to the Lane State Builder, which constructs a structured </w:t>
-      </w:r>
-      <w:proofErr w:type="spellStart"/>
-      <w:r>
-        <w:rPr>
-          <w:rFonts w:ascii="Times New Roman" w:eastAsia="Times New Roman" w:hAnsi="Times New Roman" w:cs="Times New Roman"/>
-          <w:kern w:val="0"/>
-          <w:lang w:val="en-DE" w:eastAsia="en-DE"/>
-          <w14:ligatures w14:val="none"/>
-        </w:rPr>
-        <w:t>LaneState</w:t>
-      </w:r>
-      <w:proofErr w:type="spellEnd"/>
-      <w:r>
-        <w:rPr>
-          <w:rFonts w:ascii="Times New Roman" w:eastAsia="Times New Roman" w:hAnsi="Times New Roman" w:cs="Times New Roman"/>
-          <w:kern w:val="0"/>
-          <w:lang w:val="en-DE" w:eastAsia="en-DE"/>
-          <w14:ligatures w14:val="none"/>
-        </w:rPr>
-        <w:t xml:space="preserve"> representing the current traffic situation. This information is stored in the Global State Manager and passed to the Conflict Detection Engine, where potential conflicts between vehicle trajectories are identified. If conflicts exist, the Arbitration Manager applies priority and safety rules to generate a </w:t>
-      </w:r>
-      <w:proofErr w:type="spellStart"/>
-      <w:r>
-        <w:rPr>
-          <w:rFonts w:ascii="Times New Roman" w:eastAsia="Times New Roman" w:hAnsi="Times New Roman" w:cs="Times New Roman"/>
-          <w:kern w:val="0"/>
-          <w:lang w:val="en-DE" w:eastAsia="en-DE"/>
-          <w14:ligatures w14:val="none"/>
-        </w:rPr>
-        <w:t>SafeConstraintSet</w:t>
-      </w:r>
-      <w:proofErr w:type="spellEnd"/>
-      <w:r>
-        <w:rPr>
-          <w:rFonts w:ascii="Times New Roman" w:eastAsia="Times New Roman" w:hAnsi="Times New Roman" w:cs="Times New Roman"/>
-          <w:kern w:val="0"/>
-          <w:lang w:val="en-DE" w:eastAsia="en-DE"/>
-          <w14:ligatures w14:val="none"/>
-        </w:rPr>
-        <w:t>; otherwise, default constraints are used.</w:t>
-      </w:r>
-    </w:p>
-    <w:p>
-      <w:pPr>
-        <w:spacing w:before="100" w:beforeAutospacing="1" w:after="100" w:afterAutospacing="1" w:line="240" w:lineRule="auto"/>
-        <w:jc w:val="both"/>
-        <w:rPr>
-          <w:rFonts w:ascii="Times New Roman" w:eastAsia="Times New Roman" w:hAnsi="Times New Roman" w:cs="Times New Roman"/>
-          <w:kern w:val="0"/>
-          <w:lang w:val="en-DE" w:eastAsia="en-DE"/>
-          <w14:ligatures w14:val="none"/>
-        </w:rPr>
-      </w:pPr>
-      <w:r>
-        <w:rPr>
-          <w:rFonts w:ascii="Times New Roman" w:eastAsia="Times New Roman" w:hAnsi="Times New Roman" w:cs="Times New Roman"/>
-          <w:kern w:val="0"/>
-          <w:lang w:val="en-DE" w:eastAsia="en-DE"/>
-          <w14:ligatures w14:val="none"/>
-        </w:rPr>
-        <w:t xml:space="preserve">Using the available constraints, the Scheduling Engine generates a </w:t>
-      </w:r>
-      <w:proofErr w:type="spellStart"/>
-      <w:r>
-        <w:rPr>
-          <w:rFonts w:ascii="Times New Roman" w:eastAsia="Times New Roman" w:hAnsi="Times New Roman" w:cs="Times New Roman"/>
-          <w:kern w:val="0"/>
-          <w:lang w:val="en-DE" w:eastAsia="en-DE"/>
-          <w14:ligatures w14:val="none"/>
-        </w:rPr>
-        <w:t>SchedulePlan</w:t>
-      </w:r>
-      <w:proofErr w:type="spellEnd"/>
-      <w:r>
-        <w:rPr>
-          <w:rFonts w:ascii="Times New Roman" w:eastAsia="Times New Roman" w:hAnsi="Times New Roman" w:cs="Times New Roman"/>
-          <w:kern w:val="0"/>
-          <w:lang w:val="en-DE" w:eastAsia="en-DE"/>
-          <w14:ligatures w14:val="none"/>
-        </w:rPr>
-        <w:t xml:space="preserve"> that defines the temporal order and reservation of intersection resources. The Verification Module then </w:t>
-      </w:r>
-      <w:r>
-        <w:rPr>
-          <w:rFonts w:ascii="Times New Roman" w:eastAsia="Times New Roman" w:hAnsi="Times New Roman" w:cs="Times New Roman"/>
-          <w:kern w:val="0"/>
-          <w:lang w:val="en-DE" w:eastAsia="en-DE"/>
-          <w14:ligatures w14:val="none"/>
-        </w:rPr>
-        <w:lastRenderedPageBreak/>
-        <w:t xml:space="preserve">validates the generated schedule against safety, timing, and consistency requirements. If the schedule is invalid, a replanning process is triggered until a valid schedule is produced. Once approved, the Reservation Manager commits the schedule and creates active reservations. The Vehicle Interface subsequently issues movement commands to the vehicles and receives execution feedback. Finally, the execution results are stored in the Global State Manager, completing the control cycle and providing an updated system state for the next scheduling </w:t>
-      </w:r>
-      <w:r>
-        <w:rPr>
-          <w:rFonts w:ascii="Times New Roman" w:eastAsia="Times New Roman" w:hAnsi="Times New Roman" w:cs="Times New Roman"/>
           <w:noProof/>
           <w:kern w:val="0"/>
-          <w:lang w:val="en-DE" w:eastAsia="en-DE"/>
+          <w:lang w:eastAsia="en-DE"/>
           <w14:ligatures w14:val="none"/>
         </w:rPr>
         <w:drawing>
-          <wp:anchor distT="0" distB="0" distL="114300" distR="114300" simplePos="0" relativeHeight="251667456" behindDoc="0" locked="0" layoutInCell="1" allowOverlap="1" wp14:anchorId="7B5727F5" wp14:editId="734A0CC9">
+          <wp:anchor distT="0" distB="0" distL="114300" distR="114300" simplePos="0" relativeHeight="251668480" behindDoc="0" locked="0" layoutInCell="1" allowOverlap="1" wp14:anchorId="0EBC6924" wp14:editId="6646EE2F">
             <wp:simplePos x="0" y="0"/>
             <wp:positionH relativeFrom="margin">
-              <wp:align>left</wp:align>
+              <wp:posOffset>2366645</wp:posOffset>
             </wp:positionH>
             <wp:positionV relativeFrom="paragraph">
-              <wp:posOffset>1487613</wp:posOffset>
+              <wp:posOffset>93980</wp:posOffset>
             </wp:positionV>
-            <wp:extent cx="5720080" cy="6847205"/>
-            <wp:effectExtent l="0" t="0" r="0" b="0"/>
+            <wp:extent cx="3674110" cy="4396740"/>
+            <wp:effectExtent l="0" t="0" r="2540" b="3810"/>
             <wp:wrapThrough wrapText="bothSides">
               <wp:wrapPolygon edited="0">
                 <wp:start x="0" y="0"/>
-                <wp:lineTo x="0" y="21514"/>
-                <wp:lineTo x="21509" y="21514"/>
-                <wp:lineTo x="21509" y="0"/>
+                <wp:lineTo x="0" y="21525"/>
+                <wp:lineTo x="21503" y="21525"/>
+                <wp:lineTo x="21503" y="0"/>
                 <wp:lineTo x="0" y="0"/>
               </wp:wrapPolygon>
             </wp:wrapThrough>
@@ -19956,7 +19454,7 @@
                     </pic:cNvPicPr>
                   </pic:nvPicPr>
                   <pic:blipFill>
-                    <a:blip r:embed="rId14">
+                    <a:blip r:embed="rId15" cstate="print">
                       <a:extLst>
                         <a:ext uri="{28A0092B-C50C-407E-A947-70E740481C1C}">
                           <a14:useLocalDpi xmlns:a14="http://schemas.microsoft.com/office/drawing/2010/main" val="0"/>
@@ -19971,7 +19469,7 @@
                   <pic:spPr bwMode="auto">
                     <a:xfrm>
                       <a:off x="0" y="0"/>
-                      <a:ext cx="5720080" cy="6847205"/>
+                      <a:ext cx="3674110" cy="4396740"/>
                     </a:xfrm>
                     <a:prstGeom prst="rect">
                       <a:avLst/>
@@ -19984,6 +19482,9 @@
                 </pic:pic>
               </a:graphicData>
             </a:graphic>
+            <wp14:sizeRelH relativeFrom="margin">
+              <wp14:pctWidth>0</wp14:pctWidth>
+            </wp14:sizeRelH>
             <wp14:sizeRelV relativeFrom="margin">
               <wp14:pctHeight>0</wp14:pctHeight>
             </wp14:sizeRelV>
@@ -19993,287 +19494,50 @@
       <w:r>
         <w:rPr>
           <w:rFonts w:ascii="Times New Roman" w:eastAsia="Times New Roman" w:hAnsi="Times New Roman" w:cs="Times New Roman"/>
-          <w:kern w:val="0"/>
-          <w:lang w:val="en-DE" w:eastAsia="en-DE"/>
-          <w14:ligatures w14:val="none"/>
-        </w:rPr>
-        <w:t>iteration.</w:t>
+          <w:b/>
+          <w:bCs/>
+          <w:kern w:val="0"/>
+          <w:sz w:val="27"/>
+          <w:szCs w:val="27"/>
+          <w:lang w:eastAsia="en-DE"/>
+          <w14:ligatures w14:val="none"/>
+        </w:rPr>
+        <w:t>Emergency Handling Sequence</w:t>
       </w:r>
     </w:p>
     <w:p>
       <w:pPr>
+        <w:pStyle w:val="NormalWeb"/>
+        <w:jc w:val="both"/>
+      </w:pPr>
+      <w:r>
+        <w:t>The Emergency Handling Sequence is activated whenever an emergency vehicle is detected within the intersection environment. During normal operation, emergency vehicle information may be received through V2X messages or dedicated priority signals. When such a request is detected, the Vehicle Interface forwards the emergency event to the Arbitration Manager. The Arbitration Manager immediately applies priority override rules, ensuring that emergency traffic receives precedence over regular vehicles while maintaining safety constraints.</w:t>
+      </w:r>
+    </w:p>
+    <w:p>
+      <w:pPr>
+        <w:pStyle w:val="NormalWeb"/>
+        <w:jc w:val="both"/>
+      </w:pPr>
+      <w:r>
+        <w:t xml:space="preserve">Following the priority update, a new set of scheduling constraints is generated and forwarded to the Scheduling Engine. The scheduler </w:t>
+      </w:r>
+      <w:r>
+        <w:lastRenderedPageBreak/>
+        <w:t>computes an updated priority schedule that incorporates the emergency vehicle's route and timing requirements. This schedule is then validated by the Verification Module to ensure that collision freedom, safe separation, and timing constraints remain satisfied despite the priority override. After successful verification, the Reservation Manager commits the emergency schedule and the Vehicle Interface transmits the corresponding movement commands. The resulting execution feedback and updated priority state are recorded in the Global State Manager, ensuring that subsequent control cycles operate using the latest emergency-aware system state. This process allows emergency vehicles to receive immediate priority while preserving safe and deterministic intersection operation.</w:t>
+      </w:r>
+    </w:p>
+    <w:p>
+      <w:pPr>
         <w:spacing w:before="100" w:beforeAutospacing="1" w:after="100" w:afterAutospacing="1" w:line="240" w:lineRule="auto"/>
         <w:outlineLvl w:val="2"/>
         <w:rPr>
           <w:rFonts w:ascii="Times New Roman" w:eastAsia="Times New Roman" w:hAnsi="Times New Roman" w:cs="Times New Roman"/>
-          <w:kern w:val="0"/>
-          <w:lang w:val="en-DE" w:eastAsia="en-DE"/>
-          <w14:ligatures w14:val="none"/>
-        </w:rPr>
-      </w:pPr>
-    </w:p>
-    <w:p>
-      <w:pPr>
-        <w:spacing w:before="100" w:beforeAutospacing="1" w:after="100" w:afterAutospacing="1" w:line="240" w:lineRule="auto"/>
-        <w:outlineLvl w:val="2"/>
-        <w:rPr>
-          <w:rFonts w:ascii="Times New Roman" w:eastAsia="Times New Roman" w:hAnsi="Times New Roman" w:cs="Times New Roman"/>
           <w:b/>
           <w:bCs/>
           <w:kern w:val="0"/>
           <w:sz w:val="27"/>
           <w:szCs w:val="27"/>
-          <w:lang w:eastAsia="en-DE"/>
-          <w14:ligatures w14:val="none"/>
-        </w:rPr>
-      </w:pPr>
-      <w:r>
-        <w:rPr>
-          <w:rFonts w:ascii="Times New Roman" w:eastAsia="Times New Roman" w:hAnsi="Times New Roman" w:cs="Times New Roman"/>
-          <w:b/>
-          <w:bCs/>
-          <w:kern w:val="0"/>
-          <w:sz w:val="27"/>
-          <w:szCs w:val="27"/>
-          <w:lang w:eastAsia="en-DE"/>
-          <w14:ligatures w14:val="none"/>
-        </w:rPr>
-        <w:lastRenderedPageBreak/>
-        <w:t>Emergency Handling Sequence</w:t>
-      </w:r>
-    </w:p>
-    <w:p>
-      <w:pPr>
-        <w:pStyle w:val="NormalWeb"/>
-        <w:jc w:val="both"/>
-      </w:pPr>
-      <w:r>
-        <w:t>The Emergency Handling Sequence is activated whenever an emergency vehicle is detected within the intersection environment. During normal operation, emergency vehicle information may be received through V2X messages or dedicated priority signals. When such a request is detected, the Vehicle Interface forwards the emergency event to the Arbitration Manager. The Arbitration Manager immediately applies priority override rules, ensuring that emergency traffic receives precedence over regular vehicles while maintaining safety constraints.</w:t>
-      </w:r>
-    </w:p>
-    <w:p>
-      <w:pPr>
-        <w:pStyle w:val="NormalWeb"/>
-        <w:jc w:val="both"/>
-      </w:pPr>
-      <w:r>
-        <w:t>Following the priority update, a new set of scheduling constraints is generated and forwarded to the Scheduling Engine. The scheduler computes an updated priority schedule that incorporates the emergency vehicle's route and timing requirements. This schedule is then validated by the Verification Module to ensure that collision freedom, safe separation, and timing constraints remain satisfied despite the priority override. After successful verification, the Reservation Manager commits the emergency schedule and the Vehicle Interface transmits the corresponding movement commands. The resulting execution feedback and updated priority state are recorded in the Global State Manager, ensuring that subsequent control cycles operate using the latest emergency-aware system state. This process allows emergency vehicles to receive immediate priority while preserving safe and deterministic intersection operation.</w:t>
-      </w:r>
-    </w:p>
-    <w:p>
-      <w:pPr>
-        <w:spacing w:before="100" w:beforeAutospacing="1" w:after="100" w:afterAutospacing="1" w:line="240" w:lineRule="auto"/>
-        <w:outlineLvl w:val="2"/>
-        <w:rPr>
-          <w:rFonts w:ascii="Times New Roman" w:eastAsia="Times New Roman" w:hAnsi="Times New Roman" w:cs="Times New Roman"/>
-          <w:b/>
-          <w:bCs/>
-          <w:kern w:val="0"/>
-          <w:sz w:val="27"/>
-          <w:szCs w:val="27"/>
-          <w:lang w:val="en-DE" w:eastAsia="en-DE"/>
-          <w14:ligatures w14:val="none"/>
-        </w:rPr>
-      </w:pPr>
-    </w:p>
-    <w:p>
-      <w:pPr>
-        <w:spacing w:before="100" w:beforeAutospacing="1" w:after="100" w:afterAutospacing="1" w:line="240" w:lineRule="auto"/>
-        <w:outlineLvl w:val="2"/>
-        <w:rPr>
-          <w:rFonts w:ascii="Times New Roman" w:eastAsia="Times New Roman" w:hAnsi="Times New Roman" w:cs="Times New Roman"/>
-          <w:b/>
-          <w:bCs/>
-          <w:kern w:val="0"/>
-          <w:sz w:val="27"/>
-          <w:szCs w:val="27"/>
-          <w:lang w:val="en-DE" w:eastAsia="en-DE"/>
-          <w14:ligatures w14:val="none"/>
-        </w:rPr>
-      </w:pPr>
-    </w:p>
-    <w:p>
-      <w:pPr>
-        <w:spacing w:before="100" w:beforeAutospacing="1" w:after="100" w:afterAutospacing="1" w:line="240" w:lineRule="auto"/>
-        <w:outlineLvl w:val="2"/>
-        <w:rPr>
-          <w:rFonts w:ascii="Times New Roman" w:eastAsia="Times New Roman" w:hAnsi="Times New Roman" w:cs="Times New Roman"/>
-          <w:b/>
-          <w:bCs/>
-          <w:kern w:val="0"/>
-          <w:sz w:val="27"/>
-          <w:szCs w:val="27"/>
-          <w:lang w:val="en-DE" w:eastAsia="en-DE"/>
-          <w14:ligatures w14:val="none"/>
-        </w:rPr>
-      </w:pPr>
-    </w:p>
-    <w:p>
-      <w:pPr>
-        <w:spacing w:before="100" w:beforeAutospacing="1" w:after="100" w:afterAutospacing="1" w:line="240" w:lineRule="auto"/>
-        <w:outlineLvl w:val="2"/>
-        <w:rPr>
-          <w:rFonts w:ascii="Times New Roman" w:eastAsia="Times New Roman" w:hAnsi="Times New Roman" w:cs="Times New Roman"/>
-          <w:b/>
-          <w:bCs/>
-          <w:kern w:val="0"/>
-          <w:sz w:val="27"/>
-          <w:szCs w:val="27"/>
-          <w:lang w:val="en-DE" w:eastAsia="en-DE"/>
-          <w14:ligatures w14:val="none"/>
-        </w:rPr>
-      </w:pPr>
-    </w:p>
-    <w:p>
-      <w:pPr>
-        <w:spacing w:before="100" w:beforeAutospacing="1" w:after="100" w:afterAutospacing="1" w:line="240" w:lineRule="auto"/>
-        <w:outlineLvl w:val="2"/>
-        <w:rPr>
-          <w:rFonts w:ascii="Times New Roman" w:eastAsia="Times New Roman" w:hAnsi="Times New Roman" w:cs="Times New Roman"/>
-          <w:b/>
-          <w:bCs/>
-          <w:kern w:val="0"/>
-          <w:sz w:val="27"/>
-          <w:szCs w:val="27"/>
-          <w:lang w:val="en-DE" w:eastAsia="en-DE"/>
-          <w14:ligatures w14:val="none"/>
-        </w:rPr>
-      </w:pPr>
-    </w:p>
-    <w:p>
-      <w:pPr>
-        <w:spacing w:before="100" w:beforeAutospacing="1" w:after="100" w:afterAutospacing="1" w:line="240" w:lineRule="auto"/>
-        <w:outlineLvl w:val="2"/>
-        <w:rPr>
-          <w:rFonts w:ascii="Times New Roman" w:eastAsia="Times New Roman" w:hAnsi="Times New Roman" w:cs="Times New Roman"/>
-          <w:b/>
-          <w:bCs/>
-          <w:kern w:val="0"/>
-          <w:sz w:val="27"/>
-          <w:szCs w:val="27"/>
-          <w:lang w:val="en-DE" w:eastAsia="en-DE"/>
-          <w14:ligatures w14:val="none"/>
-        </w:rPr>
-      </w:pPr>
-    </w:p>
-    <w:p>
-      <w:pPr>
-        <w:spacing w:before="100" w:beforeAutospacing="1" w:after="100" w:afterAutospacing="1" w:line="240" w:lineRule="auto"/>
-        <w:outlineLvl w:val="2"/>
-        <w:rPr>
-          <w:rFonts w:ascii="Times New Roman" w:eastAsia="Times New Roman" w:hAnsi="Times New Roman" w:cs="Times New Roman"/>
-          <w:b/>
-          <w:bCs/>
-          <w:kern w:val="0"/>
-          <w:sz w:val="27"/>
-          <w:szCs w:val="27"/>
-          <w:lang w:val="en-DE" w:eastAsia="en-DE"/>
-          <w14:ligatures w14:val="none"/>
-        </w:rPr>
-      </w:pPr>
-    </w:p>
-    <w:p>
-      <w:pPr>
-        <w:spacing w:before="100" w:beforeAutospacing="1" w:after="100" w:afterAutospacing="1" w:line="240" w:lineRule="auto"/>
-        <w:outlineLvl w:val="2"/>
-        <w:rPr>
-          <w:rFonts w:ascii="Times New Roman" w:eastAsia="Times New Roman" w:hAnsi="Times New Roman" w:cs="Times New Roman"/>
-          <w:b/>
-          <w:bCs/>
-          <w:kern w:val="0"/>
-          <w:sz w:val="27"/>
-          <w:szCs w:val="27"/>
-          <w:lang w:val="en-DE" w:eastAsia="en-DE"/>
-          <w14:ligatures w14:val="none"/>
-        </w:rPr>
-      </w:pPr>
-    </w:p>
-    <w:p>
-      <w:pPr>
-        <w:spacing w:before="100" w:beforeAutospacing="1" w:after="100" w:afterAutospacing="1" w:line="240" w:lineRule="auto"/>
-        <w:outlineLvl w:val="2"/>
-        <w:rPr>
-          <w:rFonts w:ascii="Times New Roman" w:eastAsia="Times New Roman" w:hAnsi="Times New Roman" w:cs="Times New Roman"/>
-          <w:b/>
-          <w:bCs/>
-          <w:kern w:val="0"/>
-          <w:sz w:val="27"/>
-          <w:szCs w:val="27"/>
-          <w:lang w:val="en-DE" w:eastAsia="en-DE"/>
-          <w14:ligatures w14:val="none"/>
-        </w:rPr>
-      </w:pPr>
-    </w:p>
-    <w:p>
-      <w:pPr>
-        <w:spacing w:before="100" w:beforeAutospacing="1" w:after="100" w:afterAutospacing="1" w:line="240" w:lineRule="auto"/>
-        <w:outlineLvl w:val="2"/>
-        <w:rPr>
-          <w:rFonts w:ascii="Times New Roman" w:eastAsia="Times New Roman" w:hAnsi="Times New Roman" w:cs="Times New Roman"/>
-          <w:b/>
-          <w:bCs/>
-          <w:kern w:val="0"/>
-          <w:sz w:val="27"/>
-          <w:szCs w:val="27"/>
-          <w:lang w:val="en-DE" w:eastAsia="en-DE"/>
-          <w14:ligatures w14:val="none"/>
-        </w:rPr>
-      </w:pPr>
-    </w:p>
-    <w:p>
-      <w:pPr>
-        <w:spacing w:before="100" w:beforeAutospacing="1" w:after="100" w:afterAutospacing="1" w:line="240" w:lineRule="auto"/>
-        <w:outlineLvl w:val="2"/>
-        <w:rPr>
-          <w:rFonts w:ascii="Times New Roman" w:eastAsia="Times New Roman" w:hAnsi="Times New Roman" w:cs="Times New Roman"/>
-          <w:b/>
-          <w:bCs/>
-          <w:kern w:val="0"/>
-          <w:sz w:val="27"/>
-          <w:szCs w:val="27"/>
-          <w:lang w:val="en-DE" w:eastAsia="en-DE"/>
-          <w14:ligatures w14:val="none"/>
-        </w:rPr>
-      </w:pPr>
-    </w:p>
-    <w:p>
-      <w:pPr>
-        <w:spacing w:before="100" w:beforeAutospacing="1" w:after="100" w:afterAutospacing="1" w:line="240" w:lineRule="auto"/>
-        <w:outlineLvl w:val="2"/>
-        <w:rPr>
-          <w:rFonts w:ascii="Times New Roman" w:eastAsia="Times New Roman" w:hAnsi="Times New Roman" w:cs="Times New Roman"/>
-          <w:b/>
-          <w:bCs/>
-          <w:kern w:val="0"/>
-          <w:sz w:val="27"/>
-          <w:szCs w:val="27"/>
-          <w:lang w:val="en-DE" w:eastAsia="en-DE"/>
-          <w14:ligatures w14:val="none"/>
-        </w:rPr>
-      </w:pPr>
-    </w:p>
-    <w:p>
-      <w:pPr>
-        <w:spacing w:before="100" w:beforeAutospacing="1" w:after="100" w:afterAutospacing="1" w:line="240" w:lineRule="auto"/>
-        <w:outlineLvl w:val="2"/>
-        <w:rPr>
-          <w:rFonts w:ascii="Times New Roman" w:eastAsia="Times New Roman" w:hAnsi="Times New Roman" w:cs="Times New Roman"/>
-          <w:b/>
-          <w:bCs/>
-          <w:kern w:val="0"/>
-          <w:sz w:val="27"/>
-          <w:szCs w:val="27"/>
-          <w:lang w:val="en-DE" w:eastAsia="en-DE"/>
-          <w14:ligatures w14:val="none"/>
-        </w:rPr>
-      </w:pPr>
-    </w:p>
-    <w:p>
-      <w:pPr>
-        <w:spacing w:after="0" w:line="240" w:lineRule="auto"/>
-        <w:rPr>
-          <w:rFonts w:ascii="Times New Roman" w:eastAsia="Times New Roman" w:hAnsi="Times New Roman" w:cs="Times New Roman"/>
-          <w:kern w:val="0"/>
           <w:lang w:eastAsia="en-DE"/>
           <w14:ligatures w14:val="none"/>
         </w:rPr>
@@ -20305,7 +19569,6 @@
           <w:lang w:eastAsia="en-DE"/>
           <w14:ligatures w14:val="none"/>
         </w:rPr>
-        <w:lastRenderedPageBreak/>
         <w:t xml:space="preserve">Chapter 4 – Queueing Theory </w:t>
       </w:r>
       <w:r>
@@ -20672,7 +19935,7 @@
           <w14:ligatures w14:val="none"/>
         </w:rPr>
         <w:pict w14:anchorId="6C494923">
-          <v:rect id="_x0000_i1026" style="width:0;height:1.5pt" o:hralign="center" o:hrstd="t" o:hr="t" fillcolor="#a0a0a0" stroked="f"/>
+          <v:rect id="_x0000_i1025" style="width:0;height:1.5pt" o:hralign="center" o:hrstd="t" o:hr="t" fillcolor="#a0a0a0" stroked="f"/>
         </w:pict>
       </w:r>
     </w:p>
@@ -20760,6 +20023,7 @@
           <w:lang w:eastAsia="en-DE"/>
           <w14:ligatures w14:val="none"/>
         </w:rPr>
+        <w:lastRenderedPageBreak/>
         <w:t>5.2 Adaptive Scheduling</w:t>
       </w:r>
     </w:p>
@@ -20905,7 +20169,6 @@
           <w:lang w:eastAsia="en-DE"/>
           <w14:ligatures w14:val="none"/>
         </w:rPr>
-        <w:lastRenderedPageBreak/>
         <w:t>5.7 Selected Control Strategy</w:t>
       </w:r>
     </w:p>
@@ -20927,7 +20190,7 @@
           <w14:ligatures w14:val="none"/>
         </w:rPr>
         <w:pict w14:anchorId="5287B1EF">
-          <v:rect id="_x0000_i1027" style="width:0;height:1.5pt" o:hralign="center" o:hrstd="t" o:hr="t" fillcolor="#a0a0a0" stroked="f"/>
+          <v:rect id="_x0000_i1026" style="width:0;height:1.5pt" o:hralign="center" o:hrstd="t" o:hr="t" fillcolor="#a0a0a0" stroked="f"/>
         </w:pict>
       </w:r>
     </w:p>
@@ -21334,6 +20597,7 @@
           <w:lang w:eastAsia="en-DE"/>
           <w14:ligatures w14:val="none"/>
         </w:rPr>
+        <w:lastRenderedPageBreak/>
         <w:t>6.7 Deadlock Analysis</w:t>
       </w:r>
     </w:p>
@@ -21384,7 +20648,7 @@
           <w14:ligatures w14:val="none"/>
         </w:rPr>
         <w:pict w14:anchorId="3AC1FF28">
-          <v:rect id="_x0000_i1028" style="width:0;height:1.5pt" o:hralign="center" o:hrstd="t" o:hr="t" fillcolor="#a0a0a0" stroked="f"/>
+          <v:rect id="_x0000_i1027" style="width:0;height:1.5pt" o:hralign="center" o:hrstd="t" o:hr="t" fillcolor="#a0a0a0" stroked="f"/>
         </w:pict>
       </w:r>
     </w:p>
@@ -21443,7 +20707,6 @@
           <w:lang w:eastAsia="en-DE"/>
           <w14:ligatures w14:val="none"/>
         </w:rPr>
-        <w:lastRenderedPageBreak/>
         <w:t>7.1 Real-Time Requirements</w:t>
       </w:r>
     </w:p>
@@ -21965,6 +21228,7 @@
           <w:lang w:eastAsia="en-DE"/>
           <w14:ligatures w14:val="none"/>
         </w:rPr>
+        <w:lastRenderedPageBreak/>
         <w:t>Mutexes</w:t>
       </w:r>
     </w:p>
@@ -22073,7 +21337,7 @@
           <w14:ligatures w14:val="none"/>
         </w:rPr>
         <w:pict w14:anchorId="3F66797F">
-          <v:rect id="_x0000_i1029" style="width:0;height:1.5pt" o:hralign="center" o:hrstd="t" o:hr="t" fillcolor="#a0a0a0" stroked="f"/>
+          <v:rect id="_x0000_i1028" style="width:0;height:1.5pt" o:hralign="center" o:hrstd="t" o:hr="t" fillcolor="#a0a0a0" stroked="f"/>
         </w:pict>
       </w:r>
     </w:p>
@@ -22103,7 +21367,6 @@
           <w:lang w:eastAsia="en-DE"/>
           <w14:ligatures w14:val="none"/>
         </w:rPr>
-        <w:lastRenderedPageBreak/>
         <w:t>Chapter 8 – HW/SW Co-Design</w:t>
       </w:r>
     </w:p>
@@ -22414,7 +21677,7 @@
           <w14:ligatures w14:val="none"/>
         </w:rPr>
         <w:pict w14:anchorId="594FE06A">
-          <v:rect id="_x0000_i1030" style="width:0;height:1.5pt" o:hralign="center" o:hrstd="t" o:hr="t" fillcolor="#a0a0a0" stroked="f"/>
+          <v:rect id="_x0000_i1029" style="width:0;height:1.5pt" o:hralign="center" o:hrstd="t" o:hr="t" fillcolor="#a0a0a0" stroked="f"/>
         </w:pict>
       </w:r>
     </w:p>
@@ -22589,6 +21852,7 @@
           <w:lang w:eastAsia="en-DE"/>
           <w14:ligatures w14:val="none"/>
         </w:rPr>
+        <w:lastRenderedPageBreak/>
         <w:t>9.5 Integration Process</w:t>
       </w:r>
     </w:p>
@@ -22639,7 +21903,7 @@
           <w14:ligatures w14:val="none"/>
         </w:rPr>
         <w:pict w14:anchorId="68613632">
-          <v:rect id="_x0000_i1031" style="width:0;height:1.5pt" o:hralign="center" o:hrstd="t" o:hr="t" fillcolor="#a0a0a0" stroked="f"/>
+          <v:rect id="_x0000_i1030" style="width:0;height:1.5pt" o:hralign="center" o:hrstd="t" o:hr="t" fillcolor="#a0a0a0" stroked="f"/>
         </w:pict>
       </w:r>
     </w:p>
@@ -22698,7 +21962,6 @@
           <w:lang w:eastAsia="en-DE"/>
           <w14:ligatures w14:val="none"/>
         </w:rPr>
-        <w:lastRenderedPageBreak/>
         <w:t>10.1 Validation Strategy</w:t>
       </w:r>
     </w:p>
@@ -22923,7 +22186,7 @@
           <w14:ligatures w14:val="none"/>
         </w:rPr>
         <w:pict w14:anchorId="74690762">
-          <v:rect id="_x0000_i1032" style="width:0;height:1.5pt" o:hralign="center" o:hrstd="t" o:hr="t" fillcolor="#a0a0a0" stroked="f"/>
+          <v:rect id="_x0000_i1031" style="width:0;height:1.5pt" o:hralign="center" o:hrstd="t" o:hr="t" fillcolor="#a0a0a0" stroked="f"/>
         </w:pict>
       </w:r>
     </w:p>
@@ -23156,6 +22419,7 @@
           <w:lang w:eastAsia="en-DE"/>
           <w14:ligatures w14:val="none"/>
         </w:rPr>
+        <w:lastRenderedPageBreak/>
         <w:t>11.7 Fairness Evaluation</w:t>
       </w:r>
     </w:p>
@@ -23206,7 +22470,7 @@
           <w14:ligatures w14:val="none"/>
         </w:rPr>
         <w:pict w14:anchorId="7C4D3807">
-          <v:rect id="_x0000_i1033" style="width:0;height:1.5pt" o:hralign="center" o:hrstd="t" o:hr="t" fillcolor="#a0a0a0" stroked="f"/>
+          <v:rect id="_x0000_i1032" style="width:0;height:1.5pt" o:hralign="center" o:hrstd="t" o:hr="t" fillcolor="#a0a0a0" stroked="f"/>
         </w:pict>
       </w:r>
     </w:p>
@@ -23236,7 +22500,6 @@
           <w:lang w:eastAsia="en-DE"/>
           <w14:ligatures w14:val="none"/>
         </w:rPr>
-        <w:lastRenderedPageBreak/>
         <w:t>Chapter 12 – Project Management and Team Contributions</w:t>
       </w:r>
     </w:p>
@@ -23403,7 +22666,7 @@
           <w14:ligatures w14:val="none"/>
         </w:rPr>
         <w:pict w14:anchorId="396B6772">
-          <v:rect id="_x0000_i1034" style="width:0;height:1.5pt" o:hralign="center" o:hrstd="t" o:hr="t" fillcolor="#a0a0a0" stroked="f"/>
+          <v:rect id="_x0000_i1033" style="width:0;height:1.5pt" o:hralign="center" o:hrstd="t" o:hr="t" fillcolor="#a0a0a0" stroked="f"/>
         </w:pict>
       </w:r>
     </w:p>
@@ -23657,7 +22920,7 @@
           <w14:ligatures w14:val="none"/>
         </w:rPr>
         <w:pict w14:anchorId="686C407A">
-          <v:rect id="_x0000_i1035" style="width:0;height:1.5pt" o:hralign="center" o:hrstd="t" o:hr="t" fillcolor="#a0a0a0" stroked="f"/>
+          <v:rect id="_x0000_i1034" style="width:0;height:1.5pt" o:hralign="center" o:hrstd="t" o:hr="t" fillcolor="#a0a0a0" stroked="f"/>
         </w:pict>
       </w:r>
     </w:p>
@@ -23707,6 +22970,7 @@
           <w:lang w:eastAsia="en-DE"/>
           <w14:ligatures w14:val="none"/>
         </w:rPr>
+        <w:lastRenderedPageBreak/>
         <w:t>(IEEE format)</w:t>
       </w:r>
     </w:p>
@@ -23728,7 +22992,7 @@
           <w14:ligatures w14:val="none"/>
         </w:rPr>
         <w:pict w14:anchorId="1BF26DC7">
-          <v:rect id="_x0000_i1036" style="width:0;height:1.5pt" o:hralign="center" o:hrstd="t" o:hr="t" fillcolor="#a0a0a0" stroked="f"/>
+          <v:rect id="_x0000_i1035" style="width:0;height:1.5pt" o:hralign="center" o:hrstd="t" o:hr="t" fillcolor="#a0a0a0" stroked="f"/>
         </w:pict>
       </w:r>
     </w:p>
@@ -23787,7 +23051,6 @@
           <w:lang w:eastAsia="en-DE"/>
           <w14:ligatures w14:val="none"/>
         </w:rPr>
-        <w:lastRenderedPageBreak/>
         <w:t>Appendix A – Complete Requirements Specification</w:t>
       </w:r>
     </w:p>
@@ -23994,6 +23257,7 @@
     </w:p>
     <w:p/>
     <w:sectPr>
+      <w:footerReference w:type="default" r:id="rId16"/>
       <w:pgSz w:w="11906" w:h="16838"/>
       <w:pgMar w:top="1440" w:right="1440" w:bottom="1440" w:left="1440" w:header="708" w:footer="708" w:gutter="0"/>
       <w:pgNumType w:start="0"/>
@@ -24006,7 +23270,7 @@
 </file>
 
 <file path=word/endnotes.xml><?xml version="1.0" encoding="utf-8"?>
-<w:endnotes xmlns:wpc="http://schemas.microsoft.com/office/word/2010/wordprocessingCanvas" xmlns:cx="http://schemas.microsoft.com/office/drawing/2014/chartex" xmlns:cx1="http://schemas.microsoft.com/office/drawing/2015/9/8/chartex" xmlns:cx2="http://schemas.microsoft.com/office/drawing/2015/10/21/chartex" xmlns:cx3="http://schemas.microsoft.com/office/drawing/2016/5/9/chartex" xmlns:cx4="http://schemas.microsoft.com/office/drawing/2016/5/10/chartex" xmlns:cx5="http://schemas.microsoft.com/office/drawing/2016/5/11/chartex" xmlns:cx6="http://schemas.microsoft.com/office/drawing/2016/5/12/chartex" xmlns:cx7="http://schemas.microsoft.com/office/drawing/2016/5/13/chartex" xmlns:cx8="http://schemas.microsoft.com/office/drawing/2016/5/14/chartex" xmlns:mc="http://schemas.openxmlformats.org/markup-compatibility/2006" xmlns:aink="http://schemas.microsoft.com/office/drawing/2016/ink" xmlns:am3d="http://schemas.microsoft.com/office/drawing/2017/model3d" xmlns:o="urn:schemas-microsoft-com:office:office" xmlns:oel="http://schemas.microsoft.com/office/2019/extlst" xmlns:r="http://schemas.openxmlformats.org/officeDocument/2006/relationships" xmlns:m="http://schemas.openxmlformats.org/officeDocument/2006/math" xmlns:v="urn:schemas-microsoft-com:vml" xmlns:wp14="http://schemas.microsoft.com/office/word/2010/wordprocessingDrawing" xmlns:wp="http://schemas.openxmlformats.org/drawingml/2006/wordprocessingDrawing" xmlns:w10="urn:schemas-microsoft-com:office:word" xmlns:w="http://schemas.openxmlformats.org/wordprocessingml/2006/main" xmlns:w14="http://schemas.microsoft.com/office/word/2010/wordml" xmlns:w15="http://schemas.microsoft.com/office/word/2012/wordml" xmlns:w16cex="http://schemas.microsoft.com/office/word/2018/wordml/cex" xmlns:w16cid="http://schemas.microsoft.com/office/word/2016/wordml/cid" xmlns:w16="http://schemas.microsoft.com/office/word/2018/wordml" xmlns:w16sdtdh="http://schemas.microsoft.com/office/word/2020/wordml/sdtdatahash" xmlns:w16se="http://schemas.microsoft.com/office/word/2015/wordml/symex" xmlns:wpg="http://schemas.microsoft.com/office/word/2010/wordprocessingGroup" xmlns:wpi="http://schemas.microsoft.com/office/word/2010/wordprocessingInk" xmlns:wne="http://schemas.microsoft.com/office/word/2006/wordml" xmlns:wps="http://schemas.microsoft.com/office/word/2010/wordprocessingShape" mc:Ignorable="w14 w15 w16se w16cid w16 w16cex w16sdtdh wp14">
+<w:endnotes xmlns:wpc="http://schemas.microsoft.com/office/word/2010/wordprocessingCanvas" xmlns:cx="http://schemas.microsoft.com/office/drawing/2014/chartex" xmlns:cx1="http://schemas.microsoft.com/office/drawing/2015/9/8/chartex" xmlns:cx2="http://schemas.microsoft.com/office/drawing/2015/10/21/chartex" xmlns:cx3="http://schemas.microsoft.com/office/drawing/2016/5/9/chartex" xmlns:cx4="http://schemas.microsoft.com/office/drawing/2016/5/10/chartex" xmlns:cx5="http://schemas.microsoft.com/office/drawing/2016/5/11/chartex" xmlns:cx6="http://schemas.microsoft.com/office/drawing/2016/5/12/chartex" xmlns:cx7="http://schemas.microsoft.com/office/drawing/2016/5/13/chartex" xmlns:cx8="http://schemas.microsoft.com/office/drawing/2016/5/14/chartex" xmlns:mc="http://schemas.openxmlformats.org/markup-compatibility/2006" xmlns:aink="http://schemas.microsoft.com/office/drawing/2016/ink" xmlns:am3d="http://schemas.microsoft.com/office/drawing/2017/model3d" xmlns:o="urn:schemas-microsoft-com:office:office" xmlns:oel="http://schemas.microsoft.com/office/2019/extlst" xmlns:r="http://schemas.openxmlformats.org/officeDocument/2006/relationships" xmlns:m="http://schemas.openxmlformats.org/officeDocument/2006/math" xmlns:v="urn:schemas-microsoft-com:vml" xmlns:wp14="http://schemas.microsoft.com/office/word/2010/wordprocessingDrawing" xmlns:wp="http://schemas.openxmlformats.org/drawingml/2006/wordprocessingDrawing" xmlns:w10="urn:schemas-microsoft-com:office:word" xmlns:w="http://schemas.openxmlformats.org/wordprocessingml/2006/main" xmlns:w14="http://schemas.microsoft.com/office/word/2010/wordml" xmlns:w15="http://schemas.microsoft.com/office/word/2012/wordml" xmlns:w16cex="http://schemas.microsoft.com/office/word/2018/wordml/cex" xmlns:w16cid="http://schemas.microsoft.com/office/word/2016/wordml/cid" xmlns:w16="http://schemas.microsoft.com/office/word/2018/wordml" xmlns:w16du="http://schemas.microsoft.com/office/word/2023/wordml/word16du" xmlns:w16sdtdh="http://schemas.microsoft.com/office/word/2020/wordml/sdtdatahash" xmlns:w16sdtfl="http://schemas.microsoft.com/office/word/2024/wordml/sdtformatlock" xmlns:w16se="http://schemas.microsoft.com/office/word/2015/wordml/symex" xmlns:wpg="http://schemas.microsoft.com/office/word/2010/wordprocessingGroup" xmlns:wpi="http://schemas.microsoft.com/office/word/2010/wordprocessingInk" xmlns:wne="http://schemas.microsoft.com/office/word/2006/wordml" xmlns:wps="http://schemas.microsoft.com/office/word/2010/wordprocessingShape" mc:Ignorable="w14 w15 w16se w16cid w16 w16cex w16sdtdh w16sdtfl w16du wp14">
   <w:endnote w:type="separator" w:id="-1">
     <w:p>
       <w:pPr>
@@ -24031,7 +23295,7 @@
 </file>
 
 <file path=word/footer1.xml><?xml version="1.0" encoding="utf-8"?>
-<w:ftr xmlns:wpc="http://schemas.microsoft.com/office/word/2010/wordprocessingCanvas" xmlns:cx="http://schemas.microsoft.com/office/drawing/2014/chartex" xmlns:cx1="http://schemas.microsoft.com/office/drawing/2015/9/8/chartex" xmlns:cx2="http://schemas.microsoft.com/office/drawing/2015/10/21/chartex" xmlns:cx3="http://schemas.microsoft.com/office/drawing/2016/5/9/chartex" xmlns:cx4="http://schemas.microsoft.com/office/drawing/2016/5/10/chartex" xmlns:cx5="http://schemas.microsoft.com/office/drawing/2016/5/11/chartex" xmlns:cx6="http://schemas.microsoft.com/office/drawing/2016/5/12/chartex" xmlns:cx7="http://schemas.microsoft.com/office/drawing/2016/5/13/chartex" xmlns:cx8="http://schemas.microsoft.com/office/drawing/2016/5/14/chartex" xmlns:mc="http://schemas.openxmlformats.org/markup-compatibility/2006" xmlns:aink="http://schemas.microsoft.com/office/drawing/2016/ink" xmlns:am3d="http://schemas.microsoft.com/office/drawing/2017/model3d" xmlns:o="urn:schemas-microsoft-com:office:office" xmlns:oel="http://schemas.microsoft.com/office/2019/extlst" xmlns:r="http://schemas.openxmlformats.org/officeDocument/2006/relationships" xmlns:m="http://schemas.openxmlformats.org/officeDocument/2006/math" xmlns:v="urn:schemas-microsoft-com:vml" xmlns:wp14="http://schemas.microsoft.com/office/word/2010/wordprocessingDrawing" xmlns:wp="http://schemas.openxmlformats.org/drawingml/2006/wordprocessingDrawing" xmlns:w10="urn:schemas-microsoft-com:office:word" xmlns:w="http://schemas.openxmlformats.org/wordprocessingml/2006/main" xmlns:w14="http://schemas.microsoft.com/office/word/2010/wordml" xmlns:w15="http://schemas.microsoft.com/office/word/2012/wordml" xmlns:w16cex="http://schemas.microsoft.com/office/word/2018/wordml/cex" xmlns:w16cid="http://schemas.microsoft.com/office/word/2016/wordml/cid" xmlns:w16="http://schemas.microsoft.com/office/word/2018/wordml" xmlns:w16sdtdh="http://schemas.microsoft.com/office/word/2020/wordml/sdtdatahash" xmlns:w16se="http://schemas.microsoft.com/office/word/2015/wordml/symex" xmlns:wpg="http://schemas.microsoft.com/office/word/2010/wordprocessingGroup" xmlns:wpi="http://schemas.microsoft.com/office/word/2010/wordprocessingInk" xmlns:wne="http://schemas.microsoft.com/office/word/2006/wordml" xmlns:wps="http://schemas.microsoft.com/office/word/2010/wordprocessingShape" mc:Ignorable="w14 w15 w16se w16cid w16 w16cex w16sdtdh wp14">
+<w:ftr xmlns:wpc="http://schemas.microsoft.com/office/word/2010/wordprocessingCanvas" xmlns:cx="http://schemas.microsoft.com/office/drawing/2014/chartex" xmlns:cx1="http://schemas.microsoft.com/office/drawing/2015/9/8/chartex" xmlns:cx2="http://schemas.microsoft.com/office/drawing/2015/10/21/chartex" xmlns:cx3="http://schemas.microsoft.com/office/drawing/2016/5/9/chartex" xmlns:cx4="http://schemas.microsoft.com/office/drawing/2016/5/10/chartex" xmlns:cx5="http://schemas.microsoft.com/office/drawing/2016/5/11/chartex" xmlns:cx6="http://schemas.microsoft.com/office/drawing/2016/5/12/chartex" xmlns:cx7="http://schemas.microsoft.com/office/drawing/2016/5/13/chartex" xmlns:cx8="http://schemas.microsoft.com/office/drawing/2016/5/14/chartex" xmlns:mc="http://schemas.openxmlformats.org/markup-compatibility/2006" xmlns:aink="http://schemas.microsoft.com/office/drawing/2016/ink" xmlns:am3d="http://schemas.microsoft.com/office/drawing/2017/model3d" xmlns:o="urn:schemas-microsoft-com:office:office" xmlns:oel="http://schemas.microsoft.com/office/2019/extlst" xmlns:r="http://schemas.openxmlformats.org/officeDocument/2006/relationships" xmlns:m="http://schemas.openxmlformats.org/officeDocument/2006/math" xmlns:v="urn:schemas-microsoft-com:vml" xmlns:wp14="http://schemas.microsoft.com/office/word/2010/wordprocessingDrawing" xmlns:wp="http://schemas.openxmlformats.org/drawingml/2006/wordprocessingDrawing" xmlns:w10="urn:schemas-microsoft-com:office:word" xmlns:w="http://schemas.openxmlformats.org/wordprocessingml/2006/main" xmlns:w14="http://schemas.microsoft.com/office/word/2010/wordml" xmlns:w15="http://schemas.microsoft.com/office/word/2012/wordml" xmlns:w16cex="http://schemas.microsoft.com/office/word/2018/wordml/cex" xmlns:w16cid="http://schemas.microsoft.com/office/word/2016/wordml/cid" xmlns:w16="http://schemas.microsoft.com/office/word/2018/wordml" xmlns:w16du="http://schemas.microsoft.com/office/word/2023/wordml/word16du" xmlns:w16sdtdh="http://schemas.microsoft.com/office/word/2020/wordml/sdtdatahash" xmlns:w16sdtfl="http://schemas.microsoft.com/office/word/2024/wordml/sdtformatlock" xmlns:w16se="http://schemas.microsoft.com/office/word/2015/wordml/symex" xmlns:wpg="http://schemas.microsoft.com/office/word/2010/wordprocessingGroup" xmlns:wpi="http://schemas.microsoft.com/office/word/2010/wordprocessingInk" xmlns:wne="http://schemas.microsoft.com/office/word/2006/wordml" xmlns:wps="http://schemas.microsoft.com/office/word/2010/wordprocessingShape" mc:Ignorable="w14 w15 w16se w16cid w16 w16cex w16sdtdh w16sdtfl w16du wp14">
   <w:p>
     <w:pPr>
       <w:pStyle w:val="Footer"/>
@@ -24042,7 +23306,7 @@
 </file>
 
 <file path=word/footnotes.xml><?xml version="1.0" encoding="utf-8"?>
-<w:footnotes xmlns:wpc="http://schemas.microsoft.com/office/word/2010/wordprocessingCanvas" xmlns:cx="http://schemas.microsoft.com/office/drawing/2014/chartex" xmlns:cx1="http://schemas.microsoft.com/office/drawing/2015/9/8/chartex" xmlns:cx2="http://schemas.microsoft.com/office/drawing/2015/10/21/chartex" xmlns:cx3="http://schemas.microsoft.com/office/drawing/2016/5/9/chartex" xmlns:cx4="http://schemas.microsoft.com/office/drawing/2016/5/10/chartex" xmlns:cx5="http://schemas.microsoft.com/office/drawing/2016/5/11/chartex" xmlns:cx6="http://schemas.microsoft.com/office/drawing/2016/5/12/chartex" xmlns:cx7="http://schemas.microsoft.com/office/drawing/2016/5/13/chartex" xmlns:cx8="http://schemas.microsoft.com/office/drawing/2016/5/14/chartex" xmlns:mc="http://schemas.openxmlformats.org/markup-compatibility/2006" xmlns:aink="http://schemas.microsoft.com/office/drawing/2016/ink" xmlns:am3d="http://schemas.microsoft.com/office/drawing/2017/model3d" xmlns:o="urn:schemas-microsoft-com:office:office" xmlns:oel="http://schemas.microsoft.com/office/2019/extlst" xmlns:r="http://schemas.openxmlformats.org/officeDocument/2006/relationships" xmlns:m="http://schemas.openxmlformats.org/officeDocument/2006/math" xmlns:v="urn:schemas-microsoft-com:vml" xmlns:wp14="http://schemas.microsoft.com/office/word/2010/wordprocessingDrawing" xmlns:wp="http://schemas.openxmlformats.org/drawingml/2006/wordprocessingDrawing" xmlns:w10="urn:schemas-microsoft-com:office:word" xmlns:w="http://schemas.openxmlformats.org/wordprocessingml/2006/main" xmlns:w14="http://schemas.microsoft.com/office/word/2010/wordml" xmlns:w15="http://schemas.microsoft.com/office/word/2012/wordml" xmlns:w16cex="http://schemas.microsoft.com/office/word/2018/wordml/cex" xmlns:w16cid="http://schemas.microsoft.com/office/word/2016/wordml/cid" xmlns:w16="http://schemas.microsoft.com/office/word/2018/wordml" xmlns:w16sdtdh="http://schemas.microsoft.com/office/word/2020/wordml/sdtdatahash" xmlns:w16se="http://schemas.microsoft.com/office/word/2015/wordml/symex" xmlns:wpg="http://schemas.microsoft.com/office/word/2010/wordprocessingGroup" xmlns:wpi="http://schemas.microsoft.com/office/word/2010/wordprocessingInk" xmlns:wne="http://schemas.microsoft.com/office/word/2006/wordml" xmlns:wps="http://schemas.microsoft.com/office/word/2010/wordprocessingShape" mc:Ignorable="w14 w15 w16se w16cid w16 w16cex w16sdtdh wp14">
+<w:footnotes xmlns:wpc="http://schemas.microsoft.com/office/word/2010/wordprocessingCanvas" xmlns:cx="http://schemas.microsoft.com/office/drawing/2014/chartex" xmlns:cx1="http://schemas.microsoft.com/office/drawing/2015/9/8/chartex" xmlns:cx2="http://schemas.microsoft.com/office/drawing/2015/10/21/chartex" xmlns:cx3="http://schemas.microsoft.com/office/drawing/2016/5/9/chartex" xmlns:cx4="http://schemas.microsoft.com/office/drawing/2016/5/10/chartex" xmlns:cx5="http://schemas.microsoft.com/office/drawing/2016/5/11/chartex" xmlns:cx6="http://schemas.microsoft.com/office/drawing/2016/5/12/chartex" xmlns:cx7="http://schemas.microsoft.com/office/drawing/2016/5/13/chartex" xmlns:cx8="http://schemas.microsoft.com/office/drawing/2016/5/14/chartex" xmlns:mc="http://schemas.openxmlformats.org/markup-compatibility/2006" xmlns:aink="http://schemas.microsoft.com/office/drawing/2016/ink" xmlns:am3d="http://schemas.microsoft.com/office/drawing/2017/model3d" xmlns:o="urn:schemas-microsoft-com:office:office" xmlns:oel="http://schemas.microsoft.com/office/2019/extlst" xmlns:r="http://schemas.openxmlformats.org/officeDocument/2006/relationships" xmlns:m="http://schemas.openxmlformats.org/officeDocument/2006/math" xmlns:v="urn:schemas-microsoft-com:vml" xmlns:wp14="http://schemas.microsoft.com/office/word/2010/wordprocessingDrawing" xmlns:wp="http://schemas.openxmlformats.org/drawingml/2006/wordprocessingDrawing" xmlns:w10="urn:schemas-microsoft-com:office:word" xmlns:w="http://schemas.openxmlformats.org/wordprocessingml/2006/main" xmlns:w14="http://schemas.microsoft.com/office/word/2010/wordml" xmlns:w15="http://schemas.microsoft.com/office/word/2012/wordml" xmlns:w16cex="http://schemas.microsoft.com/office/word/2018/wordml/cex" xmlns:w16cid="http://schemas.microsoft.com/office/word/2016/wordml/cid" xmlns:w16="http://schemas.microsoft.com/office/word/2018/wordml" xmlns:w16du="http://schemas.microsoft.com/office/word/2023/wordml/word16du" xmlns:w16sdtdh="http://schemas.microsoft.com/office/word/2020/wordml/sdtdatahash" xmlns:w16sdtfl="http://schemas.microsoft.com/office/word/2024/wordml/sdtformatlock" xmlns:w16se="http://schemas.microsoft.com/office/word/2015/wordml/symex" xmlns:wpg="http://schemas.microsoft.com/office/word/2010/wordprocessingGroup" xmlns:wpi="http://schemas.microsoft.com/office/word/2010/wordprocessingInk" xmlns:wne="http://schemas.microsoft.com/office/word/2006/wordml" xmlns:wps="http://schemas.microsoft.com/office/word/2010/wordprocessingShape" mc:Ignorable="w14 w15 w16se w16cid w16 w16cex w16sdtdh w16sdtfl w16du wp14">
   <w:footnote w:type="separator" w:id="-1">
     <w:p>
       <w:pPr>
@@ -24067,7 +23331,7 @@
 </file>
 
 <file path=word/numbering.xml><?xml version="1.0" encoding="utf-8"?>
-<w:numbering xmlns:wpc="http://schemas.microsoft.com/office/word/2010/wordprocessingCanvas" xmlns:cx="http://schemas.microsoft.com/office/drawing/2014/chartex" xmlns:cx1="http://schemas.microsoft.com/office/drawing/2015/9/8/chartex" xmlns:cx2="http://schemas.microsoft.com/office/drawing/2015/10/21/chartex" xmlns:cx3="http://schemas.microsoft.com/office/drawing/2016/5/9/chartex" xmlns:cx4="http://schemas.microsoft.com/office/drawing/2016/5/10/chartex" xmlns:cx5="http://schemas.microsoft.com/office/drawing/2016/5/11/chartex" xmlns:cx6="http://schemas.microsoft.com/office/drawing/2016/5/12/chartex" xmlns:cx7="http://schemas.microsoft.com/office/drawing/2016/5/13/chartex" xmlns:cx8="http://schemas.microsoft.com/office/drawing/2016/5/14/chartex" xmlns:mc="http://schemas.openxmlformats.org/markup-compatibility/2006" xmlns:aink="http://schemas.microsoft.com/office/drawing/2016/ink" xmlns:am3d="http://schemas.microsoft.com/office/drawing/2017/model3d" xmlns:o="urn:schemas-microsoft-com:office:office" xmlns:oel="http://schemas.microsoft.com/office/2019/extlst" xmlns:r="http://schemas.openxmlformats.org/officeDocument/2006/relationships" xmlns:m="http://schemas.openxmlformats.org/officeDocument/2006/math" xmlns:v="urn:schemas-microsoft-com:vml" xmlns:wp14="http://schemas.microsoft.com/office/word/2010/wordprocessingDrawing" xmlns:wp="http://schemas.openxmlformats.org/drawingml/2006/wordprocessingDrawing" xmlns:w10="urn:schemas-microsoft-com:office:word" xmlns:w="http://schemas.openxmlformats.org/wordprocessingml/2006/main" xmlns:w14="http://schemas.microsoft.com/office/word/2010/wordml" xmlns:w15="http://schemas.microsoft.com/office/word/2012/wordml" xmlns:w16cex="http://schemas.microsoft.com/office/word/2018/wordml/cex" xmlns:w16cid="http://schemas.microsoft.com/office/word/2016/wordml/cid" xmlns:w16="http://schemas.microsoft.com/office/word/2018/wordml" xmlns:w16sdtdh="http://schemas.microsoft.com/office/word/2020/wordml/sdtdatahash" xmlns:w16se="http://schemas.microsoft.com/office/word/2015/wordml/symex" xmlns:wpg="http://schemas.microsoft.com/office/word/2010/wordprocessingGroup" xmlns:wpi="http://schemas.microsoft.com/office/word/2010/wordprocessingInk" xmlns:wne="http://schemas.microsoft.com/office/word/2006/wordml" xmlns:wps="http://schemas.microsoft.com/office/word/2010/wordprocessingShape" mc:Ignorable="w14 w15 w16se w16cid w16 w16cex w16sdtdh wp14">
+<w:numbering xmlns:wpc="http://schemas.microsoft.com/office/word/2010/wordprocessingCanvas" xmlns:cx="http://schemas.microsoft.com/office/drawing/2014/chartex" xmlns:cx1="http://schemas.microsoft.com/office/drawing/2015/9/8/chartex" xmlns:cx2="http://schemas.microsoft.com/office/drawing/2015/10/21/chartex" xmlns:cx3="http://schemas.microsoft.com/office/drawing/2016/5/9/chartex" xmlns:cx4="http://schemas.microsoft.com/office/drawing/2016/5/10/chartex" xmlns:cx5="http://schemas.microsoft.com/office/drawing/2016/5/11/chartex" xmlns:cx6="http://schemas.microsoft.com/office/drawing/2016/5/12/chartex" xmlns:cx7="http://schemas.microsoft.com/office/drawing/2016/5/13/chartex" xmlns:cx8="http://schemas.microsoft.com/office/drawing/2016/5/14/chartex" xmlns:mc="http://schemas.openxmlformats.org/markup-compatibility/2006" xmlns:aink="http://schemas.microsoft.com/office/drawing/2016/ink" xmlns:am3d="http://schemas.microsoft.com/office/drawing/2017/model3d" xmlns:o="urn:schemas-microsoft-com:office:office" xmlns:oel="http://schemas.microsoft.com/office/2019/extlst" xmlns:r="http://schemas.openxmlformats.org/officeDocument/2006/relationships" xmlns:m="http://schemas.openxmlformats.org/officeDocument/2006/math" xmlns:v="urn:schemas-microsoft-com:vml" xmlns:wp14="http://schemas.microsoft.com/office/word/2010/wordprocessingDrawing" xmlns:wp="http://schemas.openxmlformats.org/drawingml/2006/wordprocessingDrawing" xmlns:w10="urn:schemas-microsoft-com:office:word" xmlns:w="http://schemas.openxmlformats.org/wordprocessingml/2006/main" xmlns:w14="http://schemas.microsoft.com/office/word/2010/wordml" xmlns:w15="http://schemas.microsoft.com/office/word/2012/wordml" xmlns:w16cex="http://schemas.microsoft.com/office/word/2018/wordml/cex" xmlns:w16cid="http://schemas.microsoft.com/office/word/2016/wordml/cid" xmlns:w16="http://schemas.microsoft.com/office/word/2018/wordml" xmlns:w16du="http://schemas.microsoft.com/office/word/2023/wordml/word16du" xmlns:w16sdtdh="http://schemas.microsoft.com/office/word/2020/wordml/sdtdatahash" xmlns:w16sdtfl="http://schemas.microsoft.com/office/word/2024/wordml/sdtformatlock" xmlns:w16se="http://schemas.microsoft.com/office/word/2015/wordml/symex" xmlns:wpg="http://schemas.microsoft.com/office/word/2010/wordprocessingGroup" xmlns:wpi="http://schemas.microsoft.com/office/word/2010/wordprocessingInk" xmlns:wne="http://schemas.microsoft.com/office/word/2006/wordml" xmlns:wps="http://schemas.microsoft.com/office/word/2010/wordprocessingShape" mc:Ignorable="w14 w15 w16se w16cid w16 w16cex w16sdtdh w16sdtfl w16du wp14">
   <w:abstractNum w:abstractNumId="0" w15:restartNumberingAfterBreak="0">
     <w:nsid w:val="14E01C5E"/>
     <w:multiLevelType w:val="multilevel"/>
@@ -25136,7 +24400,7 @@
 </file>
 
 <file path=word/styles.xml><?xml version="1.0" encoding="utf-8"?>
-<w:styles xmlns:mc="http://schemas.openxmlformats.org/markup-compatibility/2006" xmlns:r="http://schemas.openxmlformats.org/officeDocument/2006/relationships" xmlns:w="http://schemas.openxmlformats.org/wordprocessingml/2006/main" xmlns:w14="http://schemas.microsoft.com/office/word/2010/wordml" xmlns:w15="http://schemas.microsoft.com/office/word/2012/wordml" xmlns:w16cex="http://schemas.microsoft.com/office/word/2018/wordml/cex" xmlns:w16cid="http://schemas.microsoft.com/office/word/2016/wordml/cid" xmlns:w16="http://schemas.microsoft.com/office/word/2018/wordml" xmlns:w16sdtdh="http://schemas.microsoft.com/office/word/2020/wordml/sdtdatahash" xmlns:w16se="http://schemas.microsoft.com/office/word/2015/wordml/symex" mc:Ignorable="w14 w15 w16se w16cid w16 w16cex w16sdtdh">
+<w:styles xmlns:mc="http://schemas.openxmlformats.org/markup-compatibility/2006" xmlns:r="http://schemas.openxmlformats.org/officeDocument/2006/relationships" xmlns:w="http://schemas.openxmlformats.org/wordprocessingml/2006/main" xmlns:w14="http://schemas.microsoft.com/office/word/2010/wordml" xmlns:w15="http://schemas.microsoft.com/office/word/2012/wordml" xmlns:w16cex="http://schemas.microsoft.com/office/word/2018/wordml/cex" xmlns:w16cid="http://schemas.microsoft.com/office/word/2016/wordml/cid" xmlns:w16="http://schemas.microsoft.com/office/word/2018/wordml" xmlns:w16du="http://schemas.microsoft.com/office/word/2023/wordml/word16du" xmlns:w16sdtdh="http://schemas.microsoft.com/office/word/2020/wordml/sdtdatahash" xmlns:w16sdtfl="http://schemas.microsoft.com/office/word/2024/wordml/sdtformatlock" xmlns:w16se="http://schemas.microsoft.com/office/word/2015/wordml/symex" mc:Ignorable="w14 w15 w16se w16cid w16 w16cex w16sdtdh w16sdtfl w16du">
   <w:docDefaults>
     <w:rPrDefault>
       <w:rPr>
@@ -26138,7 +25402,6 @@
     <w:basedOn w:val="Normal"/>
     <w:link w:val="FooterChar"/>
     <w:uiPriority w:val="99"/>
-    <w:semiHidden/>
     <w:unhideWhenUsed/>
     <w:rsid w:val="00E872B9"/>
     <w:pPr>
@@ -26154,7 +25417,6 @@
     <w:basedOn w:val="DefaultParagraphFont"/>
     <w:link w:val="Footer"/>
     <w:uiPriority w:val="99"/>
-    <w:semiHidden/>
     <w:rsid w:val="00E872B9"/>
   </w:style>
   <w:style w:type="table" w:styleId="PlainTable1">
@@ -26233,9 +25495,31 @@
     <w:rPr>
       <w:rFonts w:ascii="Times New Roman" w:eastAsia="Times New Roman" w:hAnsi="Times New Roman" w:cs="Times New Roman"/>
       <w:kern w:val="0"/>
-      <w:lang w:val="en-DE" w:eastAsia="en-DE"/>
+      <w:lang w:eastAsia="en-DE"/>
       <w14:ligatures w14:val="none"/>
     </w:rPr>
+  </w:style>
+  <w:style w:type="paragraph" w:styleId="Header">
+    <w:name w:val="header"/>
+    <w:basedOn w:val="Normal"/>
+    <w:link w:val="HeaderChar"/>
+    <w:uiPriority w:val="99"/>
+    <w:unhideWhenUsed/>
+    <w:rsid w:val="000D3339"/>
+    <w:pPr>
+      <w:tabs>
+        <w:tab w:val="center" w:pos="4513"/>
+        <w:tab w:val="right" w:pos="9026"/>
+      </w:tabs>
+      <w:spacing w:after="0" w:line="240" w:lineRule="auto"/>
+    </w:pPr>
+  </w:style>
+  <w:style w:type="character" w:customStyle="1" w:styleId="HeaderChar">
+    <w:name w:val="Header Char"/>
+    <w:basedOn w:val="DefaultParagraphFont"/>
+    <w:link w:val="Header"/>
+    <w:uiPriority w:val="99"/>
+    <w:rsid w:val="000D3339"/>
   </w:style>
 </w:styles>
 </file>
